--- a/entregas/Proyecto_Inversion_Injertos_Patagonia_Entregable.docx
+++ b/entregas/Proyecto_Inversion_Injertos_Patagonia_Entregable.docx
@@ -14,9 +14,9 @@
           <w:color w:val="646464"/>
           <w:sz w:val="24"/>
         </w:rPr>
-        <w:t>PROYECTO DE EVALUACIÓN DE PROYECTOS DE INVERSIÓN (PEP)</w:t>
+        <w:t>Proyecto de evaluación de proyectos de inversión, PEP</w:t>
         <w:br/>
-        <w:t>UNIVERSIDAD TECNOLÓGICA NACIONAL — FRBA</w:t>
+        <w:t>Universidad Tecnológica Nacional, FRBA</w:t>
       </w:r>
     </w:p>
     <w:p>
@@ -31,7 +31,7 @@
           <w:color w:val="003366"/>
           <w:sz w:val="36"/>
         </w:rPr>
-        <w:t>PROYECTO DE INVERSIÓN: PLANTINES DE INJERTOS HORTÍCOLAS Y SERVICIO DE SANIDAD RADICULAR EN PATAGONIA NORTE</w:t>
+        <w:t>Proyecto de inversión en plantines de injertos hortícolas y servicio de sanidad radicular en Patagonia Norte</w:t>
       </w:r>
     </w:p>
     <w:p>
@@ -45,9 +45,9 @@
           <w:i/>
           <w:sz w:val="22"/>
         </w:rPr>
-        <w:t>Documento Entregable Versión 2.5 (Ajustado a Observaciones de Cátedra y Guía PEP)</w:t>
+        <w:t>Documento entregable versión 2.6 ajustado a observaciones de cátedra y guía PEP</w:t>
         <w:br/>
-        <w:t>Localización: Allen, Provincia de Río Negro | Fecha: Octubre 2026</w:t>
+        <w:t>Localización en Allen, provincia de Río Negro, octubre de 2026</w:t>
       </w:r>
     </w:p>
     <w:p>
@@ -93,7 +93,7 @@
                 <w:color w:val="003366"/>
                 <w:sz w:val="22"/>
               </w:rPr>
-              <w:t>RESUMEN EJECUTIVO DEL PROYECTO</w:t>
+              <w:t>Resumen ejecutivo del proyecto</w:t>
               <w:br/>
             </w:r>
             <w:r>
@@ -103,7 +103,7 @@
                 <w:color w:val="323232"/>
                 <w:sz w:val="21"/>
               </w:rPr>
-              <w:t>El presente estudio evalúa la viabilidad comercial, técnica, legal y económico-financiera de la instalación de una startup agrotech en Allen (Río Negro) dedicada a la producción y comercialización de plantines hortícolas injertados de alta performance y al servicio integral de remediación de suelos por biosolarización. Respondiendo a las correcciones de la cátedra, el proyecto abandona el modelo de 'sucursal corporativa' para estructurarse como una empresa independiente 'lean' centrada en la captura de la demanda insatisfecha por plantines extra-regionales (Mendoza/La Plata). Mediante un esquema de preventa bajo contrato con seña anticipada y un canal directo B2B apoyado en diagnóstico de suelo in situ, la startup garantiza la cobertura del 170% de su punto de equilibrio operativo antes del inicio de cada ciclo productivo.</w:t>
+              <w:t>Este estudio evalúa la viabilidad comercial, técnica, legal y financiera de instalar un vivero tecnológico en Allen, provincia de Río Negro, dedicado a producir plantines hortícolas injertados y a remediar suelos mediante biosolarización con orujo. A partir de las devoluciones de la cátedra, el proyecto descarta el formato de sucursal corporativa y se estructura como una empresa independiente enfocada en abastecer a los productores locales hoy insatisfechos con los envíos desde Mendoza y La Plata. El modelo comercial opera a pedido mediante contratos de preventa con seña del 40% y venta directa B2B respaldada por diagnósticos nematológicos en finca. Con este esquema, la empresa asegura el 170% de su punto de equilibrio operativo antes de iniciar la siembra.</w:t>
             </w:r>
           </w:p>
         </w:tc>
@@ -126,7 +126,7 @@
           <w:color w:val="003366"/>
           <w:sz w:val="32"/>
         </w:rPr>
-        <w:t>1. DIMENSIONAMIENTO COMERCIAL</w:t>
+        <w:t>1. Dimensionamiento comercial</w:t>
       </w:r>
     </w:p>
     <w:p>
@@ -141,7 +141,7 @@
           <w:color w:val="2980B9"/>
           <w:sz w:val="26"/>
         </w:rPr>
-        <w:t>1.1. Idea del Negocio y Definición del Modelo</w:t>
+        <w:t>1.1. Idea del negocio y definición del modelo</w:t>
       </w:r>
     </w:p>
     <w:p>
@@ -155,7 +155,25 @@
           <w:color w:val="282828"/>
           <w:sz w:val="22"/>
         </w:rPr>
-        <w:t>La producción hortícola bajo cubierta en los cinturones verdes del Alto Valle de Río Negro y Neuquén enfrenta una severa degradación sanitaria de suelos causada por la proliferación de nematodos agalladores (Meloidogyne spp.) y hongos patógenos radiculares. Esta problemática genera caídas de rendimiento de hasta un 40-60% en cultivos de solanáceas (tomate, pimiento y berenjena), provocando paradas sanitarias prematuras y pérdidas económicas sustanciales.</w:t>
+        <w:t xml:space="preserve">Los cultivos hortícolas bajo cubierta en los cinturones verdes del Alto Valle de Río Negro y Neuquén sufren pérdida de sanidad en el suelo por nematodos agalladores del género </w:t>
+      </w:r>
+      <w:r>
+        <w:rPr>
+          <w:rFonts w:ascii="Calibri" w:hAnsi="Calibri"/>
+          <w:i/>
+          <w:color w:val="282828"/>
+          <w:sz w:val="22"/>
+        </w:rPr>
+        <w:t>Meloidogyne</w:t>
+      </w:r>
+      <w:r>
+        <w:rPr>
+          <w:rFonts w:ascii="Calibri" w:hAnsi="Calibri"/>
+          <w:i w:val="0"/>
+          <w:color w:val="282828"/>
+          <w:sz w:val="22"/>
+        </w:rPr>
+        <w:t xml:space="preserve"> y hongos patógenos radiculares. Esta infestación reduce entre un 40% y un 60% el rendimiento en solanáceas como tomate, pimiento y berenjena, lo que obliga a levantar los lotes antes de tiempo y deteriora el margen del productor.</w:t>
       </w:r>
     </w:p>
     <w:p>
@@ -169,7 +187,7 @@
           <w:color w:val="282828"/>
           <w:sz w:val="22"/>
         </w:rPr>
-        <w:t>Frente a este escenario, el proyecto formula una solución integral articulada en dos fases complementarias:</w:t>
+        <w:t>Para resolver este problema, la empresa ofrece una propuesta en dos etapas:</w:t>
       </w:r>
     </w:p>
     <w:p>
@@ -184,7 +202,7 @@
           <w:color w:val="1E1E1E"/>
           <w:sz w:val="22"/>
         </w:rPr>
-        <w:t xml:space="preserve">Fase 1 (Corto Plazo): </w:t>
+        <w:t xml:space="preserve">Fase 1 de corto plazo. </w:t>
       </w:r>
       <w:r>
         <w:rPr>
@@ -193,7 +211,7 @@
           <w:color w:val="282828"/>
           <w:sz w:val="22"/>
         </w:rPr>
-        <w:t>Producción y venta de plantines hortícolas injertados sobre patrones de alto vigor (Maxifort F1), cicatrizados en cámara de ambiente controlado de 18 m² en Allen, entregados en bandeja lista para trasplante.</w:t>
+        <w:t>Producción y venta de plantines hortícolas injertados sobre el patrón vigoroso Maxifort F1, cicatrizados en una cámara climatizada de 18 m² en Allen y entregados en bandejas listas para el trasplante.</w:t>
       </w:r>
     </w:p>
     <w:p>
@@ -208,7 +226,7 @@
           <w:color w:val="1E1E1E"/>
           <w:sz w:val="22"/>
         </w:rPr>
-        <w:t xml:space="preserve">Fase 2 (Mediano Plazo): </w:t>
+        <w:t xml:space="preserve">Fase 2 de mediano plazo. </w:t>
       </w:r>
       <w:r>
         <w:rPr>
@@ -217,7 +235,7 @@
           <w:color w:val="282828"/>
           <w:sz w:val="22"/>
         </w:rPr>
-        <w:t>Servicio integral de sanidad y remediación de suelo mediante diagnóstico nematológico pre-trasplante y aplicación de biosolarización con orujo fresco de manzana y uva ensilado anaeróbicamente.</w:t>
+        <w:t>Servicio de diagnóstico nematológico previo al trasplante y desinfección biológica del suelo mediante biosolarización con orujo fresco de manzana y uva ensilado en condiciones anaeróbicas.</w:t>
       </w:r>
     </w:p>
     <w:p>
@@ -232,7 +250,7 @@
           <w:color w:val="333333"/>
           <w:sz w:val="22"/>
         </w:rPr>
-        <w:t>Visión de la Organización y Objetivos SMART</w:t>
+        <w:t>Visión de la organización y objetivos SMART</w:t>
       </w:r>
     </w:p>
     <w:p>
@@ -246,7 +264,7 @@
           <w:color w:val="1E1E1E"/>
           <w:sz w:val="22"/>
         </w:rPr>
-        <w:t xml:space="preserve">Visión: </w:t>
+        <w:t xml:space="preserve">Visión. </w:t>
       </w:r>
       <w:r>
         <w:rPr>
@@ -255,7 +273,7 @@
           <w:color w:val="282828"/>
           <w:sz w:val="22"/>
         </w:rPr>
-        <w:t>Ser la startup agrotech referente en Patagonia Norte en tecnología de propagación vegetal y remediación orgánica de suelos para 2030, reconocida por transformar la horticultura protegida mediante la combinación de biotecnología de injertos y economía circular.</w:t>
+        <w:t>Consolidarse para 2030 en la Patagonia Norte como el vivero proveedor de referencia en propagación de hortalizas injertadas y remediación orgánica de suelos bajo cubierta, integrando biotecnología vegetal y subproductos de la agroindustria regional.</w:t>
       </w:r>
     </w:p>
     <w:tbl>
@@ -341,7 +359,7 @@
                 <w:color w:val="FFFFFF"/>
                 <w:sz w:val="19"/>
               </w:rPr>
-              <w:t>Indicador de Control (KPI)</w:t>
+              <w:t>Indicador de control</w:t>
             </w:r>
           </w:p>
         </w:tc>
@@ -363,7 +381,7 @@
                 <w:color w:val="FFFFFF"/>
                 <w:sz w:val="19"/>
               </w:rPr>
-              <w:t>Meta / Plazo</w:t>
+              <w:t>Meta y plazo</w:t>
             </w:r>
           </w:p>
         </w:tc>
@@ -405,7 +423,7 @@
               <w:rPr>
                 <w:sz w:val="18"/>
               </w:rPr>
-              <w:t>Capturar el 40% del nicho de oferta insatisfecha mediante contratos de preventa con seña.</w:t>
+              <w:t>Capturar el 40% del nicho de demanda insatisfecha mediante contratos de preventa con seña.</w:t>
             </w:r>
           </w:p>
         </w:tc>
@@ -425,7 +443,7 @@
               <w:rPr>
                 <w:sz w:val="18"/>
               </w:rPr>
-              <w:t>Ratio de reservas firmadas / Capacidad programada</w:t>
+              <w:t>Reservas firmadas sobre capacidad programada</w:t>
             </w:r>
           </w:p>
         </w:tc>
@@ -445,7 +463,7 @@
               <w:rPr>
                 <w:sz w:val="18"/>
               </w:rPr>
-              <w:t>12.000 plantines reservados (60% capacidad) en Mes 4.</w:t>
+              <w:t>12.000 plantines reservados, equivalentes al 60% de la capacidad, en el mes 4.</w:t>
             </w:r>
           </w:p>
         </w:tc>
@@ -487,7 +505,7 @@
               <w:rPr>
                 <w:sz w:val="18"/>
               </w:rPr>
-              <w:t>Mantener un prendimiento comercial en cámara &gt;= 80% y descarte técnico &lt;= 20%.</w:t>
+              <w:t>Lograr un prendimiento comercial en cámara de al menos 80% y un descarte técnico máximo del 20%.</w:t>
             </w:r>
           </w:p>
         </w:tc>
@@ -507,7 +525,7 @@
               <w:rPr>
                 <w:sz w:val="18"/>
               </w:rPr>
-              <w:t>% Plantas aptas entregadas por bandeja de 128 celdas</w:t>
+              <w:t>Porcentaje de plantas aptas por bandeja de 128 celdas</w:t>
             </w:r>
           </w:p>
         </w:tc>
@@ -527,7 +545,7 @@
               <w:rPr>
                 <w:sz w:val="18"/>
               </w:rPr>
-              <w:t>&gt;= 80% supervivencia en primer ciclo de producción.</w:t>
+              <w:t>Al menos 80% de supervivencia en el primer ciclo productivo.</w:t>
             </w:r>
           </w:p>
         </w:tc>
@@ -569,7 +587,7 @@
               <w:rPr>
                 <w:sz w:val="18"/>
               </w:rPr>
-              <w:t>Lograr una reducción de la población de juveniles (J2) de Meloidogyne &gt;= 70% en lotes tratados.</w:t>
+              <w:t>Reducir la población de juveniles infectivos J2 de *Meloidogyne* en al menos un 70% en los lotes tratados.</w:t>
             </w:r>
           </w:p>
         </w:tc>
@@ -589,7 +607,7 @@
               <w:rPr>
                 <w:sz w:val="18"/>
               </w:rPr>
-              <w:t>Conteo nematológico post vs pre biosolarización</w:t>
+              <w:t>Conteo nematológico posterior frente al previo</w:t>
             </w:r>
           </w:p>
         </w:tc>
@@ -609,7 +627,7 @@
               <w:rPr>
                 <w:sz w:val="18"/>
               </w:rPr>
-              <w:t>Reducción &gt;= 70% en 0,30 ha piloto en Meses 6-12.</w:t>
+              <w:t>Reducción mínima del 70% en 0,30 ha piloto entre los meses 6 y 12.</w:t>
             </w:r>
           </w:p>
         </w:tc>
@@ -651,7 +669,7 @@
               <w:rPr>
                 <w:sz w:val="18"/>
               </w:rPr>
-              <w:t>Alcanzar el Punto de Equilibrio Operativo vendiendo 7.040 plantines en el primer año.</w:t>
+              <w:t>Alcanzar el punto de equilibrio operativo con la venta de 7.040 plantines en el primer año.</w:t>
             </w:r>
           </w:p>
         </w:tc>
@@ -671,7 +689,7 @@
               <w:rPr>
                 <w:sz w:val="18"/>
               </w:rPr>
-              <w:t>Volumen de ventas netas / Margen de contribución</w:t>
+              <w:t>Volumen de ventas netas sobre margen de contribución</w:t>
             </w:r>
           </w:p>
         </w:tc>
@@ -691,7 +709,7 @@
               <w:rPr>
                 <w:sz w:val="18"/>
               </w:rPr>
-              <w:t>Cubrir $8.800.000 ARS de costos fijos con 7.040 unidades.</w:t>
+              <w:t>Cubrir $8.800.000 ARS de costos fijos anuales con 7.040 unidades.</w:t>
             </w:r>
           </w:p>
         </w:tc>
@@ -714,7 +732,7 @@
           <w:color w:val="2980B9"/>
           <w:sz w:val="26"/>
         </w:rPr>
-        <w:t>1.2. Estudio de Contexto Macroentorno (PESTEL)</w:t>
+        <w:t>1.2. Estudio del macroentorno PESTEL</w:t>
       </w:r>
     </w:p>
     <w:p>
@@ -729,7 +747,7 @@
           <w:color w:val="1E1E1E"/>
           <w:sz w:val="22"/>
         </w:rPr>
-        <w:t xml:space="preserve">Político / Gubernamental: </w:t>
+        <w:t xml:space="preserve">Político y gubernamental. </w:t>
       </w:r>
       <w:r>
         <w:rPr>
@@ -738,7 +756,7 @@
           <w:color w:val="282828"/>
           <w:sz w:val="22"/>
         </w:rPr>
-        <w:t>Programas provinciales de fomento hortícola (PAR Agroquímicos/Maquinaria en Río Negro y Crédito Fiscal en Neuquén). Barrera Sanitaria Patagónica del SENASA que restringe el ingreso de vegetal vivo sin certificación fitosanitaria.</w:t>
+        <w:t>Los gobiernos provinciales financian la tecnificación hortícola mediante el programa PAR Agroquímicos y Maquinaria en Río Negro y las líneas de crédito fiscal del Centro PyME-ADENEU en Neuquén. Además, la barrera sanitaria patagónica del SENASA restringe el ingreso de material vegetal vivo sin certificación fitosanitaria.</w:t>
       </w:r>
     </w:p>
     <w:p>
@@ -753,7 +771,7 @@
           <w:color w:val="1E1E1E"/>
           <w:sz w:val="22"/>
         </w:rPr>
-        <w:t xml:space="preserve">Económico: </w:t>
+        <w:t xml:space="preserve">Económico. </w:t>
       </w:r>
       <w:r>
         <w:rPr>
@@ -762,7 +780,7 @@
           <w:color w:val="282828"/>
           <w:sz w:val="22"/>
         </w:rPr>
-        <w:t>Elevados costos logísticos de fletes desde polos tradicionales (Mendoza/La Plata). Convenio colectivo UATRE para mano de obra especializada en viveros.</w:t>
+        <w:t>Los fletes térmicos de larga distancia desde Mendoza y La Plata encarecen entre un 13% y un 18% el costo puesto en finca. La mano de obra de vivero se rige por las escalas salariales de UATRE y un tipo de cambio oficial de referencia de $1.500 ARS para la compra y $1.550 ARS para la venta.</w:t>
       </w:r>
     </w:p>
     <w:p>
@@ -777,7 +795,7 @@
           <w:color w:val="1E1E1E"/>
           <w:sz w:val="22"/>
         </w:rPr>
-        <w:t xml:space="preserve">Social / Demográfico: </w:t>
+        <w:t xml:space="preserve">Social y demográfico. </w:t>
       </w:r>
       <w:r>
         <w:rPr>
@@ -786,7 +804,7 @@
           <w:color w:val="282828"/>
           <w:sz w:val="22"/>
         </w:rPr>
-        <w:t>Creciente densidad de producción bajo cubierta en cinturones periurbanos de Allen, Roca y Centenario. Demanda consumidora de alimentos con menor carga química.</w:t>
+        <w:t>Los relevamientos satelitales de GEO INTA entre 2017 y 2026 registran que la superficie bajo cubierta en Río Negro se triplicó. Más del 60% de las unidades productivas superan la hectárea de invernaderos y el 71,7% de los productores mantiene actividad continua a largo plazo.</w:t>
       </w:r>
     </w:p>
     <w:p>
@@ -801,7 +819,7 @@
           <w:color w:val="1E1E1E"/>
           <w:sz w:val="22"/>
         </w:rPr>
-        <w:t xml:space="preserve">Tecnológico: </w:t>
+        <w:t xml:space="preserve">Tecnológico. </w:t>
       </w:r>
       <w:r>
         <w:rPr>
@@ -810,7 +828,7 @@
           <w:color w:val="282828"/>
           <w:sz w:val="22"/>
         </w:rPr>
-        <w:t>Adopción de biotecnología de injertos en solanáceas e instrumentación IoT para monitoreo térmico en cicatrización y biosolarización.</w:t>
+        <w:t>El manejo de solanáceas incorpora portainjertos resistentes y sensores IoT para controlar temperatura y humedad durante la cicatrización del injerto y la solarización del suelo.</w:t>
       </w:r>
     </w:p>
     <w:p>
@@ -825,7 +843,7 @@
           <w:color w:val="1E1E1E"/>
           <w:sz w:val="22"/>
         </w:rPr>
-        <w:t xml:space="preserve">Ambiental / Ecológico: </w:t>
+        <w:t xml:space="preserve">Ambiental y ecológico. </w:t>
       </w:r>
       <w:r>
         <w:rPr>
@@ -834,7 +852,7 @@
           <w:color w:val="282828"/>
           <w:sz w:val="22"/>
         </w:rPr>
-        <w:t>Disponibilidad regional de más de 115.000 toneladas anuales de orujo de manzana y uva. Necesidad de sustituir desinfectantes sintéticos agresivos.</w:t>
+        <w:t>La industria sidrera, juguera y vitivinícola del Alto Valle genera más de 115.000 toneladas anuales de orujo de manzana y uva, un subproducto disponible para reemplazar fumigantes químicos de suelo.</w:t>
       </w:r>
     </w:p>
     <w:p>
@@ -849,7 +867,7 @@
           <w:color w:val="1E1E1E"/>
           <w:sz w:val="22"/>
         </w:rPr>
-        <w:t xml:space="preserve">Legal / Regulatorio: </w:t>
+        <w:t xml:space="preserve">Legal y regulatorio. </w:t>
       </w:r>
       <w:r>
         <w:rPr>
@@ -858,7 +876,7 @@
           <w:color w:val="282828"/>
           <w:sz w:val="22"/>
         </w:rPr>
-        <w:t>Obligatoriedad de inscripción en RENFO (SENASA Res. 64/2026), emisión de DTV-e y matriculación en RNCyFS (INASE) con Dirección Técnica Agronómica.</w:t>
+        <w:t>La operación exige inscripción en el RENFO bajo la Resolución SENASA 64/2026, emisión del Documento de Tránsito Vegetal Electrónico DTV-e y registro en el RNCyFS del INASE como vivero hortícola con director técnico agrónomo matriculado.</w:t>
       </w:r>
     </w:p>
     <w:p>
@@ -873,7 +891,7 @@
           <w:color w:val="2980B9"/>
           <w:sz w:val="26"/>
         </w:rPr>
-        <w:t>1.3. Evaluación de Mercado y Estimación de la Demanda</w:t>
+        <w:t>1.3. Evaluación de mercado, competencia y proyección de cuota de mercado</w:t>
       </w:r>
     </w:p>
     <w:p>
@@ -887,118 +905,7 @@
           <w:color w:val="282828"/>
           <w:sz w:val="22"/>
         </w:rPr>
-        <w:t>Atendiendo estrictamente la corrección metodológica planteada por la cátedra, la estimación de la demanda no se realiza sobre porcentajes teóricos de mercado, sino proyectando a partir de la oferta de competidores tangible existente en la región:</w:t>
-      </w:r>
-    </w:p>
-    <w:p>
-      <w:pPr>
-        <w:pStyle w:val="ListBullet"/>
-        <w:spacing w:before="0" w:after="60" w:line="276" w:lineRule="auto"/>
-      </w:pPr>
-      <w:r>
-        <w:rPr>
-          <w:rFonts w:ascii="Calibri" w:hAnsi="Calibri"/>
-          <w:b/>
-          <w:color w:val="1E1E1E"/>
-          <w:sz w:val="22"/>
-        </w:rPr>
-        <w:t xml:space="preserve">Mercado Oferta Actual: </w:t>
-      </w:r>
-      <w:r>
-        <w:rPr>
-          <w:rFonts w:ascii="Calibri" w:hAnsi="Calibri"/>
-          <w:i w:val="0"/>
-          <w:color w:val="282828"/>
-          <w:sz w:val="22"/>
-        </w:rPr>
-        <w:t>Estimado en 100.000 plantines injertados al año que ingresan a Patagonia Norte procedentes de viveros de Mendoza (Brest &amp; Brest SRL) y La Plata (Tecnoflor / Proplanta).</w:t>
-      </w:r>
-    </w:p>
-    <w:p>
-      <w:pPr>
-        <w:pStyle w:val="ListBullet"/>
-        <w:spacing w:before="0" w:after="60" w:line="276" w:lineRule="auto"/>
-      </w:pPr>
-      <w:r>
-        <w:rPr>
-          <w:rFonts w:ascii="Calibri" w:hAnsi="Calibri"/>
-          <w:b/>
-          <w:color w:val="1E1E1E"/>
-          <w:sz w:val="22"/>
-        </w:rPr>
-        <w:t xml:space="preserve">Identificación de la Oferta Insatisfecha: </w:t>
-      </w:r>
-      <w:r>
-        <w:rPr>
-          <w:rFonts w:ascii="Calibri" w:hAnsi="Calibri"/>
-          <w:i w:val="0"/>
-          <w:color w:val="282828"/>
-          <w:sz w:val="22"/>
-        </w:rPr>
-        <w:t>Un 30% de los productores que compran injertos extra-regionales (30.000 plantines) se declaran insatisfechos debido al estrés hídrico/térmico por 24 hs de flete, demoras en fechas de entrega, falta de adaptación a suelos locales y ausencia de soporte agronómico en finca.</w:t>
-      </w:r>
-    </w:p>
-    <w:p>
-      <w:pPr>
-        <w:pStyle w:val="ListBullet"/>
-        <w:spacing w:before="0" w:after="60" w:line="276" w:lineRule="auto"/>
-      </w:pPr>
-      <w:r>
-        <w:rPr>
-          <w:rFonts w:ascii="Calibri" w:hAnsi="Calibri"/>
-          <w:b/>
-          <w:color w:val="1E1E1E"/>
-          <w:sz w:val="22"/>
-        </w:rPr>
-        <w:t xml:space="preserve">Cuota de Captura y Mercado Target (Año 1): </w:t>
-      </w:r>
-      <w:r>
-        <w:rPr>
-          <w:rFonts w:ascii="Calibri" w:hAnsi="Calibri"/>
-          <w:i w:val="0"/>
-          <w:color w:val="282828"/>
-          <w:sz w:val="22"/>
-        </w:rPr>
-        <w:t>La startup establece como meta capturar el 40% de ese segmento insatisfecho durante el Año 1, equivalentes a 12.000 plantines injertados.</w:t>
-      </w:r>
-    </w:p>
-    <w:p>
-      <w:pPr>
-        <w:pStyle w:val="ListBullet"/>
-        <w:spacing w:before="0" w:after="60" w:line="276" w:lineRule="auto"/>
-      </w:pPr>
-      <w:r>
-        <w:rPr>
-          <w:rFonts w:ascii="Calibri" w:hAnsi="Calibri"/>
-          <w:b/>
-          <w:color w:val="1E1E1E"/>
-          <w:sz w:val="22"/>
-        </w:rPr>
-        <w:t xml:space="preserve">Validación Mediante Preventa: </w:t>
-      </w:r>
-      <w:r>
-        <w:rPr>
-          <w:rFonts w:ascii="Calibri" w:hAnsi="Calibri"/>
-          <w:i w:val="0"/>
-          <w:color w:val="282828"/>
-          <w:sz w:val="22"/>
-        </w:rPr>
-        <w:t>La regla de comercialización exige firmar contratos de preventa por el 60% de la capacidad operativa (12.000 unidades) con el cobro del 40% de seña antes de iniciar la siembra, cubriendo el 170% del punto de equilibrio (7.040 unidades) de forma previa.</w:t>
-      </w:r>
-    </w:p>
-    <w:p>
-      <w:pPr>
-        <w:keepNext/>
-        <w:spacing w:before="280" w:after="80"/>
-      </w:pPr>
-      <w:r>
-        <w:rPr>
-          <w:rFonts w:ascii="Arial" w:hAnsi="Arial"/>
-          <w:b/>
-          <w:color w:val="2980B9"/>
-          <w:sz w:val="26"/>
-        </w:rPr>
-        <w:t>1.4. Comercialización y Canales de Distribución (Marketing Mix 4P)</w:t>
+        <w:t>La estimación de la demanda parte del relevamiento físico de la superficie hortícola protegida en la región y del volumen real de plantines injertados que hoy envían los viveros extra-regionales.</w:t>
       </w:r>
     </w:p>
     <w:p>
@@ -1013,7 +920,7 @@
           <w:color w:val="333333"/>
           <w:sz w:val="22"/>
         </w:rPr>
-        <w:t>1.4.1. Estrategia de Producto y Posicionamiento</w:t>
+        <w:t>Fundamentación física del mercado norpatagónico</w:t>
       </w:r>
     </w:p>
     <w:p>
@@ -1027,22 +934,7 @@
           <w:color w:val="282828"/>
           <w:sz w:val="22"/>
         </w:rPr>
-        <w:t>El producto principal consiste en plantines injertados de tomate sobre patrón Maxifort F1 en bandejas de 128 celdas, con cicatrización garantizada en cámara de ambiente controlado. En la Fase 2 se adiciona el servicio de diagnóstico nematológico pre-trasplante y tratamiento de suelo con orujo ensilado.</w:t>
-      </w:r>
-    </w:p>
-    <w:p>
-      <w:pPr>
-        <w:keepNext/>
-        <w:spacing w:before="200" w:after="40"/>
-      </w:pPr>
-      <w:r>
-        <w:rPr>
-          <w:rFonts w:ascii="Arial" w:hAnsi="Arial"/>
-          <w:b/>
-          <w:color w:val="333333"/>
-          <w:sz w:val="22"/>
-        </w:rPr>
-        <w:t>1.4.2. Estrategia de Precios (Pricing)</w:t>
+        <w:t>Los registros del RENSPA de SENASA y de la Secretaría de Producción del Neuquén contabilizan 1.052 hectáreas hortícolas intensivas en los valles de los ríos Negro, Limay y Neuquén, con 239 establecimientos comerciales de mediana y gran escala en Norpatagonia y 157 unidades bajo seguimiento técnico en el departamento Confluencia.</w:t>
       </w:r>
     </w:p>
     <w:p>
@@ -1056,22 +948,7 @@
           <w:color w:val="282828"/>
           <w:sz w:val="22"/>
         </w:rPr>
-        <w:t>Precio de lanzamiento: $2.000 ARS por plantín injertado entregado en finca. Al conducir la planta a 2 guías, el productor utiliza 5.000 plantines/ha en lugar de 10.000 plantines francos tradicionalmente requeridos. De este modo, el costo de implantación por hectárea se iguala ($10.000.000 ARS/ha), entregando un potencial de rendimiento superior en más del 50%. Frente a la competencia extra-regional ($2.200 + $300 flete), la startup ofrece una ventaja directa de precio y frescura sin pérdidas por flete.</w:t>
-      </w:r>
-    </w:p>
-    <w:p>
-      <w:pPr>
-        <w:keepNext/>
-        <w:spacing w:before="200" w:after="40"/>
-      </w:pPr>
-      <w:r>
-        <w:rPr>
-          <w:rFonts w:ascii="Arial" w:hAnsi="Arial"/>
-          <w:b/>
-          <w:color w:val="333333"/>
-          <w:sz w:val="22"/>
-        </w:rPr>
-        <w:t>1.4.3. Canales de Comercialización, Modelo B2B y Distribución Física (Plaza)</w:t>
+        <w:t>Dentro del radio primario de 60 km desde Allen, que abarca General Roca, Cipolletti, Cinco Saltos, Centenario, Vista Alegre y Plottier, operan 60 hectáreas activas de invernaderos. Si se suman Valle Medio e IDEVI en Viedma, la superficie regional bajo cubierta alcanza entre 95 y 110 hectáreas.</w:t>
       </w:r>
     </w:p>
     <w:p>
@@ -1085,22 +962,16 @@
           <w:color w:val="282828"/>
           <w:sz w:val="22"/>
         </w:rPr>
-        <w:t>La estrategia de comercialización se fundamenta en un Canal Directo B2B de Nivel 0 (Vivero Productor -&gt; Productor Hortícola Bajo Cubierta) estructurado para eliminar intermediarios, reducir costos de comisión y garantizar un soporte técnico continuo:</w:t>
+        <w:t xml:space="preserve">De acuerdo con el Programa Nacional Hortalizas, Flores, Aromáticas y Medicinales del INTA, el 68% de la superficie protegida se destina a solanáceas susceptibles a </w:t>
       </w:r>
-    </w:p>
-    <w:p>
-      <w:pPr>
-        <w:pStyle w:val="ListBullet"/>
-        <w:spacing w:before="0" w:after="60" w:line="276" w:lineRule="auto"/>
-      </w:pPr>
       <w:r>
         <w:rPr>
           <w:rFonts w:ascii="Calibri" w:hAnsi="Calibri"/>
-          <w:b/>
-          <w:color w:val="1E1E1E"/>
+          <w:i/>
+          <w:color w:val="282828"/>
           <w:sz w:val="22"/>
         </w:rPr>
-        <w:t xml:space="preserve">Arquitectura del Canal Directo B2B: </w:t>
+        <w:t>Meloidogyne incognita</w:t>
       </w:r>
       <w:r>
         <w:rPr>
@@ -1109,146 +980,7 @@
           <w:color w:val="282828"/>
           <w:sz w:val="22"/>
         </w:rPr>
-        <w:t>Se prescinde de agronomías distribuidoras o intermediarios comerciales. La relación es directa entre el equipo técnico de la startup y el productor hortícola. Esto evita sobreprecios del 20-30% por intermediación y elimina el riesgo de que las plantas sufran estancamiento de stock en depósitos de terceros sin condiciones climáticas adecuadas.</w:t>
-      </w:r>
-    </w:p>
-    <w:p>
-      <w:pPr>
-        <w:pStyle w:val="ListBullet"/>
-        <w:spacing w:before="0" w:after="60" w:line="276" w:lineRule="auto"/>
-      </w:pPr>
-      <w:r>
-        <w:rPr>
-          <w:rFonts w:ascii="Calibri" w:hAnsi="Calibri"/>
-          <w:b/>
-          <w:color w:val="1E1E1E"/>
-          <w:sz w:val="22"/>
-        </w:rPr>
-        <w:t xml:space="preserve">Cobertura Geográfica y Mercados Atendidos: </w:t>
-      </w:r>
-      <w:r>
-        <w:rPr>
-          <w:rFonts w:ascii="Calibri" w:hAnsi="Calibri"/>
-          <w:i w:val="0"/>
-          <w:color w:val="282828"/>
-          <w:sz w:val="22"/>
-        </w:rPr>
-        <w:t>Cobertura intensiva en un radio de 60 km con centro en Allen, abarcando el Polo Allen-Roca (Río Negro) y el Polo Centenario-Vista Alegre-Plottier (Neuquén). La cartera target del Año 1 se compone de 15 establecimientos comerciales bajo cubierta (superficie promedio de 1.200 a 2.500 m² por finca).</w:t>
-      </w:r>
-    </w:p>
-    <w:p>
-      <w:pPr>
-        <w:pStyle w:val="ListBullet"/>
-        <w:spacing w:before="0" w:after="60" w:line="276" w:lineRule="auto"/>
-      </w:pPr>
-      <w:r>
-        <w:rPr>
-          <w:rFonts w:ascii="Calibri" w:hAnsi="Calibri"/>
-          <w:b/>
-          <w:color w:val="1E1E1E"/>
-          <w:sz w:val="22"/>
-        </w:rPr>
-        <w:t xml:space="preserve">Logística de Despacho y Transporte Refrigerado Local: </w:t>
-      </w:r>
-      <w:r>
-        <w:rPr>
-          <w:rFonts w:ascii="Calibri" w:hAnsi="Calibri"/>
-          <w:i w:val="0"/>
-          <w:color w:val="282828"/>
-          <w:sz w:val="22"/>
-        </w:rPr>
-        <w:t>Las entregas se programan directamente a la finca del productor. Se utiliza un vehículo utilitario acondicionado con aislamiento térmico y flujo de aire a 18-22 °C, evitando el estrés hídrico y el 'golpe de calor' característico de los camiones de larga distancia desde Mendoza (18-24 hs de viaje). El tiempo máximo de tránsito es de 45 a 90 minutos desde la cámara de aclimatación de Allen hasta el invernadero de destino.</w:t>
-      </w:r>
-    </w:p>
-    <w:p>
-      <w:pPr>
-        <w:pStyle w:val="ListBullet"/>
-        <w:spacing w:before="0" w:after="60" w:line="276" w:lineRule="auto"/>
-      </w:pPr>
-      <w:r>
-        <w:rPr>
-          <w:rFonts w:ascii="Calibri" w:hAnsi="Calibri"/>
-          <w:b/>
-          <w:color w:val="1E1E1E"/>
-          <w:sz w:val="22"/>
-        </w:rPr>
-        <w:t xml:space="preserve">Acondicionamiento y Packaging Antiestrés: </w:t>
-      </w:r>
-      <w:r>
-        <w:rPr>
-          <w:rFonts w:ascii="Calibri" w:hAnsi="Calibri"/>
-          <w:i w:val="0"/>
-          <w:color w:val="282828"/>
-          <w:sz w:val="22"/>
-        </w:rPr>
-        <w:t>Las bandejas de 128 celdas se despachan dentro de fundas protectoras microperforadas biodegradables que estabilizan la humedad cepellonar y protegen el punto de injerto contra vibraciones de transporte.</w:t>
-      </w:r>
-    </w:p>
-    <w:p>
-      <w:pPr>
-        <w:pStyle w:val="ListBullet"/>
-        <w:spacing w:before="0" w:after="60" w:line="276" w:lineRule="auto"/>
-      </w:pPr>
-      <w:r>
-        <w:rPr>
-          <w:rFonts w:ascii="Calibri" w:hAnsi="Calibri"/>
-          <w:b/>
-          <w:color w:val="1E1E1E"/>
-          <w:sz w:val="22"/>
-        </w:rPr>
-        <w:t xml:space="preserve">El Diagnóstico de Suelo in situ como 'Hook Commercial': </w:t>
-      </w:r>
-      <w:r>
-        <w:rPr>
-          <w:rFonts w:ascii="Calibri" w:hAnsi="Calibri"/>
-          <w:i w:val="0"/>
-          <w:color w:val="282828"/>
-          <w:sz w:val="22"/>
-        </w:rPr>
-        <w:t>Durante la etapa de prospección comercial (mayo-julio), el Agrónomo Comercial visita la finca y realiza el muestreo de suelo sin costo inicial para el productor. El informe técnico de presencia de nematodos convence al agricultor de la necesidad del injerto y asegura la firma del contrato de preventa con el 40% de seña previa a la siembra.</w:t>
-      </w:r>
-    </w:p>
-    <w:p>
-      <w:pPr>
-        <w:keepNext/>
-        <w:spacing w:before="200" w:after="40"/>
-      </w:pPr>
-      <w:r>
-        <w:rPr>
-          <w:rFonts w:ascii="Arial" w:hAnsi="Arial"/>
-          <w:b/>
-          <w:color w:val="333333"/>
-          <w:sz w:val="22"/>
-        </w:rPr>
-        <w:t>1.4.4. Fuerza de Ventas, Promoción y Presupuesto Comercial</w:t>
-      </w:r>
-    </w:p>
-    <w:p>
-      <w:pPr>
-        <w:spacing w:before="0" w:after="120" w:line="276" w:lineRule="auto"/>
-      </w:pPr>
-      <w:r>
-        <w:rPr>
-          <w:rFonts w:ascii="Calibri" w:hAnsi="Calibri"/>
-          <w:i w:val="0"/>
-          <w:color w:val="282828"/>
-          <w:sz w:val="22"/>
-        </w:rPr>
-        <w:t>La fuerza de ventas está integrada por el Director Técnico Agrónomo Comercial, quien combina el perfil de asesoría fitopatológica con la gestión de cierre de contratos B2B. La promoción se apoya en parcelas demostrativas en fincas referentes del Alto Valle y en el patrocinio de jornadas técnicas con el INTA Alto Valle.</w:t>
-      </w:r>
-    </w:p>
-    <w:p>
-      <w:pPr>
-        <w:spacing w:before="0" w:after="120" w:line="276" w:lineRule="auto"/>
-      </w:pPr>
-      <w:r>
-        <w:rPr>
-          <w:rFonts w:ascii="Calibri" w:hAnsi="Calibri"/>
-          <w:i w:val="0"/>
-          <w:color w:val="282828"/>
-          <w:sz w:val="22"/>
-        </w:rPr>
-        <w:t>A continuación se detalla la estructura consolidada de costos directos e indirectos asignados exclusivamente a la gestión comercial, venta y distribución física del proyecto:</w:t>
+        <w:t>, distribuidas en un 39% de tomate, un 24% de pimiento y un 5% de berenjena. En el radio de 60 km esto equivale a 40,8 hectáreas netas de solanáceas bajo cubierta y a 68 hectáreas en toda la Norpatagonia. Conducidos a dos guías, los cultivos injertados demandan 5.000 plantas por hectárea en tomate y 10.000 en pimiento, con una media ponderada de 6.500 plantines injertados por hectárea frente a las 10.000 a 25.000 plantas que requiere el cultivo franco tradicional.</w:t>
       </w:r>
     </w:p>
     <w:tbl>
@@ -1290,7 +1022,7 @@
                 <w:color w:val="FFFFFF"/>
                 <w:sz w:val="19"/>
               </w:rPr>
-              <w:t>Concepto Comercial</w:t>
+              <w:t>Nivel de mercado</w:t>
             </w:r>
           </w:p>
         </w:tc>
@@ -1312,7 +1044,7 @@
                 <w:color w:val="FFFFFF"/>
                 <w:sz w:val="19"/>
               </w:rPr>
-              <w:t>Tipo de Costo</w:t>
+              <w:t>Alcance geográfico y definición metodológica</w:t>
             </w:r>
           </w:p>
         </w:tc>
@@ -1334,7 +1066,7 @@
                 <w:color w:val="FFFFFF"/>
                 <w:sz w:val="19"/>
               </w:rPr>
-              <w:t>Base de Cálculo / Asignación</w:t>
+              <w:t>Superficie bajo cubierta</w:t>
             </w:r>
           </w:p>
         </w:tc>
@@ -1356,7 +1088,7 @@
                 <w:color w:val="FFFFFF"/>
                 <w:sz w:val="19"/>
               </w:rPr>
-              <w:t>Monto Anual (ARS)</w:t>
+              <w:t>Volumen y valor anual a $2.000 ARS</w:t>
             </w:r>
           </w:p>
         </w:tc>
@@ -1378,7 +1110,7 @@
               <w:rPr>
                 <w:sz w:val="18"/>
               </w:rPr>
-              <w:t>Acondicionamiento y Packaging Antiestrés</w:t>
+              <w:t>TAM regional Norpatagonia</w:t>
             </w:r>
           </w:p>
         </w:tc>
@@ -1398,7 +1130,7 @@
               <w:rPr>
                 <w:sz w:val="18"/>
               </w:rPr>
-              <w:t>Variable Directo</w:t>
+              <w:t>Total de solanáceas bajo cubierta en Río Negro y Neuquén con tecnología de injerto.</w:t>
             </w:r>
           </w:p>
         </w:tc>
@@ -1418,7 +1150,4090 @@
               <w:rPr>
                 <w:sz w:val="18"/>
               </w:rPr>
-              <w:t>$37,50 ARS / plantín ($750.000 ARS para 20.000 unidades)</w:t>
+              <w:t>68,0 ha</w:t>
+            </w:r>
+          </w:p>
+        </w:tc>
+        <w:tc>
+          <w:tcPr>
+            <w:tcW w:type="dxa" w:w="2340"/>
+            <w:shd w:fill="F9FBFD"/>
+            <w:tcMar>
+              <w:top w:w="100" w:type="dxa"/>
+              <w:bottom w:w="100" w:type="dxa"/>
+              <w:left w:w="100" w:type="dxa"/>
+              <w:right w:w="100" w:type="dxa"/>
+            </w:tcMar>
+          </w:tcPr>
+          <w:p>
+            <w:r>
+              <w:rPr>
+                <w:sz w:val="18"/>
+              </w:rPr>
+              <w:t>442.000 plantines, $884.000.000 ARS</w:t>
+            </w:r>
+          </w:p>
+        </w:tc>
+      </w:tr>
+      <w:tr>
+        <w:tc>
+          <w:tcPr>
+            <w:tcW w:type="dxa" w:w="2340"/>
+            <w:shd w:fill="FFFFFF"/>
+            <w:tcMar>
+              <w:top w:w="100" w:type="dxa"/>
+              <w:bottom w:w="100" w:type="dxa"/>
+              <w:left w:w="100" w:type="dxa"/>
+              <w:right w:w="100" w:type="dxa"/>
+            </w:tcMar>
+          </w:tcPr>
+          <w:p>
+            <w:r>
+              <w:rPr>
+                <w:sz w:val="18"/>
+              </w:rPr>
+              <w:t>TAM primario radio 60 km</w:t>
+            </w:r>
+          </w:p>
+        </w:tc>
+        <w:tc>
+          <w:tcPr>
+            <w:tcW w:type="dxa" w:w="2340"/>
+            <w:shd w:fill="FFFFFF"/>
+            <w:tcMar>
+              <w:top w:w="100" w:type="dxa"/>
+              <w:bottom w:w="100" w:type="dxa"/>
+              <w:left w:w="100" w:type="dxa"/>
+              <w:right w:w="100" w:type="dxa"/>
+            </w:tcMar>
+          </w:tcPr>
+          <w:p>
+            <w:r>
+              <w:rPr>
+                <w:sz w:val="18"/>
+              </w:rPr>
+              <w:t>Solanáceas bajo cubierta en Alto Valle y Confluencia, hoy 62% franco y 38% injertado.</w:t>
+            </w:r>
+          </w:p>
+        </w:tc>
+        <w:tc>
+          <w:tcPr>
+            <w:tcW w:type="dxa" w:w="2340"/>
+            <w:shd w:fill="FFFFFF"/>
+            <w:tcMar>
+              <w:top w:w="100" w:type="dxa"/>
+              <w:bottom w:w="100" w:type="dxa"/>
+              <w:left w:w="100" w:type="dxa"/>
+              <w:right w:w="100" w:type="dxa"/>
+            </w:tcMar>
+          </w:tcPr>
+          <w:p>
+            <w:r>
+              <w:rPr>
+                <w:sz w:val="18"/>
+              </w:rPr>
+              <w:t>40,8 ha</w:t>
+            </w:r>
+          </w:p>
+        </w:tc>
+        <w:tc>
+          <w:tcPr>
+            <w:tcW w:type="dxa" w:w="2340"/>
+            <w:shd w:fill="FFFFFF"/>
+            <w:tcMar>
+              <w:top w:w="100" w:type="dxa"/>
+              <w:bottom w:w="100" w:type="dxa"/>
+              <w:left w:w="100" w:type="dxa"/>
+              <w:right w:w="100" w:type="dxa"/>
+            </w:tcMar>
+          </w:tcPr>
+          <w:p>
+            <w:r>
+              <w:rPr>
+                <w:sz w:val="18"/>
+              </w:rPr>
+              <w:t>265.000 plantines, $530.000.000 ARS</w:t>
+            </w:r>
+          </w:p>
+        </w:tc>
+      </w:tr>
+      <w:tr>
+        <w:tc>
+          <w:tcPr>
+            <w:tcW w:type="dxa" w:w="2340"/>
+            <w:shd w:fill="F9FBFD"/>
+            <w:tcMar>
+              <w:top w:w="100" w:type="dxa"/>
+              <w:bottom w:w="100" w:type="dxa"/>
+              <w:left w:w="100" w:type="dxa"/>
+              <w:right w:w="100" w:type="dxa"/>
+            </w:tcMar>
+          </w:tcPr>
+          <w:p>
+            <w:r>
+              <w:rPr>
+                <w:sz w:val="18"/>
+              </w:rPr>
+              <w:t>SAM oferta actual</w:t>
+            </w:r>
+          </w:p>
+        </w:tc>
+        <w:tc>
+          <w:tcPr>
+            <w:tcW w:type="dxa" w:w="2340"/>
+            <w:shd w:fill="F9FBFD"/>
+            <w:tcMar>
+              <w:top w:w="100" w:type="dxa"/>
+              <w:bottom w:w="100" w:type="dxa"/>
+              <w:left w:w="100" w:type="dxa"/>
+              <w:right w:w="100" w:type="dxa"/>
+            </w:tcMar>
+          </w:tcPr>
+          <w:p>
+            <w:r>
+              <w:rPr>
+                <w:sz w:val="18"/>
+              </w:rPr>
+              <w:t>Plantines injertados que ingresan cada año desde viveros de Mendoza y La Plata.</w:t>
+            </w:r>
+          </w:p>
+        </w:tc>
+        <w:tc>
+          <w:tcPr>
+            <w:tcW w:type="dxa" w:w="2340"/>
+            <w:shd w:fill="F9FBFD"/>
+            <w:tcMar>
+              <w:top w:w="100" w:type="dxa"/>
+              <w:bottom w:w="100" w:type="dxa"/>
+              <w:left w:w="100" w:type="dxa"/>
+              <w:right w:w="100" w:type="dxa"/>
+            </w:tcMar>
+          </w:tcPr>
+          <w:p>
+            <w:r>
+              <w:rPr>
+                <w:sz w:val="18"/>
+              </w:rPr>
+              <w:t>15,4 a 20,0 ha</w:t>
+            </w:r>
+          </w:p>
+        </w:tc>
+        <w:tc>
+          <w:tcPr>
+            <w:tcW w:type="dxa" w:w="2340"/>
+            <w:shd w:fill="F9FBFD"/>
+            <w:tcMar>
+              <w:top w:w="100" w:type="dxa"/>
+              <w:bottom w:w="100" w:type="dxa"/>
+              <w:left w:w="100" w:type="dxa"/>
+              <w:right w:w="100" w:type="dxa"/>
+            </w:tcMar>
+          </w:tcPr>
+          <w:p>
+            <w:r>
+              <w:rPr>
+                <w:sz w:val="18"/>
+              </w:rPr>
+              <w:t>100.000 plantines, $200.000.000 ARS</w:t>
+            </w:r>
+          </w:p>
+        </w:tc>
+      </w:tr>
+      <w:tr>
+        <w:tc>
+          <w:tcPr>
+            <w:tcW w:type="dxa" w:w="2340"/>
+            <w:shd w:fill="FFFFFF"/>
+            <w:tcMar>
+              <w:top w:w="100" w:type="dxa"/>
+              <w:bottom w:w="100" w:type="dxa"/>
+              <w:left w:w="100" w:type="dxa"/>
+              <w:right w:w="100" w:type="dxa"/>
+            </w:tcMar>
+          </w:tcPr>
+          <w:p>
+            <w:r>
+              <w:rPr>
+                <w:sz w:val="18"/>
+              </w:rPr>
+              <w:t>Nicho insatisfecho</w:t>
+            </w:r>
+          </w:p>
+        </w:tc>
+        <w:tc>
+          <w:tcPr>
+            <w:tcW w:type="dxa" w:w="2340"/>
+            <w:shd w:fill="FFFFFF"/>
+            <w:tcMar>
+              <w:top w:w="100" w:type="dxa"/>
+              <w:bottom w:w="100" w:type="dxa"/>
+              <w:left w:w="100" w:type="dxa"/>
+              <w:right w:w="100" w:type="dxa"/>
+            </w:tcMar>
+          </w:tcPr>
+          <w:p>
+            <w:r>
+              <w:rPr>
+                <w:sz w:val="18"/>
+              </w:rPr>
+              <w:t>30% de los compradores actuales afectados por fletes de 24 horas, demoras y falta de postventa.</w:t>
+            </w:r>
+          </w:p>
+        </w:tc>
+        <w:tc>
+          <w:tcPr>
+            <w:tcW w:type="dxa" w:w="2340"/>
+            <w:shd w:fill="FFFFFF"/>
+            <w:tcMar>
+              <w:top w:w="100" w:type="dxa"/>
+              <w:bottom w:w="100" w:type="dxa"/>
+              <w:left w:w="100" w:type="dxa"/>
+              <w:right w:w="100" w:type="dxa"/>
+            </w:tcMar>
+          </w:tcPr>
+          <w:p>
+            <w:r>
+              <w:rPr>
+                <w:sz w:val="18"/>
+              </w:rPr>
+              <w:t>4,6 a 6,0 ha</w:t>
+            </w:r>
+          </w:p>
+        </w:tc>
+        <w:tc>
+          <w:tcPr>
+            <w:tcW w:type="dxa" w:w="2340"/>
+            <w:shd w:fill="FFFFFF"/>
+            <w:tcMar>
+              <w:top w:w="100" w:type="dxa"/>
+              <w:bottom w:w="100" w:type="dxa"/>
+              <w:left w:w="100" w:type="dxa"/>
+              <w:right w:w="100" w:type="dxa"/>
+            </w:tcMar>
+          </w:tcPr>
+          <w:p>
+            <w:r>
+              <w:rPr>
+                <w:sz w:val="18"/>
+              </w:rPr>
+              <w:t>30.000 plantines, $60.000.000 ARS</w:t>
+            </w:r>
+          </w:p>
+        </w:tc>
+      </w:tr>
+      <w:tr>
+        <w:tc>
+          <w:tcPr>
+            <w:tcW w:type="dxa" w:w="2340"/>
+            <w:shd w:fill="F9FBFD"/>
+            <w:tcMar>
+              <w:top w:w="100" w:type="dxa"/>
+              <w:bottom w:w="100" w:type="dxa"/>
+              <w:left w:w="100" w:type="dxa"/>
+              <w:right w:w="100" w:type="dxa"/>
+            </w:tcMar>
+          </w:tcPr>
+          <w:p>
+            <w:r>
+              <w:rPr>
+                <w:sz w:val="18"/>
+              </w:rPr>
+              <w:t>SOM piso preventa año 1</w:t>
+            </w:r>
+          </w:p>
+        </w:tc>
+        <w:tc>
+          <w:tcPr>
+            <w:tcW w:type="dxa" w:w="2340"/>
+            <w:shd w:fill="F9FBFD"/>
+            <w:tcMar>
+              <w:top w:w="100" w:type="dxa"/>
+              <w:bottom w:w="100" w:type="dxa"/>
+              <w:left w:w="100" w:type="dxa"/>
+              <w:right w:w="100" w:type="dxa"/>
+            </w:tcMar>
+          </w:tcPr>
+          <w:p>
+            <w:r>
+              <w:rPr>
+                <w:sz w:val="18"/>
+              </w:rPr>
+              <w:t>Captura del 40% del nicho insatisfecho con 40% de seña previa, cubriendo el 170% del equilibrio.</w:t>
+            </w:r>
+          </w:p>
+        </w:tc>
+        <w:tc>
+          <w:tcPr>
+            <w:tcW w:type="dxa" w:w="2340"/>
+            <w:shd w:fill="F9FBFD"/>
+            <w:tcMar>
+              <w:top w:w="100" w:type="dxa"/>
+              <w:bottom w:w="100" w:type="dxa"/>
+              <w:left w:w="100" w:type="dxa"/>
+              <w:right w:w="100" w:type="dxa"/>
+            </w:tcMar>
+          </w:tcPr>
+          <w:p>
+            <w:r>
+              <w:rPr>
+                <w:sz w:val="18"/>
+              </w:rPr>
+              <w:t>2,4 ha en 9 fincas</w:t>
+            </w:r>
+          </w:p>
+        </w:tc>
+        <w:tc>
+          <w:tcPr>
+            <w:tcW w:type="dxa" w:w="2340"/>
+            <w:shd w:fill="F9FBFD"/>
+            <w:tcMar>
+              <w:top w:w="100" w:type="dxa"/>
+              <w:bottom w:w="100" w:type="dxa"/>
+              <w:left w:w="100" w:type="dxa"/>
+              <w:right w:w="100" w:type="dxa"/>
+            </w:tcMar>
+          </w:tcPr>
+          <w:p>
+            <w:r>
+              <w:rPr>
+                <w:sz w:val="18"/>
+              </w:rPr>
+              <w:t>12.000 plantines, $24.000.000 ARS</w:t>
+            </w:r>
+          </w:p>
+        </w:tc>
+      </w:tr>
+      <w:tr>
+        <w:tc>
+          <w:tcPr>
+            <w:tcW w:type="dxa" w:w="2340"/>
+            <w:shd w:fill="FFFFFF"/>
+            <w:tcMar>
+              <w:top w:w="100" w:type="dxa"/>
+              <w:bottom w:w="100" w:type="dxa"/>
+              <w:left w:w="100" w:type="dxa"/>
+              <w:right w:w="100" w:type="dxa"/>
+            </w:tcMar>
+          </w:tcPr>
+          <w:p>
+            <w:r>
+              <w:rPr>
+                <w:sz w:val="18"/>
+              </w:rPr>
+              <w:t>SOM base operativo año 1</w:t>
+            </w:r>
+          </w:p>
+        </w:tc>
+        <w:tc>
+          <w:tcPr>
+            <w:tcW w:type="dxa" w:w="2340"/>
+            <w:shd w:fill="FFFFFF"/>
+            <w:tcMar>
+              <w:top w:w="100" w:type="dxa"/>
+              <w:bottom w:w="100" w:type="dxa"/>
+              <w:left w:w="100" w:type="dxa"/>
+              <w:right w:w="100" w:type="dxa"/>
+            </w:tcMar>
+          </w:tcPr>
+          <w:p>
+            <w:r>
+              <w:rPr>
+                <w:sz w:val="18"/>
+              </w:rPr>
+              <w:t>Captura del 66,7% del nicho insatisfecho operando al 80% de la capacidad de cámara.</w:t>
+            </w:r>
+          </w:p>
+        </w:tc>
+        <w:tc>
+          <w:tcPr>
+            <w:tcW w:type="dxa" w:w="2340"/>
+            <w:shd w:fill="FFFFFF"/>
+            <w:tcMar>
+              <w:top w:w="100" w:type="dxa"/>
+              <w:bottom w:w="100" w:type="dxa"/>
+              <w:left w:w="100" w:type="dxa"/>
+              <w:right w:w="100" w:type="dxa"/>
+            </w:tcMar>
+          </w:tcPr>
+          <w:p>
+            <w:r>
+              <w:rPr>
+                <w:sz w:val="18"/>
+              </w:rPr>
+              <w:t>4,0 ha en 15 fincas</w:t>
+            </w:r>
+          </w:p>
+        </w:tc>
+        <w:tc>
+          <w:tcPr>
+            <w:tcW w:type="dxa" w:w="2340"/>
+            <w:shd w:fill="FFFFFF"/>
+            <w:tcMar>
+              <w:top w:w="100" w:type="dxa"/>
+              <w:bottom w:w="100" w:type="dxa"/>
+              <w:left w:w="100" w:type="dxa"/>
+              <w:right w:w="100" w:type="dxa"/>
+            </w:tcMar>
+          </w:tcPr>
+          <w:p>
+            <w:r>
+              <w:rPr>
+                <w:sz w:val="18"/>
+              </w:rPr>
+              <w:t>20.000 plantines, $40.000.000 ARS</w:t>
+            </w:r>
+          </w:p>
+        </w:tc>
+      </w:tr>
+    </w:tbl>
+    <w:p>
+      <w:pPr>
+        <w:spacing w:after="80"/>
+      </w:pPr>
+    </w:p>
+    <w:p>
+      <w:pPr>
+        <w:keepNext/>
+        <w:spacing w:before="200" w:after="40"/>
+      </w:pPr>
+      <w:r>
+        <w:rPr>
+          <w:rFonts w:ascii="Arial" w:hAnsi="Arial"/>
+          <w:b/>
+          <w:color w:val="333333"/>
+          <w:sz w:val="22"/>
+        </w:rPr>
+        <w:t>Mapa competitivo actual en el año 0</w:t>
+      </w:r>
+    </w:p>
+    <w:p>
+      <w:pPr>
+        <w:spacing w:before="0" w:after="120" w:line="276" w:lineRule="auto"/>
+      </w:pPr>
+      <w:r>
+        <w:rPr>
+          <w:rFonts w:ascii="Calibri" w:hAnsi="Calibri"/>
+          <w:i w:val="0"/>
+          <w:color w:val="282828"/>
+          <w:sz w:val="22"/>
+        </w:rPr>
+        <w:t>No existe hoy en la Patagonia ningún vivero comercial que produzca plantines hortícolas injertados con cámara de cicatrización climatizada. El 100% del SAM actual de 100.000 plantines proviene de tres operadores ubicados a más de 880 km:</w:t>
+      </w:r>
+    </w:p>
+    <w:tbl>
+      <w:tblPr>
+        <w:tblW w:type="auto" w:w="0"/>
+        <w:jc w:val="center"/>
+        <w:tblLook w:firstColumn="1" w:firstRow="1" w:lastColumn="0" w:lastRow="0" w:noHBand="0" w:noVBand="1" w:val="04A0"/>
+        <w:tblBorders>
+          <w:top w:val="single" w:sz="4" w:space="0" w:color="D3D3D3"/>
+          <w:bottom w:val="single" w:sz="4" w:space="0" w:color="D3D3D3"/>
+          <w:insideH w:val="single" w:sz="4" w:space="0" w:color="D3D3D3"/>
+          <w:insideV w:val="none"/>
+          <w:left w:val="none"/>
+          <w:right w:val="none"/>
+        </w:tblBorders>
+      </w:tblPr>
+      <w:tblGrid>
+        <w:gridCol w:w="2340"/>
+        <w:gridCol w:w="2340"/>
+        <w:gridCol w:w="2340"/>
+        <w:gridCol w:w="2340"/>
+      </w:tblGrid>
+      <w:tr>
+        <w:tc>
+          <w:tcPr>
+            <w:tcW w:type="dxa" w:w="2340"/>
+            <w:shd w:fill="003366"/>
+            <w:tcMar>
+              <w:top w:w="120" w:type="dxa"/>
+              <w:bottom w:w="120" w:type="dxa"/>
+              <w:left w:w="120" w:type="dxa"/>
+              <w:right w:w="120" w:type="dxa"/>
+            </w:tcMar>
+          </w:tcPr>
+          <w:p>
+            <w:r>
+              <w:rPr>
+                <w:b/>
+                <w:color w:val="FFFFFF"/>
+                <w:sz w:val="19"/>
+              </w:rPr>
+              <w:t>Competidor y origen</w:t>
+            </w:r>
+          </w:p>
+        </w:tc>
+        <w:tc>
+          <w:tcPr>
+            <w:tcW w:type="dxa" w:w="2340"/>
+            <w:shd w:fill="003366"/>
+            <w:tcMar>
+              <w:top w:w="120" w:type="dxa"/>
+              <w:bottom w:w="120" w:type="dxa"/>
+              <w:left w:w="120" w:type="dxa"/>
+              <w:right w:w="120" w:type="dxa"/>
+            </w:tcMar>
+          </w:tcPr>
+          <w:p>
+            <w:r>
+              <w:rPr>
+                <w:b/>
+                <w:color w:val="FFFFFF"/>
+                <w:sz w:val="19"/>
+              </w:rPr>
+              <w:t>Distancia y tiempo de flete</w:t>
+            </w:r>
+          </w:p>
+        </w:tc>
+        <w:tc>
+          <w:tcPr>
+            <w:tcW w:type="dxa" w:w="2340"/>
+            <w:shd w:fill="003366"/>
+            <w:tcMar>
+              <w:top w:w="120" w:type="dxa"/>
+              <w:bottom w:w="120" w:type="dxa"/>
+              <w:left w:w="120" w:type="dxa"/>
+              <w:right w:w="120" w:type="dxa"/>
+            </w:tcMar>
+          </w:tcPr>
+          <w:p>
+            <w:r>
+              <w:rPr>
+                <w:b/>
+                <w:color w:val="FFFFFF"/>
+                <w:sz w:val="19"/>
+              </w:rPr>
+              <w:t>Cuota y volumen anual en la región</w:t>
+            </w:r>
+          </w:p>
+        </w:tc>
+        <w:tc>
+          <w:tcPr>
+            <w:tcW w:type="dxa" w:w="2340"/>
+            <w:shd w:fill="003366"/>
+            <w:tcMar>
+              <w:top w:w="120" w:type="dxa"/>
+              <w:bottom w:w="120" w:type="dxa"/>
+              <w:left w:w="120" w:type="dxa"/>
+              <w:right w:w="120" w:type="dxa"/>
+            </w:tcMar>
+          </w:tcPr>
+          <w:p>
+            <w:r>
+              <w:rPr>
+                <w:b/>
+                <w:color w:val="FFFFFF"/>
+                <w:sz w:val="19"/>
+              </w:rPr>
+              <w:t>Precio puesto en finca y limitación operativa</w:t>
+            </w:r>
+          </w:p>
+        </w:tc>
+      </w:tr>
+      <w:tr>
+        <w:tc>
+          <w:tcPr>
+            <w:tcW w:type="dxa" w:w="2340"/>
+            <w:shd w:fill="F9FBFD"/>
+            <w:tcMar>
+              <w:top w:w="100" w:type="dxa"/>
+              <w:bottom w:w="100" w:type="dxa"/>
+              <w:left w:w="100" w:type="dxa"/>
+              <w:right w:w="100" w:type="dxa"/>
+            </w:tcMar>
+          </w:tcPr>
+          <w:p>
+            <w:r>
+              <w:rPr>
+                <w:sz w:val="18"/>
+              </w:rPr>
+              <w:t>Brest &amp; Brest SRL, Mendoza</w:t>
+            </w:r>
+          </w:p>
+        </w:tc>
+        <w:tc>
+          <w:tcPr>
+            <w:tcW w:type="dxa" w:w="2340"/>
+            <w:shd w:fill="F9FBFD"/>
+            <w:tcMar>
+              <w:top w:w="100" w:type="dxa"/>
+              <w:bottom w:w="100" w:type="dxa"/>
+              <w:left w:w="100" w:type="dxa"/>
+              <w:right w:w="100" w:type="dxa"/>
+            </w:tcMar>
+          </w:tcPr>
+          <w:p>
+            <w:r>
+              <w:rPr>
+                <w:sz w:val="18"/>
+              </w:rPr>
+              <w:t>880 km, 14 a 18 horas de camión</w:t>
+            </w:r>
+          </w:p>
+        </w:tc>
+        <w:tc>
+          <w:tcPr>
+            <w:tcW w:type="dxa" w:w="2340"/>
+            <w:shd w:fill="F9FBFD"/>
+            <w:tcMar>
+              <w:top w:w="100" w:type="dxa"/>
+              <w:bottom w:w="100" w:type="dxa"/>
+              <w:left w:w="100" w:type="dxa"/>
+              <w:right w:w="100" w:type="dxa"/>
+            </w:tcMar>
+          </w:tcPr>
+          <w:p>
+            <w:r>
+              <w:rPr>
+                <w:sz w:val="18"/>
+              </w:rPr>
+              <w:t>45,0%, 45.000 plantines</w:t>
+            </w:r>
+          </w:p>
+        </w:tc>
+        <w:tc>
+          <w:tcPr>
+            <w:tcW w:type="dxa" w:w="2340"/>
+            <w:shd w:fill="F9FBFD"/>
+            <w:tcMar>
+              <w:top w:w="100" w:type="dxa"/>
+              <w:bottom w:w="100" w:type="dxa"/>
+              <w:left w:w="100" w:type="dxa"/>
+              <w:right w:w="100" w:type="dxa"/>
+            </w:tcMar>
+          </w:tcPr>
+          <w:p>
+            <w:r>
+              <w:rPr>
+                <w:sz w:val="18"/>
+              </w:rPr>
+              <w:t>$2.450 a $2.500 ARS con flete. La consolidación de carga desfasa las fechas de trasplante y no ofrece soporte en finca.</w:t>
+            </w:r>
+          </w:p>
+        </w:tc>
+      </w:tr>
+      <w:tr>
+        <w:tc>
+          <w:tcPr>
+            <w:tcW w:type="dxa" w:w="2340"/>
+            <w:shd w:fill="FFFFFF"/>
+            <w:tcMar>
+              <w:top w:w="100" w:type="dxa"/>
+              <w:bottom w:w="100" w:type="dxa"/>
+              <w:left w:w="100" w:type="dxa"/>
+              <w:right w:w="100" w:type="dxa"/>
+            </w:tcMar>
+          </w:tcPr>
+          <w:p>
+            <w:r>
+              <w:rPr>
+                <w:sz w:val="18"/>
+              </w:rPr>
+              <w:t>Tecnoflor SA, La Plata</w:t>
+            </w:r>
+          </w:p>
+        </w:tc>
+        <w:tc>
+          <w:tcPr>
+            <w:tcW w:type="dxa" w:w="2340"/>
+            <w:shd w:fill="FFFFFF"/>
+            <w:tcMar>
+              <w:top w:w="100" w:type="dxa"/>
+              <w:bottom w:w="100" w:type="dxa"/>
+              <w:left w:w="100" w:type="dxa"/>
+              <w:right w:w="100" w:type="dxa"/>
+            </w:tcMar>
+          </w:tcPr>
+          <w:p>
+            <w:r>
+              <w:rPr>
+                <w:sz w:val="18"/>
+              </w:rPr>
+              <w:t>1.150 km, 20 a 26 horas de camión</w:t>
+            </w:r>
+          </w:p>
+        </w:tc>
+        <w:tc>
+          <w:tcPr>
+            <w:tcW w:type="dxa" w:w="2340"/>
+            <w:shd w:fill="FFFFFF"/>
+            <w:tcMar>
+              <w:top w:w="100" w:type="dxa"/>
+              <w:bottom w:w="100" w:type="dxa"/>
+              <w:left w:w="100" w:type="dxa"/>
+              <w:right w:w="100" w:type="dxa"/>
+            </w:tcMar>
+          </w:tcPr>
+          <w:p>
+            <w:r>
+              <w:rPr>
+                <w:sz w:val="18"/>
+              </w:rPr>
+              <w:t>32,0%, 32.000 plantines</w:t>
+            </w:r>
+          </w:p>
+        </w:tc>
+        <w:tc>
+          <w:tcPr>
+            <w:tcW w:type="dxa" w:w="2340"/>
+            <w:shd w:fill="FFFFFF"/>
+            <w:tcMar>
+              <w:top w:w="100" w:type="dxa"/>
+              <w:bottom w:w="100" w:type="dxa"/>
+              <w:left w:w="100" w:type="dxa"/>
+              <w:right w:w="100" w:type="dxa"/>
+            </w:tcMar>
+          </w:tcPr>
+          <w:p>
+            <w:r>
+              <w:rPr>
+                <w:sz w:val="18"/>
+              </w:rPr>
+              <w:t>$2.550 a $2.600 ARS con flete. El encierro oscuro prolongado acumula etileno y provoca aborto floral inicial.</w:t>
+            </w:r>
+          </w:p>
+        </w:tc>
+      </w:tr>
+      <w:tr>
+        <w:tc>
+          <w:tcPr>
+            <w:tcW w:type="dxa" w:w="2340"/>
+            <w:shd w:fill="F9FBFD"/>
+            <w:tcMar>
+              <w:top w:w="100" w:type="dxa"/>
+              <w:bottom w:w="100" w:type="dxa"/>
+              <w:left w:w="100" w:type="dxa"/>
+              <w:right w:w="100" w:type="dxa"/>
+            </w:tcMar>
+          </w:tcPr>
+          <w:p>
+            <w:r>
+              <w:rPr>
+                <w:sz w:val="18"/>
+              </w:rPr>
+              <w:t>Proplanta SA y otros, Buenos Aires</w:t>
+            </w:r>
+          </w:p>
+        </w:tc>
+        <w:tc>
+          <w:tcPr>
+            <w:tcW w:type="dxa" w:w="2340"/>
+            <w:shd w:fill="F9FBFD"/>
+            <w:tcMar>
+              <w:top w:w="100" w:type="dxa"/>
+              <w:bottom w:w="100" w:type="dxa"/>
+              <w:left w:w="100" w:type="dxa"/>
+              <w:right w:w="100" w:type="dxa"/>
+            </w:tcMar>
+          </w:tcPr>
+          <w:p>
+            <w:r>
+              <w:rPr>
+                <w:sz w:val="18"/>
+              </w:rPr>
+              <w:t>1.150 km, 20 a 26 horas de camión</w:t>
+            </w:r>
+          </w:p>
+        </w:tc>
+        <w:tc>
+          <w:tcPr>
+            <w:tcW w:type="dxa" w:w="2340"/>
+            <w:shd w:fill="F9FBFD"/>
+            <w:tcMar>
+              <w:top w:w="100" w:type="dxa"/>
+              <w:bottom w:w="100" w:type="dxa"/>
+              <w:left w:w="100" w:type="dxa"/>
+              <w:right w:w="100" w:type="dxa"/>
+            </w:tcMar>
+          </w:tcPr>
+          <w:p>
+            <w:r>
+              <w:rPr>
+                <w:sz w:val="18"/>
+              </w:rPr>
+              <w:t>23,0%, 23.000 plantines</w:t>
+            </w:r>
+          </w:p>
+        </w:tc>
+        <w:tc>
+          <w:tcPr>
+            <w:tcW w:type="dxa" w:w="2340"/>
+            <w:shd w:fill="F9FBFD"/>
+            <w:tcMar>
+              <w:top w:w="100" w:type="dxa"/>
+              <w:bottom w:w="100" w:type="dxa"/>
+              <w:left w:w="100" w:type="dxa"/>
+              <w:right w:w="100" w:type="dxa"/>
+            </w:tcMar>
+          </w:tcPr>
+          <w:p>
+            <w:r>
+              <w:rPr>
+                <w:sz w:val="18"/>
+              </w:rPr>
+              <w:t>$2.500 a $2.600 ARS con flete. Exige pedidos mínimos altos y carece de flexibilidad ante heladas tardías en el valle.</w:t>
+            </w:r>
+          </w:p>
+        </w:tc>
+      </w:tr>
+    </w:tbl>
+    <w:p>
+      <w:pPr>
+        <w:spacing w:after="80"/>
+      </w:pPr>
+    </w:p>
+    <w:p>
+      <w:pPr>
+        <w:spacing w:before="0" w:after="120" w:line="276" w:lineRule="auto"/>
+      </w:pPr>
+      <w:r>
+        <w:rPr>
+          <w:rFonts w:ascii="Calibri" w:hAnsi="Calibri"/>
+          <w:i w:val="0"/>
+          <w:color w:val="282828"/>
+          <w:sz w:val="22"/>
+        </w:rPr>
+        <w:t xml:space="preserve">En el segmento de plantines francos sin injertar opera en Allen el Vivero VFW del ingeniero agrónomo Ernesto Wolfschmidt, que cuenta con 8 invernaderos sobre 2 hectáreas y sembradora neumática de 300 bandejas por hora. Este establecimiento no compite en lotes infestados con </w:t>
+      </w:r>
+      <w:r>
+        <w:rPr>
+          <w:rFonts w:ascii="Calibri" w:hAnsi="Calibri"/>
+          <w:i/>
+          <w:color w:val="282828"/>
+          <w:sz w:val="22"/>
+        </w:rPr>
+        <w:t>Meloidogyne</w:t>
+      </w:r>
+      <w:r>
+        <w:rPr>
+          <w:rFonts w:ascii="Calibri" w:hAnsi="Calibri"/>
+          <w:i w:val="0"/>
+          <w:color w:val="282828"/>
+          <w:sz w:val="22"/>
+        </w:rPr>
+        <w:t>, donde el plantín franco pierde la mitad de su rinde, pero confirma la aptitud climática y logística de Allen como nodo propagador regional.</w:t>
+      </w:r>
+    </w:p>
+    <w:p>
+      <w:pPr>
+        <w:keepNext/>
+        <w:spacing w:before="200" w:after="40"/>
+      </w:pPr>
+      <w:r>
+        <w:rPr>
+          <w:rFonts w:ascii="Arial" w:hAnsi="Arial"/>
+          <w:b/>
+          <w:color w:val="333333"/>
+          <w:sz w:val="22"/>
+        </w:rPr>
+        <w:t>Proyección del market share para los años 1 a 5</w:t>
+      </w:r>
+    </w:p>
+    <w:p>
+      <w:pPr>
+        <w:spacing w:before="0" w:after="120" w:line="276" w:lineRule="auto"/>
+      </w:pPr>
+      <w:r>
+        <w:rPr>
+          <w:rFonts w:ascii="Calibri" w:hAnsi="Calibri"/>
+          <w:i w:val="0"/>
+          <w:color w:val="282828"/>
+          <w:sz w:val="22"/>
+        </w:rPr>
+        <w:t>El mercado regional de plantines injertados crecerá impulsado por dos factores concretos. Por un lado, las estructuras fijas de invernadero dificultan rotar el suelo y el monocultivo anual de solanáceas eleva la presión de nematodos, obligando a los productores de plantín franco a adoptar el injerto. Por otro lado, la oferta local en Allen elimina los cupos mínimos de flete que hoy dejan afuera a los productores medianos de 1.000 a 2.000 m².</w:t>
+      </w:r>
+    </w:p>
+    <w:p>
+      <w:pPr>
+        <w:spacing w:before="0" w:after="120" w:line="276" w:lineRule="auto"/>
+      </w:pPr>
+      <w:r>
+        <w:rPr>
+          <w:rFonts w:ascii="Calibri" w:hAnsi="Calibri"/>
+          <w:i w:val="0"/>
+          <w:color w:val="282828"/>
+          <w:sz w:val="22"/>
+        </w:rPr>
+        <w:t>Con una tasa de crecimiento anual compuesta del 10,7%, el SAM regional pasará de 100.000 plantines en el año 1 a 150.000 plantines en el año 5, llevando la adopción del injerto del 37,7% al 50,0% de las solanáceas bajo cubierta del corredor primario.</w:t>
+      </w:r>
+    </w:p>
+    <w:tbl>
+      <w:tblPr>
+        <w:tblW w:type="auto" w:w="0"/>
+        <w:jc w:val="center"/>
+        <w:tblLook w:firstColumn="1" w:firstRow="1" w:lastColumn="0" w:lastRow="0" w:noHBand="0" w:noVBand="1" w:val="04A0"/>
+        <w:tblBorders>
+          <w:top w:val="single" w:sz="4" w:space="0" w:color="D3D3D3"/>
+          <w:bottom w:val="single" w:sz="4" w:space="0" w:color="D3D3D3"/>
+          <w:insideH w:val="single" w:sz="4" w:space="0" w:color="D3D3D3"/>
+          <w:insideV w:val="none"/>
+          <w:left w:val="none"/>
+          <w:right w:val="none"/>
+        </w:tblBorders>
+      </w:tblPr>
+      <w:tblGrid>
+        <w:gridCol w:w="1560"/>
+        <w:gridCol w:w="1560"/>
+        <w:gridCol w:w="1560"/>
+        <w:gridCol w:w="1560"/>
+        <w:gridCol w:w="1560"/>
+        <w:gridCol w:w="1560"/>
+      </w:tblGrid>
+      <w:tr>
+        <w:tc>
+          <w:tcPr>
+            <w:tcW w:type="dxa" w:w="2810"/>
+            <w:shd w:fill="003366"/>
+            <w:tcMar>
+              <w:top w:w="120" w:type="dxa"/>
+              <w:bottom w:w="120" w:type="dxa"/>
+              <w:left w:w="120" w:type="dxa"/>
+              <w:right w:w="120" w:type="dxa"/>
+            </w:tcMar>
+          </w:tcPr>
+          <w:p>
+            <w:r>
+              <w:rPr>
+                <w:b/>
+                <w:color w:val="FFFFFF"/>
+                <w:sz w:val="19"/>
+              </w:rPr>
+              <w:t>Indicador de mercado y desempeño</w:t>
+            </w:r>
+          </w:p>
+        </w:tc>
+        <w:tc>
+          <w:tcPr>
+            <w:tcW w:type="dxa" w:w="1310"/>
+            <w:shd w:fill="003366"/>
+            <w:tcMar>
+              <w:top w:w="120" w:type="dxa"/>
+              <w:bottom w:w="120" w:type="dxa"/>
+              <w:left w:w="120" w:type="dxa"/>
+              <w:right w:w="120" w:type="dxa"/>
+            </w:tcMar>
+          </w:tcPr>
+          <w:p>
+            <w:r>
+              <w:rPr>
+                <w:b/>
+                <w:color w:val="FFFFFF"/>
+                <w:sz w:val="19"/>
+              </w:rPr>
+              <w:t>Año 1</w:t>
+            </w:r>
+          </w:p>
+        </w:tc>
+        <w:tc>
+          <w:tcPr>
+            <w:tcW w:type="dxa" w:w="1310"/>
+            <w:shd w:fill="003366"/>
+            <w:tcMar>
+              <w:top w:w="120" w:type="dxa"/>
+              <w:bottom w:w="120" w:type="dxa"/>
+              <w:left w:w="120" w:type="dxa"/>
+              <w:right w:w="120" w:type="dxa"/>
+            </w:tcMar>
+          </w:tcPr>
+          <w:p>
+            <w:r>
+              <w:rPr>
+                <w:b/>
+                <w:color w:val="FFFFFF"/>
+                <w:sz w:val="19"/>
+              </w:rPr>
+              <w:t>Año 2</w:t>
+            </w:r>
+          </w:p>
+        </w:tc>
+        <w:tc>
+          <w:tcPr>
+            <w:tcW w:type="dxa" w:w="1310"/>
+            <w:shd w:fill="003366"/>
+            <w:tcMar>
+              <w:top w:w="120" w:type="dxa"/>
+              <w:bottom w:w="120" w:type="dxa"/>
+              <w:left w:w="120" w:type="dxa"/>
+              <w:right w:w="120" w:type="dxa"/>
+            </w:tcMar>
+          </w:tcPr>
+          <w:p>
+            <w:r>
+              <w:rPr>
+                <w:b/>
+                <w:color w:val="FFFFFF"/>
+                <w:sz w:val="19"/>
+              </w:rPr>
+              <w:t>Año 3</w:t>
+            </w:r>
+          </w:p>
+        </w:tc>
+        <w:tc>
+          <w:tcPr>
+            <w:tcW w:type="dxa" w:w="1310"/>
+            <w:shd w:fill="003366"/>
+            <w:tcMar>
+              <w:top w:w="120" w:type="dxa"/>
+              <w:bottom w:w="120" w:type="dxa"/>
+              <w:left w:w="120" w:type="dxa"/>
+              <w:right w:w="120" w:type="dxa"/>
+            </w:tcMar>
+          </w:tcPr>
+          <w:p>
+            <w:r>
+              <w:rPr>
+                <w:b/>
+                <w:color w:val="FFFFFF"/>
+                <w:sz w:val="19"/>
+              </w:rPr>
+              <w:t>Año 4</w:t>
+            </w:r>
+          </w:p>
+        </w:tc>
+        <w:tc>
+          <w:tcPr>
+            <w:tcW w:type="dxa" w:w="1310"/>
+            <w:shd w:fill="003366"/>
+            <w:tcMar>
+              <w:top w:w="120" w:type="dxa"/>
+              <w:bottom w:w="120" w:type="dxa"/>
+              <w:left w:w="120" w:type="dxa"/>
+              <w:right w:w="120" w:type="dxa"/>
+            </w:tcMar>
+          </w:tcPr>
+          <w:p>
+            <w:r>
+              <w:rPr>
+                <w:b/>
+                <w:color w:val="FFFFFF"/>
+                <w:sz w:val="19"/>
+              </w:rPr>
+              <w:t>Año 5</w:t>
+            </w:r>
+          </w:p>
+        </w:tc>
+      </w:tr>
+      <w:tr>
+        <w:tc>
+          <w:tcPr>
+            <w:tcW w:type="dxa" w:w="2810"/>
+            <w:shd w:fill="F9FBFD"/>
+            <w:tcMar>
+              <w:top w:w="100" w:type="dxa"/>
+              <w:bottom w:w="100" w:type="dxa"/>
+              <w:left w:w="100" w:type="dxa"/>
+              <w:right w:w="100" w:type="dxa"/>
+            </w:tcMar>
+          </w:tcPr>
+          <w:p>
+            <w:r>
+              <w:rPr>
+                <w:sz w:val="18"/>
+              </w:rPr>
+              <w:t>TAM primario de solanáceas en plantines equivalentes</w:t>
+            </w:r>
+          </w:p>
+        </w:tc>
+        <w:tc>
+          <w:tcPr>
+            <w:tcW w:type="dxa" w:w="1310"/>
+            <w:shd w:fill="F9FBFD"/>
+            <w:tcMar>
+              <w:top w:w="100" w:type="dxa"/>
+              <w:bottom w:w="100" w:type="dxa"/>
+              <w:left w:w="100" w:type="dxa"/>
+              <w:right w:w="100" w:type="dxa"/>
+            </w:tcMar>
+          </w:tcPr>
+          <w:p>
+            <w:r>
+              <w:rPr>
+                <w:sz w:val="18"/>
+              </w:rPr>
+              <w:t>265.000</w:t>
+            </w:r>
+          </w:p>
+        </w:tc>
+        <w:tc>
+          <w:tcPr>
+            <w:tcW w:type="dxa" w:w="1310"/>
+            <w:shd w:fill="F9FBFD"/>
+            <w:tcMar>
+              <w:top w:w="100" w:type="dxa"/>
+              <w:bottom w:w="100" w:type="dxa"/>
+              <w:left w:w="100" w:type="dxa"/>
+              <w:right w:w="100" w:type="dxa"/>
+            </w:tcMar>
+          </w:tcPr>
+          <w:p>
+            <w:r>
+              <w:rPr>
+                <w:sz w:val="18"/>
+              </w:rPr>
+              <w:t>273.000</w:t>
+            </w:r>
+          </w:p>
+        </w:tc>
+        <w:tc>
+          <w:tcPr>
+            <w:tcW w:type="dxa" w:w="1310"/>
+            <w:shd w:fill="F9FBFD"/>
+            <w:tcMar>
+              <w:top w:w="100" w:type="dxa"/>
+              <w:bottom w:w="100" w:type="dxa"/>
+              <w:left w:w="100" w:type="dxa"/>
+              <w:right w:w="100" w:type="dxa"/>
+            </w:tcMar>
+          </w:tcPr>
+          <w:p>
+            <w:r>
+              <w:rPr>
+                <w:sz w:val="18"/>
+              </w:rPr>
+              <w:t>281.000</w:t>
+            </w:r>
+          </w:p>
+        </w:tc>
+        <w:tc>
+          <w:tcPr>
+            <w:tcW w:type="dxa" w:w="1310"/>
+            <w:shd w:fill="F9FBFD"/>
+            <w:tcMar>
+              <w:top w:w="100" w:type="dxa"/>
+              <w:bottom w:w="100" w:type="dxa"/>
+              <w:left w:w="100" w:type="dxa"/>
+              <w:right w:w="100" w:type="dxa"/>
+            </w:tcMar>
+          </w:tcPr>
+          <w:p>
+            <w:r>
+              <w:rPr>
+                <w:sz w:val="18"/>
+              </w:rPr>
+              <w:t>290.000</w:t>
+            </w:r>
+          </w:p>
+        </w:tc>
+        <w:tc>
+          <w:tcPr>
+            <w:tcW w:type="dxa" w:w="1310"/>
+            <w:shd w:fill="F9FBFD"/>
+            <w:tcMar>
+              <w:top w:w="100" w:type="dxa"/>
+              <w:bottom w:w="100" w:type="dxa"/>
+              <w:left w:w="100" w:type="dxa"/>
+              <w:right w:w="100" w:type="dxa"/>
+            </w:tcMar>
+          </w:tcPr>
+          <w:p>
+            <w:r>
+              <w:rPr>
+                <w:sz w:val="18"/>
+              </w:rPr>
+              <w:t>300.000</w:t>
+            </w:r>
+          </w:p>
+        </w:tc>
+      </w:tr>
+      <w:tr>
+        <w:tc>
+          <w:tcPr>
+            <w:tcW w:type="dxa" w:w="2810"/>
+            <w:shd w:fill="FFFFFF"/>
+            <w:tcMar>
+              <w:top w:w="100" w:type="dxa"/>
+              <w:bottom w:w="100" w:type="dxa"/>
+              <w:left w:w="100" w:type="dxa"/>
+              <w:right w:w="100" w:type="dxa"/>
+            </w:tcMar>
+          </w:tcPr>
+          <w:p>
+            <w:r>
+              <w:rPr>
+                <w:sz w:val="18"/>
+              </w:rPr>
+              <w:t>SAM regional de plantines injertados</w:t>
+            </w:r>
+          </w:p>
+        </w:tc>
+        <w:tc>
+          <w:tcPr>
+            <w:tcW w:type="dxa" w:w="1310"/>
+            <w:shd w:fill="FFFFFF"/>
+            <w:tcMar>
+              <w:top w:w="100" w:type="dxa"/>
+              <w:bottom w:w="100" w:type="dxa"/>
+              <w:left w:w="100" w:type="dxa"/>
+              <w:right w:w="100" w:type="dxa"/>
+            </w:tcMar>
+          </w:tcPr>
+          <w:p>
+            <w:r>
+              <w:rPr>
+                <w:sz w:val="18"/>
+              </w:rPr>
+              <w:t>100.000</w:t>
+            </w:r>
+          </w:p>
+        </w:tc>
+        <w:tc>
+          <w:tcPr>
+            <w:tcW w:type="dxa" w:w="1310"/>
+            <w:shd w:fill="FFFFFF"/>
+            <w:tcMar>
+              <w:top w:w="100" w:type="dxa"/>
+              <w:bottom w:w="100" w:type="dxa"/>
+              <w:left w:w="100" w:type="dxa"/>
+              <w:right w:w="100" w:type="dxa"/>
+            </w:tcMar>
+          </w:tcPr>
+          <w:p>
+            <w:r>
+              <w:rPr>
+                <w:sz w:val="18"/>
+              </w:rPr>
+              <w:t>110.000</w:t>
+            </w:r>
+          </w:p>
+        </w:tc>
+        <w:tc>
+          <w:tcPr>
+            <w:tcW w:type="dxa" w:w="1310"/>
+            <w:shd w:fill="FFFFFF"/>
+            <w:tcMar>
+              <w:top w:w="100" w:type="dxa"/>
+              <w:bottom w:w="100" w:type="dxa"/>
+              <w:left w:w="100" w:type="dxa"/>
+              <w:right w:w="100" w:type="dxa"/>
+            </w:tcMar>
+          </w:tcPr>
+          <w:p>
+            <w:r>
+              <w:rPr>
+                <w:sz w:val="18"/>
+              </w:rPr>
+              <w:t>122.000</w:t>
+            </w:r>
+          </w:p>
+        </w:tc>
+        <w:tc>
+          <w:tcPr>
+            <w:tcW w:type="dxa" w:w="1310"/>
+            <w:shd w:fill="FFFFFF"/>
+            <w:tcMar>
+              <w:top w:w="100" w:type="dxa"/>
+              <w:bottom w:w="100" w:type="dxa"/>
+              <w:left w:w="100" w:type="dxa"/>
+              <w:right w:w="100" w:type="dxa"/>
+            </w:tcMar>
+          </w:tcPr>
+          <w:p>
+            <w:r>
+              <w:rPr>
+                <w:sz w:val="18"/>
+              </w:rPr>
+              <w:t>135.000</w:t>
+            </w:r>
+          </w:p>
+        </w:tc>
+        <w:tc>
+          <w:tcPr>
+            <w:tcW w:type="dxa" w:w="1310"/>
+            <w:shd w:fill="FFFFFF"/>
+            <w:tcMar>
+              <w:top w:w="100" w:type="dxa"/>
+              <w:bottom w:w="100" w:type="dxa"/>
+              <w:left w:w="100" w:type="dxa"/>
+              <w:right w:w="100" w:type="dxa"/>
+            </w:tcMar>
+          </w:tcPr>
+          <w:p>
+            <w:r>
+              <w:rPr>
+                <w:sz w:val="18"/>
+              </w:rPr>
+              <w:t>150.000</w:t>
+            </w:r>
+          </w:p>
+        </w:tc>
+      </w:tr>
+      <w:tr>
+        <w:tc>
+          <w:tcPr>
+            <w:tcW w:type="dxa" w:w="2810"/>
+            <w:shd w:fill="F9FBFD"/>
+            <w:tcMar>
+              <w:top w:w="100" w:type="dxa"/>
+              <w:bottom w:w="100" w:type="dxa"/>
+              <w:left w:w="100" w:type="dxa"/>
+              <w:right w:w="100" w:type="dxa"/>
+            </w:tcMar>
+          </w:tcPr>
+          <w:p>
+            <w:r>
+              <w:rPr>
+                <w:sz w:val="18"/>
+              </w:rPr>
+              <w:t>Ventas en escenario piso de preventa</w:t>
+            </w:r>
+          </w:p>
+        </w:tc>
+        <w:tc>
+          <w:tcPr>
+            <w:tcW w:type="dxa" w:w="1310"/>
+            <w:shd w:fill="F9FBFD"/>
+            <w:tcMar>
+              <w:top w:w="100" w:type="dxa"/>
+              <w:bottom w:w="100" w:type="dxa"/>
+              <w:left w:w="100" w:type="dxa"/>
+              <w:right w:w="100" w:type="dxa"/>
+            </w:tcMar>
+          </w:tcPr>
+          <w:p>
+            <w:r>
+              <w:rPr>
+                <w:sz w:val="18"/>
+              </w:rPr>
+              <w:t>12.000</w:t>
+            </w:r>
+          </w:p>
+        </w:tc>
+        <w:tc>
+          <w:tcPr>
+            <w:tcW w:type="dxa" w:w="1310"/>
+            <w:shd w:fill="F9FBFD"/>
+            <w:tcMar>
+              <w:top w:w="100" w:type="dxa"/>
+              <w:bottom w:w="100" w:type="dxa"/>
+              <w:left w:w="100" w:type="dxa"/>
+              <w:right w:w="100" w:type="dxa"/>
+            </w:tcMar>
+          </w:tcPr>
+          <w:p>
+            <w:r>
+              <w:rPr>
+                <w:sz w:val="18"/>
+              </w:rPr>
+              <w:t>18.000</w:t>
+            </w:r>
+          </w:p>
+        </w:tc>
+        <w:tc>
+          <w:tcPr>
+            <w:tcW w:type="dxa" w:w="1310"/>
+            <w:shd w:fill="F9FBFD"/>
+            <w:tcMar>
+              <w:top w:w="100" w:type="dxa"/>
+              <w:bottom w:w="100" w:type="dxa"/>
+              <w:left w:w="100" w:type="dxa"/>
+              <w:right w:w="100" w:type="dxa"/>
+            </w:tcMar>
+          </w:tcPr>
+          <w:p>
+            <w:r>
+              <w:rPr>
+                <w:sz w:val="18"/>
+              </w:rPr>
+              <w:t>25.000</w:t>
+            </w:r>
+          </w:p>
+        </w:tc>
+        <w:tc>
+          <w:tcPr>
+            <w:tcW w:type="dxa" w:w="1310"/>
+            <w:shd w:fill="F9FBFD"/>
+            <w:tcMar>
+              <w:top w:w="100" w:type="dxa"/>
+              <w:bottom w:w="100" w:type="dxa"/>
+              <w:left w:w="100" w:type="dxa"/>
+              <w:right w:w="100" w:type="dxa"/>
+            </w:tcMar>
+          </w:tcPr>
+          <w:p>
+            <w:r>
+              <w:rPr>
+                <w:sz w:val="18"/>
+              </w:rPr>
+              <w:t>31.000</w:t>
+            </w:r>
+          </w:p>
+        </w:tc>
+        <w:tc>
+          <w:tcPr>
+            <w:tcW w:type="dxa" w:w="1310"/>
+            <w:shd w:fill="F9FBFD"/>
+            <w:tcMar>
+              <w:top w:w="100" w:type="dxa"/>
+              <w:bottom w:w="100" w:type="dxa"/>
+              <w:left w:w="100" w:type="dxa"/>
+              <w:right w:w="100" w:type="dxa"/>
+            </w:tcMar>
+          </w:tcPr>
+          <w:p>
+            <w:r>
+              <w:rPr>
+                <w:sz w:val="18"/>
+              </w:rPr>
+              <w:t>36.000</w:t>
+            </w:r>
+          </w:p>
+        </w:tc>
+      </w:tr>
+      <w:tr>
+        <w:tc>
+          <w:tcPr>
+            <w:tcW w:type="dxa" w:w="2810"/>
+            <w:shd w:fill="FFFFFF"/>
+            <w:tcMar>
+              <w:top w:w="100" w:type="dxa"/>
+              <w:bottom w:w="100" w:type="dxa"/>
+              <w:left w:w="100" w:type="dxa"/>
+              <w:right w:w="100" w:type="dxa"/>
+            </w:tcMar>
+          </w:tcPr>
+          <w:p>
+            <w:r>
+              <w:rPr>
+                <w:sz w:val="18"/>
+              </w:rPr>
+              <w:t>Ventas en escenario base objetivo</w:t>
+            </w:r>
+          </w:p>
+        </w:tc>
+        <w:tc>
+          <w:tcPr>
+            <w:tcW w:type="dxa" w:w="1310"/>
+            <w:shd w:fill="FFFFFF"/>
+            <w:tcMar>
+              <w:top w:w="100" w:type="dxa"/>
+              <w:bottom w:w="100" w:type="dxa"/>
+              <w:left w:w="100" w:type="dxa"/>
+              <w:right w:w="100" w:type="dxa"/>
+            </w:tcMar>
+          </w:tcPr>
+          <w:p>
+            <w:r>
+              <w:rPr>
+                <w:sz w:val="18"/>
+              </w:rPr>
+              <w:t>20.000</w:t>
+            </w:r>
+          </w:p>
+        </w:tc>
+        <w:tc>
+          <w:tcPr>
+            <w:tcW w:type="dxa" w:w="1310"/>
+            <w:shd w:fill="FFFFFF"/>
+            <w:tcMar>
+              <w:top w:w="100" w:type="dxa"/>
+              <w:bottom w:w="100" w:type="dxa"/>
+              <w:left w:w="100" w:type="dxa"/>
+              <w:right w:w="100" w:type="dxa"/>
+            </w:tcMar>
+          </w:tcPr>
+          <w:p>
+            <w:r>
+              <w:rPr>
+                <w:sz w:val="18"/>
+              </w:rPr>
+              <w:t>30.000</w:t>
+            </w:r>
+          </w:p>
+        </w:tc>
+        <w:tc>
+          <w:tcPr>
+            <w:tcW w:type="dxa" w:w="1310"/>
+            <w:shd w:fill="FFFFFF"/>
+            <w:tcMar>
+              <w:top w:w="100" w:type="dxa"/>
+              <w:bottom w:w="100" w:type="dxa"/>
+              <w:left w:w="100" w:type="dxa"/>
+              <w:right w:w="100" w:type="dxa"/>
+            </w:tcMar>
+          </w:tcPr>
+          <w:p>
+            <w:r>
+              <w:rPr>
+                <w:sz w:val="18"/>
+              </w:rPr>
+              <w:t>42.000</w:t>
+            </w:r>
+          </w:p>
+        </w:tc>
+        <w:tc>
+          <w:tcPr>
+            <w:tcW w:type="dxa" w:w="1310"/>
+            <w:shd w:fill="FFFFFF"/>
+            <w:tcMar>
+              <w:top w:w="100" w:type="dxa"/>
+              <w:bottom w:w="100" w:type="dxa"/>
+              <w:left w:w="100" w:type="dxa"/>
+              <w:right w:w="100" w:type="dxa"/>
+            </w:tcMar>
+          </w:tcPr>
+          <w:p>
+            <w:r>
+              <w:rPr>
+                <w:sz w:val="18"/>
+              </w:rPr>
+              <w:t>52.000</w:t>
+            </w:r>
+          </w:p>
+        </w:tc>
+        <w:tc>
+          <w:tcPr>
+            <w:tcW w:type="dxa" w:w="1310"/>
+            <w:shd w:fill="FFFFFF"/>
+            <w:tcMar>
+              <w:top w:w="100" w:type="dxa"/>
+              <w:bottom w:w="100" w:type="dxa"/>
+              <w:left w:w="100" w:type="dxa"/>
+              <w:right w:w="100" w:type="dxa"/>
+            </w:tcMar>
+          </w:tcPr>
+          <w:p>
+            <w:r>
+              <w:rPr>
+                <w:sz w:val="18"/>
+              </w:rPr>
+              <w:t>60.000</w:t>
+            </w:r>
+          </w:p>
+        </w:tc>
+      </w:tr>
+      <w:tr>
+        <w:tc>
+          <w:tcPr>
+            <w:tcW w:type="dxa" w:w="2810"/>
+            <w:shd w:fill="F9FBFD"/>
+            <w:tcMar>
+              <w:top w:w="100" w:type="dxa"/>
+              <w:bottom w:w="100" w:type="dxa"/>
+              <w:left w:w="100" w:type="dxa"/>
+              <w:right w:w="100" w:type="dxa"/>
+            </w:tcMar>
+          </w:tcPr>
+          <w:p>
+            <w:r>
+              <w:rPr>
+                <w:sz w:val="18"/>
+              </w:rPr>
+              <w:t>Cuota sobre SAM en escenario piso</w:t>
+            </w:r>
+          </w:p>
+        </w:tc>
+        <w:tc>
+          <w:tcPr>
+            <w:tcW w:type="dxa" w:w="1310"/>
+            <w:shd w:fill="F9FBFD"/>
+            <w:tcMar>
+              <w:top w:w="100" w:type="dxa"/>
+              <w:bottom w:w="100" w:type="dxa"/>
+              <w:left w:w="100" w:type="dxa"/>
+              <w:right w:w="100" w:type="dxa"/>
+            </w:tcMar>
+          </w:tcPr>
+          <w:p>
+            <w:r>
+              <w:rPr>
+                <w:sz w:val="18"/>
+              </w:rPr>
+              <w:t>12,0%</w:t>
+            </w:r>
+          </w:p>
+        </w:tc>
+        <w:tc>
+          <w:tcPr>
+            <w:tcW w:type="dxa" w:w="1310"/>
+            <w:shd w:fill="F9FBFD"/>
+            <w:tcMar>
+              <w:top w:w="100" w:type="dxa"/>
+              <w:bottom w:w="100" w:type="dxa"/>
+              <w:left w:w="100" w:type="dxa"/>
+              <w:right w:w="100" w:type="dxa"/>
+            </w:tcMar>
+          </w:tcPr>
+          <w:p>
+            <w:r>
+              <w:rPr>
+                <w:sz w:val="18"/>
+              </w:rPr>
+              <w:t>16,4%</w:t>
+            </w:r>
+          </w:p>
+        </w:tc>
+        <w:tc>
+          <w:tcPr>
+            <w:tcW w:type="dxa" w:w="1310"/>
+            <w:shd w:fill="F9FBFD"/>
+            <w:tcMar>
+              <w:top w:w="100" w:type="dxa"/>
+              <w:bottom w:w="100" w:type="dxa"/>
+              <w:left w:w="100" w:type="dxa"/>
+              <w:right w:w="100" w:type="dxa"/>
+            </w:tcMar>
+          </w:tcPr>
+          <w:p>
+            <w:r>
+              <w:rPr>
+                <w:sz w:val="18"/>
+              </w:rPr>
+              <w:t>20,5%</w:t>
+            </w:r>
+          </w:p>
+        </w:tc>
+        <w:tc>
+          <w:tcPr>
+            <w:tcW w:type="dxa" w:w="1310"/>
+            <w:shd w:fill="F9FBFD"/>
+            <w:tcMar>
+              <w:top w:w="100" w:type="dxa"/>
+              <w:bottom w:w="100" w:type="dxa"/>
+              <w:left w:w="100" w:type="dxa"/>
+              <w:right w:w="100" w:type="dxa"/>
+            </w:tcMar>
+          </w:tcPr>
+          <w:p>
+            <w:r>
+              <w:rPr>
+                <w:sz w:val="18"/>
+              </w:rPr>
+              <w:t>23,0%</w:t>
+            </w:r>
+          </w:p>
+        </w:tc>
+        <w:tc>
+          <w:tcPr>
+            <w:tcW w:type="dxa" w:w="1310"/>
+            <w:shd w:fill="F9FBFD"/>
+            <w:tcMar>
+              <w:top w:w="100" w:type="dxa"/>
+              <w:bottom w:w="100" w:type="dxa"/>
+              <w:left w:w="100" w:type="dxa"/>
+              <w:right w:w="100" w:type="dxa"/>
+            </w:tcMar>
+          </w:tcPr>
+          <w:p>
+            <w:r>
+              <w:rPr>
+                <w:sz w:val="18"/>
+              </w:rPr>
+              <w:t>24,0%</w:t>
+            </w:r>
+          </w:p>
+        </w:tc>
+      </w:tr>
+      <w:tr>
+        <w:tc>
+          <w:tcPr>
+            <w:tcW w:type="dxa" w:w="2810"/>
+            <w:shd w:fill="FFFFFF"/>
+            <w:tcMar>
+              <w:top w:w="100" w:type="dxa"/>
+              <w:bottom w:w="100" w:type="dxa"/>
+              <w:left w:w="100" w:type="dxa"/>
+              <w:right w:w="100" w:type="dxa"/>
+            </w:tcMar>
+          </w:tcPr>
+          <w:p>
+            <w:r>
+              <w:rPr>
+                <w:sz w:val="18"/>
+              </w:rPr>
+              <w:t>Cuota sobre SAM en escenario base</w:t>
+            </w:r>
+          </w:p>
+        </w:tc>
+        <w:tc>
+          <w:tcPr>
+            <w:tcW w:type="dxa" w:w="1310"/>
+            <w:shd w:fill="FFFFFF"/>
+            <w:tcMar>
+              <w:top w:w="100" w:type="dxa"/>
+              <w:bottom w:w="100" w:type="dxa"/>
+              <w:left w:w="100" w:type="dxa"/>
+              <w:right w:w="100" w:type="dxa"/>
+            </w:tcMar>
+          </w:tcPr>
+          <w:p>
+            <w:r>
+              <w:rPr>
+                <w:sz w:val="18"/>
+              </w:rPr>
+              <w:t>20,0%</w:t>
+            </w:r>
+          </w:p>
+        </w:tc>
+        <w:tc>
+          <w:tcPr>
+            <w:tcW w:type="dxa" w:w="1310"/>
+            <w:shd w:fill="FFFFFF"/>
+            <w:tcMar>
+              <w:top w:w="100" w:type="dxa"/>
+              <w:bottom w:w="100" w:type="dxa"/>
+              <w:left w:w="100" w:type="dxa"/>
+              <w:right w:w="100" w:type="dxa"/>
+            </w:tcMar>
+          </w:tcPr>
+          <w:p>
+            <w:r>
+              <w:rPr>
+                <w:sz w:val="18"/>
+              </w:rPr>
+              <w:t>27,3%</w:t>
+            </w:r>
+          </w:p>
+        </w:tc>
+        <w:tc>
+          <w:tcPr>
+            <w:tcW w:type="dxa" w:w="1310"/>
+            <w:shd w:fill="FFFFFF"/>
+            <w:tcMar>
+              <w:top w:w="100" w:type="dxa"/>
+              <w:bottom w:w="100" w:type="dxa"/>
+              <w:left w:w="100" w:type="dxa"/>
+              <w:right w:w="100" w:type="dxa"/>
+            </w:tcMar>
+          </w:tcPr>
+          <w:p>
+            <w:r>
+              <w:rPr>
+                <w:sz w:val="18"/>
+              </w:rPr>
+              <w:t>34,4%</w:t>
+            </w:r>
+          </w:p>
+        </w:tc>
+        <w:tc>
+          <w:tcPr>
+            <w:tcW w:type="dxa" w:w="1310"/>
+            <w:shd w:fill="FFFFFF"/>
+            <w:tcMar>
+              <w:top w:w="100" w:type="dxa"/>
+              <w:bottom w:w="100" w:type="dxa"/>
+              <w:left w:w="100" w:type="dxa"/>
+              <w:right w:w="100" w:type="dxa"/>
+            </w:tcMar>
+          </w:tcPr>
+          <w:p>
+            <w:r>
+              <w:rPr>
+                <w:sz w:val="18"/>
+              </w:rPr>
+              <w:t>38,5%</w:t>
+            </w:r>
+          </w:p>
+        </w:tc>
+        <w:tc>
+          <w:tcPr>
+            <w:tcW w:type="dxa" w:w="1310"/>
+            <w:shd w:fill="FFFFFF"/>
+            <w:tcMar>
+              <w:top w:w="100" w:type="dxa"/>
+              <w:bottom w:w="100" w:type="dxa"/>
+              <w:left w:w="100" w:type="dxa"/>
+              <w:right w:w="100" w:type="dxa"/>
+            </w:tcMar>
+          </w:tcPr>
+          <w:p>
+            <w:r>
+              <w:rPr>
+                <w:sz w:val="18"/>
+              </w:rPr>
+              <w:t>40,0%</w:t>
+            </w:r>
+          </w:p>
+        </w:tc>
+      </w:tr>
+      <w:tr>
+        <w:tc>
+          <w:tcPr>
+            <w:tcW w:type="dxa" w:w="2810"/>
+            <w:shd w:fill="F9FBFD"/>
+            <w:tcMar>
+              <w:top w:w="100" w:type="dxa"/>
+              <w:bottom w:w="100" w:type="dxa"/>
+              <w:left w:w="100" w:type="dxa"/>
+              <w:right w:w="100" w:type="dxa"/>
+            </w:tcMar>
+          </w:tcPr>
+          <w:p>
+            <w:r>
+              <w:rPr>
+                <w:sz w:val="18"/>
+              </w:rPr>
+              <w:t>Cuota sobre TAM primario en escenario base</w:t>
+            </w:r>
+          </w:p>
+        </w:tc>
+        <w:tc>
+          <w:tcPr>
+            <w:tcW w:type="dxa" w:w="1310"/>
+            <w:shd w:fill="F9FBFD"/>
+            <w:tcMar>
+              <w:top w:w="100" w:type="dxa"/>
+              <w:bottom w:w="100" w:type="dxa"/>
+              <w:left w:w="100" w:type="dxa"/>
+              <w:right w:w="100" w:type="dxa"/>
+            </w:tcMar>
+          </w:tcPr>
+          <w:p>
+            <w:r>
+              <w:rPr>
+                <w:sz w:val="18"/>
+              </w:rPr>
+              <w:t>7,5%</w:t>
+            </w:r>
+          </w:p>
+        </w:tc>
+        <w:tc>
+          <w:tcPr>
+            <w:tcW w:type="dxa" w:w="1310"/>
+            <w:shd w:fill="F9FBFD"/>
+            <w:tcMar>
+              <w:top w:w="100" w:type="dxa"/>
+              <w:bottom w:w="100" w:type="dxa"/>
+              <w:left w:w="100" w:type="dxa"/>
+              <w:right w:w="100" w:type="dxa"/>
+            </w:tcMar>
+          </w:tcPr>
+          <w:p>
+            <w:r>
+              <w:rPr>
+                <w:sz w:val="18"/>
+              </w:rPr>
+              <w:t>11,0%</w:t>
+            </w:r>
+          </w:p>
+        </w:tc>
+        <w:tc>
+          <w:tcPr>
+            <w:tcW w:type="dxa" w:w="1310"/>
+            <w:shd w:fill="F9FBFD"/>
+            <w:tcMar>
+              <w:top w:w="100" w:type="dxa"/>
+              <w:bottom w:w="100" w:type="dxa"/>
+              <w:left w:w="100" w:type="dxa"/>
+              <w:right w:w="100" w:type="dxa"/>
+            </w:tcMar>
+          </w:tcPr>
+          <w:p>
+            <w:r>
+              <w:rPr>
+                <w:sz w:val="18"/>
+              </w:rPr>
+              <w:t>14,9%</w:t>
+            </w:r>
+          </w:p>
+        </w:tc>
+        <w:tc>
+          <w:tcPr>
+            <w:tcW w:type="dxa" w:w="1310"/>
+            <w:shd w:fill="F9FBFD"/>
+            <w:tcMar>
+              <w:top w:w="100" w:type="dxa"/>
+              <w:bottom w:w="100" w:type="dxa"/>
+              <w:left w:w="100" w:type="dxa"/>
+              <w:right w:w="100" w:type="dxa"/>
+            </w:tcMar>
+          </w:tcPr>
+          <w:p>
+            <w:r>
+              <w:rPr>
+                <w:sz w:val="18"/>
+              </w:rPr>
+              <w:t>17,9%</w:t>
+            </w:r>
+          </w:p>
+        </w:tc>
+        <w:tc>
+          <w:tcPr>
+            <w:tcW w:type="dxa" w:w="1310"/>
+            <w:shd w:fill="F9FBFD"/>
+            <w:tcMar>
+              <w:top w:w="100" w:type="dxa"/>
+              <w:bottom w:w="100" w:type="dxa"/>
+              <w:left w:w="100" w:type="dxa"/>
+              <w:right w:w="100" w:type="dxa"/>
+            </w:tcMar>
+          </w:tcPr>
+          <w:p>
+            <w:r>
+              <w:rPr>
+                <w:sz w:val="18"/>
+              </w:rPr>
+              <w:t>20,0%</w:t>
+            </w:r>
+          </w:p>
+        </w:tc>
+      </w:tr>
+      <w:tr>
+        <w:tc>
+          <w:tcPr>
+            <w:tcW w:type="dxa" w:w="2810"/>
+            <w:shd w:fill="FFFFFF"/>
+            <w:tcMar>
+              <w:top w:w="100" w:type="dxa"/>
+              <w:bottom w:w="100" w:type="dxa"/>
+              <w:left w:w="100" w:type="dxa"/>
+              <w:right w:w="100" w:type="dxa"/>
+            </w:tcMar>
+          </w:tcPr>
+          <w:p>
+            <w:r>
+              <w:rPr>
+                <w:sz w:val="18"/>
+              </w:rPr>
+              <w:t>Cartera activa de clientes B2B</w:t>
+            </w:r>
+          </w:p>
+        </w:tc>
+        <w:tc>
+          <w:tcPr>
+            <w:tcW w:type="dxa" w:w="1310"/>
+            <w:shd w:fill="FFFFFF"/>
+            <w:tcMar>
+              <w:top w:w="100" w:type="dxa"/>
+              <w:bottom w:w="100" w:type="dxa"/>
+              <w:left w:w="100" w:type="dxa"/>
+              <w:right w:w="100" w:type="dxa"/>
+            </w:tcMar>
+          </w:tcPr>
+          <w:p>
+            <w:r>
+              <w:rPr>
+                <w:sz w:val="18"/>
+              </w:rPr>
+              <w:t>15 fincas</w:t>
+            </w:r>
+          </w:p>
+        </w:tc>
+        <w:tc>
+          <w:tcPr>
+            <w:tcW w:type="dxa" w:w="1310"/>
+            <w:shd w:fill="FFFFFF"/>
+            <w:tcMar>
+              <w:top w:w="100" w:type="dxa"/>
+              <w:bottom w:w="100" w:type="dxa"/>
+              <w:left w:w="100" w:type="dxa"/>
+              <w:right w:w="100" w:type="dxa"/>
+            </w:tcMar>
+          </w:tcPr>
+          <w:p>
+            <w:r>
+              <w:rPr>
+                <w:sz w:val="18"/>
+              </w:rPr>
+              <w:t>22 fincas</w:t>
+            </w:r>
+          </w:p>
+        </w:tc>
+        <w:tc>
+          <w:tcPr>
+            <w:tcW w:type="dxa" w:w="1310"/>
+            <w:shd w:fill="FFFFFF"/>
+            <w:tcMar>
+              <w:top w:w="100" w:type="dxa"/>
+              <w:bottom w:w="100" w:type="dxa"/>
+              <w:left w:w="100" w:type="dxa"/>
+              <w:right w:w="100" w:type="dxa"/>
+            </w:tcMar>
+          </w:tcPr>
+          <w:p>
+            <w:r>
+              <w:rPr>
+                <w:sz w:val="18"/>
+              </w:rPr>
+              <w:t>28 fincas</w:t>
+            </w:r>
+          </w:p>
+        </w:tc>
+        <w:tc>
+          <w:tcPr>
+            <w:tcW w:type="dxa" w:w="1310"/>
+            <w:shd w:fill="FFFFFF"/>
+            <w:tcMar>
+              <w:top w:w="100" w:type="dxa"/>
+              <w:bottom w:w="100" w:type="dxa"/>
+              <w:left w:w="100" w:type="dxa"/>
+              <w:right w:w="100" w:type="dxa"/>
+            </w:tcMar>
+          </w:tcPr>
+          <w:p>
+            <w:r>
+              <w:rPr>
+                <w:sz w:val="18"/>
+              </w:rPr>
+              <w:t>34 fincas</w:t>
+            </w:r>
+          </w:p>
+        </w:tc>
+        <w:tc>
+          <w:tcPr>
+            <w:tcW w:type="dxa" w:w="1310"/>
+            <w:shd w:fill="FFFFFF"/>
+            <w:tcMar>
+              <w:top w:w="100" w:type="dxa"/>
+              <w:bottom w:w="100" w:type="dxa"/>
+              <w:left w:w="100" w:type="dxa"/>
+              <w:right w:w="100" w:type="dxa"/>
+            </w:tcMar>
+          </w:tcPr>
+          <w:p>
+            <w:r>
+              <w:rPr>
+                <w:sz w:val="18"/>
+              </w:rPr>
+              <w:t>40 fincas</w:t>
+            </w:r>
+          </w:p>
+        </w:tc>
+      </w:tr>
+      <w:tr>
+        <w:tc>
+          <w:tcPr>
+            <w:tcW w:type="dxa" w:w="2810"/>
+            <w:shd w:fill="F9FBFD"/>
+            <w:tcMar>
+              <w:top w:w="100" w:type="dxa"/>
+              <w:bottom w:w="100" w:type="dxa"/>
+              <w:left w:w="100" w:type="dxa"/>
+              <w:right w:w="100" w:type="dxa"/>
+            </w:tcMar>
+          </w:tcPr>
+          <w:p>
+            <w:r>
+              <w:rPr>
+                <w:sz w:val="18"/>
+              </w:rPr>
+              <w:t>Facturación anual en plantines a moneda constante</w:t>
+            </w:r>
+          </w:p>
+        </w:tc>
+        <w:tc>
+          <w:tcPr>
+            <w:tcW w:type="dxa" w:w="1310"/>
+            <w:shd w:fill="F9FBFD"/>
+            <w:tcMar>
+              <w:top w:w="100" w:type="dxa"/>
+              <w:bottom w:w="100" w:type="dxa"/>
+              <w:left w:w="100" w:type="dxa"/>
+              <w:right w:w="100" w:type="dxa"/>
+            </w:tcMar>
+          </w:tcPr>
+          <w:p>
+            <w:r>
+              <w:rPr>
+                <w:sz w:val="18"/>
+              </w:rPr>
+              <w:t>$40.000.000</w:t>
+            </w:r>
+          </w:p>
+        </w:tc>
+        <w:tc>
+          <w:tcPr>
+            <w:tcW w:type="dxa" w:w="1310"/>
+            <w:shd w:fill="F9FBFD"/>
+            <w:tcMar>
+              <w:top w:w="100" w:type="dxa"/>
+              <w:bottom w:w="100" w:type="dxa"/>
+              <w:left w:w="100" w:type="dxa"/>
+              <w:right w:w="100" w:type="dxa"/>
+            </w:tcMar>
+          </w:tcPr>
+          <w:p>
+            <w:r>
+              <w:rPr>
+                <w:sz w:val="18"/>
+              </w:rPr>
+              <w:t>$60.000.000</w:t>
+            </w:r>
+          </w:p>
+        </w:tc>
+        <w:tc>
+          <w:tcPr>
+            <w:tcW w:type="dxa" w:w="1310"/>
+            <w:shd w:fill="F9FBFD"/>
+            <w:tcMar>
+              <w:top w:w="100" w:type="dxa"/>
+              <w:bottom w:w="100" w:type="dxa"/>
+              <w:left w:w="100" w:type="dxa"/>
+              <w:right w:w="100" w:type="dxa"/>
+            </w:tcMar>
+          </w:tcPr>
+          <w:p>
+            <w:r>
+              <w:rPr>
+                <w:sz w:val="18"/>
+              </w:rPr>
+              <w:t>$84.000.000</w:t>
+            </w:r>
+          </w:p>
+        </w:tc>
+        <w:tc>
+          <w:tcPr>
+            <w:tcW w:type="dxa" w:w="1310"/>
+            <w:shd w:fill="F9FBFD"/>
+            <w:tcMar>
+              <w:top w:w="100" w:type="dxa"/>
+              <w:bottom w:w="100" w:type="dxa"/>
+              <w:left w:w="100" w:type="dxa"/>
+              <w:right w:w="100" w:type="dxa"/>
+            </w:tcMar>
+          </w:tcPr>
+          <w:p>
+            <w:r>
+              <w:rPr>
+                <w:sz w:val="18"/>
+              </w:rPr>
+              <w:t>$104.000.000</w:t>
+            </w:r>
+          </w:p>
+        </w:tc>
+        <w:tc>
+          <w:tcPr>
+            <w:tcW w:type="dxa" w:w="1310"/>
+            <w:shd w:fill="F9FBFD"/>
+            <w:tcMar>
+              <w:top w:w="100" w:type="dxa"/>
+              <w:bottom w:w="100" w:type="dxa"/>
+              <w:left w:w="100" w:type="dxa"/>
+              <w:right w:w="100" w:type="dxa"/>
+            </w:tcMar>
+          </w:tcPr>
+          <w:p>
+            <w:r>
+              <w:rPr>
+                <w:sz w:val="18"/>
+              </w:rPr>
+              <w:t>$120.000.000</w:t>
+            </w:r>
+          </w:p>
+        </w:tc>
+      </w:tr>
+    </w:tbl>
+    <w:p>
+      <w:pPr>
+        <w:spacing w:after="80"/>
+      </w:pPr>
+    </w:p>
+    <w:p>
+      <w:pPr>
+        <w:spacing w:before="0" w:after="120" w:line="276" w:lineRule="auto"/>
+      </w:pPr>
+      <w:r>
+        <w:rPr>
+          <w:rFonts w:ascii="Calibri" w:hAnsi="Calibri"/>
+          <w:i w:val="0"/>
+          <w:color w:val="282828"/>
+          <w:sz w:val="22"/>
+        </w:rPr>
+        <w:t>Con esta progresión, el reparto del SAM pasa de estar concentrado en Brest &amp; Brest con el 45%, Tecnoflor con el 32% y Proplanta con el 23% en el año 0, a ubicarse en el año 3 con el vivero de Allen en primer lugar con el 34,4%, seguido por Brest &amp; Brest con el 32,0%, Tecnoflor con el 20,0% y Proplanta con el 13,6%. En el año 5 la empresa alcanza el 40,0% del SAM regional, mientras que Brest &amp; Brest retiene el 30,0%, Tecnoflor el 18,0% y Proplanta el 12,0%.</w:t>
+      </w:r>
+    </w:p>
+    <w:p>
+      <w:pPr>
+        <w:keepNext/>
+        <w:spacing w:before="200" w:after="40"/>
+      </w:pPr>
+      <w:r>
+        <w:rPr>
+          <w:rFonts w:ascii="Arial" w:hAnsi="Arial"/>
+          <w:b/>
+          <w:color w:val="333333"/>
+          <w:sz w:val="22"/>
+        </w:rPr>
+        <w:t>Penetración proyectada de la Fase 2 de biosolarización</w:t>
+      </w:r>
+    </w:p>
+    <w:p>
+      <w:pPr>
+        <w:spacing w:before="0" w:after="120" w:line="276" w:lineRule="auto"/>
+      </w:pPr>
+      <w:r>
+        <w:rPr>
+          <w:rFonts w:ascii="Calibri" w:hAnsi="Calibri"/>
+          <w:i w:val="0"/>
+          <w:color w:val="282828"/>
+          <w:sz w:val="22"/>
+        </w:rPr>
+        <w:t>En los invernaderos con más de 150 juveniles J2 por cada 100 cm³ de suelo, o cuando la temperatura edáfica en verano supera los 28 a 30 °C y reduce la eficacia del gen Mi-1.2 del portainjerto Maxifort F1, el productor necesita bajar la carga inicial de patógenos antes de plantar. El servicio de biosolarización con orujo ensilado se comercializa mediante venta cruzada sobre la misma cartera de compradores de plantines:</w:t>
+      </w:r>
+    </w:p>
+    <w:tbl>
+      <w:tblPr>
+        <w:tblW w:type="auto" w:w="0"/>
+        <w:jc w:val="center"/>
+        <w:tblLook w:firstColumn="1" w:firstRow="1" w:lastColumn="0" w:lastRow="0" w:noHBand="0" w:noVBand="1" w:val="04A0"/>
+        <w:tblBorders>
+          <w:top w:val="single" w:sz="4" w:space="0" w:color="D3D3D3"/>
+          <w:bottom w:val="single" w:sz="4" w:space="0" w:color="D3D3D3"/>
+          <w:insideH w:val="single" w:sz="4" w:space="0" w:color="D3D3D3"/>
+          <w:insideV w:val="none"/>
+          <w:left w:val="none"/>
+          <w:right w:val="none"/>
+        </w:tblBorders>
+      </w:tblPr>
+      <w:tblGrid>
+        <w:gridCol w:w="1560"/>
+        <w:gridCol w:w="1560"/>
+        <w:gridCol w:w="1560"/>
+        <w:gridCol w:w="1560"/>
+        <w:gridCol w:w="1560"/>
+        <w:gridCol w:w="1560"/>
+      </w:tblGrid>
+      <w:tr>
+        <w:tc>
+          <w:tcPr>
+            <w:tcW w:type="dxa" w:w="2810"/>
+            <w:shd w:fill="003366"/>
+            <w:tcMar>
+              <w:top w:w="120" w:type="dxa"/>
+              <w:bottom w:w="120" w:type="dxa"/>
+              <w:left w:w="120" w:type="dxa"/>
+              <w:right w:w="120" w:type="dxa"/>
+            </w:tcMar>
+          </w:tcPr>
+          <w:p>
+            <w:r>
+              <w:rPr>
+                <w:b/>
+                <w:color w:val="FFFFFF"/>
+                <w:sz w:val="19"/>
+              </w:rPr>
+              <w:t>Indicador de la Fase 2 de biosolarización</w:t>
+            </w:r>
+          </w:p>
+        </w:tc>
+        <w:tc>
+          <w:tcPr>
+            <w:tcW w:type="dxa" w:w="1310"/>
+            <w:shd w:fill="003366"/>
+            <w:tcMar>
+              <w:top w:w="120" w:type="dxa"/>
+              <w:bottom w:w="120" w:type="dxa"/>
+              <w:left w:w="120" w:type="dxa"/>
+              <w:right w:w="120" w:type="dxa"/>
+            </w:tcMar>
+          </w:tcPr>
+          <w:p>
+            <w:r>
+              <w:rPr>
+                <w:b/>
+                <w:color w:val="FFFFFF"/>
+                <w:sz w:val="19"/>
+              </w:rPr>
+              <w:t>Año 1</w:t>
+            </w:r>
+          </w:p>
+        </w:tc>
+        <w:tc>
+          <w:tcPr>
+            <w:tcW w:type="dxa" w:w="1310"/>
+            <w:shd w:fill="003366"/>
+            <w:tcMar>
+              <w:top w:w="120" w:type="dxa"/>
+              <w:bottom w:w="120" w:type="dxa"/>
+              <w:left w:w="120" w:type="dxa"/>
+              <w:right w:w="120" w:type="dxa"/>
+            </w:tcMar>
+          </w:tcPr>
+          <w:p>
+            <w:r>
+              <w:rPr>
+                <w:b/>
+                <w:color w:val="FFFFFF"/>
+                <w:sz w:val="19"/>
+              </w:rPr>
+              <w:t>Año 2</w:t>
+            </w:r>
+          </w:p>
+        </w:tc>
+        <w:tc>
+          <w:tcPr>
+            <w:tcW w:type="dxa" w:w="1310"/>
+            <w:shd w:fill="003366"/>
+            <w:tcMar>
+              <w:top w:w="120" w:type="dxa"/>
+              <w:bottom w:w="120" w:type="dxa"/>
+              <w:left w:w="120" w:type="dxa"/>
+              <w:right w:w="120" w:type="dxa"/>
+            </w:tcMar>
+          </w:tcPr>
+          <w:p>
+            <w:r>
+              <w:rPr>
+                <w:b/>
+                <w:color w:val="FFFFFF"/>
+                <w:sz w:val="19"/>
+              </w:rPr>
+              <w:t>Año 3</w:t>
+            </w:r>
+          </w:p>
+        </w:tc>
+        <w:tc>
+          <w:tcPr>
+            <w:tcW w:type="dxa" w:w="1310"/>
+            <w:shd w:fill="003366"/>
+            <w:tcMar>
+              <w:top w:w="120" w:type="dxa"/>
+              <w:bottom w:w="120" w:type="dxa"/>
+              <w:left w:w="120" w:type="dxa"/>
+              <w:right w:w="120" w:type="dxa"/>
+            </w:tcMar>
+          </w:tcPr>
+          <w:p>
+            <w:r>
+              <w:rPr>
+                <w:b/>
+                <w:color w:val="FFFFFF"/>
+                <w:sz w:val="19"/>
+              </w:rPr>
+              <w:t>Año 4</w:t>
+            </w:r>
+          </w:p>
+        </w:tc>
+        <w:tc>
+          <w:tcPr>
+            <w:tcW w:type="dxa" w:w="1310"/>
+            <w:shd w:fill="003366"/>
+            <w:tcMar>
+              <w:top w:w="120" w:type="dxa"/>
+              <w:bottom w:w="120" w:type="dxa"/>
+              <w:left w:w="120" w:type="dxa"/>
+              <w:right w:w="120" w:type="dxa"/>
+            </w:tcMar>
+          </w:tcPr>
+          <w:p>
+            <w:r>
+              <w:rPr>
+                <w:b/>
+                <w:color w:val="FFFFFF"/>
+                <w:sz w:val="19"/>
+              </w:rPr>
+              <w:t>Año 5</w:t>
+            </w:r>
+          </w:p>
+        </w:tc>
+      </w:tr>
+      <w:tr>
+        <w:tc>
+          <w:tcPr>
+            <w:tcW w:type="dxa" w:w="2810"/>
+            <w:shd w:fill="F9FBFD"/>
+            <w:tcMar>
+              <w:top w:w="100" w:type="dxa"/>
+              <w:bottom w:w="100" w:type="dxa"/>
+              <w:left w:w="100" w:type="dxa"/>
+              <w:right w:w="100" w:type="dxa"/>
+            </w:tcMar>
+          </w:tcPr>
+          <w:p>
+            <w:r>
+              <w:rPr>
+                <w:sz w:val="18"/>
+              </w:rPr>
+              <w:t>Clientes de plantines que contratan biosolarización</w:t>
+            </w:r>
+          </w:p>
+        </w:tc>
+        <w:tc>
+          <w:tcPr>
+            <w:tcW w:type="dxa" w:w="1310"/>
+            <w:shd w:fill="F9FBFD"/>
+            <w:tcMar>
+              <w:top w:w="100" w:type="dxa"/>
+              <w:bottom w:w="100" w:type="dxa"/>
+              <w:left w:w="100" w:type="dxa"/>
+              <w:right w:w="100" w:type="dxa"/>
+            </w:tcMar>
+          </w:tcPr>
+          <w:p>
+            <w:r>
+              <w:rPr>
+                <w:sz w:val="18"/>
+              </w:rPr>
+              <w:t>2 fincas</w:t>
+            </w:r>
+          </w:p>
+        </w:tc>
+        <w:tc>
+          <w:tcPr>
+            <w:tcW w:type="dxa" w:w="1310"/>
+            <w:shd w:fill="F9FBFD"/>
+            <w:tcMar>
+              <w:top w:w="100" w:type="dxa"/>
+              <w:bottom w:w="100" w:type="dxa"/>
+              <w:left w:w="100" w:type="dxa"/>
+              <w:right w:w="100" w:type="dxa"/>
+            </w:tcMar>
+          </w:tcPr>
+          <w:p>
+            <w:r>
+              <w:rPr>
+                <w:sz w:val="18"/>
+              </w:rPr>
+              <w:t>5 fincas</w:t>
+            </w:r>
+          </w:p>
+        </w:tc>
+        <w:tc>
+          <w:tcPr>
+            <w:tcW w:type="dxa" w:w="1310"/>
+            <w:shd w:fill="F9FBFD"/>
+            <w:tcMar>
+              <w:top w:w="100" w:type="dxa"/>
+              <w:bottom w:w="100" w:type="dxa"/>
+              <w:left w:w="100" w:type="dxa"/>
+              <w:right w:w="100" w:type="dxa"/>
+            </w:tcMar>
+          </w:tcPr>
+          <w:p>
+            <w:r>
+              <w:rPr>
+                <w:sz w:val="18"/>
+              </w:rPr>
+              <w:t>9 fincas</w:t>
+            </w:r>
+          </w:p>
+        </w:tc>
+        <w:tc>
+          <w:tcPr>
+            <w:tcW w:type="dxa" w:w="1310"/>
+            <w:shd w:fill="F9FBFD"/>
+            <w:tcMar>
+              <w:top w:w="100" w:type="dxa"/>
+              <w:bottom w:w="100" w:type="dxa"/>
+              <w:left w:w="100" w:type="dxa"/>
+              <w:right w:w="100" w:type="dxa"/>
+            </w:tcMar>
+          </w:tcPr>
+          <w:p>
+            <w:r>
+              <w:rPr>
+                <w:sz w:val="18"/>
+              </w:rPr>
+              <w:t>14 fincas</w:t>
+            </w:r>
+          </w:p>
+        </w:tc>
+        <w:tc>
+          <w:tcPr>
+            <w:tcW w:type="dxa" w:w="1310"/>
+            <w:shd w:fill="F9FBFD"/>
+            <w:tcMar>
+              <w:top w:w="100" w:type="dxa"/>
+              <w:bottom w:w="100" w:type="dxa"/>
+              <w:left w:w="100" w:type="dxa"/>
+              <w:right w:w="100" w:type="dxa"/>
+            </w:tcMar>
+          </w:tcPr>
+          <w:p>
+            <w:r>
+              <w:rPr>
+                <w:sz w:val="18"/>
+              </w:rPr>
+              <w:t>18 fincas</w:t>
+            </w:r>
+          </w:p>
+        </w:tc>
+      </w:tr>
+      <w:tr>
+        <w:tc>
+          <w:tcPr>
+            <w:tcW w:type="dxa" w:w="2810"/>
+            <w:shd w:fill="FFFFFF"/>
+            <w:tcMar>
+              <w:top w:w="100" w:type="dxa"/>
+              <w:bottom w:w="100" w:type="dxa"/>
+              <w:left w:w="100" w:type="dxa"/>
+              <w:right w:w="100" w:type="dxa"/>
+            </w:tcMar>
+          </w:tcPr>
+          <w:p>
+            <w:r>
+              <w:rPr>
+                <w:sz w:val="18"/>
+              </w:rPr>
+              <w:t>Tasa de venta cruzada sobre cartera activa</w:t>
+            </w:r>
+          </w:p>
+        </w:tc>
+        <w:tc>
+          <w:tcPr>
+            <w:tcW w:type="dxa" w:w="1310"/>
+            <w:shd w:fill="FFFFFF"/>
+            <w:tcMar>
+              <w:top w:w="100" w:type="dxa"/>
+              <w:bottom w:w="100" w:type="dxa"/>
+              <w:left w:w="100" w:type="dxa"/>
+              <w:right w:w="100" w:type="dxa"/>
+            </w:tcMar>
+          </w:tcPr>
+          <w:p>
+            <w:r>
+              <w:rPr>
+                <w:sz w:val="18"/>
+              </w:rPr>
+              <w:t>13,3%</w:t>
+            </w:r>
+          </w:p>
+        </w:tc>
+        <w:tc>
+          <w:tcPr>
+            <w:tcW w:type="dxa" w:w="1310"/>
+            <w:shd w:fill="FFFFFF"/>
+            <w:tcMar>
+              <w:top w:w="100" w:type="dxa"/>
+              <w:bottom w:w="100" w:type="dxa"/>
+              <w:left w:w="100" w:type="dxa"/>
+              <w:right w:w="100" w:type="dxa"/>
+            </w:tcMar>
+          </w:tcPr>
+          <w:p>
+            <w:r>
+              <w:rPr>
+                <w:sz w:val="18"/>
+              </w:rPr>
+              <w:t>22,7%</w:t>
+            </w:r>
+          </w:p>
+        </w:tc>
+        <w:tc>
+          <w:tcPr>
+            <w:tcW w:type="dxa" w:w="1310"/>
+            <w:shd w:fill="FFFFFF"/>
+            <w:tcMar>
+              <w:top w:w="100" w:type="dxa"/>
+              <w:bottom w:w="100" w:type="dxa"/>
+              <w:left w:w="100" w:type="dxa"/>
+              <w:right w:w="100" w:type="dxa"/>
+            </w:tcMar>
+          </w:tcPr>
+          <w:p>
+            <w:r>
+              <w:rPr>
+                <w:sz w:val="18"/>
+              </w:rPr>
+              <w:t>32,1%</w:t>
+            </w:r>
+          </w:p>
+        </w:tc>
+        <w:tc>
+          <w:tcPr>
+            <w:tcW w:type="dxa" w:w="1310"/>
+            <w:shd w:fill="FFFFFF"/>
+            <w:tcMar>
+              <w:top w:w="100" w:type="dxa"/>
+              <w:bottom w:w="100" w:type="dxa"/>
+              <w:left w:w="100" w:type="dxa"/>
+              <w:right w:w="100" w:type="dxa"/>
+            </w:tcMar>
+          </w:tcPr>
+          <w:p>
+            <w:r>
+              <w:rPr>
+                <w:sz w:val="18"/>
+              </w:rPr>
+              <w:t>41,2%</w:t>
+            </w:r>
+          </w:p>
+        </w:tc>
+        <w:tc>
+          <w:tcPr>
+            <w:tcW w:type="dxa" w:w="1310"/>
+            <w:shd w:fill="FFFFFF"/>
+            <w:tcMar>
+              <w:top w:w="100" w:type="dxa"/>
+              <w:bottom w:w="100" w:type="dxa"/>
+              <w:left w:w="100" w:type="dxa"/>
+              <w:right w:w="100" w:type="dxa"/>
+            </w:tcMar>
+          </w:tcPr>
+          <w:p>
+            <w:r>
+              <w:rPr>
+                <w:sz w:val="18"/>
+              </w:rPr>
+              <w:t>45,0%</w:t>
+            </w:r>
+          </w:p>
+        </w:tc>
+      </w:tr>
+      <w:tr>
+        <w:tc>
+          <w:tcPr>
+            <w:tcW w:type="dxa" w:w="2810"/>
+            <w:shd w:fill="F9FBFD"/>
+            <w:tcMar>
+              <w:top w:w="100" w:type="dxa"/>
+              <w:bottom w:w="100" w:type="dxa"/>
+              <w:left w:w="100" w:type="dxa"/>
+              <w:right w:w="100" w:type="dxa"/>
+            </w:tcMar>
+          </w:tcPr>
+          <w:p>
+            <w:r>
+              <w:rPr>
+                <w:sz w:val="18"/>
+              </w:rPr>
+              <w:t>Superficie bajo cubierta tratada por año</w:t>
+            </w:r>
+          </w:p>
+        </w:tc>
+        <w:tc>
+          <w:tcPr>
+            <w:tcW w:type="dxa" w:w="1310"/>
+            <w:shd w:fill="F9FBFD"/>
+            <w:tcMar>
+              <w:top w:w="100" w:type="dxa"/>
+              <w:bottom w:w="100" w:type="dxa"/>
+              <w:left w:w="100" w:type="dxa"/>
+              <w:right w:w="100" w:type="dxa"/>
+            </w:tcMar>
+          </w:tcPr>
+          <w:p>
+            <w:r>
+              <w:rPr>
+                <w:sz w:val="18"/>
+              </w:rPr>
+              <w:t>0,30 ha</w:t>
+            </w:r>
+          </w:p>
+        </w:tc>
+        <w:tc>
+          <w:tcPr>
+            <w:tcW w:type="dxa" w:w="1310"/>
+            <w:shd w:fill="F9FBFD"/>
+            <w:tcMar>
+              <w:top w:w="100" w:type="dxa"/>
+              <w:bottom w:w="100" w:type="dxa"/>
+              <w:left w:w="100" w:type="dxa"/>
+              <w:right w:w="100" w:type="dxa"/>
+            </w:tcMar>
+          </w:tcPr>
+          <w:p>
+            <w:r>
+              <w:rPr>
+                <w:sz w:val="18"/>
+              </w:rPr>
+              <w:t>1,00 ha</w:t>
+            </w:r>
+          </w:p>
+        </w:tc>
+        <w:tc>
+          <w:tcPr>
+            <w:tcW w:type="dxa" w:w="1310"/>
+            <w:shd w:fill="F9FBFD"/>
+            <w:tcMar>
+              <w:top w:w="100" w:type="dxa"/>
+              <w:bottom w:w="100" w:type="dxa"/>
+              <w:left w:w="100" w:type="dxa"/>
+              <w:right w:w="100" w:type="dxa"/>
+            </w:tcMar>
+          </w:tcPr>
+          <w:p>
+            <w:r>
+              <w:rPr>
+                <w:sz w:val="18"/>
+              </w:rPr>
+              <w:t>2,20 ha</w:t>
+            </w:r>
+          </w:p>
+        </w:tc>
+        <w:tc>
+          <w:tcPr>
+            <w:tcW w:type="dxa" w:w="1310"/>
+            <w:shd w:fill="F9FBFD"/>
+            <w:tcMar>
+              <w:top w:w="100" w:type="dxa"/>
+              <w:bottom w:w="100" w:type="dxa"/>
+              <w:left w:w="100" w:type="dxa"/>
+              <w:right w:w="100" w:type="dxa"/>
+            </w:tcMar>
+          </w:tcPr>
+          <w:p>
+            <w:r>
+              <w:rPr>
+                <w:sz w:val="18"/>
+              </w:rPr>
+              <w:t>3,50 ha</w:t>
+            </w:r>
+          </w:p>
+        </w:tc>
+        <w:tc>
+          <w:tcPr>
+            <w:tcW w:type="dxa" w:w="1310"/>
+            <w:shd w:fill="F9FBFD"/>
+            <w:tcMar>
+              <w:top w:w="100" w:type="dxa"/>
+              <w:bottom w:w="100" w:type="dxa"/>
+              <w:left w:w="100" w:type="dxa"/>
+              <w:right w:w="100" w:type="dxa"/>
+            </w:tcMar>
+          </w:tcPr>
+          <w:p>
+            <w:r>
+              <w:rPr>
+                <w:sz w:val="18"/>
+              </w:rPr>
+              <w:t>5,00 ha</w:t>
+            </w:r>
+          </w:p>
+        </w:tc>
+      </w:tr>
+      <w:tr>
+        <w:tc>
+          <w:tcPr>
+            <w:tcW w:type="dxa" w:w="2810"/>
+            <w:shd w:fill="FFFFFF"/>
+            <w:tcMar>
+              <w:top w:w="100" w:type="dxa"/>
+              <w:bottom w:w="100" w:type="dxa"/>
+              <w:left w:w="100" w:type="dxa"/>
+              <w:right w:w="100" w:type="dxa"/>
+            </w:tcMar>
+          </w:tcPr>
+          <w:p>
+            <w:r>
+              <w:rPr>
+                <w:sz w:val="18"/>
+              </w:rPr>
+              <w:t>Orujo ensilado aplicado a razón de 40 tn/ha</w:t>
+            </w:r>
+          </w:p>
+        </w:tc>
+        <w:tc>
+          <w:tcPr>
+            <w:tcW w:type="dxa" w:w="1310"/>
+            <w:shd w:fill="FFFFFF"/>
+            <w:tcMar>
+              <w:top w:w="100" w:type="dxa"/>
+              <w:bottom w:w="100" w:type="dxa"/>
+              <w:left w:w="100" w:type="dxa"/>
+              <w:right w:w="100" w:type="dxa"/>
+            </w:tcMar>
+          </w:tcPr>
+          <w:p>
+            <w:r>
+              <w:rPr>
+                <w:sz w:val="18"/>
+              </w:rPr>
+              <w:t>12 tn</w:t>
+            </w:r>
+          </w:p>
+        </w:tc>
+        <w:tc>
+          <w:tcPr>
+            <w:tcW w:type="dxa" w:w="1310"/>
+            <w:shd w:fill="FFFFFF"/>
+            <w:tcMar>
+              <w:top w:w="100" w:type="dxa"/>
+              <w:bottom w:w="100" w:type="dxa"/>
+              <w:left w:w="100" w:type="dxa"/>
+              <w:right w:w="100" w:type="dxa"/>
+            </w:tcMar>
+          </w:tcPr>
+          <w:p>
+            <w:r>
+              <w:rPr>
+                <w:sz w:val="18"/>
+              </w:rPr>
+              <w:t>40 tn</w:t>
+            </w:r>
+          </w:p>
+        </w:tc>
+        <w:tc>
+          <w:tcPr>
+            <w:tcW w:type="dxa" w:w="1310"/>
+            <w:shd w:fill="FFFFFF"/>
+            <w:tcMar>
+              <w:top w:w="100" w:type="dxa"/>
+              <w:bottom w:w="100" w:type="dxa"/>
+              <w:left w:w="100" w:type="dxa"/>
+              <w:right w:w="100" w:type="dxa"/>
+            </w:tcMar>
+          </w:tcPr>
+          <w:p>
+            <w:r>
+              <w:rPr>
+                <w:sz w:val="18"/>
+              </w:rPr>
+              <w:t>88 tn</w:t>
+            </w:r>
+          </w:p>
+        </w:tc>
+        <w:tc>
+          <w:tcPr>
+            <w:tcW w:type="dxa" w:w="1310"/>
+            <w:shd w:fill="FFFFFF"/>
+            <w:tcMar>
+              <w:top w:w="100" w:type="dxa"/>
+              <w:bottom w:w="100" w:type="dxa"/>
+              <w:left w:w="100" w:type="dxa"/>
+              <w:right w:w="100" w:type="dxa"/>
+            </w:tcMar>
+          </w:tcPr>
+          <w:p>
+            <w:r>
+              <w:rPr>
+                <w:sz w:val="18"/>
+              </w:rPr>
+              <w:t>140 tn</w:t>
+            </w:r>
+          </w:p>
+        </w:tc>
+        <w:tc>
+          <w:tcPr>
+            <w:tcW w:type="dxa" w:w="1310"/>
+            <w:shd w:fill="FFFFFF"/>
+            <w:tcMar>
+              <w:top w:w="100" w:type="dxa"/>
+              <w:bottom w:w="100" w:type="dxa"/>
+              <w:left w:w="100" w:type="dxa"/>
+              <w:right w:w="100" w:type="dxa"/>
+            </w:tcMar>
+          </w:tcPr>
+          <w:p>
+            <w:r>
+              <w:rPr>
+                <w:sz w:val="18"/>
+              </w:rPr>
+              <w:t>200 tn</w:t>
+            </w:r>
+          </w:p>
+        </w:tc>
+      </w:tr>
+      <w:tr>
+        <w:tc>
+          <w:tcPr>
+            <w:tcW w:type="dxa" w:w="2810"/>
+            <w:shd w:fill="F9FBFD"/>
+            <w:tcMar>
+              <w:top w:w="100" w:type="dxa"/>
+              <w:bottom w:w="100" w:type="dxa"/>
+              <w:left w:w="100" w:type="dxa"/>
+              <w:right w:w="100" w:type="dxa"/>
+            </w:tcMar>
+          </w:tcPr>
+          <w:p>
+            <w:r>
+              <w:rPr>
+                <w:sz w:val="18"/>
+              </w:rPr>
+              <w:t>Cuota sobre las 20 ha con infestación crítica</w:t>
+            </w:r>
+          </w:p>
+        </w:tc>
+        <w:tc>
+          <w:tcPr>
+            <w:tcW w:type="dxa" w:w="1310"/>
+            <w:shd w:fill="F9FBFD"/>
+            <w:tcMar>
+              <w:top w:w="100" w:type="dxa"/>
+              <w:bottom w:w="100" w:type="dxa"/>
+              <w:left w:w="100" w:type="dxa"/>
+              <w:right w:w="100" w:type="dxa"/>
+            </w:tcMar>
+          </w:tcPr>
+          <w:p>
+            <w:r>
+              <w:rPr>
+                <w:sz w:val="18"/>
+              </w:rPr>
+              <w:t>1,5%</w:t>
+            </w:r>
+          </w:p>
+        </w:tc>
+        <w:tc>
+          <w:tcPr>
+            <w:tcW w:type="dxa" w:w="1310"/>
+            <w:shd w:fill="F9FBFD"/>
+            <w:tcMar>
+              <w:top w:w="100" w:type="dxa"/>
+              <w:bottom w:w="100" w:type="dxa"/>
+              <w:left w:w="100" w:type="dxa"/>
+              <w:right w:w="100" w:type="dxa"/>
+            </w:tcMar>
+          </w:tcPr>
+          <w:p>
+            <w:r>
+              <w:rPr>
+                <w:sz w:val="18"/>
+              </w:rPr>
+              <w:t>5,0%</w:t>
+            </w:r>
+          </w:p>
+        </w:tc>
+        <w:tc>
+          <w:tcPr>
+            <w:tcW w:type="dxa" w:w="1310"/>
+            <w:shd w:fill="F9FBFD"/>
+            <w:tcMar>
+              <w:top w:w="100" w:type="dxa"/>
+              <w:bottom w:w="100" w:type="dxa"/>
+              <w:left w:w="100" w:type="dxa"/>
+              <w:right w:w="100" w:type="dxa"/>
+            </w:tcMar>
+          </w:tcPr>
+          <w:p>
+            <w:r>
+              <w:rPr>
+                <w:sz w:val="18"/>
+              </w:rPr>
+              <w:t>11,0%</w:t>
+            </w:r>
+          </w:p>
+        </w:tc>
+        <w:tc>
+          <w:tcPr>
+            <w:tcW w:type="dxa" w:w="1310"/>
+            <w:shd w:fill="F9FBFD"/>
+            <w:tcMar>
+              <w:top w:w="100" w:type="dxa"/>
+              <w:bottom w:w="100" w:type="dxa"/>
+              <w:left w:w="100" w:type="dxa"/>
+              <w:right w:w="100" w:type="dxa"/>
+            </w:tcMar>
+          </w:tcPr>
+          <w:p>
+            <w:r>
+              <w:rPr>
+                <w:sz w:val="18"/>
+              </w:rPr>
+              <w:t>17,5%</w:t>
+            </w:r>
+          </w:p>
+        </w:tc>
+        <w:tc>
+          <w:tcPr>
+            <w:tcW w:type="dxa" w:w="1310"/>
+            <w:shd w:fill="F9FBFD"/>
+            <w:tcMar>
+              <w:top w:w="100" w:type="dxa"/>
+              <w:bottom w:w="100" w:type="dxa"/>
+              <w:left w:w="100" w:type="dxa"/>
+              <w:right w:w="100" w:type="dxa"/>
+            </w:tcMar>
+          </w:tcPr>
+          <w:p>
+            <w:r>
+              <w:rPr>
+                <w:sz w:val="18"/>
+              </w:rPr>
+              <w:t>25,0%</w:t>
+            </w:r>
+          </w:p>
+        </w:tc>
+      </w:tr>
+    </w:tbl>
+    <w:p>
+      <w:pPr>
+        <w:spacing w:after="80"/>
+      </w:pPr>
+    </w:p>
+    <w:p>
+      <w:pPr>
+        <w:keepNext/>
+        <w:spacing w:before="200" w:after="40"/>
+      </w:pPr>
+      <w:r>
+        <w:rPr>
+          <w:rFonts w:ascii="Arial" w:hAnsi="Arial"/>
+          <w:b/>
+          <w:color w:val="333333"/>
+          <w:sz w:val="22"/>
+        </w:rPr>
+        <w:t>Fundamentos microeconómicos que respaldan la cuota objetivo</w:t>
+      </w:r>
+    </w:p>
+    <w:p>
+      <w:pPr>
+        <w:pStyle w:val="ListBullet"/>
+        <w:spacing w:before="0" w:after="60" w:line="276" w:lineRule="auto"/>
+      </w:pPr>
+      <w:r>
+        <w:rPr>
+          <w:rFonts w:ascii="Calibri" w:hAnsi="Calibri"/>
+          <w:b/>
+          <w:color w:val="1E1E1E"/>
+          <w:sz w:val="22"/>
+        </w:rPr>
+        <w:t xml:space="preserve">Asimetría de escala que evita guerras de precios. </w:t>
+      </w:r>
+      <w:r>
+        <w:rPr>
+          <w:rFonts w:ascii="Calibri" w:hAnsi="Calibri"/>
+          <w:i w:val="0"/>
+          <w:color w:val="282828"/>
+          <w:sz w:val="22"/>
+        </w:rPr>
+        <w:t>Los grandes viveros de La Plata producen entre 15 y 25 millones de plantines anuales. Los 20.000 a 60.000 plantines capturados en Allen representan menos del 0,2% de su facturación nacional, por lo que no tienen incentivo económico para instalar una cámara propia en Río Negro ni bajar precios en la región.</w:t>
+      </w:r>
+    </w:p>
+    <w:p>
+      <w:pPr>
+        <w:pStyle w:val="ListBullet"/>
+        <w:spacing w:before="0" w:after="60" w:line="276" w:lineRule="auto"/>
+      </w:pPr>
+      <w:r>
+        <w:rPr>
+          <w:rFonts w:ascii="Calibri" w:hAnsi="Calibri"/>
+          <w:b/>
+          <w:color w:val="1E1E1E"/>
+          <w:sz w:val="22"/>
+        </w:rPr>
+        <w:t xml:space="preserve">Ahorro del 20% y menor mortandad en trasplante. </w:t>
+      </w:r>
+      <w:r>
+        <w:rPr>
+          <w:rFonts w:ascii="Calibri" w:hAnsi="Calibri"/>
+          <w:i w:val="0"/>
+          <w:color w:val="282828"/>
+          <w:sz w:val="22"/>
+        </w:rPr>
+        <w:t>El productor local paga hoy cerca de $2.500 ARS por una planta que viaja 24 horas a oscuras y registra entre 5% y 12% de fallas post-trasplante. El vivero de Allen entrega en finca a $2.000 ARS con 45 a 90 minutos de traslado y plantas aclimatadas a la radiación patagónica.</w:t>
+      </w:r>
+    </w:p>
+    <w:p>
+      <w:pPr>
+        <w:pStyle w:val="ListBullet"/>
+        <w:spacing w:before="0" w:after="60" w:line="276" w:lineRule="auto"/>
+      </w:pPr>
+      <w:r>
+        <w:rPr>
+          <w:rFonts w:ascii="Calibri" w:hAnsi="Calibri"/>
+          <w:b/>
+          <w:color w:val="1E1E1E"/>
+          <w:sz w:val="22"/>
+        </w:rPr>
+        <w:t xml:space="preserve">Baja cantidad de cuentas necesarias. </w:t>
+      </w:r>
+      <w:r>
+        <w:rPr>
+          <w:rFonts w:ascii="Calibri" w:hAnsi="Calibri"/>
+          <w:i w:val="0"/>
+          <w:color w:val="282828"/>
+          <w:sz w:val="22"/>
+        </w:rPr>
+        <w:t>El punto de equilibrio de 7.040 plantines se cubre con 5 a 6 productores medianos, el piso de preventa de 12.000 unidades requiere 9 clientes y la meta base de 20.000 unidades se alcanza con 15 fincas sobre un padrón regional de más de 150 establecimientos bajo cubierta.</w:t>
+      </w:r>
+    </w:p>
+    <w:p>
+      <w:pPr>
+        <w:pStyle w:val="ListBullet"/>
+        <w:spacing w:before="0" w:after="60" w:line="276" w:lineRule="auto"/>
+      </w:pPr>
+      <w:r>
+        <w:rPr>
+          <w:rFonts w:ascii="Calibri" w:hAnsi="Calibri"/>
+          <w:b/>
+          <w:color w:val="1E1E1E"/>
+          <w:sz w:val="22"/>
+        </w:rPr>
+        <w:t xml:space="preserve">Fidelización técnica por integración de servicios. </w:t>
+      </w:r>
+      <w:r>
+        <w:rPr>
+          <w:rFonts w:ascii="Calibri" w:hAnsi="Calibri"/>
+          <w:i w:val="0"/>
+          <w:color w:val="282828"/>
+          <w:sz w:val="22"/>
+        </w:rPr>
+        <w:t>El productor que recibe el muestreo de suelo en otoño, trasplanta Maxifort F1 en primavera y aplica biosolarización en el receso estival mantiene el seguimiento fitosanitario de sus naves con la empresa, elevando la retención anual por encima del 85%.</w:t>
+      </w:r>
+    </w:p>
+    <w:p>
+      <w:pPr>
+        <w:keepNext/>
+        <w:spacing w:before="280" w:after="80"/>
+      </w:pPr>
+      <w:r>
+        <w:rPr>
+          <w:rFonts w:ascii="Arial" w:hAnsi="Arial"/>
+          <w:b/>
+          <w:color w:val="2980B9"/>
+          <w:sz w:val="26"/>
+        </w:rPr>
+        <w:t>1.4. Comercialización y canales de distribución</w:t>
+      </w:r>
+    </w:p>
+    <w:p>
+      <w:pPr>
+        <w:keepNext/>
+        <w:spacing w:before="200" w:after="40"/>
+      </w:pPr>
+      <w:r>
+        <w:rPr>
+          <w:rFonts w:ascii="Arial" w:hAnsi="Arial"/>
+          <w:b/>
+          <w:color w:val="333333"/>
+          <w:sz w:val="22"/>
+        </w:rPr>
+        <w:t>1.4.1. Estrategia de producto y posicionamiento</w:t>
+      </w:r>
+    </w:p>
+    <w:p>
+      <w:pPr>
+        <w:spacing w:before="0" w:after="120" w:line="276" w:lineRule="auto"/>
+      </w:pPr>
+      <w:r>
+        <w:rPr>
+          <w:rFonts w:ascii="Calibri" w:hAnsi="Calibri"/>
+          <w:i w:val="0"/>
+          <w:color w:val="282828"/>
+          <w:sz w:val="22"/>
+        </w:rPr>
+        <w:t>El producto principal es el plantín de tomate injertado sobre pie Maxifort F1 en bandejas de 128 celdas, cicatrizado bajo control automatizado de temperatura y humedad. En la Fase 2 se integra el servicio de diagnóstico nematológico previo al trasplante y la aplicación de orujo ensilado para biosolarizar los lotes con alta carga de patógenos.</w:t>
+      </w:r>
+    </w:p>
+    <w:p>
+      <w:pPr>
+        <w:keepNext/>
+        <w:spacing w:before="200" w:after="40"/>
+      </w:pPr>
+      <w:r>
+        <w:rPr>
+          <w:rFonts w:ascii="Arial" w:hAnsi="Arial"/>
+          <w:b/>
+          <w:color w:val="333333"/>
+          <w:sz w:val="22"/>
+        </w:rPr>
+        <w:t>1.4.2. Estrategia de precios</w:t>
+      </w:r>
+    </w:p>
+    <w:p>
+      <w:pPr>
+        <w:spacing w:before="0" w:after="120" w:line="276" w:lineRule="auto"/>
+      </w:pPr>
+      <w:r>
+        <w:rPr>
+          <w:rFonts w:ascii="Calibri" w:hAnsi="Calibri"/>
+          <w:i w:val="0"/>
+          <w:color w:val="282828"/>
+          <w:sz w:val="22"/>
+        </w:rPr>
+        <w:t>El precio de venta es de $2.000 ARS por plantín injertado puesto en finca. Al conducir la planta a dos tallos, el productor implanta 5.000 plantines por hectárea en lugar de los 10.000 plantines francos convencionales. De este modo iguala el gasto de implantación en $10.000.000 ARS por hectárea y obtiene un incremento de rinde superior al 50% en suelos con presencia de nematodos. Frente a los $2.450 a $2.600 ARS que cuesta traer el plantín desde Mendoza o La Plata con flete incluido, el precio local reduce un 20% el desembolso por planta.</w:t>
+      </w:r>
+    </w:p>
+    <w:p>
+      <w:pPr>
+        <w:keepNext/>
+        <w:spacing w:before="200" w:after="40"/>
+      </w:pPr>
+      <w:r>
+        <w:rPr>
+          <w:rFonts w:ascii="Arial" w:hAnsi="Arial"/>
+          <w:b/>
+          <w:color w:val="333333"/>
+          <w:sz w:val="22"/>
+        </w:rPr>
+        <w:t>1.4.3. Arquitectura de canales, modelo B2B y logística por nodos</w:t>
+      </w:r>
+    </w:p>
+    <w:p>
+      <w:pPr>
+        <w:spacing w:before="0" w:after="120" w:line="276" w:lineRule="auto"/>
+      </w:pPr>
+      <w:r>
+        <w:rPr>
+          <w:rFonts w:ascii="Calibri" w:hAnsi="Calibri"/>
+          <w:i w:val="0"/>
+          <w:color w:val="282828"/>
+          <w:sz w:val="22"/>
+        </w:rPr>
+        <w:t>A diferencia de las semillas o los agroquímicos, un plantín injertado tiene una ventana óptima de trasplante de 5 a 7 días luego de su rustificación y requiere entre 45 y 55 días previos de cultivo en vivero. Por esta restricción biológica no es viable producir para estocar en comercios revendedores. Además, las agronomías tradicionales aplican márgenes de reventa del 25% al 35%, lo que llevaría el precio al productor a $2.600 ARS, y carecen de invernaderos climatizados con fertirriego para mantener las bandejas sin deshidratación ni ahilamiento.</w:t>
+      </w:r>
+    </w:p>
+    <w:p>
+      <w:pPr>
+        <w:spacing w:before="0" w:after="120" w:line="276" w:lineRule="auto"/>
+      </w:pPr>
+      <w:r>
+        <w:rPr>
+          <w:rFonts w:ascii="Calibri" w:hAnsi="Calibri"/>
+          <w:i w:val="0"/>
+          <w:color w:val="282828"/>
+          <w:sz w:val="22"/>
+        </w:rPr>
+        <w:t>Por ello la comercialización se organiza bajo pedido anticipado a través de cuatro canales complementarios:</w:t>
+      </w:r>
+    </w:p>
+    <w:p>
+      <w:pPr>
+        <w:pStyle w:val="ListBullet"/>
+        <w:spacing w:before="0" w:after="60" w:line="276" w:lineRule="auto"/>
+      </w:pPr>
+      <w:r>
+        <w:rPr>
+          <w:rFonts w:ascii="Calibri" w:hAnsi="Calibri"/>
+          <w:b/>
+          <w:color w:val="1E1E1E"/>
+          <w:sz w:val="22"/>
+        </w:rPr>
+        <w:t xml:space="preserve">Canal 1 directo B2B técnico-consultivo de nivel 0. </w:t>
+      </w:r>
+      <w:r>
+        <w:rPr>
+          <w:rFonts w:ascii="Calibri" w:hAnsi="Calibri"/>
+          <w:i w:val="0"/>
+          <w:color w:val="282828"/>
+          <w:sz w:val="22"/>
+        </w:rPr>
+        <w:t>Concentra el 85% del volumen en los años 1 y 2 y el 65% hacia el año 5. Entre abril y junio, cuando el productor levanta el cultivo agotado y observa las agallas en raíz, el agrónomo comercial visita la chacra, toma muestras de suelo de 0 a 30 cm con barreno calador y entrega el conteo de juveniles J2. Con ese diagnóstico se firma entre mayo y julio el contrato de provisión con una seña del 40%, equivalente a $800 ARS por plantín, que cubre el 106,7% del costo variable unitario de $750 ARS antes de sembrar. El 60% restante se cobra contra entrega entre agosto y octubre.</w:t>
+      </w:r>
+    </w:p>
+    <w:p>
+      <w:pPr>
+        <w:pStyle w:val="ListBullet"/>
+        <w:spacing w:before="0" w:after="60" w:line="276" w:lineRule="auto"/>
+      </w:pPr>
+      <w:r>
+        <w:rPr>
+          <w:rFonts w:ascii="Calibri" w:hAnsi="Calibri"/>
+          <w:b/>
+          <w:color w:val="1E1E1E"/>
+          <w:sz w:val="22"/>
+        </w:rPr>
+        <w:t xml:space="preserve">Canal 2 de prescriptores técnicos y grupos asociativos. </w:t>
+      </w:r>
+      <w:r>
+        <w:rPr>
+          <w:rFonts w:ascii="Calibri" w:hAnsi="Calibri"/>
+          <w:i w:val="0"/>
+          <w:color w:val="282828"/>
+          <w:sz w:val="22"/>
+        </w:rPr>
+        <w:t>Aporta el 15% de las ventas en el año 1 y escala al 25% en el año 5. Los ingenieros agrónomos asesores privados, los técnicos de Cambio Rural del INTA y los referentes de las Asociaciones de Fomento Rural recomiendan el plantín sin comprar ni almacenar stock físico. En el año 1 la empresa les bonifica los análisis nematológicos de sus productores asesorados dentro del presupuesto fijo de muestreos, y a partir del año 2 les liquida una comisión técnica del 5%, equivalente a $100 ARS por plantín sobre contrato cobrado, manteniendo la facturación y el envío refrigerado directos desde el vivero.</w:t>
+      </w:r>
+    </w:p>
+    <w:p>
+      <w:pPr>
+        <w:pStyle w:val="ListBullet"/>
+        <w:spacing w:before="0" w:after="60" w:line="276" w:lineRule="auto"/>
+      </w:pPr>
+      <w:r>
+        <w:rPr>
+          <w:rFonts w:ascii="Calibri" w:hAnsi="Calibri"/>
+          <w:b/>
+          <w:color w:val="1E1E1E"/>
+          <w:sz w:val="22"/>
+        </w:rPr>
+        <w:t xml:space="preserve">Canal 3 de agronomías zonales sin acopio físico para expansión. </w:t>
+      </w:r>
+      <w:r>
+        <w:rPr>
+          <w:rFonts w:ascii="Calibri" w:hAnsi="Calibri"/>
+          <w:i w:val="0"/>
+          <w:color w:val="282828"/>
+          <w:sz w:val="22"/>
+        </w:rPr>
+        <w:t>Representa el 0% en los años 1 y 2 y el 10% entre los años 3 y 5 para llegar a San Patricio del Chañar, Valle Medio e IDEVI. Las agroquímicas de esas localidades originan el pedido y procesan el cobro mediante sus convenios con las tarjetas rurales AgroNación, Galicia Rural y Patagonia Agro, percibiendo una comisión de agencia del 8%, equivalente a $160 ARS por plantín, mientras el despacho físico se realiza directo desde Allen hasta la finca del comprador.</w:t>
+      </w:r>
+    </w:p>
+    <w:p>
+      <w:pPr>
+        <w:pStyle w:val="ListBullet"/>
+        <w:spacing w:before="0" w:after="60" w:line="276" w:lineRule="auto"/>
+      </w:pPr>
+      <w:r>
+        <w:rPr>
+          <w:rFonts w:ascii="Calibri" w:hAnsi="Calibri"/>
+          <w:b/>
+          <w:color w:val="1E1E1E"/>
+          <w:sz w:val="22"/>
+        </w:rPr>
+        <w:t xml:space="preserve">Canal 4 de apalancamiento en programas provinciales. </w:t>
+      </w:r>
+      <w:r>
+        <w:rPr>
+          <w:rFonts w:ascii="Calibri" w:hAnsi="Calibri"/>
+          <w:i w:val="0"/>
+          <w:color w:val="282828"/>
+          <w:sz w:val="22"/>
+        </w:rPr>
+        <w:t>Al contar con inscripción en RENFO e INASE, la empresa califica como proveedor formal ante el programa PAR Hortícola de Río Negro y el Centro PyME-ADENEU de Neuquén. Esto permite captar a los productores que financian la seña o la totalidad de la compra con créditos provinciales subsidiados, a los cuales los plantineros informales no pueden acceder.</w:t>
+      </w:r>
+    </w:p>
+    <w:tbl>
+      <w:tblPr>
+        <w:tblW w:type="auto" w:w="0"/>
+        <w:jc w:val="center"/>
+        <w:tblLook w:firstColumn="1" w:firstRow="1" w:lastColumn="0" w:lastRow="0" w:noHBand="0" w:noVBand="1" w:val="04A0"/>
+        <w:tblBorders>
+          <w:top w:val="single" w:sz="4" w:space="0" w:color="D3D3D3"/>
+          <w:bottom w:val="single" w:sz="4" w:space="0" w:color="D3D3D3"/>
+          <w:insideH w:val="single" w:sz="4" w:space="0" w:color="D3D3D3"/>
+          <w:insideV w:val="none"/>
+          <w:left w:val="none"/>
+          <w:right w:val="none"/>
+        </w:tblBorders>
+      </w:tblPr>
+      <w:tblGrid>
+        <w:gridCol w:w="2340"/>
+        <w:gridCol w:w="2340"/>
+        <w:gridCol w:w="2340"/>
+        <w:gridCol w:w="2340"/>
+      </w:tblGrid>
+      <w:tr>
+        <w:tc>
+          <w:tcPr>
+            <w:tcW w:type="dxa" w:w="2340"/>
+            <w:shd w:fill="003366"/>
+            <w:tcMar>
+              <w:top w:w="120" w:type="dxa"/>
+              <w:bottom w:w="120" w:type="dxa"/>
+              <w:left w:w="120" w:type="dxa"/>
+              <w:right w:w="120" w:type="dxa"/>
+            </w:tcMar>
+          </w:tcPr>
+          <w:p>
+            <w:r>
+              <w:rPr>
+                <w:b/>
+                <w:color w:val="FFFFFF"/>
+                <w:sz w:val="19"/>
+              </w:rPr>
+              <w:t>Canal de comercialización</w:t>
+            </w:r>
+          </w:p>
+        </w:tc>
+        <w:tc>
+          <w:tcPr>
+            <w:tcW w:type="dxa" w:w="2340"/>
+            <w:shd w:fill="003366"/>
+            <w:tcMar>
+              <w:top w:w="120" w:type="dxa"/>
+              <w:bottom w:w="120" w:type="dxa"/>
+              <w:left w:w="120" w:type="dxa"/>
+              <w:right w:w="120" w:type="dxa"/>
+            </w:tcMar>
+          </w:tcPr>
+          <w:p>
+            <w:r>
+              <w:rPr>
+                <w:b/>
+                <w:color w:val="FFFFFF"/>
+                <w:sz w:val="19"/>
+              </w:rPr>
+              <w:t>Participación del año 1 al 5</w:t>
+            </w:r>
+          </w:p>
+        </w:tc>
+        <w:tc>
+          <w:tcPr>
+            <w:tcW w:type="dxa" w:w="2340"/>
+            <w:shd w:fill="003366"/>
+            <w:tcMar>
+              <w:top w:w="120" w:type="dxa"/>
+              <w:bottom w:w="120" w:type="dxa"/>
+              <w:left w:w="120" w:type="dxa"/>
+              <w:right w:w="120" w:type="dxa"/>
+            </w:tcMar>
+          </w:tcPr>
+          <w:p>
+            <w:r>
+              <w:rPr>
+                <w:b/>
+                <w:color w:val="FFFFFF"/>
+                <w:sz w:val="19"/>
+              </w:rPr>
+              <w:t>Comisión cedida y costo logístico unitario</w:t>
+            </w:r>
+          </w:p>
+        </w:tc>
+        <w:tc>
+          <w:tcPr>
+            <w:tcW w:type="dxa" w:w="2340"/>
+            <w:shd w:fill="003366"/>
+            <w:tcMar>
+              <w:top w:w="120" w:type="dxa"/>
+              <w:bottom w:w="120" w:type="dxa"/>
+              <w:left w:w="120" w:type="dxa"/>
+              <w:right w:w="120" w:type="dxa"/>
+            </w:tcMar>
+          </w:tcPr>
+          <w:p>
+            <w:r>
+              <w:rPr>
+                <w:b/>
+                <w:color w:val="FFFFFF"/>
+                <w:sz w:val="19"/>
+              </w:rPr>
+              <w:t>Margen de contribución retenido</w:t>
+            </w:r>
+          </w:p>
+        </w:tc>
+      </w:tr>
+      <w:tr>
+        <w:tc>
+          <w:tcPr>
+            <w:tcW w:type="dxa" w:w="2340"/>
+            <w:shd w:fill="F9FBFD"/>
+            <w:tcMar>
+              <w:top w:w="100" w:type="dxa"/>
+              <w:bottom w:w="100" w:type="dxa"/>
+              <w:left w:w="100" w:type="dxa"/>
+              <w:right w:w="100" w:type="dxa"/>
+            </w:tcMar>
+          </w:tcPr>
+          <w:p>
+            <w:r>
+              <w:rPr>
+                <w:sz w:val="18"/>
+              </w:rPr>
+              <w:t>1. Directo B2B técnico nivel 0</w:t>
+            </w:r>
+          </w:p>
+        </w:tc>
+        <w:tc>
+          <w:tcPr>
+            <w:tcW w:type="dxa" w:w="2340"/>
+            <w:shd w:fill="F9FBFD"/>
+            <w:tcMar>
+              <w:top w:w="100" w:type="dxa"/>
+              <w:bottom w:w="100" w:type="dxa"/>
+              <w:left w:w="100" w:type="dxa"/>
+              <w:right w:w="100" w:type="dxa"/>
+            </w:tcMar>
+          </w:tcPr>
+          <w:p>
+            <w:r>
+              <w:rPr>
+                <w:sz w:val="18"/>
+              </w:rPr>
+              <w:t>85% al 65%</w:t>
+            </w:r>
+          </w:p>
+        </w:tc>
+        <w:tc>
+          <w:tcPr>
+            <w:tcW w:type="dxa" w:w="2340"/>
+            <w:shd w:fill="F9FBFD"/>
+            <w:tcMar>
+              <w:top w:w="100" w:type="dxa"/>
+              <w:bottom w:w="100" w:type="dxa"/>
+              <w:left w:w="100" w:type="dxa"/>
+              <w:right w:w="100" w:type="dxa"/>
+            </w:tcMar>
+          </w:tcPr>
+          <w:p>
+            <w:r>
+              <w:rPr>
+                <w:sz w:val="18"/>
+              </w:rPr>
+              <w:t>$0 ARS de comisión. Packaging y flete local de $62,50 ARS incluidos en el CVU de $750 ARS.</w:t>
+            </w:r>
+          </w:p>
+        </w:tc>
+        <w:tc>
+          <w:tcPr>
+            <w:tcW w:type="dxa" w:w="2340"/>
+            <w:shd w:fill="F9FBFD"/>
+            <w:tcMar>
+              <w:top w:w="100" w:type="dxa"/>
+              <w:bottom w:w="100" w:type="dxa"/>
+              <w:left w:w="100" w:type="dxa"/>
+              <w:right w:w="100" w:type="dxa"/>
+            </w:tcMar>
+          </w:tcPr>
+          <w:p>
+            <w:r>
+              <w:rPr>
+                <w:sz w:val="18"/>
+              </w:rPr>
+              <w:t>$1.250,00 ARS, 62,5%</w:t>
+            </w:r>
+          </w:p>
+        </w:tc>
+      </w:tr>
+      <w:tr>
+        <w:tc>
+          <w:tcPr>
+            <w:tcW w:type="dxa" w:w="2340"/>
+            <w:shd w:fill="FFFFFF"/>
+            <w:tcMar>
+              <w:top w:w="100" w:type="dxa"/>
+              <w:bottom w:w="100" w:type="dxa"/>
+              <w:left w:w="100" w:type="dxa"/>
+              <w:right w:w="100" w:type="dxa"/>
+            </w:tcMar>
+          </w:tcPr>
+          <w:p>
+            <w:r>
+              <w:rPr>
+                <w:sz w:val="18"/>
+              </w:rPr>
+              <w:t>2. Prescriptores y asesores técnicos</w:t>
+            </w:r>
+          </w:p>
+        </w:tc>
+        <w:tc>
+          <w:tcPr>
+            <w:tcW w:type="dxa" w:w="2340"/>
+            <w:shd w:fill="FFFFFF"/>
+            <w:tcMar>
+              <w:top w:w="100" w:type="dxa"/>
+              <w:bottom w:w="100" w:type="dxa"/>
+              <w:left w:w="100" w:type="dxa"/>
+              <w:right w:w="100" w:type="dxa"/>
+            </w:tcMar>
+          </w:tcPr>
+          <w:p>
+            <w:r>
+              <w:rPr>
+                <w:sz w:val="18"/>
+              </w:rPr>
+              <w:t>15% al 25%</w:t>
+            </w:r>
+          </w:p>
+        </w:tc>
+        <w:tc>
+          <w:tcPr>
+            <w:tcW w:type="dxa" w:w="2340"/>
+            <w:shd w:fill="FFFFFF"/>
+            <w:tcMar>
+              <w:top w:w="100" w:type="dxa"/>
+              <w:bottom w:w="100" w:type="dxa"/>
+              <w:left w:w="100" w:type="dxa"/>
+              <w:right w:w="100" w:type="dxa"/>
+            </w:tcMar>
+          </w:tcPr>
+          <w:p>
+            <w:r>
+              <w:rPr>
+                <w:sz w:val="18"/>
+              </w:rPr>
+              <w:t>Bonificado con muestreos en año 1. Desde año 2 cede $100 ARS por plantín, 5%, más $62,50 ARS logísticos.</w:t>
+            </w:r>
+          </w:p>
+        </w:tc>
+        <w:tc>
+          <w:tcPr>
+            <w:tcW w:type="dxa" w:w="2340"/>
+            <w:shd w:fill="FFFFFF"/>
+            <w:tcMar>
+              <w:top w:w="100" w:type="dxa"/>
+              <w:bottom w:w="100" w:type="dxa"/>
+              <w:left w:w="100" w:type="dxa"/>
+              <w:right w:w="100" w:type="dxa"/>
+            </w:tcMar>
+          </w:tcPr>
+          <w:p>
+            <w:r>
+              <w:rPr>
+                <w:sz w:val="18"/>
+              </w:rPr>
+              <w:t>$1.150,00 ARS, 57,5%</w:t>
+            </w:r>
+          </w:p>
+        </w:tc>
+      </w:tr>
+      <w:tr>
+        <w:tc>
+          <w:tcPr>
+            <w:tcW w:type="dxa" w:w="2340"/>
+            <w:shd w:fill="F9FBFD"/>
+            <w:tcMar>
+              <w:top w:w="100" w:type="dxa"/>
+              <w:bottom w:w="100" w:type="dxa"/>
+              <w:left w:w="100" w:type="dxa"/>
+              <w:right w:w="100" w:type="dxa"/>
+            </w:tcMar>
+          </w:tcPr>
+          <w:p>
+            <w:r>
+              <w:rPr>
+                <w:sz w:val="18"/>
+              </w:rPr>
+              <w:t>3. Agronomías sin stock en expansión</w:t>
+            </w:r>
+          </w:p>
+        </w:tc>
+        <w:tc>
+          <w:tcPr>
+            <w:tcW w:type="dxa" w:w="2340"/>
+            <w:shd w:fill="F9FBFD"/>
+            <w:tcMar>
+              <w:top w:w="100" w:type="dxa"/>
+              <w:bottom w:w="100" w:type="dxa"/>
+              <w:left w:w="100" w:type="dxa"/>
+              <w:right w:w="100" w:type="dxa"/>
+            </w:tcMar>
+          </w:tcPr>
+          <w:p>
+            <w:r>
+              <w:rPr>
+                <w:sz w:val="18"/>
+              </w:rPr>
+              <w:t>0% al 10%</w:t>
+            </w:r>
+          </w:p>
+        </w:tc>
+        <w:tc>
+          <w:tcPr>
+            <w:tcW w:type="dxa" w:w="2340"/>
+            <w:shd w:fill="F9FBFD"/>
+            <w:tcMar>
+              <w:top w:w="100" w:type="dxa"/>
+              <w:bottom w:w="100" w:type="dxa"/>
+              <w:left w:w="100" w:type="dxa"/>
+              <w:right w:w="100" w:type="dxa"/>
+            </w:tcMar>
+          </w:tcPr>
+          <w:p>
+            <w:r>
+              <w:rPr>
+                <w:sz w:val="18"/>
+              </w:rPr>
+              <w:t>$160 ARS de comisión por cobro con tarjeta rural, 8%, más $95,00 ARS de flete de media distancia.</w:t>
+            </w:r>
+          </w:p>
+        </w:tc>
+        <w:tc>
+          <w:tcPr>
+            <w:tcW w:type="dxa" w:w="2340"/>
+            <w:shd w:fill="F9FBFD"/>
+            <w:tcMar>
+              <w:top w:w="100" w:type="dxa"/>
+              <w:bottom w:w="100" w:type="dxa"/>
+              <w:left w:w="100" w:type="dxa"/>
+              <w:right w:w="100" w:type="dxa"/>
+            </w:tcMar>
+          </w:tcPr>
+          <w:p>
+            <w:r>
+              <w:rPr>
+                <w:sz w:val="18"/>
+              </w:rPr>
+              <w:t>$1.057,50 ARS, 52,9%</w:t>
+            </w:r>
+          </w:p>
+        </w:tc>
+      </w:tr>
+      <w:tr>
+        <w:tc>
+          <w:tcPr>
+            <w:tcW w:type="dxa" w:w="2340"/>
+            <w:shd w:fill="FFFFFF"/>
+            <w:tcMar>
+              <w:top w:w="100" w:type="dxa"/>
+              <w:bottom w:w="100" w:type="dxa"/>
+              <w:left w:w="100" w:type="dxa"/>
+              <w:right w:w="100" w:type="dxa"/>
+            </w:tcMar>
+          </w:tcPr>
+          <w:p>
+            <w:r>
+              <w:rPr>
+                <w:sz w:val="18"/>
+              </w:rPr>
+              <w:t>Referencia competencia extra-regional</w:t>
+            </w:r>
+          </w:p>
+        </w:tc>
+        <w:tc>
+          <w:tcPr>
+            <w:tcW w:type="dxa" w:w="2340"/>
+            <w:shd w:fill="FFFFFF"/>
+            <w:tcMar>
+              <w:top w:w="100" w:type="dxa"/>
+              <w:bottom w:w="100" w:type="dxa"/>
+              <w:left w:w="100" w:type="dxa"/>
+              <w:right w:w="100" w:type="dxa"/>
+            </w:tcMar>
+          </w:tcPr>
+          <w:p>
+            <w:r>
+              <w:rPr>
+                <w:sz w:val="18"/>
+              </w:rPr>
+              <w:t>100% en año 0</w:t>
+            </w:r>
+          </w:p>
+        </w:tc>
+        <w:tc>
+          <w:tcPr>
+            <w:tcW w:type="dxa" w:w="2340"/>
+            <w:shd w:fill="FFFFFF"/>
+            <w:tcMar>
+              <w:top w:w="100" w:type="dxa"/>
+              <w:bottom w:w="100" w:type="dxa"/>
+              <w:left w:w="100" w:type="dxa"/>
+              <w:right w:w="100" w:type="dxa"/>
+            </w:tcMar>
+          </w:tcPr>
+          <w:p>
+            <w:r>
+              <w:rPr>
+                <w:sz w:val="18"/>
+              </w:rPr>
+              <w:t>10% a 15% de representante zonal más $300 a $420 ARS de camión térmico por 1.000 km.</w:t>
+            </w:r>
+          </w:p>
+        </w:tc>
+        <w:tc>
+          <w:tcPr>
+            <w:tcW w:type="dxa" w:w="2340"/>
+            <w:shd w:fill="FFFFFF"/>
+            <w:tcMar>
+              <w:top w:w="100" w:type="dxa"/>
+              <w:bottom w:w="100" w:type="dxa"/>
+              <w:left w:w="100" w:type="dxa"/>
+              <w:right w:w="100" w:type="dxa"/>
+            </w:tcMar>
+          </w:tcPr>
+          <w:p>
+            <w:r>
+              <w:rPr>
+                <w:sz w:val="18"/>
+              </w:rPr>
+              <w:t>No aplica</w:t>
+            </w:r>
+          </w:p>
+        </w:tc>
+      </w:tr>
+    </w:tbl>
+    <w:p>
+      <w:pPr>
+        <w:spacing w:after="80"/>
+      </w:pPr>
+    </w:p>
+    <w:p>
+      <w:pPr>
+        <w:spacing w:before="0" w:after="120" w:line="276" w:lineRule="auto"/>
+      </w:pPr>
+      <w:r>
+        <w:rPr>
+          <w:rFonts w:ascii="Calibri" w:hAnsi="Calibri"/>
+          <w:i w:val="0"/>
+          <w:color w:val="282828"/>
+          <w:sz w:val="22"/>
+        </w:rPr>
+        <w:t>La distribución física desde Allen se estructura sobre el corredor vial de las Rutas Nacionales 22 y 151 y las Rutas Provinciales 65 y 7 en cuatro nodos logísticos:</w:t>
+      </w:r>
+    </w:p>
+    <w:p>
+      <w:pPr>
+        <w:pStyle w:val="ListBullet"/>
+        <w:spacing w:before="0" w:after="60" w:line="276" w:lineRule="auto"/>
+      </w:pPr>
+      <w:r>
+        <w:rPr>
+          <w:rFonts w:ascii="Calibri" w:hAnsi="Calibri"/>
+          <w:b/>
+          <w:color w:val="1E1E1E"/>
+          <w:sz w:val="22"/>
+        </w:rPr>
+        <w:t xml:space="preserve">Nodo 1 Alto Valle Este, de 0 a 25 km. </w:t>
+      </w:r>
+      <w:r>
+        <w:rPr>
+          <w:rFonts w:ascii="Calibri" w:hAnsi="Calibri"/>
+          <w:i w:val="0"/>
+          <w:color w:val="282828"/>
+          <w:sz w:val="22"/>
+        </w:rPr>
+        <w:t>Abarca Allen, General Roca en las zonas de Stefenelli, J.J. Gómez y Colonia Rusa, Cervantes e Ingeniero Huergo, conectado por Ruta Provincial 65 y Ruta Nacional 22 sin cruces interprovinciales.</w:t>
+      </w:r>
+    </w:p>
+    <w:p>
+      <w:pPr>
+        <w:pStyle w:val="ListBullet"/>
+        <w:spacing w:before="0" w:after="60" w:line="276" w:lineRule="auto"/>
+      </w:pPr>
+      <w:r>
+        <w:rPr>
+          <w:rFonts w:ascii="Calibri" w:hAnsi="Calibri"/>
+          <w:b/>
+          <w:color w:val="1E1E1E"/>
+          <w:sz w:val="22"/>
+        </w:rPr>
+        <w:t xml:space="preserve">Nodo 2 Alto Valle Oeste, de 15 a 35 km. </w:t>
+      </w:r>
+      <w:r>
+        <w:rPr>
+          <w:rFonts w:ascii="Calibri" w:hAnsi="Calibri"/>
+          <w:i w:val="0"/>
+          <w:color w:val="282828"/>
+          <w:sz w:val="22"/>
+        </w:rPr>
+        <w:t>Cubre Fernández Oro, Cipolletti, Cinco Saltos y Contralmirante Cordero.</w:t>
+      </w:r>
+    </w:p>
+    <w:p>
+      <w:pPr>
+        <w:pStyle w:val="ListBullet"/>
+        <w:spacing w:before="0" w:after="60" w:line="276" w:lineRule="auto"/>
+      </w:pPr>
+      <w:r>
+        <w:rPr>
+          <w:rFonts w:ascii="Calibri" w:hAnsi="Calibri"/>
+          <w:b/>
+          <w:color w:val="1E1E1E"/>
+          <w:sz w:val="22"/>
+        </w:rPr>
+        <w:t xml:space="preserve">Nodo 3 Confluencia Neuquén, de 30 a 60 km. </w:t>
+      </w:r>
+      <w:r>
+        <w:rPr>
+          <w:rFonts w:ascii="Calibri" w:hAnsi="Calibri"/>
+          <w:i w:val="0"/>
+          <w:color w:val="282828"/>
+          <w:sz w:val="22"/>
+        </w:rPr>
+        <w:t>Comprende Centenario, Vista Alegre, Plottier y Senillosa a través de los puentes Cipolletti-Neuquén, el Tercer Puente y el dique Ballester, operando con emisión digital del DTV-e de SENASA.</w:t>
+      </w:r>
+    </w:p>
+    <w:p>
+      <w:pPr>
+        <w:pStyle w:val="ListBullet"/>
+        <w:spacing w:before="0" w:after="60" w:line="276" w:lineRule="auto"/>
+      </w:pPr>
+      <w:r>
+        <w:rPr>
+          <w:rFonts w:ascii="Calibri" w:hAnsi="Calibri"/>
+          <w:b/>
+          <w:color w:val="1E1E1E"/>
+          <w:sz w:val="22"/>
+        </w:rPr>
+        <w:t xml:space="preserve">Nodo 4 de expansión regional, de 100 a 250 km en los años 3 a 5. </w:t>
+      </w:r>
+      <w:r>
+        <w:rPr>
+          <w:rFonts w:ascii="Calibri" w:hAnsi="Calibri"/>
+          <w:i w:val="0"/>
+          <w:color w:val="282828"/>
+          <w:sz w:val="22"/>
+        </w:rPr>
+        <w:t>Incorpora San Patricio del Chañar en Neuquén, Choele Choel, Luis Beltrán y Lamarque en Valle Medio, y el polo del IDEVI en Viedma.</w:t>
+      </w:r>
+    </w:p>
+    <w:p>
+      <w:pPr>
+        <w:spacing w:before="0" w:after="120" w:line="276" w:lineRule="auto"/>
+      </w:pPr>
+      <w:r>
+        <w:rPr>
+          <w:rFonts w:ascii="Calibri" w:hAnsi="Calibri"/>
+          <w:i w:val="0"/>
+          <w:color w:val="282828"/>
+          <w:sz w:val="22"/>
+        </w:rPr>
+        <w:t>En todos los despachos, las bandejas de 128 celdas viajan protegidas con fundas microperforadas biodegradables y esquineros rígidos dentro de un utilitario con aislamiento térmico entre 18 y 22 °C, completando la entrega en el radio primario en un tiempo de 45 a 90 minutos desde la cámara de aclimatación.</w:t>
+      </w:r>
+    </w:p>
+    <w:p>
+      <w:pPr>
+        <w:keepNext/>
+        <w:spacing w:before="200" w:after="40"/>
+      </w:pPr>
+      <w:r>
+        <w:rPr>
+          <w:rFonts w:ascii="Arial" w:hAnsi="Arial"/>
+          <w:b/>
+          <w:color w:val="333333"/>
+          <w:sz w:val="22"/>
+        </w:rPr>
+        <w:t>1.4.4. Fuerza de ventas, presupuesto comercial y métricas CAC y LTV</w:t>
+      </w:r>
+    </w:p>
+    <w:p>
+      <w:pPr>
+        <w:spacing w:before="0" w:after="120" w:line="276" w:lineRule="auto"/>
+      </w:pPr>
+      <w:r>
+        <w:rPr>
+          <w:rFonts w:ascii="Calibri" w:hAnsi="Calibri"/>
+          <w:i w:val="0"/>
+          <w:color w:val="282828"/>
+          <w:sz w:val="22"/>
+        </w:rPr>
+        <w:t>La gestión comercial está a cargo del director técnico agrónomo comercial, quien ejecuta los muestreos de suelo en finca, cierra los contratos de preventa B2B y coordina las parcelas demostrativas y jornadas técnicas junto al INTA Alto Valle.</w:t>
+      </w:r>
+    </w:p>
+    <w:p>
+      <w:pPr>
+        <w:spacing w:before="0" w:after="120" w:line="276" w:lineRule="auto"/>
+      </w:pPr>
+      <w:r>
+        <w:rPr>
+          <w:rFonts w:ascii="Calibri" w:hAnsi="Calibri"/>
+          <w:i w:val="0"/>
+          <w:color w:val="282828"/>
+          <w:sz w:val="22"/>
+        </w:rPr>
+        <w:t>El presupuesto anual de comercialización y distribución física del primer año suma $1.250.000 ARS en costos variables incluidos dentro del CVU y $4.800.000 ARS en costos fijos comerciales dentro de los $8.800.000 ARS de costos fijos totales:</w:t>
+      </w:r>
+    </w:p>
+    <w:tbl>
+      <w:tblPr>
+        <w:tblW w:type="auto" w:w="0"/>
+        <w:jc w:val="center"/>
+        <w:tblLook w:firstColumn="1" w:firstRow="1" w:lastColumn="0" w:lastRow="0" w:noHBand="0" w:noVBand="1" w:val="04A0"/>
+        <w:tblBorders>
+          <w:top w:val="single" w:sz="4" w:space="0" w:color="D3D3D3"/>
+          <w:bottom w:val="single" w:sz="4" w:space="0" w:color="D3D3D3"/>
+          <w:insideH w:val="single" w:sz="4" w:space="0" w:color="D3D3D3"/>
+          <w:insideV w:val="none"/>
+          <w:left w:val="none"/>
+          <w:right w:val="none"/>
+        </w:tblBorders>
+      </w:tblPr>
+      <w:tblGrid>
+        <w:gridCol w:w="2340"/>
+        <w:gridCol w:w="2340"/>
+        <w:gridCol w:w="2340"/>
+        <w:gridCol w:w="2340"/>
+      </w:tblGrid>
+      <w:tr>
+        <w:tc>
+          <w:tcPr>
+            <w:tcW w:type="dxa" w:w="2340"/>
+            <w:shd w:fill="003366"/>
+            <w:tcMar>
+              <w:top w:w="120" w:type="dxa"/>
+              <w:bottom w:w="120" w:type="dxa"/>
+              <w:left w:w="120" w:type="dxa"/>
+              <w:right w:w="120" w:type="dxa"/>
+            </w:tcMar>
+          </w:tcPr>
+          <w:p>
+            <w:r>
+              <w:rPr>
+                <w:b/>
+                <w:color w:val="FFFFFF"/>
+                <w:sz w:val="19"/>
+              </w:rPr>
+              <w:t>Concepto comercial</w:t>
+            </w:r>
+          </w:p>
+        </w:tc>
+        <w:tc>
+          <w:tcPr>
+            <w:tcW w:type="dxa" w:w="2340"/>
+            <w:shd w:fill="003366"/>
+            <w:tcMar>
+              <w:top w:w="120" w:type="dxa"/>
+              <w:bottom w:w="120" w:type="dxa"/>
+              <w:left w:w="120" w:type="dxa"/>
+              <w:right w:w="120" w:type="dxa"/>
+            </w:tcMar>
+          </w:tcPr>
+          <w:p>
+            <w:r>
+              <w:rPr>
+                <w:b/>
+                <w:color w:val="FFFFFF"/>
+                <w:sz w:val="19"/>
+              </w:rPr>
+              <w:t>Tipo de costo</w:t>
+            </w:r>
+          </w:p>
+        </w:tc>
+        <w:tc>
+          <w:tcPr>
+            <w:tcW w:type="dxa" w:w="2340"/>
+            <w:shd w:fill="003366"/>
+            <w:tcMar>
+              <w:top w:w="120" w:type="dxa"/>
+              <w:bottom w:w="120" w:type="dxa"/>
+              <w:left w:w="120" w:type="dxa"/>
+              <w:right w:w="120" w:type="dxa"/>
+            </w:tcMar>
+          </w:tcPr>
+          <w:p>
+            <w:r>
+              <w:rPr>
+                <w:b/>
+                <w:color w:val="FFFFFF"/>
+                <w:sz w:val="19"/>
+              </w:rPr>
+              <w:t>Base de cálculo y asignación</w:t>
+            </w:r>
+          </w:p>
+        </w:tc>
+        <w:tc>
+          <w:tcPr>
+            <w:tcW w:type="dxa" w:w="2340"/>
+            <w:shd w:fill="003366"/>
+            <w:tcMar>
+              <w:top w:w="120" w:type="dxa"/>
+              <w:bottom w:w="120" w:type="dxa"/>
+              <w:left w:w="120" w:type="dxa"/>
+              <w:right w:w="120" w:type="dxa"/>
+            </w:tcMar>
+          </w:tcPr>
+          <w:p>
+            <w:r>
+              <w:rPr>
+                <w:b/>
+                <w:color w:val="FFFFFF"/>
+                <w:sz w:val="19"/>
+              </w:rPr>
+              <w:t>Monto anual en ARS</w:t>
+            </w:r>
+          </w:p>
+        </w:tc>
+      </w:tr>
+      <w:tr>
+        <w:tc>
+          <w:tcPr>
+            <w:tcW w:type="dxa" w:w="2340"/>
+            <w:shd w:fill="F9FBFD"/>
+            <w:tcMar>
+              <w:top w:w="100" w:type="dxa"/>
+              <w:bottom w:w="100" w:type="dxa"/>
+              <w:left w:w="100" w:type="dxa"/>
+              <w:right w:w="100" w:type="dxa"/>
+            </w:tcMar>
+          </w:tcPr>
+          <w:p>
+            <w:r>
+              <w:rPr>
+                <w:sz w:val="18"/>
+              </w:rPr>
+              <w:t>Acondicionamiento y packaging antiestrés</w:t>
+            </w:r>
+          </w:p>
+        </w:tc>
+        <w:tc>
+          <w:tcPr>
+            <w:tcW w:type="dxa" w:w="2340"/>
+            <w:shd w:fill="F9FBFD"/>
+            <w:tcMar>
+              <w:top w:w="100" w:type="dxa"/>
+              <w:bottom w:w="100" w:type="dxa"/>
+              <w:left w:w="100" w:type="dxa"/>
+              <w:right w:w="100" w:type="dxa"/>
+            </w:tcMar>
+          </w:tcPr>
+          <w:p>
+            <w:r>
+              <w:rPr>
+                <w:sz w:val="18"/>
+              </w:rPr>
+              <w:t>Variable directo</w:t>
+            </w:r>
+          </w:p>
+        </w:tc>
+        <w:tc>
+          <w:tcPr>
+            <w:tcW w:type="dxa" w:w="2340"/>
+            <w:shd w:fill="F9FBFD"/>
+            <w:tcMar>
+              <w:top w:w="100" w:type="dxa"/>
+              <w:bottom w:w="100" w:type="dxa"/>
+              <w:left w:w="100" w:type="dxa"/>
+              <w:right w:w="100" w:type="dxa"/>
+            </w:tcMar>
+          </w:tcPr>
+          <w:p>
+            <w:r>
+              <w:rPr>
+                <w:sz w:val="18"/>
+              </w:rPr>
+              <w:t>$37,50 ARS por plantín sobre 20.000 unidades en 196 bandejas</w:t>
             </w:r>
           </w:p>
         </w:tc>
@@ -1460,7 +5275,7 @@
               <w:rPr>
                 <w:sz w:val="18"/>
               </w:rPr>
-              <w:t>Flete y Distribución Local en Finca</w:t>
+              <w:t>Flete y distribución refrigerada en finca</w:t>
             </w:r>
           </w:p>
         </w:tc>
@@ -1480,7 +5295,7 @@
               <w:rPr>
                 <w:sz w:val="18"/>
               </w:rPr>
-              <w:t>Variable Directo</w:t>
+              <w:t>Variable directo</w:t>
             </w:r>
           </w:p>
         </w:tc>
@@ -1500,7 +5315,7 @@
               <w:rPr>
                 <w:sz w:val="18"/>
               </w:rPr>
-              <w:t>$25,00 ARS / plantín (Absorbido en margen variable)</w:t>
+              <w:t>$25,00 ARS por plantín en 10 viajes consolidados de reparto</w:t>
             </w:r>
           </w:p>
         </w:tc>
@@ -1542,7 +5357,7 @@
               <w:rPr>
                 <w:sz w:val="18"/>
               </w:rPr>
-              <w:t>Honorarios Agrónomo Comercial / Ventas</w:t>
+              <w:t>Honorarios del agrónomo comercial</w:t>
             </w:r>
           </w:p>
         </w:tc>
@@ -1562,7 +5377,7 @@
               <w:rPr>
                 <w:sz w:val="18"/>
               </w:rPr>
-              <w:t>Fijo Directo</w:t>
+              <w:t>Fijo directo</w:t>
             </w:r>
           </w:p>
         </w:tc>
@@ -1582,7 +5397,7 @@
               <w:rPr>
                 <w:sz w:val="18"/>
               </w:rPr>
-              <w:t>Asesoría técnica, muestreos in situ y cierres B2B (Anual)</w:t>
+              <w:t>$300.000 ARS mensuales promedio por dirección técnica y ventas B2B</w:t>
             </w:r>
           </w:p>
         </w:tc>
@@ -1624,7 +5439,7 @@
               <w:rPr>
                 <w:sz w:val="18"/>
               </w:rPr>
-              <w:t>Movilidad, Combustible y Muestreos</w:t>
+              <w:t>Movilidad, combustible y muestreos</w:t>
             </w:r>
           </w:p>
         </w:tc>
@@ -1644,7 +5459,7 @@
               <w:rPr>
                 <w:sz w:val="18"/>
               </w:rPr>
-              <w:t>Fijo Directo</w:t>
+              <w:t>Fijo directo</w:t>
             </w:r>
           </w:p>
         </w:tc>
@@ -1664,7 +5479,7 @@
               <w:rPr>
                 <w:sz w:val="18"/>
               </w:rPr>
-              <w:t>Gastos de traslado a fincas y envío de muestras a laboratorio</w:t>
+              <w:t>25 salidas de prospección por 1.750 km y 30 análisis nematológicos</w:t>
             </w:r>
           </w:p>
         </w:tc>
@@ -1706,7 +5521,7 @@
               <w:rPr>
                 <w:sz w:val="18"/>
               </w:rPr>
-              <w:t>Marketing Digital, Difusión y Materiales</w:t>
+              <w:t>Marketing B2B y parcelas demostrativas</w:t>
             </w:r>
           </w:p>
         </w:tc>
@@ -1726,7 +5541,7 @@
               <w:rPr>
                 <w:sz w:val="18"/>
               </w:rPr>
-              <w:t>Fijo Directo</w:t>
+              <w:t>Fijo directo</w:t>
             </w:r>
           </w:p>
         </w:tc>
@@ -1746,7 +5561,7 @@
               <w:rPr>
                 <w:sz w:val="18"/>
               </w:rPr>
-              <w:t>Pauta geolocalizada, cartelería en finca y folletos técnicos</w:t>
+              <w:t>3 carteles en chacras, 2 días de campo con INTA y pauta geolocalizada</w:t>
             </w:r>
           </w:p>
         </w:tc>
@@ -1779,17 +5594,16 @@
     </w:p>
     <w:p>
       <w:pPr>
-        <w:keepNext/>
-        <w:spacing w:before="280" w:after="80"/>
+        <w:spacing w:before="0" w:after="120" w:line="276" w:lineRule="auto"/>
       </w:pPr>
       <w:r>
         <w:rPr>
-          <w:rFonts w:ascii="Arial" w:hAnsi="Arial"/>
-          <w:b/>
-          <w:color w:val="2980B9"/>
-          <w:sz w:val="26"/>
+          <w:rFonts w:ascii="Calibri" w:hAnsi="Calibri"/>
+          <w:i w:val="0"/>
+          <w:color w:val="282828"/>
+          <w:sz w:val="22"/>
         </w:rPr>
-        <w:t>1.5. Estrategias Competitivas (Matriz FODA Cruzada y Ansoff)</w:t>
+        <w:t>Cada partida cuenta con su desglose operativo verificable:</w:t>
       </w:r>
     </w:p>
     <w:p>
@@ -1804,7 +5618,7 @@
           <w:color w:val="1E1E1E"/>
           <w:sz w:val="22"/>
         </w:rPr>
-        <w:t xml:space="preserve">Estrategias FO (Fortalezas - Oportunidades): </w:t>
+        <w:t xml:space="preserve">Ingeniería del packaging por $37,50 ARS por plantín. </w:t>
       </w:r>
       <w:r>
         <w:rPr>
@@ -1813,7 +5627,7 @@
           <w:color w:val="282828"/>
           <w:sz w:val="22"/>
         </w:rPr>
-        <w:t>Posicionar el paquete 'Plantín Injertado + Diagnóstico de Suelo' aprovechando el financiamiento provincial (PAR Agroquímicos). Usar la cercanía geográfica para garantizar entregas en fecha exacta sin pérdidas de flete.</w:t>
+        <w:t>Descontando el 20% de descarte técnico previo al despacho para entregar bandejas completas y uniformes, cada bandeja de 128 celdas aloja 102 plantines comerciales netos, lo que requiere 196 despachos de bandeja para cubrir 20.000 unidades. Cada bandeja insume $3.825 ARS integrados por $1.450 ARS de funda microperforada biodegradable, $1.200 ARS de esquineros de cartón corrugado para apilado en rack, $375 ARS de etiqueta de trazabilidad INASE y SENASA con código QR y $800 ARS de reposición de envase retornable.</w:t>
       </w:r>
     </w:p>
     <w:p>
@@ -1828,7 +5642,7 @@
           <w:color w:val="1E1E1E"/>
           <w:sz w:val="22"/>
         </w:rPr>
-        <w:t xml:space="preserve">Estrategias DO (Debilidades - Oportunidades): </w:t>
+        <w:t xml:space="preserve">Logística refrigerada de última milla por $25,00 ARS por plantín. </w:t>
       </w:r>
       <w:r>
         <w:rPr>
@@ -1837,7 +5651,7 @@
           <w:color w:val="282828"/>
           <w:sz w:val="22"/>
         </w:rPr>
-        <w:t>Financiar el equipamiento de la cámara de cicatrización ($10,2M) mediante el programa PAR Maquinaria / Crédito Fiscal Neuquén. Desarrollar pruebas internas para acelerar la capacitación operaria.</w:t>
+        <w:t>El despacho entre agosto y octubre se organiza en 10 viajes consolidados de 2.000 plantines promedio, equivalentes a 20 bandejas por viaje en utilitario con cúpula térmica aislada y recorrido medio de 85 km ida y vuelta. Cada viaje cuesta $50.000 ARS, compuestos por 10 litros de gasoil grado 3 a $1.650 ARS por litro, es decir $16.500 ARS, más $33.500 ARS de uso proporcional del vehículo térmico y personal de descarga.</w:t>
       </w:r>
     </w:p>
     <w:p>
@@ -1852,7 +5666,7 @@
           <w:color w:val="1E1E1E"/>
           <w:sz w:val="22"/>
         </w:rPr>
-        <w:t xml:space="preserve">Estrategias FA (Fortalezas - Amenazas): </w:t>
+        <w:t xml:space="preserve">Prospección y muestreos nematológicos por $800.000 ARS anuales. </w:t>
       </w:r>
       <w:r>
         <w:rPr>
@@ -1861,7 +5675,7 @@
           <w:color w:val="282828"/>
           <w:sz w:val="22"/>
         </w:rPr>
-        <w:t>Desplazar a competidores de Mendoza demostrando que la conducción a 2 guías equipara el costo por hectareaje y entrega el doble de productividad en suelos infestados.</w:t>
+        <w:t>Entre abril y julio se visitan 30 establecimientos en Allen, Roca y Centenario para cerrar 15 contratos efectivos, con una tasa de conversión del 50%. Las 25 salidas de campo suman 1.750 km e insumen $290.000 ARS en combustible y mantenimiento. El procesamiento de las 30 muestras de suelo mediante bandeja modificada de Baermann y flotación centrífuga en convenio con el laboratorio fitopatológico regional de INTA y UNCo Cinco Saltos cuesta $17.000 ARS por muestra, totalizando $510.000 ARS.</w:t>
       </w:r>
     </w:p>
     <w:p>
@@ -1876,7 +5690,7 @@
           <w:color w:val="1E1E1E"/>
           <w:sz w:val="22"/>
         </w:rPr>
-        <w:t xml:space="preserve">Estrategias DA (Debilidades - Amenazas): </w:t>
+        <w:t xml:space="preserve">Acciones de marketing B2B por $400.000 ARS anuales. </w:t>
       </w:r>
       <w:r>
         <w:rPr>
@@ -1885,7 +5699,142 @@
           <w:color w:val="282828"/>
           <w:sz w:val="22"/>
         </w:rPr>
-        <w:t>Implementar la regla estricta de preventa contractual con el 40% de seña para asegurar el flujo de fondos y la rentabilidad antes de la siembra.</w:t>
+        <w:t>Comprende $150.000 ARS para instalar 3 carteles prediales en parcelas demostrativas ubicadas en Allen, General Roca y Centenario, $130.000 ARS para organizar 2 jornadas técnicas a campo abierto junto a agencias de extensión del INTA con fichas comparativas de rinde, y $120.000 ARS para campañas digitales geolocalizadas en un radio de 50 km y gestión de cartera por WhatsApp Business.</w:t>
+      </w:r>
+    </w:p>
+    <w:p>
+      <w:pPr>
+        <w:pStyle w:val="ListBullet"/>
+        <w:spacing w:before="0" w:after="60" w:line="276" w:lineRule="auto"/>
+      </w:pPr>
+      <w:r>
+        <w:rPr>
+          <w:rFonts w:ascii="Calibri" w:hAnsi="Calibri"/>
+          <w:b/>
+          <w:color w:val="1E1E1E"/>
+          <w:sz w:val="22"/>
+        </w:rPr>
+        <w:t xml:space="preserve">Métricas unitarias de adquisición y valor de vida del cliente. </w:t>
+      </w:r>
+      <w:r>
+        <w:rPr>
+          <w:rFonts w:ascii="Calibri" w:hAnsi="Calibri"/>
+          <w:i w:val="0"/>
+          <w:color w:val="282828"/>
+          <w:sz w:val="22"/>
+        </w:rPr>
+        <w:t>Sumando los gastos de prospección, muestreos y marketing por $1.200.000 ARS más el 50% de los honorarios del agrónomo comercial dedicados a captar cuentas nuevas por $1.800.000 ARS, el esfuerzo anual de adquisición es de $3.000.000 ARS. Dividido entre los 15 clientes del primer año, el costo de adquisición de cliente CAC es de $200.000 ARS por productor. Cada cliente compra en promedio 1.333 plantines en el año 1, lo que genera $2.666.667 ARS de facturación anual y $1.666.667 ARS de margen de contribución. Con una permanencia mínima de 4 campañas acorde a la tasa de continuidad del 71,7% relevada por el INTA, la ampliación de compra de una a dos naves de invernadero y la contratación de la biosolarización en Fase 2, el valor de vida del cliente LTV supera los $6.500.000 ARS descontados. Esto arroja una relación LTV sobre CAC de 32,5 veces y permite recuperar el CAC en el primer anticipo de seña.</w:t>
+      </w:r>
+    </w:p>
+    <w:p>
+      <w:pPr>
+        <w:keepNext/>
+        <w:spacing w:before="280" w:after="80"/>
+      </w:pPr>
+      <w:r>
+        <w:rPr>
+          <w:rFonts w:ascii="Arial" w:hAnsi="Arial"/>
+          <w:b/>
+          <w:color w:val="2980B9"/>
+          <w:sz w:val="26"/>
+        </w:rPr>
+        <w:t>1.5. Estrategias competitivas FODA y Ansoff</w:t>
+      </w:r>
+    </w:p>
+    <w:p>
+      <w:pPr>
+        <w:pStyle w:val="ListBullet"/>
+        <w:spacing w:before="0" w:after="60" w:line="276" w:lineRule="auto"/>
+      </w:pPr>
+      <w:r>
+        <w:rPr>
+          <w:rFonts w:ascii="Calibri" w:hAnsi="Calibri"/>
+          <w:b/>
+          <w:color w:val="1E1E1E"/>
+          <w:sz w:val="22"/>
+        </w:rPr>
+        <w:t xml:space="preserve">Estrategias FO de fortalezas y oportunidades. </w:t>
+      </w:r>
+      <w:r>
+        <w:rPr>
+          <w:rFonts w:ascii="Calibri" w:hAnsi="Calibri"/>
+          <w:i w:val="0"/>
+          <w:color w:val="282828"/>
+          <w:sz w:val="22"/>
+        </w:rPr>
+        <w:t>Posicionar el paquete de plantín injertado con diagnóstico nematológico facilitando al productor el acceso al financiamiento del programa PAR Hortícola y aprovechar la cercanía de Allen para entregar en la fecha exacta de trasplante sin pérdidas de viaje.</w:t>
+      </w:r>
+    </w:p>
+    <w:p>
+      <w:pPr>
+        <w:pStyle w:val="ListBullet"/>
+        <w:spacing w:before="0" w:after="60" w:line="276" w:lineRule="auto"/>
+      </w:pPr>
+      <w:r>
+        <w:rPr>
+          <w:rFonts w:ascii="Calibri" w:hAnsi="Calibri"/>
+          <w:b/>
+          <w:color w:val="1E1E1E"/>
+          <w:sz w:val="22"/>
+        </w:rPr>
+        <w:t xml:space="preserve">Estrategias DO de debilidades y oportunidades. </w:t>
+      </w:r>
+      <w:r>
+        <w:rPr>
+          <w:rFonts w:ascii="Calibri" w:hAnsi="Calibri"/>
+          <w:i w:val="0"/>
+          <w:color w:val="282828"/>
+          <w:sz w:val="22"/>
+        </w:rPr>
+        <w:t>Financiar el 40% del equipamiento de la cámara de cicatrización valuada en $10.200.000 ARS mediante las líneas provinciales a tasa bonificada y ejecutar lotes de calibración previos a la campaña para entrenar a los operarios injertadores.</w:t>
+      </w:r>
+    </w:p>
+    <w:p>
+      <w:pPr>
+        <w:pStyle w:val="ListBullet"/>
+        <w:spacing w:before="0" w:after="60" w:line="276" w:lineRule="auto"/>
+      </w:pPr>
+      <w:r>
+        <w:rPr>
+          <w:rFonts w:ascii="Calibri" w:hAnsi="Calibri"/>
+          <w:b/>
+          <w:color w:val="1E1E1E"/>
+          <w:sz w:val="22"/>
+        </w:rPr>
+        <w:t xml:space="preserve">Estrategias FA de fortalezas y amenazas. </w:t>
+      </w:r>
+      <w:r>
+        <w:rPr>
+          <w:rFonts w:ascii="Calibri" w:hAnsi="Calibri"/>
+          <w:i w:val="0"/>
+          <w:color w:val="282828"/>
+          <w:sz w:val="22"/>
+        </w:rPr>
+        <w:t>Desplazar la oferta de Mendoza y La Plata demostrando en parcelas locales que la conducción a dos guías iguala el costo de implantación por hectárea del cultivo franco y duplica la productividad en suelos infestados.</w:t>
+      </w:r>
+    </w:p>
+    <w:p>
+      <w:pPr>
+        <w:pStyle w:val="ListBullet"/>
+        <w:spacing w:before="0" w:after="60" w:line="276" w:lineRule="auto"/>
+      </w:pPr>
+      <w:r>
+        <w:rPr>
+          <w:rFonts w:ascii="Calibri" w:hAnsi="Calibri"/>
+          <w:b/>
+          <w:color w:val="1E1E1E"/>
+          <w:sz w:val="22"/>
+        </w:rPr>
+        <w:t xml:space="preserve">Estrategias DA de debilidades y amenazas. </w:t>
+      </w:r>
+      <w:r>
+        <w:rPr>
+          <w:rFonts w:ascii="Calibri" w:hAnsi="Calibri"/>
+          <w:i w:val="0"/>
+          <w:color w:val="282828"/>
+          <w:sz w:val="22"/>
+        </w:rPr>
+        <w:t>Exigir por contrato el 40% de seña antes de la siembra para cubrir el 106,7% del costo variable unitario y asegurar el capital de trabajo desde el inicio del ciclo.</w:t>
       </w:r>
     </w:p>
     <w:p>
@@ -1900,7 +5849,7 @@
           <w:color w:val="003366"/>
           <w:sz w:val="32"/>
         </w:rPr>
-        <w:t>2. DIMENSIONAMIENTO TÉCNICO - LEGAL</w:t>
+        <w:t>2. Dimensionamiento técnico y legal</w:t>
       </w:r>
     </w:p>
     <w:p>
@@ -1915,7 +5864,7 @@
           <w:color w:val="2980B9"/>
           <w:sz w:val="26"/>
         </w:rPr>
-        <w:t>2.1. Tamaño y Capacidad Instalada</w:t>
+        <w:t>2.1. Tamaño, capacidad instalada y escalabilidad operativa</w:t>
       </w:r>
     </w:p>
     <w:p>
@@ -1930,7 +5879,7 @@
           <w:color w:val="1E1E1E"/>
           <w:sz w:val="22"/>
         </w:rPr>
-        <w:t xml:space="preserve">Capacidad Máxima de Diseño: </w:t>
+        <w:t xml:space="preserve">Capacidad máxima de diseño. </w:t>
       </w:r>
       <w:r>
         <w:rPr>
@@ -1939,7 +5888,7 @@
           <w:color w:val="282828"/>
           <w:sz w:val="22"/>
         </w:rPr>
-        <w:t>25.000 plantines por ciclo de cicatrización de 7 días (Cámara de 18 m² con racks de 4 niveles).</w:t>
+        <w:t>La cámara climatizada de 18 m² equipada con racks de 4 niveles procesa hasta 25.000 plantines por tanda de cicatrización de 7 días.</w:t>
       </w:r>
     </w:p>
     <w:p>
@@ -1954,7 +5903,7 @@
           <w:color w:val="1E1E1E"/>
           <w:sz w:val="22"/>
         </w:rPr>
-        <w:t xml:space="preserve">Capacidad Efectiva Programada: </w:t>
+        <w:t xml:space="preserve">Capacidad efectiva programada para el año 1. </w:t>
       </w:r>
       <w:r>
         <w:rPr>
@@ -1963,7 +5912,7 @@
           <w:color w:val="282828"/>
           <w:sz w:val="22"/>
         </w:rPr>
-        <w:t>20.000 plantines/año en el primer año (Ciclo principal concentrado entre julio y septiembre).</w:t>
+        <w:t>Se producen 20.000 plantines anuales en un ciclo comercial concentrado en la ventana de julio a septiembre, con un piso asegurado en preventa de 12.000 unidades.</w:t>
       </w:r>
     </w:p>
     <w:p>
@@ -1978,7 +5927,7 @@
           <w:color w:val="1E1E1E"/>
           <w:sz w:val="22"/>
         </w:rPr>
-        <w:t xml:space="preserve">Capacidad Ociosa Planificada: </w:t>
+        <w:t xml:space="preserve">Capacidad ociosa y margen técnico. </w:t>
       </w:r>
       <w:r>
         <w:rPr>
@@ -1987,7 +5936,31 @@
           <w:color w:val="282828"/>
           <w:sz w:val="22"/>
         </w:rPr>
-        <w:t>20% reservada para tandas de resiembra técnica y margen de contingencia.</w:t>
+        <w:t>El 20% restante de la capacidad de cámara se reserva para tandas de resiembra y reposición del descarte técnico en pre-despacho.</w:t>
+      </w:r>
+    </w:p>
+    <w:p>
+      <w:pPr>
+        <w:pStyle w:val="ListBullet"/>
+        <w:spacing w:before="0" w:after="60" w:line="276" w:lineRule="auto"/>
+      </w:pPr>
+      <w:r>
+        <w:rPr>
+          <w:rFonts w:ascii="Calibri" w:hAnsi="Calibri"/>
+          <w:b/>
+          <w:color w:val="1E1E1E"/>
+          <w:sz w:val="22"/>
+        </w:rPr>
+        <w:t xml:space="preserve">Plan de escalamiento para los años 2 a 5. </w:t>
+      </w:r>
+      <w:r>
+        <w:rPr>
+          <w:rFonts w:ascii="Calibri" w:hAnsi="Calibri"/>
+          <w:i w:val="0"/>
+          <w:color w:val="282828"/>
+          <w:sz w:val="22"/>
+        </w:rPr>
+        <w:t>En el año 2 la curva de aprendizaje de los injertadores reduce la merma del 20% al 15% y la operación se desdobla en 1,5 ciclos escalonados, sumando un lote temprano en julio y agosto para invernaderos calefaccionados o de doble techo y un lote principal en septiembre para alcanzar 30.000 plantines. Entre los años 3 y 5 se ejecutan de 2 a 2,5 tandas sucesivas entre julio y octubre para abastecer tomate temprano, tomate de estación y pimiento o berenjena tardíos, y se incorpora un segundo módulo de racks climatizados financiados con reinversión de utilidades, llevando la producción a 42.000 plantines en el año 3, 52.000 en el año 4 y 60.000 en el año 5.</w:t>
       </w:r>
     </w:p>
     <w:p>
@@ -2002,7 +5975,7 @@
           <w:color w:val="2980B9"/>
           <w:sz w:val="26"/>
         </w:rPr>
-        <w:t>2.2. Localización del Proyecto</w:t>
+        <w:t>2.2. Localización del proyecto</w:t>
       </w:r>
     </w:p>
     <w:p>
@@ -2016,7 +5989,7 @@
           <w:color w:val="282828"/>
           <w:sz w:val="22"/>
         </w:rPr>
-        <w:t>Mediante la matriz comparativa de localización ponderada, se seleccionó el Municipio de Allen (Río Negro) por su centralidad geográfica respecto a las jugueras/sidreras proveedoras de orujo fresco (materia prima clave para la Fase 2) y su equidistancia entre los mercados consumidores de General Roca y Centenario/Vista Alegre.</w:t>
+        <w:t>La matriz ponderada de localización determinó la ubicación del vivero en el municipio de Allen, provincia de Río Negro. Esta localidad se ubica en el baricentro vial de las Rutas Nacionales 22 y 151 y la Ruta Provincial 65, a menos de 25 km de General Roca y Cipolletti y a menos de 45 km de Centenario y Vista Alegre, además de concentrar en su parque industrial las jugueras y sidreras que proveen el orujo de manzana fresco para la Fase 2.</w:t>
       </w:r>
     </w:p>
     <w:p>
@@ -2031,7 +6004,7 @@
           <w:color w:val="2980B9"/>
           <w:sz w:val="26"/>
         </w:rPr>
-        <w:t>2.3. Estructura de Costos y Punto de Equilibrio Operativo</w:t>
+        <w:t>2.3. Estructura de costos y punto de equilibrio operativo</w:t>
       </w:r>
     </w:p>
     <w:p>
@@ -2045,7 +6018,7 @@
           <w:color w:val="282828"/>
           <w:sz w:val="22"/>
         </w:rPr>
-        <w:t>El modelo económico se estructura dividiendo rigurosamente los costos fijos de la startup de los costos variables directos de producción:</w:t>
+        <w:t>El modelo económico separa los costos fijos anuales de la estructura técnica y comercial respecto de los costos variables directos de propagación y entrega por plantín:</w:t>
       </w:r>
     </w:p>
     <w:tbl>
@@ -2086,7 +6059,7 @@
                 <w:color w:val="FFFFFF"/>
                 <w:sz w:val="19"/>
               </w:rPr>
-              <w:t>Categoría de Costo</w:t>
+              <w:t>Categoría de costo</w:t>
             </w:r>
           </w:p>
         </w:tc>
@@ -2108,7 +6081,7 @@
                 <w:color w:val="FFFFFF"/>
                 <w:sz w:val="19"/>
               </w:rPr>
-              <w:t>Detalle de Rubros Incluidos</w:t>
+              <w:t>Detalle de rubros incluidos</w:t>
             </w:r>
           </w:p>
         </w:tc>
@@ -2130,7 +6103,7 @@
                 <w:color w:val="FFFFFF"/>
                 <w:sz w:val="19"/>
               </w:rPr>
-              <w:t>Monto / Valor</w:t>
+              <w:t>Monto o valor</w:t>
             </w:r>
           </w:p>
         </w:tc>
@@ -2152,7 +6125,7 @@
               <w:rPr>
                 <w:sz w:val="18"/>
               </w:rPr>
-              <w:t>Costo Variable Unitario (CVU)</w:t>
+              <w:t>Costo variable unitario, CVU</w:t>
             </w:r>
           </w:p>
         </w:tc>
@@ -2172,7 +6145,7 @@
               <w:rPr>
                 <w:sz w:val="18"/>
               </w:rPr>
-              <w:t>Semilla Maxifort F1, copa, clips silicona, sustrato, mano de obra injerto, packaging antiestrés y 20% merma técnica</w:t>
+              <w:t>Semilla patrón Maxifort F1, semilla copa, clips de silicona, sustrato, mano de obra de injerto, packaging de $37,50, flete local de $25,00 y 20% de merma técnica</w:t>
             </w:r>
           </w:p>
         </w:tc>
@@ -2192,7 +6165,7 @@
               <w:rPr>
                 <w:sz w:val="18"/>
               </w:rPr>
-              <w:t>$750 ARS / plantín</w:t>
+              <w:t>$750 ARS por plantín</w:t>
             </w:r>
           </w:p>
         </w:tc>
@@ -2214,7 +6187,7 @@
               <w:rPr>
                 <w:sz w:val="18"/>
               </w:rPr>
-              <w:t>Precio de Venta Unitario (P)</w:t>
+              <w:t>Precio de venta unitario, P</w:t>
             </w:r>
           </w:p>
         </w:tc>
@@ -2234,7 +6207,7 @@
               <w:rPr>
                 <w:sz w:val="18"/>
               </w:rPr>
-              <w:t>Plantín injertado cicatrizado entregado en finca con 45 días de desarrollo</w:t>
+              <w:t>Plantín injertado y cicatrizado entregado en finca con 45 a 55 días de desarrollo</w:t>
             </w:r>
           </w:p>
         </w:tc>
@@ -2254,7 +6227,7 @@
               <w:rPr>
                 <w:sz w:val="18"/>
               </w:rPr>
-              <w:t>$2.000 ARS / plantín</w:t>
+              <w:t>$2.000 ARS por plantín</w:t>
             </w:r>
           </w:p>
         </w:tc>
@@ -2276,7 +6249,7 @@
               <w:rPr>
                 <w:sz w:val="18"/>
               </w:rPr>
-              <w:t>Margen de Contribución Unitario (MCU)</w:t>
+              <w:t>Margen de contribución unitario, MCU</w:t>
             </w:r>
           </w:p>
         </w:tc>
@@ -2296,7 +6269,7 @@
               <w:rPr>
                 <w:sz w:val="18"/>
               </w:rPr>
-              <w:t>MCU = Precio ($2.000) - CVU ($750)</w:t>
+              <w:t>Diferencia entre el precio de venta de $2.000 ARS y el costo variable unitario de $750 ARS</w:t>
             </w:r>
           </w:p>
         </w:tc>
@@ -2316,7 +6289,7 @@
               <w:rPr>
                 <w:sz w:val="18"/>
               </w:rPr>
-              <w:t>$1.250 ARS / plantín (62,5%)</w:t>
+              <w:t>$1.250 ARS por plantín, 62,5%</w:t>
             </w:r>
           </w:p>
         </w:tc>
@@ -2338,7 +6311,7 @@
               <w:rPr>
                 <w:sz w:val="18"/>
               </w:rPr>
-              <w:t>Costos Fijos Anuales (CF)</w:t>
+              <w:t>Costos fijos anuales, CF</w:t>
             </w:r>
           </w:p>
         </w:tc>
@@ -2358,7 +6331,7 @@
               <w:rPr>
                 <w:sz w:val="18"/>
               </w:rPr>
-              <w:t>Amortización de equipos ($2,8M), Honorarios Director Técnico ($3,6M), Registros e Insumos ($1,2M), Muestreos y Mkt ($1,2M)</w:t>
+              <w:t>Amortización de equipos por $2.800.000, honorarios del director técnico por $3.600.000, registros e insumos fijos por $1.200.000, muestreos por $800.000 y marketing por $400.000</w:t>
             </w:r>
           </w:p>
         </w:tc>
@@ -2378,7 +6351,7 @@
               <w:rPr>
                 <w:sz w:val="18"/>
               </w:rPr>
-              <w:t>$8.800.000 ARS / año</w:t>
+              <w:t>$8.800.000 ARS por año</w:t>
             </w:r>
           </w:p>
         </w:tc>
@@ -2400,7 +6373,7 @@
               <w:rPr>
                 <w:sz w:val="18"/>
               </w:rPr>
-              <w:t>Punto de Equilibrio Operativo (Qpe)</w:t>
+              <w:t>Punto de equilibrio operativo, Qpe</w:t>
             </w:r>
           </w:p>
         </w:tc>
@@ -2420,7 +6393,7 @@
               <w:rPr>
                 <w:sz w:val="18"/>
               </w:rPr>
-              <w:t>Qpe = CF ($8.800.000) / MCU ($1.250)</w:t>
+              <w:t>Cociente entre los costos fijos anuales de $8.800.000 ARS y el margen unitario de $1.250 ARS</w:t>
             </w:r>
           </w:p>
         </w:tc>
@@ -2440,7 +6413,7 @@
               <w:rPr>
                 <w:sz w:val="18"/>
               </w:rPr>
-              <w:t>7.040 plantines / año</w:t>
+              <w:t>7.040 plantines por año</w:t>
             </w:r>
           </w:p>
         </w:tc>
@@ -2462,7 +6435,7 @@
               <w:rPr>
                 <w:sz w:val="18"/>
               </w:rPr>
-              <w:t>Ventas de Preventa Garantizadas</w:t>
+              <w:t>Ventas aseguradas en preventa</w:t>
             </w:r>
           </w:p>
         </w:tc>
@@ -2482,7 +6455,7 @@
               <w:rPr>
                 <w:sz w:val="18"/>
               </w:rPr>
-              <w:t>60% de la capacidad operativa (20.000 un) señadas mediante contrato</w:t>
+              <w:t>60% de la capacidad operativa anual de 20.000 unidades contratadas con 40% de seña previa</w:t>
             </w:r>
           </w:p>
         </w:tc>
@@ -2502,7 +6475,7 @@
               <w:rPr>
                 <w:sz w:val="18"/>
               </w:rPr>
-              <w:t>12.000 plantines (170% cobertura Qpe)</w:t>
+              <w:t>12.000 plantines, 170% del equilibrio</w:t>
             </w:r>
           </w:p>
         </w:tc>
@@ -2525,7 +6498,7 @@
           <w:color w:val="2980B9"/>
           <w:sz w:val="26"/>
         </w:rPr>
-        <w:t>2.4. Marco Legal y Normativo Sanitario</w:t>
+        <w:t>2.4. Marco legal y normativo sanitario</w:t>
       </w:r>
     </w:p>
     <w:p>
@@ -2540,7 +6513,7 @@
           <w:color w:val="1E1E1E"/>
           <w:sz w:val="22"/>
         </w:rPr>
-        <w:t xml:space="preserve">RENFO (SENASA): </w:t>
+        <w:t xml:space="preserve">RENFO del SENASA. </w:t>
       </w:r>
       <w:r>
         <w:rPr>
@@ -2549,7 +6522,7 @@
           <w:color w:val="282828"/>
           <w:sz w:val="22"/>
         </w:rPr>
-        <w:t>Inscripción obligatoria bajo la Res. SENASA 64/2026 para producción y tránsito de material fitosanitario.</w:t>
+        <w:t>Inscripción obligatoria bajo la Resolución SENASA 64/2026 como operador de material de propagación vegetal.</w:t>
       </w:r>
     </w:p>
     <w:p>
@@ -2564,7 +6537,7 @@
           <w:color w:val="1E1E1E"/>
           <w:sz w:val="22"/>
         </w:rPr>
-        <w:t xml:space="preserve">Documento de Tránsito Vegetal (DTV-e): </w:t>
+        <w:t xml:space="preserve">Documento de Tránsito Vegetal Electrónico, DTV-e. </w:t>
       </w:r>
       <w:r>
         <w:rPr>
@@ -2573,7 +6546,7 @@
           <w:color w:val="282828"/>
           <w:sz w:val="22"/>
         </w:rPr>
-        <w:t>Emisión obligatoria para el traslado interjurisdiccional de plantines en Río Negro y Neuquén.</w:t>
+        <w:t>Emisión digital obligatoria para respaldar la trazabilidad en cada envío hacia fincas de Río Negro y el cruce interprovincial hacia Neuquén.</w:t>
       </w:r>
     </w:p>
     <w:p>
@@ -2588,7 +6561,7 @@
           <w:color w:val="1E1E1E"/>
           <w:sz w:val="22"/>
         </w:rPr>
-        <w:t xml:space="preserve">INASE (RNCyFS): </w:t>
+        <w:t xml:space="preserve">INASE, registro RNCyFS. </w:t>
       </w:r>
       <w:r>
         <w:rPr>
@@ -2597,7 +6570,7 @@
           <w:color w:val="282828"/>
           <w:sz w:val="22"/>
         </w:rPr>
-        <w:t>Registro bajo Categoría Vivero Hortícola con la cobertura de un Ingeniero Agrónomo Matriculado.</w:t>
+        <w:t>Habilitación en la categoría Vivero Hortícola bajo la responsabilidad profesional del director técnico ingeniero agrónomo matriculado.</w:t>
       </w:r>
     </w:p>
     <w:p>
@@ -2612,7 +6585,7 @@
           <w:color w:val="1E1E1E"/>
           <w:sz w:val="22"/>
         </w:rPr>
-        <w:t xml:space="preserve">Estructura Societaria: </w:t>
+        <w:t xml:space="preserve">Figura societaria. </w:t>
       </w:r>
       <w:r>
         <w:rPr>
@@ -2621,7 +6594,7 @@
           <w:color w:val="282828"/>
           <w:sz w:val="22"/>
         </w:rPr>
-        <w:t>Adopción de la figura de Sociedad por Acciones Simplificada (SAS) para facilitar el ingreso de inversores privados.</w:t>
+        <w:t>Constitución como Sociedad por Acciones Simplificada, SAS, para instrumentar los aportes de capital privado y limitar la responsabilidad patrimonial de los socios.</w:t>
       </w:r>
     </w:p>
     <w:p>
@@ -2636,7 +6609,7 @@
           <w:color w:val="003366"/>
           <w:sz w:val="32"/>
         </w:rPr>
-        <w:t>3. DIMENSIONAMIENTO ECONÓMICO - FINANCIERO</w:t>
+        <w:t>3. Dimensionamiento económico y financiero</w:t>
       </w:r>
     </w:p>
     <w:p>
@@ -2651,7 +6624,7 @@
           <w:color w:val="2980B9"/>
           <w:sz w:val="26"/>
         </w:rPr>
-        <w:t>3.1. Presupuesto de Inversión Inicial</w:t>
+        <w:t>3.1. Presupuesto de inversión inicial</w:t>
       </w:r>
     </w:p>
     <w:p>
@@ -2665,7 +6638,7 @@
           <w:color w:val="282828"/>
           <w:sz w:val="22"/>
         </w:rPr>
-        <w:t>La inversión inicial requerida asciende a $14.000.000 ARS, desglosada en los siguientes activos específicos:</w:t>
+        <w:t>La inversión inicial asciende a $14.000.000 ARS distribuidos en cuatro rubros de activos y puesta en marcha:</w:t>
       </w:r>
     </w:p>
     <w:p>
@@ -2680,7 +6653,7 @@
           <w:color w:val="1E1E1E"/>
           <w:sz w:val="22"/>
         </w:rPr>
-        <w:t xml:space="preserve">Cámara de Cicatrización de 18 m²: </w:t>
+        <w:t xml:space="preserve">Cámara de cicatrización de 18 m². </w:t>
       </w:r>
       <w:r>
         <w:rPr>
@@ -2689,7 +6662,7 @@
           <w:color w:val="282828"/>
           <w:sz w:val="22"/>
         </w:rPr>
-        <w:t>$10.200.000 ARS (Paneles aislantes poliuretano, Split Inverter 4.500 fg, humidificador ultrasónico &gt;90% HR, racks 4 niveles, luces LED vegetativas).</w:t>
+        <w:t>$10.200.000 ARS destinados a paneles aislantes de poliuretano, equipo climatizador split inverter de 4.500 frigorías, humidificador ultrasónico para mantener más del 90% de humedad relativa, racks metálicos de 4 niveles e iluminación LED vegetativa.</w:t>
       </w:r>
     </w:p>
     <w:p>
@@ -2704,7 +6677,7 @@
           <w:color w:val="1E1E1E"/>
           <w:sz w:val="22"/>
         </w:rPr>
-        <w:t xml:space="preserve">Puesto de Injerto e Instrumental: </w:t>
+        <w:t xml:space="preserve">Puesto de injerto e instrumental. </w:t>
       </w:r>
       <w:r>
         <w:rPr>
@@ -2713,7 +6686,7 @@
           <w:color w:val="282828"/>
           <w:sz w:val="22"/>
         </w:rPr>
-        <w:t>$900.000 ARS (Mesadas inox, bisturís quirúrgicos, clips de silicona de 2 mm, pulverizadores).</w:t>
+        <w:t>$900.000 ARS para mesadas de acero inoxidable, bisturís quirúrgicos, clips de silicona de 2 mm y pulverizadores de desinfección.</w:t>
       </w:r>
     </w:p>
     <w:p>
@@ -2728,7 +6701,7 @@
           <w:color w:val="1E1E1E"/>
           <w:sz w:val="22"/>
         </w:rPr>
-        <w:t xml:space="preserve">Instrumental de Diagnóstico y Campo: </w:t>
+        <w:t xml:space="preserve">Instrumental de diagnóstico y campo. </w:t>
       </w:r>
       <w:r>
         <w:rPr>
@@ -2737,7 +6710,7 @@
           <w:color w:val="282828"/>
           <w:sz w:val="22"/>
         </w:rPr>
-        <w:t>$1.300.000 ARS (Barreno calador, dataloggers térmicos sumergibles, refractómetro).</w:t>
+        <w:t>$1.300.000 ARS en barreno calador de acero, sensores dataloggers térmicos sumergibles para control de solarización y refractómetro.</w:t>
       </w:r>
     </w:p>
     <w:p>
@@ -2752,7 +6725,7 @@
           <w:color w:val="1E1E1E"/>
           <w:sz w:val="22"/>
         </w:rPr>
-        <w:t xml:space="preserve">Gastos Preoperativos y Capacitación: </w:t>
+        <w:t xml:space="preserve">Gastos preoperativos y capacitación. </w:t>
       </w:r>
       <w:r>
         <w:rPr>
@@ -2761,7 +6734,7 @@
           <w:color w:val="282828"/>
           <w:sz w:val="22"/>
         </w:rPr>
-        <w:t>$1.600.000 ARS (Ensayos de calibración, lotes de prueba y entrenamiento de operarios).</w:t>
+        <w:t>$1.600.000 ARS asignados a ensayos de calibración climática, lotes iniciales de prueba y entrenamiento práctico de los injertadores.</w:t>
       </w:r>
     </w:p>
     <w:p>
@@ -2776,7 +6749,7 @@
           <w:color w:val="2980B9"/>
           <w:sz w:val="26"/>
         </w:rPr>
-        <w:t>3.2. Evaluación Financiera e Indicadores de Rentabilidad</w:t>
+        <w:t>3.2. Evaluación financiera e indicadores de rentabilidad</w:t>
       </w:r>
     </w:p>
     <w:p>
@@ -2790,7 +6763,7 @@
           <w:color w:val="282828"/>
           <w:sz w:val="22"/>
         </w:rPr>
-        <w:t>El flujo de fondos proyectado a 5 años (considerando un crecimiento gradual en la adopción del servicio de biosolarización de la Fase 2) arroja los siguientes indicadores clave:</w:t>
+        <w:t>El flujo de fondos proyectado a 5 años contempla el escalamiento comercial de 20.000 a 60.000 plantines anuales y la incorporación progresiva del servicio de biosolarización de 0,30 a 5,00 hectáreas anuales, arrojando los siguientes resultados:</w:t>
       </w:r>
     </w:p>
     <w:p>
@@ -2805,7 +6778,7 @@
           <w:color w:val="1E1E1E"/>
           <w:sz w:val="22"/>
         </w:rPr>
-        <w:t xml:space="preserve">Valor Actual Neto (VAN): </w:t>
+        <w:t xml:space="preserve">Valor actual neto, VAN. </w:t>
       </w:r>
       <w:r>
         <w:rPr>
@@ -2814,7 +6787,7 @@
           <w:color w:val="282828"/>
           <w:sz w:val="22"/>
         </w:rPr>
-        <w:t>$58.420.000 ARS (calculado a una Tasa de Descuento WACC del 18% en términos reales).</w:t>
+        <w:t>$58.420.000 ARS descontados a una tasa de costo de capital WACC del 18% anual en términos reales.</w:t>
       </w:r>
     </w:p>
     <w:p>
@@ -2829,7 +6802,7 @@
           <w:color w:val="1E1E1E"/>
           <w:sz w:val="22"/>
         </w:rPr>
-        <w:t xml:space="preserve">Tasa Interna de Retorno (TIR): </w:t>
+        <w:t xml:space="preserve">Tasa interna de retorno, TIR. </w:t>
       </w:r>
       <w:r>
         <w:rPr>
@@ -2838,7 +6811,7 @@
           <w:color w:val="282828"/>
           <w:sz w:val="22"/>
         </w:rPr>
-        <w:t>108,5% anual (demostrando la elevada rentabilidad sobre los activos específicos invertidos).</w:t>
+        <w:t>108,5% anual real sobre la inversión inicial de $14.000.000 ARS.</w:t>
       </w:r>
     </w:p>
     <w:p>
@@ -2853,7 +6826,7 @@
           <w:color w:val="1E1E1E"/>
           <w:sz w:val="22"/>
         </w:rPr>
-        <w:t xml:space="preserve">Período de Recuperación (Payback): </w:t>
+        <w:t xml:space="preserve">Período de recuperación, payback. </w:t>
       </w:r>
       <w:r>
         <w:rPr>
@@ -2862,7 +6835,7 @@
           <w:color w:val="282828"/>
           <w:sz w:val="22"/>
         </w:rPr>
-        <w:t>1,1 años (recuperación de la inversión inicial en la primera campaña comercial).</w:t>
+        <w:t>1,1 años, recuperando el desembolso inicial al cierre de la primera campaña comercial.</w:t>
       </w:r>
     </w:p>
     <w:p>
@@ -2877,7 +6850,7 @@
           <w:color w:val="1E1E1E"/>
           <w:sz w:val="22"/>
         </w:rPr>
-        <w:t xml:space="preserve">Estructura de Financiamiento: </w:t>
+        <w:t xml:space="preserve">Estructura de financiamiento. </w:t>
       </w:r>
       <w:r>
         <w:rPr>
@@ -2886,7 +6859,7 @@
           <w:color w:val="282828"/>
           <w:sz w:val="22"/>
         </w:rPr>
-        <w:t>60% aportado por inversores privados (capital accionario SAS) y 40% mediante financiamiento del Programa PAR Agroquímicos/Maquinaria de Río Negro a tasa bonificada.</w:t>
+        <w:t>60% integrado mediante capital propio de los socios de la SAS por $8.400.000 ARS y 40% cubierto con crédito a tasa bonificada del programa provincial PAR Agroquímicos y Maquinaria de Río Negro por $5.600.000 ARS.</w:t>
       </w:r>
     </w:p>
     <w:p>
@@ -2901,7 +6874,7 @@
           <w:color w:val="003366"/>
           <w:sz w:val="32"/>
         </w:rPr>
-        <w:t>4. RIESGO E INCERTIDUMBRE</w:t>
+        <w:t>4. Riesgo e incertidumbre</w:t>
       </w:r>
     </w:p>
     <w:p>
@@ -2916,7 +6889,7 @@
           <w:color w:val="2980B9"/>
           <w:sz w:val="26"/>
         </w:rPr>
-        <w:t>4.1. Sensibilización por Escenarios</w:t>
+        <w:t>4.1. Análisis de sensibilidad por escenarios</w:t>
       </w:r>
     </w:p>
     <w:p>
@@ -2931,7 +6904,7 @@
           <w:color w:val="1E1E1E"/>
           <w:sz w:val="22"/>
         </w:rPr>
-        <w:t xml:space="preserve">Escenario Optimista: </w:t>
+        <w:t xml:space="preserve">Escenario optimista. </w:t>
       </w:r>
       <w:r>
         <w:rPr>
@@ -2940,7 +6913,7 @@
           <w:color w:val="282828"/>
           <w:sz w:val="22"/>
         </w:rPr>
-        <w:t>Ventas de 25.000 plantines (+25%), adopción rápida de biosolarización en Fase 2. VAN: $82,3M ARS | TIR: 142%.</w:t>
+        <w:t>Venta de 25.000 plantines en el año 1 al tope de la capacidad de un ciclo y rápida adopción de la biosolarización en Fase 2, arrojando un VAN de $82.300.000 ARS y una TIR del 142,0%.</w:t>
       </w:r>
     </w:p>
     <w:p>
@@ -2955,7 +6928,7 @@
           <w:color w:val="1E1E1E"/>
           <w:sz w:val="22"/>
         </w:rPr>
-        <w:t xml:space="preserve">Escenario Base: </w:t>
+        <w:t xml:space="preserve">Escenario base. </w:t>
       </w:r>
       <w:r>
         <w:rPr>
@@ -2964,7 +6937,7 @@
           <w:color w:val="282828"/>
           <w:sz w:val="22"/>
         </w:rPr>
-        <w:t>Ventas de 20.000 plantines, descarte del 20%, precios de $2.000 ARS. VAN: $58,4M ARS | TIR: 108,5%.</w:t>
+        <w:t>Venta de 20.000 plantines en el año 1 con 20% de descarte técnico y precio de $2.000 ARS por unidad, arrojando un VAN de $58.420.000 ARS y una TIR del 108,5%.</w:t>
       </w:r>
     </w:p>
     <w:p>
@@ -2979,7 +6952,7 @@
           <w:color w:val="1E1E1E"/>
           <w:sz w:val="22"/>
         </w:rPr>
-        <w:t xml:space="preserve">Escenario Pesimista: </w:t>
+        <w:t xml:space="preserve">Escenario pesimista. </w:t>
       </w:r>
       <w:r>
         <w:rPr>
@@ -2988,7 +6961,7 @@
           <w:color w:val="282828"/>
           <w:sz w:val="22"/>
         </w:rPr>
-        <w:t>Ventas de 12.000 plantines (solo preventa garantizada), incremento del 20% en insumos importados. VAN: $18,1M ARS | TIR: 41,2%.</w:t>
+        <w:t>Venta limitada al piso de preventa de 12.000 plantines en el año 1 y suba del 20% real en semillas e insumos importados, manteniendo un VAN positivo de $18.100.000 ARS y una TIR del 41,2%.</w:t>
       </w:r>
     </w:p>
     <w:p>
@@ -3003,7 +6976,7 @@
           <w:color w:val="2980B9"/>
           <w:sz w:val="26"/>
         </w:rPr>
-        <w:t>4.2. Matriz de Mitigación de Riesgos</w:t>
+        <w:t>4.2. Matriz de mitigación de riesgos</w:t>
       </w:r>
     </w:p>
     <w:p>
@@ -3018,7 +6991,7 @@
           <w:color w:val="1E1E1E"/>
           <w:sz w:val="22"/>
         </w:rPr>
-        <w:t xml:space="preserve">Riesgo Fisiológico en Cicatrización: </w:t>
+        <w:t xml:space="preserve">Riesgo fisiológico en cámara de cicatrización. </w:t>
       </w:r>
       <w:r>
         <w:rPr>
@@ -3027,7 +7000,7 @@
           <w:color w:val="282828"/>
           <w:sz w:val="22"/>
         </w:rPr>
-        <w:t>Control automatizado con sensores IoT y humidificador ultrasónico con alarma remota.</w:t>
+        <w:t>Control automatizado de temperatura y humedad con sensores IoT, alarma remota al teléfono del director técnico y margen del 20% de capacidad reservado para resiembra.</w:t>
       </w:r>
     </w:p>
     <w:p>
@@ -3042,7 +7015,7 @@
           <w:color w:val="1E1E1E"/>
           <w:sz w:val="22"/>
         </w:rPr>
-        <w:t xml:space="preserve">Riesgo de Cadena de Pagos / Insumos: </w:t>
+        <w:t xml:space="preserve">Riesgo financiero y de incobrabilidad. </w:t>
       </w:r>
       <w:r>
         <w:rPr>
@@ -3051,7 +7024,7 @@
           <w:color w:val="282828"/>
           <w:sz w:val="22"/>
         </w:rPr>
-        <w:t>Exigencia contractual irrenunciable del 40% de seña para iniciar la siembra en cámara.</w:t>
+        <w:t>Cobro por contrato de una seña del 40%, equivalente a $800 ARS por plantín, que financia el 106,7% del costo variable unitario antes de sembrar la bandeja.</w:t>
       </w:r>
     </w:p>
     <w:p>
@@ -3066,7 +7039,7 @@
           <w:color w:val="1E1E1E"/>
           <w:sz w:val="22"/>
         </w:rPr>
-        <w:t xml:space="preserve">Riesgo de Abasto de Orujo (Fase 2): </w:t>
+        <w:t xml:space="preserve">Riesgo de abastecimiento de orujo en Fase 2. </w:t>
       </w:r>
       <w:r>
         <w:rPr>
@@ -3075,7 +7048,7 @@
           <w:color w:val="282828"/>
           <w:sz w:val="22"/>
         </w:rPr>
-        <w:t>Contratos de suministro a largo plazo con jugueras de Allen y bodegas de Neuquén a costo de retiro.</w:t>
+        <w:t>Acuerdos de retiro programado con jugueras y sidreras de Allen y bodegas de San Patricio del Chañar durante la ventana de molienda de febrero a abril, conservando el subproducto mediante ensilado anaeróbico en bolsas plásticas.</w:t>
       </w:r>
     </w:p>
     <w:p>
@@ -3090,7 +7063,7 @@
           <w:color w:val="003366"/>
           <w:sz w:val="32"/>
         </w:rPr>
-        <w:t>ANEXO A: FUENTES BIBLIOGRÁFICAS Y REFERENCIAS (37 FUENTES)</w:t>
+        <w:t>Anexo A. Fuentes bibliográficas y referencias</w:t>
       </w:r>
     </w:p>
     <w:p>
@@ -3104,7 +7077,7 @@
           <w:color w:val="282828"/>
           <w:sz w:val="22"/>
         </w:rPr>
-        <w:t>A continuación se listan las 37 fuentes consultadas e integradas para la formulación del presente estudio de inversión:</w:t>
+        <w:t>A continuación se listan las 37 fuentes consultadas para formular el estudio de inversión:</w:t>
       </w:r>
     </w:p>
     <w:p>
@@ -3194,7 +7167,7 @@
           <w:color w:val="282828"/>
           <w:sz w:val="22"/>
         </w:rPr>
-        <w:t>[S6] Tecnoflor. «Productos y servicios — especies injertadas y polos de comercialización publicados». Consulta 17/09/2026.</w:t>
+        <w:t>[S6] Tecnoflor. «Productos y servicios, especies injertadas y polos de comercialización publicados». Consulta 17/09/2026.</w:t>
       </w:r>
     </w:p>
     <w:p>
@@ -3224,7 +7197,7 @@
           <w:color w:val="282828"/>
           <w:sz w:val="22"/>
         </w:rPr>
-        <w:t>[S8] Proplanta. «Tecnología / distribución nacional». Consulta 17/09/2026.</w:t>
+        <w:t>[S8] Proplanta. «Tecnología y distribución nacional». Consulta 17/09/2026.</w:t>
       </w:r>
     </w:p>
     <w:p>
@@ -3254,7 +7227,7 @@
           <w:color w:val="282828"/>
           <w:sz w:val="22"/>
         </w:rPr>
-        <w:t>[S10] Bayer / Seminis. «Maxifort — portainjerto para tomate y berenjena». Consulta 17/09/2026.</w:t>
+        <w:t>[S10] Bayer / Seminis. «Maxifort, portainjerto para tomate y berenjena». Consulta 17/09/2026.</w:t>
       </w:r>
     </w:p>
     <w:p>
@@ -3269,7 +7242,7 @@
           <w:color w:val="282828"/>
           <w:sz w:val="22"/>
         </w:rPr>
-        <w:t>[S11] Syngenta Vegetables Argentina. «Robusto — portainjerto para pimiento». Consulta 17/09/2026.</w:t>
+        <w:t>[S11] Syngenta Vegetables Argentina. «Robusto, portainjerto para pimiento». Consulta 17/09/2026.</w:t>
       </w:r>
     </w:p>
     <w:p>
@@ -3359,7 +7332,7 @@
           <w:color w:val="282828"/>
           <w:sz w:val="22"/>
         </w:rPr>
-        <w:t>[S17] Joseph, D.; Leslie, A.; Vollmer, K.; Hooks, C. — University of Maryland. «Evaluating Biosolarization, Cover Cropping and Strip Tillage as an Integrated Pest Management Tool in Eggplant». 2026.</w:t>
+        <w:t>[S17] Joseph, D.; Leslie, A.; Vollmer, K.; Hooks, C., University of Maryland. «Evaluating Biosolarization, Cover Cropping and Strip Tillage as an Integrated Pest Management Tool in Eggplant». 2026.</w:t>
       </w:r>
     </w:p>
     <w:p>
@@ -3389,7 +7362,7 @@
           <w:color w:val="282828"/>
           <w:sz w:val="22"/>
         </w:rPr>
-        <w:t>[S19] LMNeuquén (datos INV). «Patagonia Norte, a la cabeza de la pérdida de viñedos a nivel nacional». 27/05/2025.</w:t>
+        <w:t>[S19] LMNeuquén, datos INV. «Patagonia Norte, a la cabeza de la pérdida de viñedos a nivel nacional». 27/05/2025.</w:t>
       </w:r>
     </w:p>
     <w:p>
@@ -3449,7 +7422,7 @@
           <w:color w:val="282828"/>
           <w:sz w:val="22"/>
         </w:rPr>
-        <w:t>[S23] ANR (datos INDEC). «Datos definitivos Censo 2022: ¿cuántos habitantes hay en el departamento General Roca?». 21/11/2023.</w:t>
+        <w:t>[S23] ANR, datos INDEC. «Datos definitivos Censo 2022: cuántos habitantes hay en el departamento General Roca». 21/11/2023.</w:t>
       </w:r>
     </w:p>
     <w:p>
@@ -3464,7 +7437,7 @@
           <w:color w:val="282828"/>
           <w:sz w:val="22"/>
         </w:rPr>
-        <w:t>[S24] COPADE Neuquén. «Demografía y dinámica poblacional (Censo 2022)». Consulta 25/09/2026.</w:t>
+        <w:t>[S24] COPADE Neuquén. «Demografía y dinámica poblacional, Censo 2022». Consulta 25/09/2026.</w:t>
       </w:r>
     </w:p>
     <w:p>
@@ -3509,7 +7482,7 @@
           <w:color w:val="282828"/>
           <w:sz w:val="22"/>
         </w:rPr>
-        <w:t>[S27] Precios del Central (relevamiento del Mercado Central de Buenos Aires). «Precio mayorista promedio del tomate redondo». 25/09/2026.</w:t>
+        <w:t>[S27] Precios del Central, relevamiento del Mercado Central de Buenos Aires. «Precio mayorista promedio del tomate redondo». 25/09/2026.</w:t>
       </w:r>
     </w:p>
     <w:p>
@@ -3599,7 +7572,7 @@
           <w:color w:val="282828"/>
           <w:sz w:val="22"/>
         </w:rPr>
-        <w:t>[S33] Cátedra Sistemas de Gestión (UTN FRBA). «Guía Resumen PEP (Proyecto de Evaluación de Proyectos de Inversión) — Formato Oficial de Presentación». 2026.</w:t>
+        <w:t>[S33] Cátedra Sistemas de Gestión, UTN FRBA. «Guía Resumen PEP, Proyecto de Evaluación de Proyectos de Inversión, formato oficial de presentación». 2026.</w:t>
       </w:r>
     </w:p>
     <w:p>
@@ -3614,7 +7587,7 @@
           <w:color w:val="282828"/>
           <w:sz w:val="22"/>
         </w:rPr>
-        <w:t>[S34] Prof. José. «Devolución oral y observaciones técnico-comerciales al TP v2.4 (Audio y Transcripción de Cátedra)». Octubre 2026.</w:t>
+        <w:t>[S34] Prof. José. «Devolución oral y observaciones técnico-comerciales al TP v2.4, audio y transcripción de cátedra». Octubre 2026.</w:t>
       </w:r>
     </w:p>
     <w:p>
@@ -3629,7 +7602,7 @@
           <w:color w:val="282828"/>
           <w:sz w:val="22"/>
         </w:rPr>
-        <w:t>[S35] SENASA. «Resolución 64/2026 y Normativa de Registro Nacional Fitosanitario de Operadores de Material de Propagación (RENFO) y DTV-e». 2026.</w:t>
+        <w:t>[S35] SENASA. «Resolución 64/2026 y normativa de Registro Nacional Fitosanitario de Operadores de Material de Propagación RENFO y DTV-e». 2026.</w:t>
       </w:r>
     </w:p>
     <w:p>
@@ -3644,7 +7617,7 @@
           <w:color w:val="282828"/>
           <w:sz w:val="22"/>
         </w:rPr>
-        <w:t>[S36] INASE. «Registro Nacional de Comercio y Fiscalización de Semillas (RNCyFS), Categoría Vivero Hortícola y Dirección Técnica Matriculada». 2026.</w:t>
+        <w:t>[S36] INASE. «Registro Nacional de Comercio y Fiscalización de Semillas RNCyFS, Categoría Vivero Hortícola y Dirección Técnica Matriculada». 2026.</w:t>
       </w:r>
     </w:p>
     <w:p>
@@ -3659,7 +7632,7 @@
           <w:color w:val="282828"/>
           <w:sz w:val="22"/>
         </w:rPr>
-        <w:t>[S37] Ministerio de Desarrollo Económico y Productivo de Río Negro / Centro Pyme-ADENEU. «Programas PAR Agroquímicos/Maquinaria y Régimen de Crédito Fiscal para Inversiones Productivas». 2026.</w:t>
+        <w:t>[S37] Ministerio de Desarrollo Económico y Productivo de Río Negro y Centro PyME-ADENEU. «Programas PAR Agroquímicos y Maquinaria y Régimen de Crédito Fiscal para Inversiones Productivas». 2026.</w:t>
       </w:r>
     </w:p>
     <w:sectPr>

--- a/entregas/Proyecto_Inversion_Injertos_Patagonia_Entregable.docx
+++ b/entregas/Proyecto_Inversion_Injertos_Patagonia_Entregable.docx
@@ -45,8 +45,6 @@
           <w:i/>
           <w:sz w:val="22"/>
         </w:rPr>
-        <w:t>Documento entregable versión 2.6 ajustado a observaciones de cátedra y guía PEP</w:t>
-        <w:br/>
         <w:t>Localización en Allen, provincia de Río Negro, octubre de 2026</w:t>
       </w:r>
     </w:p>
@@ -93,7 +91,7 @@
                 <w:color w:val="003366"/>
                 <w:sz w:val="22"/>
               </w:rPr>
-              <w:t>Resumen ejecutivo del proyecto</w:t>
+              <w:t>Introducción y descripción de contexto</w:t>
               <w:br/>
             </w:r>
             <w:r>
@@ -103,7 +101,7 @@
                 <w:color w:val="323232"/>
                 <w:sz w:val="21"/>
               </w:rPr>
-              <w:t>Este estudio evalúa la viabilidad comercial, técnica, legal y financiera de instalar un vivero tecnológico en Allen, provincia de Río Negro, dedicado a producir plantines hortícolas injertados y a remediar suelos mediante biosolarización con orujo. A partir de las devoluciones de la cátedra, el proyecto descarta el formato de sucursal corporativa y se estructura como una empresa independiente enfocada en abastecer a los productores locales hoy insatisfechos con los envíos desde Mendoza y La Plata. El modelo comercial opera a pedido mediante contratos de preventa con seña del 40% y venta directa B2B respaldada por diagnósticos nematológicos en finca. Con este esquema, la empresa asegura el 170% de su punto de equilibrio operativo antes de iniciar la siembra.</w:t>
+              <w:t>Este estudio evalúa la viabilidad comercial, técnica, legal y financiera de instalar un vivero especializado en Allen, provincia de Río Negro, estructurado en dos etapas complementarias. En la Fase 1 la empresa produce y comercializa a pedido plantines de tomate, pimiento y berenjena injertados sobre pies vigorosos y cicatrizados en cámara climatizada local. En la Fase 2 diagnostica el estado fitosanitario del suelo antes del trasplante y aplica biosolarización con orujo ensilado de manzana y uva para reducir la población de nematodos y hongos radiculares. El proyecto se constituye como una unidad operativa independiente financiada por inversores privados y líneas provinciales, ubicada junto a la materia prima agroindustrial y a los invernaderos del Alto Valle y Confluencia. El modelo comercial exige contratos de preventa con una seña del 40% previa a la siembra y utiliza el muestreo de suelo en finca para asegurar el rendimiento del cultivo, cubriendo el 170% del punto de equilibrio operativo desde el inicio de cada campaña.</w:t>
             </w:r>
           </w:p>
         </w:tc>
@@ -141,7 +139,7 @@
           <w:color w:val="2980B9"/>
           <w:sz w:val="26"/>
         </w:rPr>
-        <w:t>1.1. Idea del negocio y definición del modelo</w:t>
+        <w:t>1.1. Idea del negocio, modelo Lean Canvas y objetivos</w:t>
       </w:r>
     </w:p>
     <w:p>
@@ -155,7 +153,7 @@
           <w:color w:val="282828"/>
           <w:sz w:val="22"/>
         </w:rPr>
-        <w:t xml:space="preserve">Los cultivos hortícolas bajo cubierta en los cinturones verdes del Alto Valle de Río Negro y Neuquén sufren pérdida de sanidad en el suelo por nematodos agalladores del género </w:t>
+        <w:t xml:space="preserve">Los cultivos hortícolas bajo cubierta en los cinturones verdes del Alto Valle de Río Negro y Neuquén enfrentan pérdidas de rendimiento del 40% al 60% por la proliferación de nematodos agalladores del género </w:t>
       </w:r>
       <w:r>
         <w:rPr>
@@ -173,7 +171,7 @@
           <w:color w:val="282828"/>
           <w:sz w:val="22"/>
         </w:rPr>
-        <w:t xml:space="preserve"> y hongos patógenos radiculares. Esta infestación reduce entre un 40% y un 60% el rendimiento en solanáceas como tomate, pimiento y berenjena, lo que obliga a levantar los lotes antes de tiempo y deteriora el margen del productor.</w:t>
+        <w:t xml:space="preserve"> y complejos fúngicos de suelo [S2][S12][S15]. Los productores regionales que hoy intentan mitigar este daño comprando plantines injertados fuera de la región reciben plantas debilitadas por viajes de 14 a 26 horas en camión desde Mendoza o La Plata y carecen de diagnóstico previo sobre la carga patógena de sus lotes [S6][S8][S9].</w:t>
       </w:r>
     </w:p>
     <w:p>
@@ -187,7 +185,7 @@
           <w:color w:val="282828"/>
           <w:sz w:val="22"/>
         </w:rPr>
-        <w:t>Para resolver este problema, la empresa ofrece una propuesta en dos etapas:</w:t>
+        <w:t>Para resolver ambas limitaciones sin asumir los costos fijos de una gran estructura industrial, el proyecto instala un módulo operativo propio en Allen que articula dos fases:</w:t>
       </w:r>
     </w:p>
     <w:p>
@@ -211,7 +209,7 @@
           <w:color w:val="282828"/>
           <w:sz w:val="22"/>
         </w:rPr>
-        <w:t>Producción y venta de plantines hortícolas injertados sobre el patrón vigoroso Maxifort F1, cicatrizados en una cámara climatizada de 18 m² en Allen y entregados en bandejas listas para el trasplante.</w:t>
+        <w:t>Producción a pedido de plantines hortícolas injertados sobre patrones resistentes como Maxifort F1 en tomate y berenjena y Robusto en pimiento [S10][S11], cicatrizados en una cámara climatizada de 18 m² y entregados en finca con 45 a 90 minutos de tránsito.</w:t>
       </w:r>
     </w:p>
     <w:p>
@@ -235,8 +233,485 @@
           <w:color w:val="282828"/>
           <w:sz w:val="22"/>
         </w:rPr>
-        <w:t>Servicio de diagnóstico nematológico previo al trasplante y desinfección biológica del suelo mediante biosolarización con orujo fresco de manzana y uva ensilado en condiciones anaeróbicas.</w:t>
+        <w:t>Servicio de diagnóstico nematológico pretrasplante y remediación biológica del suelo mediante biosolarización con mezclas de orujo fresco de manzana y uva conservado por ensilado anaeróbico en silo bolsa [S16][S17][S18][S30].</w:t>
       </w:r>
+    </w:p>
+    <w:p>
+      <w:pPr>
+        <w:keepNext/>
+        <w:spacing w:before="200" w:after="40"/>
+      </w:pPr>
+      <w:r>
+        <w:rPr>
+          <w:rFonts w:ascii="Arial" w:hAnsi="Arial"/>
+          <w:b/>
+          <w:color w:val="333333"/>
+          <w:sz w:val="22"/>
+        </w:rPr>
+        <w:t>Modelo de negocio Lean Canvas</w:t>
+      </w:r>
+    </w:p>
+    <w:p>
+      <w:pPr>
+        <w:spacing w:before="0" w:after="120" w:line="276" w:lineRule="auto"/>
+      </w:pPr>
+      <w:r>
+        <w:rPr>
+          <w:rFonts w:ascii="Calibri" w:hAnsi="Calibri"/>
+          <w:i w:val="0"/>
+          <w:color w:val="282828"/>
+          <w:sz w:val="22"/>
+        </w:rPr>
+        <w:t>El modelo de negocio se estructura bajo la metodología Lean Canvas para explicitar los problemas y soluciones de las dos fases, los costos de estructura completos y la ventaja competitiva difícil de replicar en el tiempo:</w:t>
+      </w:r>
+    </w:p>
+    <w:tbl>
+      <w:tblPr>
+        <w:tblW w:type="auto" w:w="0"/>
+        <w:jc w:val="center"/>
+        <w:tblLook w:firstColumn="1" w:firstRow="1" w:lastColumn="0" w:lastRow="0" w:noHBand="0" w:noVBand="1" w:val="04A0"/>
+        <w:tblBorders>
+          <w:top w:val="single" w:sz="4" w:space="0" w:color="D3D3D3"/>
+          <w:bottom w:val="single" w:sz="4" w:space="0" w:color="D3D3D3"/>
+          <w:insideH w:val="single" w:sz="4" w:space="0" w:color="D3D3D3"/>
+          <w:insideV w:val="none"/>
+          <w:left w:val="none"/>
+          <w:right w:val="none"/>
+        </w:tblBorders>
+      </w:tblPr>
+      <w:tblGrid>
+        <w:gridCol w:w="4680"/>
+        <w:gridCol w:w="4680"/>
+      </w:tblGrid>
+      <w:tr>
+        <w:tc>
+          <w:tcPr>
+            <w:tcW w:type="dxa" w:w="2430"/>
+            <w:shd w:fill="003366"/>
+            <w:tcMar>
+              <w:top w:w="120" w:type="dxa"/>
+              <w:bottom w:w="120" w:type="dxa"/>
+              <w:left w:w="120" w:type="dxa"/>
+              <w:right w:w="120" w:type="dxa"/>
+            </w:tcMar>
+          </w:tcPr>
+          <w:p>
+            <w:r>
+              <w:rPr>
+                <w:b/>
+                <w:color w:val="FFFFFF"/>
+                <w:sz w:val="19"/>
+              </w:rPr>
+              <w:t>Bloque Lean Canvas</w:t>
+            </w:r>
+          </w:p>
+        </w:tc>
+        <w:tc>
+          <w:tcPr>
+            <w:tcW w:type="dxa" w:w="6930"/>
+            <w:shd w:fill="003366"/>
+            <w:tcMar>
+              <w:top w:w="120" w:type="dxa"/>
+              <w:bottom w:w="120" w:type="dxa"/>
+              <w:left w:w="120" w:type="dxa"/>
+              <w:right w:w="120" w:type="dxa"/>
+            </w:tcMar>
+          </w:tcPr>
+          <w:p>
+            <w:r>
+              <w:rPr>
+                <w:b/>
+                <w:color w:val="FFFFFF"/>
+                <w:sz w:val="19"/>
+              </w:rPr>
+              <w:t>Definición aplicada a la Fase 1 y a la Fase 2 del proyecto</w:t>
+            </w:r>
+          </w:p>
+        </w:tc>
+      </w:tr>
+      <w:tr>
+        <w:tc>
+          <w:tcPr>
+            <w:tcW w:type="dxa" w:w="2430"/>
+            <w:shd w:fill="F9FBFD"/>
+            <w:tcMar>
+              <w:top w:w="100" w:type="dxa"/>
+              <w:bottom w:w="100" w:type="dxa"/>
+              <w:left w:w="100" w:type="dxa"/>
+              <w:right w:w="100" w:type="dxa"/>
+            </w:tcMar>
+          </w:tcPr>
+          <w:p>
+            <w:r>
+              <w:rPr>
+                <w:sz w:val="18"/>
+              </w:rPr>
+              <w:t>1. Problema</w:t>
+            </w:r>
+          </w:p>
+        </w:tc>
+        <w:tc>
+          <w:tcPr>
+            <w:tcW w:type="dxa" w:w="6930"/>
+            <w:shd w:fill="F9FBFD"/>
+            <w:tcMar>
+              <w:top w:w="100" w:type="dxa"/>
+              <w:bottom w:w="100" w:type="dxa"/>
+              <w:left w:w="100" w:type="dxa"/>
+              <w:right w:w="100" w:type="dxa"/>
+            </w:tcMar>
+          </w:tcPr>
+          <w:p>
+            <w:r>
+              <w:rPr>
+                <w:sz w:val="18"/>
+              </w:rPr>
+              <w:t>En Fase 1, caídas de rinde del 40% al 60% por *Meloidogyne* en cultivos francos [S5][S15] y fallas de prendimiento del 5% al 12% en plantines injertados traídos desde 880 a 1.150 km sin postventa local. En Fase 2, suelos agotados por monocultivo bajo cubierta donde densidades mayores a 150 juveniles J2 por 100 cm³ y temperaturas de suelo superiores a 28 °C vulneran la resistencia genética del portainjerto si no se baja el inóculo previo.</w:t>
+            </w:r>
+          </w:p>
+        </w:tc>
+      </w:tr>
+      <w:tr>
+        <w:tc>
+          <w:tcPr>
+            <w:tcW w:type="dxa" w:w="2430"/>
+            <w:shd w:fill="FFFFFF"/>
+            <w:tcMar>
+              <w:top w:w="100" w:type="dxa"/>
+              <w:bottom w:w="100" w:type="dxa"/>
+              <w:left w:w="100" w:type="dxa"/>
+              <w:right w:w="100" w:type="dxa"/>
+            </w:tcMar>
+          </w:tcPr>
+          <w:p>
+            <w:r>
+              <w:rPr>
+                <w:sz w:val="18"/>
+              </w:rPr>
+              <w:t>2. Solución</w:t>
+            </w:r>
+          </w:p>
+        </w:tc>
+        <w:tc>
+          <w:tcPr>
+            <w:tcW w:type="dxa" w:w="6930"/>
+            <w:shd w:fill="FFFFFF"/>
+            <w:tcMar>
+              <w:top w:w="100" w:type="dxa"/>
+              <w:bottom w:w="100" w:type="dxa"/>
+              <w:left w:w="100" w:type="dxa"/>
+              <w:right w:w="100" w:type="dxa"/>
+            </w:tcMar>
+          </w:tcPr>
+          <w:p>
+            <w:r>
+              <w:rPr>
+                <w:sz w:val="18"/>
+              </w:rPr>
+              <w:t>En Fase 1, producción local a pedido de plantines injertados cicatrizados bajo control IoT y entregados en bandeja de 128 celdas lista para trasplante. En Fase 2, muestreo nematológico previo al trasplante para proyectar el rinde real según el lote y aplicación de biosolarización con orujo ensilado de manzana y uva durante el receso del invernadero.</w:t>
+            </w:r>
+          </w:p>
+        </w:tc>
+      </w:tr>
+      <w:tr>
+        <w:tc>
+          <w:tcPr>
+            <w:tcW w:type="dxa" w:w="2430"/>
+            <w:shd w:fill="F9FBFD"/>
+            <w:tcMar>
+              <w:top w:w="100" w:type="dxa"/>
+              <w:bottom w:w="100" w:type="dxa"/>
+              <w:left w:w="100" w:type="dxa"/>
+              <w:right w:w="100" w:type="dxa"/>
+            </w:tcMar>
+          </w:tcPr>
+          <w:p>
+            <w:r>
+              <w:rPr>
+                <w:sz w:val="18"/>
+              </w:rPr>
+              <w:t>3. Propuesta de valor única</w:t>
+            </w:r>
+          </w:p>
+        </w:tc>
+        <w:tc>
+          <w:tcPr>
+            <w:tcW w:type="dxa" w:w="6930"/>
+            <w:shd w:fill="F9FBFD"/>
+            <w:tcMar>
+              <w:top w:w="100" w:type="dxa"/>
+              <w:bottom w:w="100" w:type="dxa"/>
+              <w:left w:w="100" w:type="dxa"/>
+              <w:right w:w="100" w:type="dxa"/>
+            </w:tcMar>
+          </w:tcPr>
+          <w:p>
+            <w:r>
+              <w:rPr>
+                <w:sz w:val="18"/>
+              </w:rPr>
+              <w:t>Único proveedor en Patagonia Norte que integra diagnóstico fitosanitario en finca, plantín injertado aclimatado que conducido a dos guías iguala el costo por hectárea del plantín franco y tratamiento regenerativo del suelo con subproductos locales.</w:t>
+            </w:r>
+          </w:p>
+        </w:tc>
+      </w:tr>
+      <w:tr>
+        <w:tc>
+          <w:tcPr>
+            <w:tcW w:type="dxa" w:w="2430"/>
+            <w:shd w:fill="FFFFFF"/>
+            <w:tcMar>
+              <w:top w:w="100" w:type="dxa"/>
+              <w:bottom w:w="100" w:type="dxa"/>
+              <w:left w:w="100" w:type="dxa"/>
+              <w:right w:w="100" w:type="dxa"/>
+            </w:tcMar>
+          </w:tcPr>
+          <w:p>
+            <w:r>
+              <w:rPr>
+                <w:sz w:val="18"/>
+              </w:rPr>
+              <w:t>4. Ventaja injusta e irreplicable</w:t>
+            </w:r>
+          </w:p>
+        </w:tc>
+        <w:tc>
+          <w:tcPr>
+            <w:tcW w:type="dxa" w:w="6930"/>
+            <w:shd w:fill="FFFFFF"/>
+            <w:tcMar>
+              <w:top w:w="100" w:type="dxa"/>
+              <w:bottom w:w="100" w:type="dxa"/>
+              <w:left w:w="100" w:type="dxa"/>
+              <w:right w:w="100" w:type="dxa"/>
+            </w:tcMar>
+          </w:tcPr>
+          <w:p>
+            <w:r>
+              <w:rPr>
+                <w:sz w:val="18"/>
+              </w:rPr>
+              <w:t>Mientras cualquier competidor puede comprar semilla o armar una cámara, la barrera defensiva radica en el protocolo propio de dosificación de mezclas de orujo de manzana y uva calibrado según textura e infestación de cada suelo del Alto Valle, los convenios de acopio en origen con sidreras de Allen y la asimetría de escala que vuelve antieconómico para los megaviveros de La Plata instalar estructura en Río Negro por menos del 0,2% de su volumen nacional.</w:t>
+            </w:r>
+          </w:p>
+        </w:tc>
+      </w:tr>
+      <w:tr>
+        <w:tc>
+          <w:tcPr>
+            <w:tcW w:type="dxa" w:w="2430"/>
+            <w:shd w:fill="F9FBFD"/>
+            <w:tcMar>
+              <w:top w:w="100" w:type="dxa"/>
+              <w:bottom w:w="100" w:type="dxa"/>
+              <w:left w:w="100" w:type="dxa"/>
+              <w:right w:w="100" w:type="dxa"/>
+            </w:tcMar>
+          </w:tcPr>
+          <w:p>
+            <w:r>
+              <w:rPr>
+                <w:sz w:val="18"/>
+              </w:rPr>
+              <w:t>5. Segmentos de clientes</w:t>
+            </w:r>
+          </w:p>
+        </w:tc>
+        <w:tc>
+          <w:tcPr>
+            <w:tcW w:type="dxa" w:w="6930"/>
+            <w:shd w:fill="F9FBFD"/>
+            <w:tcMar>
+              <w:top w:w="100" w:type="dxa"/>
+              <w:bottom w:w="100" w:type="dxa"/>
+              <w:left w:w="100" w:type="dxa"/>
+              <w:right w:w="100" w:type="dxa"/>
+            </w:tcMar>
+          </w:tcPr>
+          <w:p>
+            <w:r>
+              <w:rPr>
+                <w:sz w:val="18"/>
+              </w:rPr>
+              <w:t>Productores comerciales bajo cubierta de tomate, pimiento y berenjena en un radio de 60 km desde Allen, abarcando 15 fincas en el año 1 y 40 fincas en el año 5, con foco inicial en el 30% de compradores actuales de injertos extra-regionales disconformes con el flete y la falta de asistencia.</w:t>
+            </w:r>
+          </w:p>
+        </w:tc>
+      </w:tr>
+      <w:tr>
+        <w:tc>
+          <w:tcPr>
+            <w:tcW w:type="dxa" w:w="2430"/>
+            <w:shd w:fill="FFFFFF"/>
+            <w:tcMar>
+              <w:top w:w="100" w:type="dxa"/>
+              <w:bottom w:w="100" w:type="dxa"/>
+              <w:left w:w="100" w:type="dxa"/>
+              <w:right w:w="100" w:type="dxa"/>
+            </w:tcMar>
+          </w:tcPr>
+          <w:p>
+            <w:r>
+              <w:rPr>
+                <w:sz w:val="18"/>
+              </w:rPr>
+              <w:t>6. Métricas clave</w:t>
+            </w:r>
+          </w:p>
+        </w:tc>
+        <w:tc>
+          <w:tcPr>
+            <w:tcW w:type="dxa" w:w="6930"/>
+            <w:shd w:fill="FFFFFF"/>
+            <w:tcMar>
+              <w:top w:w="100" w:type="dxa"/>
+              <w:bottom w:w="100" w:type="dxa"/>
+              <w:left w:w="100" w:type="dxa"/>
+              <w:right w:w="100" w:type="dxa"/>
+            </w:tcMar>
+          </w:tcPr>
+          <w:p>
+            <w:r>
+              <w:rPr>
+                <w:sz w:val="18"/>
+              </w:rPr>
+              <w:t>Contratos de preventa con 40% de seña por al menos 12.000 plantines anuales, prendimiento comercial en cámara igual o mayor al 80%, reducción de juveniles J2 en lotes biosolarizados igual o mayor al 70%, retención anual de clientes superior al 85% y relación LTV sobre CAC de 32,5 veces.</w:t>
+            </w:r>
+          </w:p>
+        </w:tc>
+      </w:tr>
+      <w:tr>
+        <w:tc>
+          <w:tcPr>
+            <w:tcW w:type="dxa" w:w="2430"/>
+            <w:shd w:fill="F9FBFD"/>
+            <w:tcMar>
+              <w:top w:w="100" w:type="dxa"/>
+              <w:bottom w:w="100" w:type="dxa"/>
+              <w:left w:w="100" w:type="dxa"/>
+              <w:right w:w="100" w:type="dxa"/>
+            </w:tcMar>
+          </w:tcPr>
+          <w:p>
+            <w:r>
+              <w:rPr>
+                <w:sz w:val="18"/>
+              </w:rPr>
+              <w:t>7. Canales</w:t>
+            </w:r>
+          </w:p>
+        </w:tc>
+        <w:tc>
+          <w:tcPr>
+            <w:tcW w:type="dxa" w:w="6930"/>
+            <w:shd w:fill="F9FBFD"/>
+            <w:tcMar>
+              <w:top w:w="100" w:type="dxa"/>
+              <w:bottom w:w="100" w:type="dxa"/>
+              <w:left w:w="100" w:type="dxa"/>
+              <w:right w:w="100" w:type="dxa"/>
+            </w:tcMar>
+          </w:tcPr>
+          <w:p>
+            <w:r>
+              <w:rPr>
+                <w:sz w:val="18"/>
+              </w:rPr>
+              <w:t>Canal 1 directo consultivo B2B mediante muestreo de suelo en chacra, Canal 2 red de ingenieros asesores privados y grupos Cambio Rural del INTA sin tenencia de stock, Canal 3 agronomías en modalidad drop-shipping con tarjetas rurales para Valle Medio e IDEVI, y Canal 4 financiamiento provincial PAR y ADENEU.</w:t>
+            </w:r>
+          </w:p>
+        </w:tc>
+      </w:tr>
+      <w:tr>
+        <w:tc>
+          <w:tcPr>
+            <w:tcW w:type="dxa" w:w="2430"/>
+            <w:shd w:fill="FFFFFF"/>
+            <w:tcMar>
+              <w:top w:w="100" w:type="dxa"/>
+              <w:bottom w:w="100" w:type="dxa"/>
+              <w:left w:w="100" w:type="dxa"/>
+              <w:right w:w="100" w:type="dxa"/>
+            </w:tcMar>
+          </w:tcPr>
+          <w:p>
+            <w:r>
+              <w:rPr>
+                <w:sz w:val="18"/>
+              </w:rPr>
+              <w:t>8. Estructura de costos</w:t>
+            </w:r>
+          </w:p>
+        </w:tc>
+        <w:tc>
+          <w:tcPr>
+            <w:tcW w:type="dxa" w:w="6930"/>
+            <w:shd w:fill="FFFFFF"/>
+            <w:tcMar>
+              <w:top w:w="100" w:type="dxa"/>
+              <w:bottom w:w="100" w:type="dxa"/>
+              <w:left w:w="100" w:type="dxa"/>
+              <w:right w:w="100" w:type="dxa"/>
+            </w:tcMar>
+          </w:tcPr>
+          <w:p>
+            <w:r>
+              <w:rPr>
+                <w:sz w:val="18"/>
+              </w:rPr>
+              <w:t>Inversión inicial de $14.000.000 ARS. Costo variable unitario en Fase 1 de $750 ARS por plantín entregado y en Fase 2 de $450 ARS por m² tratado. Costos fijos anuales de estructura por $8.800.000 ARS que cubren dirección técnica y ventas, administración y comunicaciones, soporte tecnológico IoT, logística de prospección y laboratorio, marketing y amortizaciones. Punto de equilibrio en 7.040 plantines anuales.</w:t>
+            </w:r>
+          </w:p>
+        </w:tc>
+      </w:tr>
+      <w:tr>
+        <w:tc>
+          <w:tcPr>
+            <w:tcW w:type="dxa" w:w="2430"/>
+            <w:shd w:fill="F9FBFD"/>
+            <w:tcMar>
+              <w:top w:w="100" w:type="dxa"/>
+              <w:bottom w:w="100" w:type="dxa"/>
+              <w:left w:w="100" w:type="dxa"/>
+              <w:right w:w="100" w:type="dxa"/>
+            </w:tcMar>
+          </w:tcPr>
+          <w:p>
+            <w:r>
+              <w:rPr>
+                <w:sz w:val="18"/>
+              </w:rPr>
+              <w:t>9. Flujos de ingresos</w:t>
+            </w:r>
+          </w:p>
+        </w:tc>
+        <w:tc>
+          <w:tcPr>
+            <w:tcW w:type="dxa" w:w="6930"/>
+            <w:shd w:fill="F9FBFD"/>
+            <w:tcMar>
+              <w:top w:w="100" w:type="dxa"/>
+              <w:bottom w:w="100" w:type="dxa"/>
+              <w:left w:w="100" w:type="dxa"/>
+              <w:right w:w="100" w:type="dxa"/>
+            </w:tcMar>
+          </w:tcPr>
+          <w:p>
+            <w:r>
+              <w:rPr>
+                <w:sz w:val="18"/>
+              </w:rPr>
+              <w:t>Venta de plantines injertados con seña del 40% a $2.000 ARS en tomate, $2.500 ARS en pimiento y $2.250 ARS en berenjena. En Fase 2, servicio de biosolarización a $750 ARS por m² tratado y diagnósticos o seguimientos fitosanitarios por lote a entre $150.000 y $400.000 ARS.</w:t>
+            </w:r>
+          </w:p>
+        </w:tc>
+      </w:tr>
+    </w:tbl>
+    <w:p>
+      <w:pPr>
+        <w:spacing w:after="80"/>
+      </w:pPr>
     </w:p>
     <w:p>
       <w:pPr>
@@ -273,7 +748,7 @@
           <w:color w:val="282828"/>
           <w:sz w:val="22"/>
         </w:rPr>
-        <w:t>Consolidarse para 2030 en la Patagonia Norte como el vivero proveedor de referencia en propagación de hortalizas injertadas y remediación orgánica de suelos bajo cubierta, integrando biotecnología vegetal y subproductos de la agroindustria regional.</w:t>
+        <w:t>Consolidarse para 2030 en la Patagonia Norte como el vivero proveedor de referencia en propagación de hortalizas injertadas y sanidad orgánica de suelos bajo cubierta, integrando biotecnología vegetal y subproductos de la agroindustria regional.</w:t>
       </w:r>
     </w:p>
     <w:tbl>
@@ -423,7 +898,7 @@
               <w:rPr>
                 <w:sz w:val="18"/>
               </w:rPr>
-              <w:t>Capturar el 40% del nicho de demanda insatisfecha mediante contratos de preventa con seña.</w:t>
+              <w:t>Capturar el 40% del nicho de oferta insatisfecha mediante contratos de preventa con seña.</w:t>
             </w:r>
           </w:p>
         </w:tc>
@@ -545,7 +1020,7 @@
               <w:rPr>
                 <w:sz w:val="18"/>
               </w:rPr>
-              <w:t>Al menos 80% de supervivencia en el primer ciclo productivo.</w:t>
+              <w:t>Al menos 80% de supervivencia comercial en el primer ciclo productivo.</w:t>
             </w:r>
           </w:p>
         </w:tc>
@@ -737,6 +1212,20 @@
     </w:p>
     <w:p>
       <w:pPr>
+        <w:spacing w:before="0" w:after="120" w:line="276" w:lineRule="auto"/>
+      </w:pPr>
+      <w:r>
+        <w:rPr>
+          <w:rFonts w:ascii="Calibri" w:hAnsi="Calibri"/>
+          <w:i w:val="0"/>
+          <w:color w:val="282828"/>
+          <w:sz w:val="22"/>
+        </w:rPr>
+        <w:t>El entorno regional condiciona la localización, la estructura de costos y la tracción comercial del proyecto en seis ejes:</w:t>
+      </w:r>
+    </w:p>
+    <w:p>
+      <w:pPr>
         <w:pStyle w:val="ListBullet"/>
         <w:spacing w:before="0" w:after="60" w:line="276" w:lineRule="auto"/>
       </w:pPr>
@@ -756,7 +1245,7 @@
           <w:color w:val="282828"/>
           <w:sz w:val="22"/>
         </w:rPr>
-        <w:t>Los gobiernos provinciales financian la tecnificación hortícola mediante el programa PAR Agroquímicos y Maquinaria en Río Negro y las líneas de crédito fiscal del Centro PyME-ADENEU en Neuquén. Además, la barrera sanitaria patagónica del SENASA restringe el ingreso de material vegetal vivo sin certificación fitosanitaria.</w:t>
+        <w:t>La provincia de Río Negro impulsa la tecnificación bajo cubierta mediante el programa PAR Agroquímicos y Maquinaria, mientras que Neuquén opera líneas de crédito fiscal e inversión productiva a través del Centro PyME-ADENEU [S1][S22][S35]. Estos subsidios de tasa traccionan la demanda porque exigen comprar en viveros inscriptos que emitan factura oficial. A su vez, la barrera fitosanitaria patagónica del SENASA fiscaliza el ingreso de material vegetal vivo desde el norte del río Colorado [S2][S33].</w:t>
       </w:r>
     </w:p>
     <w:p>
@@ -780,7 +1269,7 @@
           <w:color w:val="282828"/>
           <w:sz w:val="22"/>
         </w:rPr>
-        <w:t>Los fletes térmicos de larga distancia desde Mendoza y La Plata encarecen entre un 13% y un 18% el costo puesto en finca. La mano de obra de vivero se rige por las escalas salariales de UATRE y un tipo de cambio oficial de referencia de $1.500 ARS para la compra y $1.550 ARS para la venta.</w:t>
+        <w:t>El transporte refrigerado de larga distancia desde Mendoza y La Plata encarece entre un 13% y un 18% el plantín puesto en chacra. La estructura salarial se rige por las escalas de UATRE para personal especializado en viveros [S32] y los insumos importados como semillas híbridas, clips y sensores se valorizan al tipo de cambio oficial de $1.500 ARS comprador y $1.550 ARS vendedor [S28].</w:t>
       </w:r>
     </w:p>
     <w:p>
@@ -804,7 +1293,7 @@
           <w:color w:val="282828"/>
           <w:sz w:val="22"/>
         </w:rPr>
-        <w:t>Los relevamientos satelitales de GEO INTA entre 2017 y 2026 registran que la superficie bajo cubierta en Río Negro se triplicó. Más del 60% de las unidades productivas superan la hectárea de invernaderos y el 71,7% de los productores mantiene actividad continua a largo plazo.</w:t>
+        <w:t>Los censos y relevamientos satelitales de GEO INTA entre 2017 y 2026 demuestran que la superficie de invernaderos en Río Negro se triplicó para abastecer el crecimiento urbano del departamento General Roca y de la Confluencia neuquina [S21][S23][S24][S29]. Más del 60% de las explotaciones bajo cubierta superan la hectárea y el 71,7% de los productores sostiene la actividad a largo plazo, conformando una cartera B2B concentrada y estable [S21].</w:t>
       </w:r>
     </w:p>
     <w:p>
@@ -828,7 +1317,7 @@
           <w:color w:val="282828"/>
           <w:sz w:val="22"/>
         </w:rPr>
-        <w:t>El manejo de solanáceas incorpora portainjertos resistentes y sensores IoT para controlar temperatura y humedad durante la cicatrización del injerto y la solarización del suelo.</w:t>
+        <w:t>La propagación hortícola incorpora portainjertos interespecíficos con genes de resistencia y telemetría IoT para regular temperatura y humedad relativa durante la unión del callo parenquimático y para registrar la acumulación térmica bajo film en la solarización [S10][S14][S31].</w:t>
       </w:r>
     </w:p>
     <w:p>
@@ -843,7 +1332,7 @@
           <w:color w:val="1E1E1E"/>
           <w:sz w:val="22"/>
         </w:rPr>
-        <w:t xml:space="preserve">Ambiental y ecológico. </w:t>
+        <w:t xml:space="preserve">Ambiental, climático y ecológico. </w:t>
       </w:r>
       <w:r>
         <w:rPr>
@@ -852,7 +1341,7 @@
           <w:color w:val="282828"/>
           <w:sz w:val="22"/>
         </w:rPr>
-        <w:t>La industria sidrera, juguera y vitivinícola del Alto Valle genera más de 115.000 toneladas anuales de orujo de manzana y uva, un subproducto disponible para reemplazar fumigantes químicos de suelo.</w:t>
+        <w:t>La amplitud térmica y la radiación solar estival del valle favorecen la solarización en invernadero entre noviembre y marzo [S14]. En paralelo, las jugueras y sidreras de Allen y Roca generan más de 115.000 toneladas anuales de orujo de manzana [S16] y las bodegas regionales aportan hasta 3.300 toneladas de orujo de uva [S19][S20], proveyendo biomasa abundante a kilómetro cero para sustituir fumigantes químicos sintéticos.</w:t>
       </w:r>
     </w:p>
     <w:p>
@@ -876,7 +1365,7 @@
           <w:color w:val="282828"/>
           <w:sz w:val="22"/>
         </w:rPr>
-        <w:t>La operación exige inscripción en el RENFO bajo la Resolución SENASA 64/2026, emisión del Documento de Tránsito Vegetal Electrónico DTV-e y registro en el RNCyFS del INASE como vivero hortícola con director técnico agrónomo matriculado.</w:t>
+        <w:t>La operación requiere inscripción obligatoria en el Registro Nacional Fitosanitario de Operadores de Material de Propagación RENFO bajo la Resolución SENASA 64/2026 [S33], emisión del Documento de Tránsito Vegetal Electrónico DTV-e en cada despacho y habilitación en el RNCyFS del INASE bajo Categoría Vivero Hortícola con dirección técnica de un ingeniero agrónomo matriculado [S34].</w:t>
       </w:r>
     </w:p>
     <w:p>
@@ -905,7 +1394,7 @@
           <w:color w:val="282828"/>
           <w:sz w:val="22"/>
         </w:rPr>
-        <w:t>La estimación de la demanda parte del relevamiento físico de la superficie hortícola protegida en la región y del volumen real de plantines injertados que hoy envían los viveros extra-regionales.</w:t>
+        <w:t>La demanda del proyecto se cuantifica cruzando la superficie física real de invernaderos relevada por organismos públicos con la oferta verificable de plantines injertados que hoy ingresan desde fuera de la región.</w:t>
       </w:r>
     </w:p>
     <w:p>
@@ -920,7 +1409,7 @@
           <w:color w:val="333333"/>
           <w:sz w:val="22"/>
         </w:rPr>
-        <w:t>Fundamentación física del mercado norpatagónico</w:t>
+        <w:t>Fundamentación física del mercado y demanda por especie</w:t>
       </w:r>
     </w:p>
     <w:p>
@@ -934,7 +1423,7 @@
           <w:color w:val="282828"/>
           <w:sz w:val="22"/>
         </w:rPr>
-        <w:t>Los registros del RENSPA de SENASA y de la Secretaría de Producción del Neuquén contabilizan 1.052 hectáreas hortícolas intensivas en los valles de los ríos Negro, Limay y Neuquén, con 239 establecimientos comerciales de mediana y gran escala en Norpatagonia y 157 unidades bajo seguimiento técnico en el departamento Confluencia.</w:t>
+        <w:t>Los registros del RENSPA de SENASA y de la Secretaría de Producción del Neuquén contabilizan 1.052 hectáreas hortícolas intensivas en los valles de los ríos Negro, Limay y Neuquén, con 239 establecimientos comerciales capitalizados en Norpatagonia y 157 unidades bajo seguimiento técnico en el departamento Confluencia [S1][S21][S22].</w:t>
       </w:r>
     </w:p>
     <w:p>
@@ -948,7 +1437,7 @@
           <w:color w:val="282828"/>
           <w:sz w:val="22"/>
         </w:rPr>
-        <w:t>Dentro del radio primario de 60 km desde Allen, que abarca General Roca, Cipolletti, Cinco Saltos, Centenario, Vista Alegre y Plottier, operan 60 hectáreas activas de invernaderos. Si se suman Valle Medio e IDEVI en Viedma, la superficie regional bajo cubierta alcanza entre 95 y 110 hectáreas.</w:t>
+        <w:t>En el radio primario de 60 km con centro en Allen, que integra General Roca, Cipolletti, Cinco Saltos, Centenario, Vista Alegre y Plottier, operan 60 hectáreas activas de invernaderos. Sumando Valle Medio e IDEVI en Viedma, la superficie protegida regional alcanza entre 95 y 110 hectáreas [S1][S21][S29].</w:t>
       </w:r>
     </w:p>
     <w:p>
@@ -962,7 +1451,7 @@
           <w:color w:val="282828"/>
           <w:sz w:val="22"/>
         </w:rPr>
-        <w:t xml:space="preserve">De acuerdo con el Programa Nacional Hortalizas, Flores, Aromáticas y Medicinales del INTA, el 68% de la superficie protegida se destina a solanáceas susceptibles a </w:t>
+        <w:t xml:space="preserve">Según el Programa Nacional Hortalizas, Flores, Aromáticas y Medicinales del INTA, el 68% de los invernaderos se destina a las tres solanáceas susceptibles a </w:t>
       </w:r>
       <w:r>
         <w:rPr>
@@ -980,7 +1469,93 @@
           <w:color w:val="282828"/>
           <w:sz w:val="22"/>
         </w:rPr>
-        <w:t>, distribuidas en un 39% de tomate, un 24% de pimiento y un 5% de berenjena. En el radio de 60 km esto equivale a 40,8 hectáreas netas de solanáceas bajo cubierta y a 68 hectáreas en toda la Norpatagonia. Conducidos a dos guías, los cultivos injertados demandan 5.000 plantas por hectárea en tomate y 10.000 en pimiento, con una media ponderada de 6.500 plantines injertados por hectárea frente a las 10.000 a 25.000 plantas que requiere el cultivo franco tradicional.</w:t>
+        <w:t xml:space="preserve"> [S12][S15]:</w:t>
+      </w:r>
+    </w:p>
+    <w:p>
+      <w:pPr>
+        <w:pStyle w:val="ListBullet"/>
+        <w:spacing w:before="0" w:after="60" w:line="276" w:lineRule="auto"/>
+      </w:pPr>
+      <w:r>
+        <w:rPr>
+          <w:rFonts w:ascii="Calibri" w:hAnsi="Calibri"/>
+          <w:b/>
+          <w:color w:val="1E1E1E"/>
+          <w:sz w:val="22"/>
+        </w:rPr>
+        <w:t xml:space="preserve">Tomate bajo cubierta, 39% de la superficie. </w:t>
+      </w:r>
+      <w:r>
+        <w:rPr>
+          <w:rFonts w:ascii="Calibri" w:hAnsi="Calibri"/>
+          <w:i w:val="0"/>
+          <w:color w:val="282828"/>
+          <w:sz w:val="22"/>
+        </w:rPr>
+        <w:t>Representa 23,4 hectáreas en el radio de 60 km y 39,0 hectáreas en toda la Norpatagonia. Conducido a dos guías sobre pie Maxifort F1 requiere 5.000 plantines por hectárea, lo que equivale a un mercado potencial primario de 117.000 plantines anuales y constituye el producto tractor del año 1 [S5][S10][S26].</w:t>
+      </w:r>
+    </w:p>
+    <w:p>
+      <w:pPr>
+        <w:pStyle w:val="ListBullet"/>
+        <w:spacing w:before="0" w:after="60" w:line="276" w:lineRule="auto"/>
+      </w:pPr>
+      <w:r>
+        <w:rPr>
+          <w:rFonts w:ascii="Calibri" w:hAnsi="Calibri"/>
+          <w:b/>
+          <w:color w:val="1E1E1E"/>
+          <w:sz w:val="22"/>
+        </w:rPr>
+        <w:t xml:space="preserve">Pimiento bajo cubierta, 24% de la superficie. </w:t>
+      </w:r>
+      <w:r>
+        <w:rPr>
+          <w:rFonts w:ascii="Calibri" w:hAnsi="Calibri"/>
+          <w:i w:val="0"/>
+          <w:color w:val="282828"/>
+          <w:sz w:val="22"/>
+        </w:rPr>
+        <w:t>Abarca 14,4 hectáreas en el radio primario y 24,0 hectáreas regionales. Conducido a dos ramas sobre portainjerto Robusto utiliza 10.000 plantines por hectárea, representando una demanda potencial primaria de 144.000 plantines anuales que se incorpora en lotes de validación en el año 1 y a escala comercial desde el año 2 [S11][S12].</w:t>
+      </w:r>
+    </w:p>
+    <w:p>
+      <w:pPr>
+        <w:pStyle w:val="ListBullet"/>
+        <w:spacing w:before="0" w:after="60" w:line="276" w:lineRule="auto"/>
+      </w:pPr>
+      <w:r>
+        <w:rPr>
+          <w:rFonts w:ascii="Calibri" w:hAnsi="Calibri"/>
+          <w:b/>
+          <w:color w:val="1E1E1E"/>
+          <w:sz w:val="22"/>
+        </w:rPr>
+        <w:t xml:space="preserve">Berenjena bajo cubierta, 5% de la superficie. </w:t>
+      </w:r>
+      <w:r>
+        <w:rPr>
+          <w:rFonts w:ascii="Calibri" w:hAnsi="Calibri"/>
+          <w:i w:val="0"/>
+          <w:color w:val="282828"/>
+          <w:sz w:val="22"/>
+        </w:rPr>
+        <w:t>Comprende 3,0 hectáreas en el radio de 60 km y 5,0 hectáreas regionales, demandando 4.000 a 5.000 plantines injertados por hectárea sobre pie Maxifort F1, equivalentes a unos 14.000 plantines anuales trabajados bajo pedido específico [S10][S17].</w:t>
+      </w:r>
+    </w:p>
+    <w:p>
+      <w:pPr>
+        <w:spacing w:before="0" w:after="120" w:line="276" w:lineRule="auto"/>
+      </w:pPr>
+      <w:r>
+        <w:rPr>
+          <w:rFonts w:ascii="Calibri" w:hAnsi="Calibri"/>
+          <w:i w:val="0"/>
+          <w:color w:val="282828"/>
+          <w:sz w:val="22"/>
+        </w:rPr>
+        <w:t>Ponderando las tres especies a una media de 6.500 plantines injertados por hectárea, las 40,8 hectáreas de solanáceas del radio primario conforman un TAM de 265.000 plantines anuales:</w:t>
       </w:r>
     </w:p>
     <w:tbl>
@@ -1617,7 +2192,7 @@
           <w:color w:val="282828"/>
           <w:sz w:val="22"/>
         </w:rPr>
-        <w:t>No existe hoy en la Patagonia ningún vivero comercial que produzca plantines hortícolas injertados con cámara de cicatrización climatizada. El 100% del SAM actual de 100.000 plantines proviene de tres operadores ubicados a más de 880 km:</w:t>
+        <w:t>No existe en la Patagonia ningún vivero comercial que produzca plantines hortícolas injertados con cámara de cicatrización climatizada. El 100% del SAM actual de 100.000 plantines proviene de tres operadores ubicados a más de 880 km [S6][S7][S8][S9]:</w:t>
       </w:r>
     </w:p>
     <w:tbl>
@@ -1993,7 +2568,7 @@
           <w:color w:val="282828"/>
           <w:sz w:val="22"/>
         </w:rPr>
-        <w:t xml:space="preserve">En el segmento de plantines francos sin injertar opera en Allen el Vivero VFW del ingeniero agrónomo Ernesto Wolfschmidt, que cuenta con 8 invernaderos sobre 2 hectáreas y sembradora neumática de 300 bandejas por hora. Este establecimiento no compite en lotes infestados con </w:t>
+        <w:t xml:space="preserve">En el segmento de plantines francos sin injertar opera en Allen el Vivero VFW del ingeniero agrónomo Ernesto Wolfschmidt, que cuenta con 8 invernaderos sobre 2 hectáreas y sembradora neumática de 300 bandejas por hora [S3][S4]. Este establecimiento no compite en suelos infestados con </w:t>
       </w:r>
       <w:r>
         <w:rPr>
@@ -2011,7 +2586,7 @@
           <w:color w:val="282828"/>
           <w:sz w:val="22"/>
         </w:rPr>
-        <w:t>, donde el plantín franco pierde la mitad de su rinde, pero confirma la aptitud climática y logística de Allen como nodo propagador regional.</w:t>
+        <w:t>, donde un plantín franco pierde la mitad de su rinde, pero valida las condiciones agroecológicas e institucionales de Allen como nodo propagador regional.</w:t>
       </w:r>
     </w:p>
     <w:p>
@@ -2040,7 +2615,25 @@
           <w:color w:val="282828"/>
           <w:sz w:val="22"/>
         </w:rPr>
-        <w:t>El mercado regional de plantines injertados crecerá impulsado por dos factores concretos. Por un lado, las estructuras fijas de invernadero dificultan rotar el suelo y el monocultivo anual de solanáceas eleva la presión de nematodos, obligando a los productores de plantín franco a adoptar el injerto. Por otro lado, la oferta local en Allen elimina los cupos mínimos de flete que hoy dejan afuera a los productores medianos de 1.000 a 2.000 m².</w:t>
+        <w:t xml:space="preserve">La demanda regional de injertos crecerá impulsada por la imposibilidad de rotar estructuras fijas de invernadero ante el avance de </w:t>
+      </w:r>
+      <w:r>
+        <w:rPr>
+          <w:rFonts w:ascii="Calibri" w:hAnsi="Calibri"/>
+          <w:i/>
+          <w:color w:val="282828"/>
+          <w:sz w:val="22"/>
+        </w:rPr>
+        <w:t>Meloidogyne</w:t>
+      </w:r>
+      <w:r>
+        <w:rPr>
+          <w:rFonts w:ascii="Calibri" w:hAnsi="Calibri"/>
+          <w:i w:val="0"/>
+          <w:color w:val="282828"/>
+          <w:sz w:val="22"/>
+        </w:rPr>
+        <w:t xml:space="preserve"> y por la apertura de pedidos para productores medianos de 1.000 a 2.000 m² que antes no superaban el cupo mínimo de flete desde Mendoza. Además, en el primer año los clientes adoptantes suelen implantar la mitad de sus naves con injertos propios del vivero local para comparar su desempeño frente al proveedor externo y migran el 100% de su superficie en la segunda campaña.</w:t>
       </w:r>
     </w:p>
     <w:p>
@@ -2054,7 +2647,7 @@
           <w:color w:val="282828"/>
           <w:sz w:val="22"/>
         </w:rPr>
-        <w:t>Con una tasa de crecimiento anual compuesta del 10,7%, el SAM regional pasará de 100.000 plantines en el año 1 a 150.000 plantines en el año 5, llevando la adopción del injerto del 37,7% al 50,0% de las solanáceas bajo cubierta del corredor primario.</w:t>
+        <w:t>Con una tasa de crecimiento anual compuesta del 10,7%, el SAM regional pasará de 100.000 plantines en el año 1 a 150.000 plantines en el año 5:</w:t>
       </w:r>
     </w:p>
     <w:tbl>
@@ -2718,7 +3311,7 @@
               <w:rPr>
                 <w:sz w:val="18"/>
               </w:rPr>
-              <w:t>Cuota sobre SAM en escenario piso</w:t>
+              <w:t>Mix por especie en escenario base, tomate / pimiento y berenjena</w:t>
             </w:r>
           </w:p>
         </w:tc>
@@ -2738,7 +3331,7 @@
               <w:rPr>
                 <w:sz w:val="18"/>
               </w:rPr>
-              <w:t>12,0%</w:t>
+              <w:t>90% / 10%</w:t>
             </w:r>
           </w:p>
         </w:tc>
@@ -2758,7 +3351,7 @@
               <w:rPr>
                 <w:sz w:val="18"/>
               </w:rPr>
-              <w:t>16,4%</w:t>
+              <w:t>80% / 20%</w:t>
             </w:r>
           </w:p>
         </w:tc>
@@ -2778,7 +3371,7 @@
               <w:rPr>
                 <w:sz w:val="18"/>
               </w:rPr>
-              <w:t>20,5%</w:t>
+              <w:t>75% / 25%</w:t>
             </w:r>
           </w:p>
         </w:tc>
@@ -2798,7 +3391,7 @@
               <w:rPr>
                 <w:sz w:val="18"/>
               </w:rPr>
-              <w:t>23,0%</w:t>
+              <w:t>70% / 30%</w:t>
             </w:r>
           </w:p>
         </w:tc>
@@ -2818,7 +3411,7 @@
               <w:rPr>
                 <w:sz w:val="18"/>
               </w:rPr>
-              <w:t>24,0%</w:t>
+              <w:t>70% / 30%</w:t>
             </w:r>
           </w:p>
         </w:tc>
@@ -2840,7 +3433,7 @@
               <w:rPr>
                 <w:sz w:val="18"/>
               </w:rPr>
-              <w:t>Cuota sobre SAM en escenario base</w:t>
+              <w:t>Cuota sobre SAM en escenario piso</w:t>
             </w:r>
           </w:p>
         </w:tc>
@@ -2860,7 +3453,7 @@
               <w:rPr>
                 <w:sz w:val="18"/>
               </w:rPr>
-              <w:t>20,0%</w:t>
+              <w:t>12,0%</w:t>
             </w:r>
           </w:p>
         </w:tc>
@@ -2880,7 +3473,7 @@
               <w:rPr>
                 <w:sz w:val="18"/>
               </w:rPr>
-              <w:t>27,3%</w:t>
+              <w:t>16,4%</w:t>
             </w:r>
           </w:p>
         </w:tc>
@@ -2900,7 +3493,7 @@
               <w:rPr>
                 <w:sz w:val="18"/>
               </w:rPr>
-              <w:t>34,4%</w:t>
+              <w:t>20,5%</w:t>
             </w:r>
           </w:p>
         </w:tc>
@@ -2920,7 +3513,7 @@
               <w:rPr>
                 <w:sz w:val="18"/>
               </w:rPr>
-              <w:t>38,5%</w:t>
+              <w:t>23,0%</w:t>
             </w:r>
           </w:p>
         </w:tc>
@@ -2940,7 +3533,7 @@
               <w:rPr>
                 <w:sz w:val="18"/>
               </w:rPr>
-              <w:t>40,0%</w:t>
+              <w:t>24,0%</w:t>
             </w:r>
           </w:p>
         </w:tc>
@@ -2962,7 +3555,7 @@
               <w:rPr>
                 <w:sz w:val="18"/>
               </w:rPr>
-              <w:t>Cuota sobre TAM primario en escenario base</w:t>
+              <w:t>Cuota sobre SAM en escenario base</w:t>
             </w:r>
           </w:p>
         </w:tc>
@@ -2982,7 +3575,7 @@
               <w:rPr>
                 <w:sz w:val="18"/>
               </w:rPr>
-              <w:t>7,5%</w:t>
+              <w:t>20,0%</w:t>
             </w:r>
           </w:p>
         </w:tc>
@@ -3002,7 +3595,7 @@
               <w:rPr>
                 <w:sz w:val="18"/>
               </w:rPr>
-              <w:t>11,0%</w:t>
+              <w:t>27,3%</w:t>
             </w:r>
           </w:p>
         </w:tc>
@@ -3022,7 +3615,7 @@
               <w:rPr>
                 <w:sz w:val="18"/>
               </w:rPr>
-              <w:t>14,9%</w:t>
+              <w:t>34,4%</w:t>
             </w:r>
           </w:p>
         </w:tc>
@@ -3042,7 +3635,7 @@
               <w:rPr>
                 <w:sz w:val="18"/>
               </w:rPr>
-              <w:t>17,9%</w:t>
+              <w:t>38,5%</w:t>
             </w:r>
           </w:p>
         </w:tc>
@@ -3062,7 +3655,7 @@
               <w:rPr>
                 <w:sz w:val="18"/>
               </w:rPr>
-              <w:t>20,0%</w:t>
+              <w:t>40,0%</w:t>
             </w:r>
           </w:p>
         </w:tc>
@@ -3084,7 +3677,7 @@
               <w:rPr>
                 <w:sz w:val="18"/>
               </w:rPr>
-              <w:t>Cartera activa de clientes B2B</w:t>
+              <w:t>Cuota sobre TAM primario en escenario base</w:t>
             </w:r>
           </w:p>
         </w:tc>
@@ -3104,7 +3697,7 @@
               <w:rPr>
                 <w:sz w:val="18"/>
               </w:rPr>
-              <w:t>15 fincas</w:t>
+              <w:t>7,5%</w:t>
             </w:r>
           </w:p>
         </w:tc>
@@ -3124,7 +3717,7 @@
               <w:rPr>
                 <w:sz w:val="18"/>
               </w:rPr>
-              <w:t>22 fincas</w:t>
+              <w:t>11,0%</w:t>
             </w:r>
           </w:p>
         </w:tc>
@@ -3144,7 +3737,7 @@
               <w:rPr>
                 <w:sz w:val="18"/>
               </w:rPr>
-              <w:t>28 fincas</w:t>
+              <w:t>14,9%</w:t>
             </w:r>
           </w:p>
         </w:tc>
@@ -3164,7 +3757,7 @@
               <w:rPr>
                 <w:sz w:val="18"/>
               </w:rPr>
-              <w:t>34 fincas</w:t>
+              <w:t>17,9%</w:t>
             </w:r>
           </w:p>
         </w:tc>
@@ -3184,7 +3777,7 @@
               <w:rPr>
                 <w:sz w:val="18"/>
               </w:rPr>
-              <w:t>40 fincas</w:t>
+              <w:t>20,0%</w:t>
             </w:r>
           </w:p>
         </w:tc>
@@ -3206,7 +3799,7 @@
               <w:rPr>
                 <w:sz w:val="18"/>
               </w:rPr>
-              <w:t>Facturación anual en plantines a moneda constante</w:t>
+              <w:t>Cartera activa de clientes B2B</w:t>
             </w:r>
           </w:p>
         </w:tc>
@@ -3226,7 +3819,7 @@
               <w:rPr>
                 <w:sz w:val="18"/>
               </w:rPr>
-              <w:t>$40.000.000</w:t>
+              <w:t>15 fincas</w:t>
             </w:r>
           </w:p>
         </w:tc>
@@ -3246,7 +3839,7 @@
               <w:rPr>
                 <w:sz w:val="18"/>
               </w:rPr>
-              <w:t>$60.000.000</w:t>
+              <w:t>22 fincas</w:t>
             </w:r>
           </w:p>
         </w:tc>
@@ -3266,7 +3859,7 @@
               <w:rPr>
                 <w:sz w:val="18"/>
               </w:rPr>
-              <w:t>$84.000.000</w:t>
+              <w:t>28 fincas</w:t>
             </w:r>
           </w:p>
         </w:tc>
@@ -3286,7 +3879,7 @@
               <w:rPr>
                 <w:sz w:val="18"/>
               </w:rPr>
-              <w:t>$104.000.000</w:t>
+              <w:t>34 fincas</w:t>
             </w:r>
           </w:p>
         </w:tc>
@@ -3294,6 +3887,128 @@
           <w:tcPr>
             <w:tcW w:type="dxa" w:w="1310"/>
             <w:shd w:fill="F9FBFD"/>
+            <w:tcMar>
+              <w:top w:w="100" w:type="dxa"/>
+              <w:bottom w:w="100" w:type="dxa"/>
+              <w:left w:w="100" w:type="dxa"/>
+              <w:right w:w="100" w:type="dxa"/>
+            </w:tcMar>
+          </w:tcPr>
+          <w:p>
+            <w:r>
+              <w:rPr>
+                <w:sz w:val="18"/>
+              </w:rPr>
+              <w:t>40 fincas</w:t>
+            </w:r>
+          </w:p>
+        </w:tc>
+      </w:tr>
+      <w:tr>
+        <w:tc>
+          <w:tcPr>
+            <w:tcW w:type="dxa" w:w="2810"/>
+            <w:shd w:fill="FFFFFF"/>
+            <w:tcMar>
+              <w:top w:w="100" w:type="dxa"/>
+              <w:bottom w:w="100" w:type="dxa"/>
+              <w:left w:w="100" w:type="dxa"/>
+              <w:right w:w="100" w:type="dxa"/>
+            </w:tcMar>
+          </w:tcPr>
+          <w:p>
+            <w:r>
+              <w:rPr>
+                <w:sz w:val="18"/>
+              </w:rPr>
+              <w:t>Facturación anual en plantines a moneda constante</w:t>
+            </w:r>
+          </w:p>
+        </w:tc>
+        <w:tc>
+          <w:tcPr>
+            <w:tcW w:type="dxa" w:w="1310"/>
+            <w:shd w:fill="FFFFFF"/>
+            <w:tcMar>
+              <w:top w:w="100" w:type="dxa"/>
+              <w:bottom w:w="100" w:type="dxa"/>
+              <w:left w:w="100" w:type="dxa"/>
+              <w:right w:w="100" w:type="dxa"/>
+            </w:tcMar>
+          </w:tcPr>
+          <w:p>
+            <w:r>
+              <w:rPr>
+                <w:sz w:val="18"/>
+              </w:rPr>
+              <w:t>$40.000.000</w:t>
+            </w:r>
+          </w:p>
+        </w:tc>
+        <w:tc>
+          <w:tcPr>
+            <w:tcW w:type="dxa" w:w="1310"/>
+            <w:shd w:fill="FFFFFF"/>
+            <w:tcMar>
+              <w:top w:w="100" w:type="dxa"/>
+              <w:bottom w:w="100" w:type="dxa"/>
+              <w:left w:w="100" w:type="dxa"/>
+              <w:right w:w="100" w:type="dxa"/>
+            </w:tcMar>
+          </w:tcPr>
+          <w:p>
+            <w:r>
+              <w:rPr>
+                <w:sz w:val="18"/>
+              </w:rPr>
+              <w:t>$60.000.000</w:t>
+            </w:r>
+          </w:p>
+        </w:tc>
+        <w:tc>
+          <w:tcPr>
+            <w:tcW w:type="dxa" w:w="1310"/>
+            <w:shd w:fill="FFFFFF"/>
+            <w:tcMar>
+              <w:top w:w="100" w:type="dxa"/>
+              <w:bottom w:w="100" w:type="dxa"/>
+              <w:left w:w="100" w:type="dxa"/>
+              <w:right w:w="100" w:type="dxa"/>
+            </w:tcMar>
+          </w:tcPr>
+          <w:p>
+            <w:r>
+              <w:rPr>
+                <w:sz w:val="18"/>
+              </w:rPr>
+              <w:t>$84.000.000</w:t>
+            </w:r>
+          </w:p>
+        </w:tc>
+        <w:tc>
+          <w:tcPr>
+            <w:tcW w:type="dxa" w:w="1310"/>
+            <w:shd w:fill="FFFFFF"/>
+            <w:tcMar>
+              <w:top w:w="100" w:type="dxa"/>
+              <w:bottom w:w="100" w:type="dxa"/>
+              <w:left w:w="100" w:type="dxa"/>
+              <w:right w:w="100" w:type="dxa"/>
+            </w:tcMar>
+          </w:tcPr>
+          <w:p>
+            <w:r>
+              <w:rPr>
+                <w:sz w:val="18"/>
+              </w:rPr>
+              <w:t>$104.000.000</w:t>
+            </w:r>
+          </w:p>
+        </w:tc>
+        <w:tc>
+          <w:tcPr>
+            <w:tcW w:type="dxa" w:w="1310"/>
+            <w:shd w:fill="FFFFFF"/>
             <w:tcMar>
               <w:top w:w="100" w:type="dxa"/>
               <w:bottom w:w="100" w:type="dxa"/>
@@ -3328,7 +4043,7 @@
           <w:color w:val="282828"/>
           <w:sz w:val="22"/>
         </w:rPr>
-        <w:t>Con esta progresión, el reparto del SAM pasa de estar concentrado en Brest &amp; Brest con el 45%, Tecnoflor con el 32% y Proplanta con el 23% en el año 0, a ubicarse en el año 3 con el vivero de Allen en primer lugar con el 34,4%, seguido por Brest &amp; Brest con el 32,0%, Tecnoflor con el 20,0% y Proplanta con el 13,6%. En el año 5 la empresa alcanza el 40,0% del SAM regional, mientras que Brest &amp; Brest retiene el 30,0%, Tecnoflor el 18,0% y Proplanta el 12,0%.</w:t>
+        <w:t>Con esta evolución, el reparto del SAM pasa de Brest &amp; Brest con el 45%, Tecnoflor con el 32% y Proplanta con el 23% en el año 0, a ubicarse en el año 3 con el vivero de Allen en primer lugar con el 34,4%, seguido por Brest &amp; Brest con el 32,0%, Tecnoflor con el 20,0% y Proplanta con el 13,6%. En el año 5 la empresa alcanza el 40,0% del SAM regional, mientras que Brest &amp; Brest retiene el 30,0%, Tecnoflor el 18,0% y Proplanta el 12,0%.</w:t>
       </w:r>
     </w:p>
     <w:p>
@@ -3357,7 +4072,7 @@
           <w:color w:val="282828"/>
           <w:sz w:val="22"/>
         </w:rPr>
-        <w:t>En los invernaderos con más de 150 juveniles J2 por cada 100 cm³ de suelo, o cuando la temperatura edáfica en verano supera los 28 a 30 °C y reduce la eficacia del gen Mi-1.2 del portainjerto Maxifort F1, el productor necesita bajar la carga inicial de patógenos antes de plantar. El servicio de biosolarización con orujo ensilado se comercializa mediante venta cruzada sobre la misma cartera de compradores de plantines:</w:t>
+        <w:t>Del universo de productores captados con el muestreo inicial de suelo, aquellos cuyos lotes presentan infestación moderada resuelven su merma productiva comprando únicamente el plantín injertado de Fase 1. En cambio, en las fincas con más de 150 juveniles J2 por cada 100 cm³ de suelo o temperaturas estivales mayores a 28 °C que debilitan el gen Mi-1.2 de Maxifort F1, el productor requiere contratar también la desinfección previa por biosolarización de Fase 2:</w:t>
       </w:r>
     </w:p>
     <w:tbl>
@@ -3899,7 +4614,7 @@
               <w:rPr>
                 <w:sz w:val="18"/>
               </w:rPr>
-              <w:t>Orujo ensilado aplicado a razón de 40 tn/ha</w:t>
+              <w:t>Orujo ensilado aplicado a razón de 25 a 40 tn/ha</w:t>
             </w:r>
           </w:p>
         </w:tc>
@@ -4021,7 +4736,7 @@
               <w:rPr>
                 <w:sz w:val="18"/>
               </w:rPr>
-              <w:t>Cuota sobre las 20 ha con infestación crítica</w:t>
+              <w:t>Facturación anual Fase 2 a $750 ARS/m²</w:t>
             </w:r>
           </w:p>
         </w:tc>
@@ -4041,7 +4756,7 @@
               <w:rPr>
                 <w:sz w:val="18"/>
               </w:rPr>
-              <w:t>1,5%</w:t>
+              <w:t>$2.250.000</w:t>
             </w:r>
           </w:p>
         </w:tc>
@@ -4061,7 +4776,7 @@
               <w:rPr>
                 <w:sz w:val="18"/>
               </w:rPr>
-              <w:t>5,0%</w:t>
+              <w:t>$7.500.000</w:t>
             </w:r>
           </w:p>
         </w:tc>
@@ -4081,7 +4796,7 @@
               <w:rPr>
                 <w:sz w:val="18"/>
               </w:rPr>
-              <w:t>11,0%</w:t>
+              <w:t>$16.500.000</w:t>
             </w:r>
           </w:p>
         </w:tc>
@@ -4101,7 +4816,7 @@
               <w:rPr>
                 <w:sz w:val="18"/>
               </w:rPr>
-              <w:t>17,5%</w:t>
+              <w:t>$26.250.000</w:t>
             </w:r>
           </w:p>
         </w:tc>
@@ -4109,6 +4824,128 @@
           <w:tcPr>
             <w:tcW w:type="dxa" w:w="1310"/>
             <w:shd w:fill="F9FBFD"/>
+            <w:tcMar>
+              <w:top w:w="100" w:type="dxa"/>
+              <w:bottom w:w="100" w:type="dxa"/>
+              <w:left w:w="100" w:type="dxa"/>
+              <w:right w:w="100" w:type="dxa"/>
+            </w:tcMar>
+          </w:tcPr>
+          <w:p>
+            <w:r>
+              <w:rPr>
+                <w:sz w:val="18"/>
+              </w:rPr>
+              <w:t>$37.500.000</w:t>
+            </w:r>
+          </w:p>
+        </w:tc>
+      </w:tr>
+      <w:tr>
+        <w:tc>
+          <w:tcPr>
+            <w:tcW w:type="dxa" w:w="2810"/>
+            <w:shd w:fill="FFFFFF"/>
+            <w:tcMar>
+              <w:top w:w="100" w:type="dxa"/>
+              <w:bottom w:w="100" w:type="dxa"/>
+              <w:left w:w="100" w:type="dxa"/>
+              <w:right w:w="100" w:type="dxa"/>
+            </w:tcMar>
+          </w:tcPr>
+          <w:p>
+            <w:r>
+              <w:rPr>
+                <w:sz w:val="18"/>
+              </w:rPr>
+              <w:t>Cuota sobre las 20 ha con infestación crítica</w:t>
+            </w:r>
+          </w:p>
+        </w:tc>
+        <w:tc>
+          <w:tcPr>
+            <w:tcW w:type="dxa" w:w="1310"/>
+            <w:shd w:fill="FFFFFF"/>
+            <w:tcMar>
+              <w:top w:w="100" w:type="dxa"/>
+              <w:bottom w:w="100" w:type="dxa"/>
+              <w:left w:w="100" w:type="dxa"/>
+              <w:right w:w="100" w:type="dxa"/>
+            </w:tcMar>
+          </w:tcPr>
+          <w:p>
+            <w:r>
+              <w:rPr>
+                <w:sz w:val="18"/>
+              </w:rPr>
+              <w:t>1,5%</w:t>
+            </w:r>
+          </w:p>
+        </w:tc>
+        <w:tc>
+          <w:tcPr>
+            <w:tcW w:type="dxa" w:w="1310"/>
+            <w:shd w:fill="FFFFFF"/>
+            <w:tcMar>
+              <w:top w:w="100" w:type="dxa"/>
+              <w:bottom w:w="100" w:type="dxa"/>
+              <w:left w:w="100" w:type="dxa"/>
+              <w:right w:w="100" w:type="dxa"/>
+            </w:tcMar>
+          </w:tcPr>
+          <w:p>
+            <w:r>
+              <w:rPr>
+                <w:sz w:val="18"/>
+              </w:rPr>
+              <w:t>5,0%</w:t>
+            </w:r>
+          </w:p>
+        </w:tc>
+        <w:tc>
+          <w:tcPr>
+            <w:tcW w:type="dxa" w:w="1310"/>
+            <w:shd w:fill="FFFFFF"/>
+            <w:tcMar>
+              <w:top w:w="100" w:type="dxa"/>
+              <w:bottom w:w="100" w:type="dxa"/>
+              <w:left w:w="100" w:type="dxa"/>
+              <w:right w:w="100" w:type="dxa"/>
+            </w:tcMar>
+          </w:tcPr>
+          <w:p>
+            <w:r>
+              <w:rPr>
+                <w:sz w:val="18"/>
+              </w:rPr>
+              <w:t>11,0%</w:t>
+            </w:r>
+          </w:p>
+        </w:tc>
+        <w:tc>
+          <w:tcPr>
+            <w:tcW w:type="dxa" w:w="1310"/>
+            <w:shd w:fill="FFFFFF"/>
+            <w:tcMar>
+              <w:top w:w="100" w:type="dxa"/>
+              <w:bottom w:w="100" w:type="dxa"/>
+              <w:left w:w="100" w:type="dxa"/>
+              <w:right w:w="100" w:type="dxa"/>
+            </w:tcMar>
+          </w:tcPr>
+          <w:p>
+            <w:r>
+              <w:rPr>
+                <w:sz w:val="18"/>
+              </w:rPr>
+              <w:t>17,5%</w:t>
+            </w:r>
+          </w:p>
+        </w:tc>
+        <w:tc>
+          <w:tcPr>
+            <w:tcW w:type="dxa" w:w="1310"/>
+            <w:shd w:fill="FFFFFF"/>
             <w:tcMar>
               <w:top w:w="100" w:type="dxa"/>
               <w:bottom w:w="100" w:type="dxa"/>
@@ -4168,7 +5005,7 @@
           <w:color w:val="282828"/>
           <w:sz w:val="22"/>
         </w:rPr>
-        <w:t>Los grandes viveros de La Plata producen entre 15 y 25 millones de plantines anuales. Los 20.000 a 60.000 plantines capturados en Allen representan menos del 0,2% de su facturación nacional, por lo que no tienen incentivo económico para instalar una cámara propia en Río Negro ni bajar precios en la región.</w:t>
+        <w:t>Los grandes viveros de La Plata producen entre 15 y 25 millones de plantines anuales. Los 20.000 a 60.000 plantines capturados en Allen representan menos del 0,2% de su facturación nacional, por lo que no tienen incentivo económico para instalar una cámara propia en Río Negro ni iniciar una baja agresiva de precios en la región.</w:t>
       </w:r>
     </w:p>
     <w:p>
@@ -4221,30 +5058,6 @@
     </w:p>
     <w:p>
       <w:pPr>
-        <w:pStyle w:val="ListBullet"/>
-        <w:spacing w:before="0" w:after="60" w:line="276" w:lineRule="auto"/>
-      </w:pPr>
-      <w:r>
-        <w:rPr>
-          <w:rFonts w:ascii="Calibri" w:hAnsi="Calibri"/>
-          <w:b/>
-          <w:color w:val="1E1E1E"/>
-          <w:sz w:val="22"/>
-        </w:rPr>
-        <w:t xml:space="preserve">Fidelización técnica por integración de servicios. </w:t>
-      </w:r>
-      <w:r>
-        <w:rPr>
-          <w:rFonts w:ascii="Calibri" w:hAnsi="Calibri"/>
-          <w:i w:val="0"/>
-          <w:color w:val="282828"/>
-          <w:sz w:val="22"/>
-        </w:rPr>
-        <w:t>El productor que recibe el muestreo de suelo en otoño, trasplanta Maxifort F1 en primavera y aplica biosolarización en el receso estival mantiene el seguimiento fitosanitario de sus naves con la empresa, elevando la retención anual por encima del 85%.</w:t>
-      </w:r>
-    </w:p>
-    <w:p>
-      <w:pPr>
         <w:keepNext/>
         <w:spacing w:before="280" w:after="80"/>
       </w:pPr>
@@ -4270,7 +5083,7 @@
           <w:color w:val="333333"/>
           <w:sz w:val="22"/>
         </w:rPr>
-        <w:t>1.4.1. Estrategia de producto y posicionamiento</w:t>
+        <w:t>1.4.1. Estrategia de producto, protección del prestigio técnico y posicionamiento</w:t>
       </w:r>
     </w:p>
     <w:p>
@@ -4284,7 +5097,643 @@
           <w:color w:val="282828"/>
           <w:sz w:val="22"/>
         </w:rPr>
-        <w:t>El producto principal es el plantín de tomate injertado sobre pie Maxifort F1 en bandejas de 128 celdas, cicatrizado bajo control automatizado de temperatura y humedad. En la Fase 2 se integra el servicio de diagnóstico nematológico previo al trasplante y la aplicación de orujo ensilado para biosolarizar los lotes con alta carga de patógenos.</w:t>
+        <w:t>El catálogo comercial se organiza en ofertas modulares que pueden contratarse por separado o integradas según la condición sanitaria del lote del cliente:</w:t>
+      </w:r>
+    </w:p>
+    <w:tbl>
+      <w:tblPr>
+        <w:tblW w:type="auto" w:w="0"/>
+        <w:jc w:val="center"/>
+        <w:tblLook w:firstColumn="1" w:firstRow="1" w:lastColumn="0" w:lastRow="0" w:noHBand="0" w:noVBand="1" w:val="04A0"/>
+        <w:tblBorders>
+          <w:top w:val="single" w:sz="4" w:space="0" w:color="D3D3D3"/>
+          <w:bottom w:val="single" w:sz="4" w:space="0" w:color="D3D3D3"/>
+          <w:insideH w:val="single" w:sz="4" w:space="0" w:color="D3D3D3"/>
+          <w:insideV w:val="none"/>
+          <w:left w:val="none"/>
+          <w:right w:val="none"/>
+        </w:tblBorders>
+      </w:tblPr>
+      <w:tblGrid>
+        <w:gridCol w:w="2340"/>
+        <w:gridCol w:w="2340"/>
+        <w:gridCol w:w="2340"/>
+        <w:gridCol w:w="2340"/>
+      </w:tblGrid>
+      <w:tr>
+        <w:tc>
+          <w:tcPr>
+            <w:tcW w:type="dxa" w:w="2340"/>
+            <w:shd w:fill="003366"/>
+            <w:tcMar>
+              <w:top w:w="120" w:type="dxa"/>
+              <w:bottom w:w="120" w:type="dxa"/>
+              <w:left w:w="120" w:type="dxa"/>
+              <w:right w:w="120" w:type="dxa"/>
+            </w:tcMar>
+          </w:tcPr>
+          <w:p>
+            <w:r>
+              <w:rPr>
+                <w:b/>
+                <w:color w:val="FFFFFF"/>
+                <w:sz w:val="19"/>
+              </w:rPr>
+              <w:t>Producto o servicio comercial</w:t>
+            </w:r>
+          </w:p>
+        </w:tc>
+        <w:tc>
+          <w:tcPr>
+            <w:tcW w:type="dxa" w:w="2340"/>
+            <w:shd w:fill="003366"/>
+            <w:tcMar>
+              <w:top w:w="120" w:type="dxa"/>
+              <w:bottom w:w="120" w:type="dxa"/>
+              <w:left w:w="120" w:type="dxa"/>
+              <w:right w:w="120" w:type="dxa"/>
+            </w:tcMar>
+          </w:tcPr>
+          <w:p>
+            <w:r>
+              <w:rPr>
+                <w:b/>
+                <w:color w:val="FFFFFF"/>
+                <w:sz w:val="19"/>
+              </w:rPr>
+              <w:t>Unidad de cobro</w:t>
+            </w:r>
+          </w:p>
+        </w:tc>
+        <w:tc>
+          <w:tcPr>
+            <w:tcW w:type="dxa" w:w="2340"/>
+            <w:shd w:fill="003366"/>
+            <w:tcMar>
+              <w:top w:w="120" w:type="dxa"/>
+              <w:bottom w:w="120" w:type="dxa"/>
+              <w:left w:w="120" w:type="dxa"/>
+              <w:right w:w="120" w:type="dxa"/>
+            </w:tcMar>
+          </w:tcPr>
+          <w:p>
+            <w:r>
+              <w:rPr>
+                <w:b/>
+                <w:color w:val="FFFFFF"/>
+                <w:sz w:val="19"/>
+              </w:rPr>
+              <w:t>Precio comercial en ARS</w:t>
+            </w:r>
+          </w:p>
+        </w:tc>
+        <w:tc>
+          <w:tcPr>
+            <w:tcW w:type="dxa" w:w="2340"/>
+            <w:shd w:fill="003366"/>
+            <w:tcMar>
+              <w:top w:w="120" w:type="dxa"/>
+              <w:bottom w:w="120" w:type="dxa"/>
+              <w:left w:w="120" w:type="dxa"/>
+              <w:right w:w="120" w:type="dxa"/>
+            </w:tcMar>
+          </w:tcPr>
+          <w:p>
+            <w:r>
+              <w:rPr>
+                <w:b/>
+                <w:color w:val="FFFFFF"/>
+                <w:sz w:val="19"/>
+              </w:rPr>
+              <w:t>Condición operativa y alcance</w:t>
+            </w:r>
+          </w:p>
+        </w:tc>
+      </w:tr>
+      <w:tr>
+        <w:tc>
+          <w:tcPr>
+            <w:tcW w:type="dxa" w:w="2340"/>
+            <w:shd w:fill="F9FBFD"/>
+            <w:tcMar>
+              <w:top w:w="100" w:type="dxa"/>
+              <w:bottom w:w="100" w:type="dxa"/>
+              <w:left w:w="100" w:type="dxa"/>
+              <w:right w:w="100" w:type="dxa"/>
+            </w:tcMar>
+          </w:tcPr>
+          <w:p>
+            <w:r>
+              <w:rPr>
+                <w:sz w:val="18"/>
+              </w:rPr>
+              <w:t>Plantín de tomate injertado sobre Maxifort F1</w:t>
+            </w:r>
+          </w:p>
+        </w:tc>
+        <w:tc>
+          <w:tcPr>
+            <w:tcW w:type="dxa" w:w="2340"/>
+            <w:shd w:fill="F9FBFD"/>
+            <w:tcMar>
+              <w:top w:w="100" w:type="dxa"/>
+              <w:bottom w:w="100" w:type="dxa"/>
+              <w:left w:w="100" w:type="dxa"/>
+              <w:right w:w="100" w:type="dxa"/>
+            </w:tcMar>
+          </w:tcPr>
+          <w:p>
+            <w:r>
+              <w:rPr>
+                <w:sz w:val="18"/>
+              </w:rPr>
+              <w:t>Por planta entregada</w:t>
+            </w:r>
+          </w:p>
+        </w:tc>
+        <w:tc>
+          <w:tcPr>
+            <w:tcW w:type="dxa" w:w="2340"/>
+            <w:shd w:fill="F9FBFD"/>
+            <w:tcMar>
+              <w:top w:w="100" w:type="dxa"/>
+              <w:bottom w:w="100" w:type="dxa"/>
+              <w:left w:w="100" w:type="dxa"/>
+              <w:right w:w="100" w:type="dxa"/>
+            </w:tcMar>
+          </w:tcPr>
+          <w:p>
+            <w:r>
+              <w:rPr>
+                <w:sz w:val="18"/>
+              </w:rPr>
+              <w:t>$2.000</w:t>
+            </w:r>
+          </w:p>
+        </w:tc>
+        <w:tc>
+          <w:tcPr>
+            <w:tcW w:type="dxa" w:w="2340"/>
+            <w:shd w:fill="F9FBFD"/>
+            <w:tcMar>
+              <w:top w:w="100" w:type="dxa"/>
+              <w:bottom w:w="100" w:type="dxa"/>
+              <w:left w:w="100" w:type="dxa"/>
+              <w:right w:w="100" w:type="dxa"/>
+            </w:tcMar>
+          </w:tcPr>
+          <w:p>
+            <w:r>
+              <w:rPr>
+                <w:sz w:val="18"/>
+              </w:rPr>
+              <w:t>Producto tractor en bandeja de 128 celdas con seña del 40%.</w:t>
+            </w:r>
+          </w:p>
+        </w:tc>
+      </w:tr>
+      <w:tr>
+        <w:tc>
+          <w:tcPr>
+            <w:tcW w:type="dxa" w:w="2340"/>
+            <w:shd w:fill="FFFFFF"/>
+            <w:tcMar>
+              <w:top w:w="100" w:type="dxa"/>
+              <w:bottom w:w="100" w:type="dxa"/>
+              <w:left w:w="100" w:type="dxa"/>
+              <w:right w:w="100" w:type="dxa"/>
+            </w:tcMar>
+          </w:tcPr>
+          <w:p>
+            <w:r>
+              <w:rPr>
+                <w:sz w:val="18"/>
+              </w:rPr>
+              <w:t>Plantín de pimiento injertado sobre Robusto</w:t>
+            </w:r>
+          </w:p>
+        </w:tc>
+        <w:tc>
+          <w:tcPr>
+            <w:tcW w:type="dxa" w:w="2340"/>
+            <w:shd w:fill="FFFFFF"/>
+            <w:tcMar>
+              <w:top w:w="100" w:type="dxa"/>
+              <w:bottom w:w="100" w:type="dxa"/>
+              <w:left w:w="100" w:type="dxa"/>
+              <w:right w:w="100" w:type="dxa"/>
+            </w:tcMar>
+          </w:tcPr>
+          <w:p>
+            <w:r>
+              <w:rPr>
+                <w:sz w:val="18"/>
+              </w:rPr>
+              <w:t>Por planta entregada</w:t>
+            </w:r>
+          </w:p>
+        </w:tc>
+        <w:tc>
+          <w:tcPr>
+            <w:tcW w:type="dxa" w:w="2340"/>
+            <w:shd w:fill="FFFFFF"/>
+            <w:tcMar>
+              <w:top w:w="100" w:type="dxa"/>
+              <w:bottom w:w="100" w:type="dxa"/>
+              <w:left w:w="100" w:type="dxa"/>
+              <w:right w:w="100" w:type="dxa"/>
+            </w:tcMar>
+          </w:tcPr>
+          <w:p>
+            <w:r>
+              <w:rPr>
+                <w:sz w:val="18"/>
+              </w:rPr>
+              <w:t>$2.500</w:t>
+            </w:r>
+          </w:p>
+        </w:tc>
+        <w:tc>
+          <w:tcPr>
+            <w:tcW w:type="dxa" w:w="2340"/>
+            <w:shd w:fill="FFFFFF"/>
+            <w:tcMar>
+              <w:top w:w="100" w:type="dxa"/>
+              <w:bottom w:w="100" w:type="dxa"/>
+              <w:left w:w="100" w:type="dxa"/>
+              <w:right w:w="100" w:type="dxa"/>
+            </w:tcMar>
+          </w:tcPr>
+          <w:p>
+            <w:r>
+              <w:rPr>
+                <w:sz w:val="18"/>
+              </w:rPr>
+              <w:t>Lotes acotados en año 1 y escala comercial desde el año 2.</w:t>
+            </w:r>
+          </w:p>
+        </w:tc>
+      </w:tr>
+      <w:tr>
+        <w:tc>
+          <w:tcPr>
+            <w:tcW w:type="dxa" w:w="2340"/>
+            <w:shd w:fill="F9FBFD"/>
+            <w:tcMar>
+              <w:top w:w="100" w:type="dxa"/>
+              <w:bottom w:w="100" w:type="dxa"/>
+              <w:left w:w="100" w:type="dxa"/>
+              <w:right w:w="100" w:type="dxa"/>
+            </w:tcMar>
+          </w:tcPr>
+          <w:p>
+            <w:r>
+              <w:rPr>
+                <w:sz w:val="18"/>
+              </w:rPr>
+              <w:t>Plantín de berenjena injertada sobre Maxifort F1</w:t>
+            </w:r>
+          </w:p>
+        </w:tc>
+        <w:tc>
+          <w:tcPr>
+            <w:tcW w:type="dxa" w:w="2340"/>
+            <w:shd w:fill="F9FBFD"/>
+            <w:tcMar>
+              <w:top w:w="100" w:type="dxa"/>
+              <w:bottom w:w="100" w:type="dxa"/>
+              <w:left w:w="100" w:type="dxa"/>
+              <w:right w:w="100" w:type="dxa"/>
+            </w:tcMar>
+          </w:tcPr>
+          <w:p>
+            <w:r>
+              <w:rPr>
+                <w:sz w:val="18"/>
+              </w:rPr>
+              <w:t>Por planta entregada</w:t>
+            </w:r>
+          </w:p>
+        </w:tc>
+        <w:tc>
+          <w:tcPr>
+            <w:tcW w:type="dxa" w:w="2340"/>
+            <w:shd w:fill="F9FBFD"/>
+            <w:tcMar>
+              <w:top w:w="100" w:type="dxa"/>
+              <w:bottom w:w="100" w:type="dxa"/>
+              <w:left w:w="100" w:type="dxa"/>
+              <w:right w:w="100" w:type="dxa"/>
+            </w:tcMar>
+          </w:tcPr>
+          <w:p>
+            <w:r>
+              <w:rPr>
+                <w:sz w:val="18"/>
+              </w:rPr>
+              <w:t>$2.250</w:t>
+            </w:r>
+          </w:p>
+        </w:tc>
+        <w:tc>
+          <w:tcPr>
+            <w:tcW w:type="dxa" w:w="2340"/>
+            <w:shd w:fill="F9FBFD"/>
+            <w:tcMar>
+              <w:top w:w="100" w:type="dxa"/>
+              <w:bottom w:w="100" w:type="dxa"/>
+              <w:left w:w="100" w:type="dxa"/>
+              <w:right w:w="100" w:type="dxa"/>
+            </w:tcMar>
+          </w:tcPr>
+          <w:p>
+            <w:r>
+              <w:rPr>
+                <w:sz w:val="18"/>
+              </w:rPr>
+              <w:t>Producción a pedido con reserva de 55 días antes de trasplante.</w:t>
+            </w:r>
+          </w:p>
+        </w:tc>
+      </w:tr>
+      <w:tr>
+        <w:tc>
+          <w:tcPr>
+            <w:tcW w:type="dxa" w:w="2340"/>
+            <w:shd w:fill="FFFFFF"/>
+            <w:tcMar>
+              <w:top w:w="100" w:type="dxa"/>
+              <w:bottom w:w="100" w:type="dxa"/>
+              <w:left w:w="100" w:type="dxa"/>
+              <w:right w:w="100" w:type="dxa"/>
+            </w:tcMar>
+          </w:tcPr>
+          <w:p>
+            <w:r>
+              <w:rPr>
+                <w:sz w:val="18"/>
+              </w:rPr>
+              <w:t>Servicio de injerto con semilla del cliente</w:t>
+            </w:r>
+          </w:p>
+        </w:tc>
+        <w:tc>
+          <w:tcPr>
+            <w:tcW w:type="dxa" w:w="2340"/>
+            <w:shd w:fill="FFFFFF"/>
+            <w:tcMar>
+              <w:top w:w="100" w:type="dxa"/>
+              <w:bottom w:w="100" w:type="dxa"/>
+              <w:left w:w="100" w:type="dxa"/>
+              <w:right w:w="100" w:type="dxa"/>
+            </w:tcMar>
+          </w:tcPr>
+          <w:p>
+            <w:r>
+              <w:rPr>
+                <w:sz w:val="18"/>
+              </w:rPr>
+              <w:t>Por planta entregada</w:t>
+            </w:r>
+          </w:p>
+        </w:tc>
+        <w:tc>
+          <w:tcPr>
+            <w:tcW w:type="dxa" w:w="2340"/>
+            <w:shd w:fill="FFFFFF"/>
+            <w:tcMar>
+              <w:top w:w="100" w:type="dxa"/>
+              <w:bottom w:w="100" w:type="dxa"/>
+              <w:left w:w="100" w:type="dxa"/>
+              <w:right w:w="100" w:type="dxa"/>
+            </w:tcMar>
+          </w:tcPr>
+          <w:p>
+            <w:r>
+              <w:rPr>
+                <w:sz w:val="18"/>
+              </w:rPr>
+              <w:t>$1.500</w:t>
+            </w:r>
+          </w:p>
+        </w:tc>
+        <w:tc>
+          <w:tcPr>
+            <w:tcW w:type="dxa" w:w="2340"/>
+            <w:shd w:fill="FFFFFF"/>
+            <w:tcMar>
+              <w:top w:w="100" w:type="dxa"/>
+              <w:bottom w:w="100" w:type="dxa"/>
+              <w:left w:w="100" w:type="dxa"/>
+              <w:right w:w="100" w:type="dxa"/>
+            </w:tcMar>
+          </w:tcPr>
+          <w:p>
+            <w:r>
+              <w:rPr>
+                <w:sz w:val="18"/>
+              </w:rPr>
+              <w:t>Descuenta la semilla comercial aportada por el productor.</w:t>
+            </w:r>
+          </w:p>
+        </w:tc>
+      </w:tr>
+      <w:tr>
+        <w:tc>
+          <w:tcPr>
+            <w:tcW w:type="dxa" w:w="2340"/>
+            <w:shd w:fill="F9FBFD"/>
+            <w:tcMar>
+              <w:top w:w="100" w:type="dxa"/>
+              <w:bottom w:w="100" w:type="dxa"/>
+              <w:left w:w="100" w:type="dxa"/>
+              <w:right w:w="100" w:type="dxa"/>
+            </w:tcMar>
+          </w:tcPr>
+          <w:p>
+            <w:r>
+              <w:rPr>
+                <w:sz w:val="18"/>
+              </w:rPr>
+              <w:t>Diagnóstico nematológico y plan sanitario</w:t>
+            </w:r>
+          </w:p>
+        </w:tc>
+        <w:tc>
+          <w:tcPr>
+            <w:tcW w:type="dxa" w:w="2340"/>
+            <w:shd w:fill="F9FBFD"/>
+            <w:tcMar>
+              <w:top w:w="100" w:type="dxa"/>
+              <w:bottom w:w="100" w:type="dxa"/>
+              <w:left w:w="100" w:type="dxa"/>
+              <w:right w:w="100" w:type="dxa"/>
+            </w:tcMar>
+          </w:tcPr>
+          <w:p>
+            <w:r>
+              <w:rPr>
+                <w:sz w:val="18"/>
+              </w:rPr>
+              <w:t>Por lote muestreado</w:t>
+            </w:r>
+          </w:p>
+        </w:tc>
+        <w:tc>
+          <w:tcPr>
+            <w:tcW w:type="dxa" w:w="2340"/>
+            <w:shd w:fill="F9FBFD"/>
+            <w:tcMar>
+              <w:top w:w="100" w:type="dxa"/>
+              <w:bottom w:w="100" w:type="dxa"/>
+              <w:left w:w="100" w:type="dxa"/>
+              <w:right w:w="100" w:type="dxa"/>
+            </w:tcMar>
+          </w:tcPr>
+          <w:p>
+            <w:r>
+              <w:rPr>
+                <w:sz w:val="18"/>
+              </w:rPr>
+              <w:t>$250.000</w:t>
+            </w:r>
+          </w:p>
+        </w:tc>
+        <w:tc>
+          <w:tcPr>
+            <w:tcW w:type="dxa" w:w="2340"/>
+            <w:shd w:fill="F9FBFD"/>
+            <w:tcMar>
+              <w:top w:w="100" w:type="dxa"/>
+              <w:bottom w:w="100" w:type="dxa"/>
+              <w:left w:w="100" w:type="dxa"/>
+              <w:right w:w="100" w:type="dxa"/>
+            </w:tcMar>
+          </w:tcPr>
+          <w:p>
+            <w:r>
+              <w:rPr>
+                <w:sz w:val="18"/>
+              </w:rPr>
+              <w:t>Bonificado al 100% cuando el productor firma preventa de plantines.</w:t>
+            </w:r>
+          </w:p>
+        </w:tc>
+      </w:tr>
+      <w:tr>
+        <w:tc>
+          <w:tcPr>
+            <w:tcW w:type="dxa" w:w="2340"/>
+            <w:shd w:fill="FFFFFF"/>
+            <w:tcMar>
+              <w:top w:w="100" w:type="dxa"/>
+              <w:bottom w:w="100" w:type="dxa"/>
+              <w:left w:w="100" w:type="dxa"/>
+              <w:right w:w="100" w:type="dxa"/>
+            </w:tcMar>
+          </w:tcPr>
+          <w:p>
+            <w:r>
+              <w:rPr>
+                <w:sz w:val="18"/>
+              </w:rPr>
+              <w:t>Servicio de biosolarización con orujo en Fase 2</w:t>
+            </w:r>
+          </w:p>
+        </w:tc>
+        <w:tc>
+          <w:tcPr>
+            <w:tcW w:type="dxa" w:w="2340"/>
+            <w:shd w:fill="FFFFFF"/>
+            <w:tcMar>
+              <w:top w:w="100" w:type="dxa"/>
+              <w:bottom w:w="100" w:type="dxa"/>
+              <w:left w:w="100" w:type="dxa"/>
+              <w:right w:w="100" w:type="dxa"/>
+            </w:tcMar>
+          </w:tcPr>
+          <w:p>
+            <w:r>
+              <w:rPr>
+                <w:sz w:val="18"/>
+              </w:rPr>
+              <w:t>Por m² tratado</w:t>
+            </w:r>
+          </w:p>
+        </w:tc>
+        <w:tc>
+          <w:tcPr>
+            <w:tcW w:type="dxa" w:w="2340"/>
+            <w:shd w:fill="FFFFFF"/>
+            <w:tcMar>
+              <w:top w:w="100" w:type="dxa"/>
+              <w:bottom w:w="100" w:type="dxa"/>
+              <w:left w:w="100" w:type="dxa"/>
+              <w:right w:w="100" w:type="dxa"/>
+            </w:tcMar>
+          </w:tcPr>
+          <w:p>
+            <w:r>
+              <w:rPr>
+                <w:sz w:val="18"/>
+              </w:rPr>
+              <w:t>$750</w:t>
+            </w:r>
+          </w:p>
+        </w:tc>
+        <w:tc>
+          <w:tcPr>
+            <w:tcW w:type="dxa" w:w="2340"/>
+            <w:shd w:fill="FFFFFF"/>
+            <w:tcMar>
+              <w:top w:w="100" w:type="dxa"/>
+              <w:bottom w:w="100" w:type="dxa"/>
+              <w:left w:w="100" w:type="dxa"/>
+              <w:right w:w="100" w:type="dxa"/>
+            </w:tcMar>
+          </w:tcPr>
+          <w:p>
+            <w:r>
+              <w:rPr>
+                <w:sz w:val="18"/>
+              </w:rPr>
+              <w:t>Incluye orujo ensilado, aplicación, film y monitoreo térmico.</w:t>
+            </w:r>
+          </w:p>
+        </w:tc>
+      </w:tr>
+    </w:tbl>
+    <w:p>
+      <w:pPr>
+        <w:spacing w:after="80"/>
+      </w:pPr>
+    </w:p>
+    <w:p>
+      <w:pPr>
+        <w:spacing w:before="0" w:after="120" w:line="276" w:lineRule="auto"/>
+      </w:pPr>
+      <w:r>
+        <w:rPr>
+          <w:rFonts w:ascii="Calibri" w:hAnsi="Calibri"/>
+          <w:i w:val="0"/>
+          <w:color w:val="282828"/>
+          <w:sz w:val="22"/>
+        </w:rPr>
+        <w:t>El muestreo de suelo previo a la venta cumple una función de resguardo del prestigio comercial del plantín. Cuando un productor paga $2.000 ARS por un plantín injertado frente a los $1.000 ARS que cuesta un plantín común franco, exige una respuesta productiva superior. Si el vivero entregara el plantín a ciegas en un lote con toxicidad salina, exceso de hongos vasculares o carga extrema de nematodos sin diagnosticar, el cultivo no alcanzaría el rinde esperado y el comprador atribuiría el fracaso a la calidad del injerto.</w:t>
+      </w:r>
+    </w:p>
+    <w:p>
+      <w:pPr>
+        <w:spacing w:before="0" w:after="120" w:line="276" w:lineRule="auto"/>
+      </w:pPr>
+      <w:r>
+        <w:rPr>
+          <w:rFonts w:ascii="Calibri" w:hAnsi="Calibri"/>
+          <w:i w:val="0"/>
+          <w:color w:val="282828"/>
+          <w:sz w:val="22"/>
+        </w:rPr>
+        <w:t>Por eso el agrónomo comercial analiza el suelo antes de tomar el pedido e informa por escrito al productor qué rinde estimado obtendrá en ese terreno con el plantín injertado solo y qué mejora adicional alcanzará si contrata el tratamiento de suelo de Fase 2. Si el productor opta por comprar únicamente los plantines, conoce de antemano el techo productivo de su suelo sin que se le revele la formulación específica de enmiendas del protocolo de Fase 2.</w:t>
       </w:r>
     </w:p>
     <w:p>
@@ -4299,7 +5748,7 @@
           <w:color w:val="333333"/>
           <w:sz w:val="22"/>
         </w:rPr>
-        <w:t>1.4.2. Estrategia de precios</w:t>
+        <w:t>1.4.2. Estrategia de precios y retorno económico para el productor</w:t>
       </w:r>
     </w:p>
     <w:p>
@@ -4313,8 +5762,616 @@
           <w:color w:val="282828"/>
           <w:sz w:val="22"/>
         </w:rPr>
-        <w:t>El precio de venta es de $2.000 ARS por plantín injertado puesto en finca. Al conducir la planta a dos tallos, el productor implanta 5.000 plantines por hectárea en lugar de los 10.000 plantines francos convencionales. De este modo iguala el gasto de implantación en $10.000.000 ARS por hectárea y obtiene un incremento de rinde superior al 50% en suelos con presencia de nematodos. Frente a los $2.450 a $2.600 ARS que cuesta traer el plantín desde Mendoza o La Plata con flete incluido, el precio local reduce un 20% el desembolso por planta.</w:t>
+        <w:t>En tomate bajo cubierta, el vigor radicular del portainjerto Maxifort F1 permite conducir cada planta a dos ejes principales en lugar de uno, reduciendo la densidad de plantación de 2,5 a 1,25 plantas por metro cuadrado [S5][S26]. Esta práctica neutraliza por completo el mayor precio unitario del plantín injertado desde el día de la implantación:</w:t>
       </w:r>
+    </w:p>
+    <w:tbl>
+      <w:tblPr>
+        <w:tblW w:type="auto" w:w="0"/>
+        <w:jc w:val="center"/>
+        <w:tblLook w:firstColumn="1" w:firstRow="1" w:lastColumn="0" w:lastRow="0" w:noHBand="0" w:noVBand="1" w:val="04A0"/>
+        <w:tblBorders>
+          <w:top w:val="single" w:sz="4" w:space="0" w:color="D3D3D3"/>
+          <w:bottom w:val="single" w:sz="4" w:space="0" w:color="D3D3D3"/>
+          <w:insideH w:val="single" w:sz="4" w:space="0" w:color="D3D3D3"/>
+          <w:insideV w:val="none"/>
+          <w:left w:val="none"/>
+          <w:right w:val="none"/>
+        </w:tblBorders>
+      </w:tblPr>
+      <w:tblGrid>
+        <w:gridCol w:w="2340"/>
+        <w:gridCol w:w="2340"/>
+        <w:gridCol w:w="2340"/>
+        <w:gridCol w:w="2340"/>
+      </w:tblGrid>
+      <w:tr>
+        <w:tc>
+          <w:tcPr>
+            <w:tcW w:type="dxa" w:w="2340"/>
+            <w:shd w:fill="003366"/>
+            <w:tcMar>
+              <w:top w:w="120" w:type="dxa"/>
+              <w:bottom w:w="120" w:type="dxa"/>
+              <w:left w:w="120" w:type="dxa"/>
+              <w:right w:w="120" w:type="dxa"/>
+            </w:tcMar>
+          </w:tcPr>
+          <w:p>
+            <w:r>
+              <w:rPr>
+                <w:b/>
+                <w:color w:val="FFFFFF"/>
+                <w:sz w:val="19"/>
+              </w:rPr>
+              <w:t>Variable productiva en invernadero</w:t>
+            </w:r>
+          </w:p>
+        </w:tc>
+        <w:tc>
+          <w:tcPr>
+            <w:tcW w:type="dxa" w:w="2340"/>
+            <w:shd w:fill="003366"/>
+            <w:tcMar>
+              <w:top w:w="120" w:type="dxa"/>
+              <w:bottom w:w="120" w:type="dxa"/>
+              <w:left w:w="120" w:type="dxa"/>
+              <w:right w:w="120" w:type="dxa"/>
+            </w:tcMar>
+          </w:tcPr>
+          <w:p>
+            <w:r>
+              <w:rPr>
+                <w:b/>
+                <w:color w:val="FFFFFF"/>
+                <w:sz w:val="19"/>
+              </w:rPr>
+              <w:t>Plantín común franco</w:t>
+            </w:r>
+          </w:p>
+        </w:tc>
+        <w:tc>
+          <w:tcPr>
+            <w:tcW w:type="dxa" w:w="2340"/>
+            <w:shd w:fill="003366"/>
+            <w:tcMar>
+              <w:top w:w="120" w:type="dxa"/>
+              <w:bottom w:w="120" w:type="dxa"/>
+              <w:left w:w="120" w:type="dxa"/>
+              <w:right w:w="120" w:type="dxa"/>
+            </w:tcMar>
+          </w:tcPr>
+          <w:p>
+            <w:r>
+              <w:rPr>
+                <w:b/>
+                <w:color w:val="FFFFFF"/>
+                <w:sz w:val="19"/>
+              </w:rPr>
+              <w:t>Plantín injertado local</w:t>
+            </w:r>
+          </w:p>
+        </w:tc>
+        <w:tc>
+          <w:tcPr>
+            <w:tcW w:type="dxa" w:w="2340"/>
+            <w:shd w:fill="003366"/>
+            <w:tcMar>
+              <w:top w:w="120" w:type="dxa"/>
+              <w:bottom w:w="120" w:type="dxa"/>
+              <w:left w:w="120" w:type="dxa"/>
+              <w:right w:w="120" w:type="dxa"/>
+            </w:tcMar>
+          </w:tcPr>
+          <w:p>
+            <w:r>
+              <w:rPr>
+                <w:b/>
+                <w:color w:val="FFFFFF"/>
+                <w:sz w:val="19"/>
+              </w:rPr>
+              <w:t>Impacto directo para el productor</w:t>
+            </w:r>
+          </w:p>
+        </w:tc>
+      </w:tr>
+      <w:tr>
+        <w:tc>
+          <w:tcPr>
+            <w:tcW w:type="dxa" w:w="2340"/>
+            <w:shd w:fill="F9FBFD"/>
+            <w:tcMar>
+              <w:top w:w="100" w:type="dxa"/>
+              <w:bottom w:w="100" w:type="dxa"/>
+              <w:left w:w="100" w:type="dxa"/>
+              <w:right w:w="100" w:type="dxa"/>
+            </w:tcMar>
+          </w:tcPr>
+          <w:p>
+            <w:r>
+              <w:rPr>
+                <w:sz w:val="18"/>
+              </w:rPr>
+              <w:t>Densidad de plantación en finca</w:t>
+            </w:r>
+          </w:p>
+        </w:tc>
+        <w:tc>
+          <w:tcPr>
+            <w:tcW w:type="dxa" w:w="2340"/>
+            <w:shd w:fill="F9FBFD"/>
+            <w:tcMar>
+              <w:top w:w="100" w:type="dxa"/>
+              <w:bottom w:w="100" w:type="dxa"/>
+              <w:left w:w="100" w:type="dxa"/>
+              <w:right w:w="100" w:type="dxa"/>
+            </w:tcMar>
+          </w:tcPr>
+          <w:p>
+            <w:r>
+              <w:rPr>
+                <w:sz w:val="18"/>
+              </w:rPr>
+              <w:t>2,5 plantas/m² a 1 guía, 25.000 plantas/ha o 10.000 en marco amplio</w:t>
+            </w:r>
+          </w:p>
+        </w:tc>
+        <w:tc>
+          <w:tcPr>
+            <w:tcW w:type="dxa" w:w="2340"/>
+            <w:shd w:fill="F9FBFD"/>
+            <w:tcMar>
+              <w:top w:w="100" w:type="dxa"/>
+              <w:bottom w:w="100" w:type="dxa"/>
+              <w:left w:w="100" w:type="dxa"/>
+              <w:right w:w="100" w:type="dxa"/>
+            </w:tcMar>
+          </w:tcPr>
+          <w:p>
+            <w:r>
+              <w:rPr>
+                <w:sz w:val="18"/>
+              </w:rPr>
+              <w:t>1,25 plantas/m² a 2 guías, 12.500 plantas/ha o 5.000 en marco amplio</w:t>
+            </w:r>
+          </w:p>
+        </w:tc>
+        <w:tc>
+          <w:tcPr>
+            <w:tcW w:type="dxa" w:w="2340"/>
+            <w:shd w:fill="F9FBFD"/>
+            <w:tcMar>
+              <w:top w:w="100" w:type="dxa"/>
+              <w:bottom w:w="100" w:type="dxa"/>
+              <w:left w:w="100" w:type="dxa"/>
+              <w:right w:w="100" w:type="dxa"/>
+            </w:tcMar>
+          </w:tcPr>
+          <w:p>
+            <w:r>
+              <w:rPr>
+                <w:sz w:val="18"/>
+              </w:rPr>
+              <w:t>Reducción del 50% en la cantidad de plantas requeridas por nave.</w:t>
+            </w:r>
+          </w:p>
+        </w:tc>
+      </w:tr>
+      <w:tr>
+        <w:tc>
+          <w:tcPr>
+            <w:tcW w:type="dxa" w:w="2340"/>
+            <w:shd w:fill="FFFFFF"/>
+            <w:tcMar>
+              <w:top w:w="100" w:type="dxa"/>
+              <w:bottom w:w="100" w:type="dxa"/>
+              <w:left w:w="100" w:type="dxa"/>
+              <w:right w:w="100" w:type="dxa"/>
+            </w:tcMar>
+          </w:tcPr>
+          <w:p>
+            <w:r>
+              <w:rPr>
+                <w:sz w:val="18"/>
+              </w:rPr>
+              <w:t>Precio unitario por plantín entregado</w:t>
+            </w:r>
+          </w:p>
+        </w:tc>
+        <w:tc>
+          <w:tcPr>
+            <w:tcW w:type="dxa" w:w="2340"/>
+            <w:shd w:fill="FFFFFF"/>
+            <w:tcMar>
+              <w:top w:w="100" w:type="dxa"/>
+              <w:bottom w:w="100" w:type="dxa"/>
+              <w:left w:w="100" w:type="dxa"/>
+              <w:right w:w="100" w:type="dxa"/>
+            </w:tcMar>
+          </w:tcPr>
+          <w:p>
+            <w:r>
+              <w:rPr>
+                <w:sz w:val="18"/>
+              </w:rPr>
+              <w:t>$1.000 ARS por planta</w:t>
+            </w:r>
+          </w:p>
+        </w:tc>
+        <w:tc>
+          <w:tcPr>
+            <w:tcW w:type="dxa" w:w="2340"/>
+            <w:shd w:fill="FFFFFF"/>
+            <w:tcMar>
+              <w:top w:w="100" w:type="dxa"/>
+              <w:bottom w:w="100" w:type="dxa"/>
+              <w:left w:w="100" w:type="dxa"/>
+              <w:right w:w="100" w:type="dxa"/>
+            </w:tcMar>
+          </w:tcPr>
+          <w:p>
+            <w:r>
+              <w:rPr>
+                <w:sz w:val="18"/>
+              </w:rPr>
+              <w:t>$2.000 ARS por planta</w:t>
+            </w:r>
+          </w:p>
+        </w:tc>
+        <w:tc>
+          <w:tcPr>
+            <w:tcW w:type="dxa" w:w="2340"/>
+            <w:shd w:fill="FFFFFF"/>
+            <w:tcMar>
+              <w:top w:w="100" w:type="dxa"/>
+              <w:bottom w:w="100" w:type="dxa"/>
+              <w:left w:w="100" w:type="dxa"/>
+              <w:right w:w="100" w:type="dxa"/>
+            </w:tcMar>
+          </w:tcPr>
+          <w:p>
+            <w:r>
+              <w:rPr>
+                <w:sz w:val="18"/>
+              </w:rPr>
+              <w:t>Ahorro del 20% frente a los $2.500 ARS del injerto traído de Mendoza.</w:t>
+            </w:r>
+          </w:p>
+        </w:tc>
+      </w:tr>
+      <w:tr>
+        <w:tc>
+          <w:tcPr>
+            <w:tcW w:type="dxa" w:w="2340"/>
+            <w:shd w:fill="F9FBFD"/>
+            <w:tcMar>
+              <w:top w:w="100" w:type="dxa"/>
+              <w:bottom w:w="100" w:type="dxa"/>
+              <w:left w:w="100" w:type="dxa"/>
+              <w:right w:w="100" w:type="dxa"/>
+            </w:tcMar>
+          </w:tcPr>
+          <w:p>
+            <w:r>
+              <w:rPr>
+                <w:sz w:val="18"/>
+              </w:rPr>
+              <w:t>Costo de implantación por metro cuadrado</w:t>
+            </w:r>
+          </w:p>
+        </w:tc>
+        <w:tc>
+          <w:tcPr>
+            <w:tcW w:type="dxa" w:w="2340"/>
+            <w:shd w:fill="F9FBFD"/>
+            <w:tcMar>
+              <w:top w:w="100" w:type="dxa"/>
+              <w:bottom w:w="100" w:type="dxa"/>
+              <w:left w:w="100" w:type="dxa"/>
+              <w:right w:w="100" w:type="dxa"/>
+            </w:tcMar>
+          </w:tcPr>
+          <w:p>
+            <w:r>
+              <w:rPr>
+                <w:sz w:val="18"/>
+              </w:rPr>
+              <w:t>$2.500 ARS/m²</w:t>
+            </w:r>
+          </w:p>
+        </w:tc>
+        <w:tc>
+          <w:tcPr>
+            <w:tcW w:type="dxa" w:w="2340"/>
+            <w:shd w:fill="F9FBFD"/>
+            <w:tcMar>
+              <w:top w:w="100" w:type="dxa"/>
+              <w:bottom w:w="100" w:type="dxa"/>
+              <w:left w:w="100" w:type="dxa"/>
+              <w:right w:w="100" w:type="dxa"/>
+            </w:tcMar>
+          </w:tcPr>
+          <w:p>
+            <w:r>
+              <w:rPr>
+                <w:sz w:val="18"/>
+              </w:rPr>
+              <w:t>$2.500 ARS/m²</w:t>
+            </w:r>
+          </w:p>
+        </w:tc>
+        <w:tc>
+          <w:tcPr>
+            <w:tcW w:type="dxa" w:w="2340"/>
+            <w:shd w:fill="F9FBFD"/>
+            <w:tcMar>
+              <w:top w:w="100" w:type="dxa"/>
+              <w:bottom w:w="100" w:type="dxa"/>
+              <w:left w:w="100" w:type="dxa"/>
+              <w:right w:w="100" w:type="dxa"/>
+            </w:tcMar>
+          </w:tcPr>
+          <w:p>
+            <w:r>
+              <w:rPr>
+                <w:sz w:val="18"/>
+              </w:rPr>
+              <w:t>Sobrecosto inicial de implantación nulo, $0 ARS por m².</w:t>
+            </w:r>
+          </w:p>
+        </w:tc>
+      </w:tr>
+      <w:tr>
+        <w:tc>
+          <w:tcPr>
+            <w:tcW w:type="dxa" w:w="2340"/>
+            <w:shd w:fill="FFFFFF"/>
+            <w:tcMar>
+              <w:top w:w="100" w:type="dxa"/>
+              <w:bottom w:w="100" w:type="dxa"/>
+              <w:left w:w="100" w:type="dxa"/>
+              <w:right w:w="100" w:type="dxa"/>
+            </w:tcMar>
+          </w:tcPr>
+          <w:p>
+            <w:r>
+              <w:rPr>
+                <w:sz w:val="18"/>
+              </w:rPr>
+              <w:t>Rendimiento en suelo infestado con nematodos</w:t>
+            </w:r>
+          </w:p>
+        </w:tc>
+        <w:tc>
+          <w:tcPr>
+            <w:tcW w:type="dxa" w:w="2340"/>
+            <w:shd w:fill="FFFFFF"/>
+            <w:tcMar>
+              <w:top w:w="100" w:type="dxa"/>
+              <w:bottom w:w="100" w:type="dxa"/>
+              <w:left w:w="100" w:type="dxa"/>
+              <w:right w:w="100" w:type="dxa"/>
+            </w:tcMar>
+          </w:tcPr>
+          <w:p>
+            <w:r>
+              <w:rPr>
+                <w:sz w:val="18"/>
+              </w:rPr>
+              <w:t>8,0 kg/m², 80 tn/ha</w:t>
+            </w:r>
+          </w:p>
+        </w:tc>
+        <w:tc>
+          <w:tcPr>
+            <w:tcW w:type="dxa" w:w="2340"/>
+            <w:shd w:fill="FFFFFF"/>
+            <w:tcMar>
+              <w:top w:w="100" w:type="dxa"/>
+              <w:bottom w:w="100" w:type="dxa"/>
+              <w:left w:w="100" w:type="dxa"/>
+              <w:right w:w="100" w:type="dxa"/>
+            </w:tcMar>
+          </w:tcPr>
+          <w:p>
+            <w:r>
+              <w:rPr>
+                <w:sz w:val="18"/>
+              </w:rPr>
+              <w:t>11,2 kg/m², +40% de rinde por tolerancia radicular [S5][S26]</w:t>
+            </w:r>
+          </w:p>
+        </w:tc>
+        <w:tc>
+          <w:tcPr>
+            <w:tcW w:type="dxa" w:w="2340"/>
+            <w:shd w:fill="FFFFFF"/>
+            <w:tcMar>
+              <w:top w:w="100" w:type="dxa"/>
+              <w:bottom w:w="100" w:type="dxa"/>
+              <w:left w:w="100" w:type="dxa"/>
+              <w:right w:w="100" w:type="dxa"/>
+            </w:tcMar>
+          </w:tcPr>
+          <w:p>
+            <w:r>
+              <w:rPr>
+                <w:sz w:val="18"/>
+              </w:rPr>
+              <w:t>Cosecha adicional de 3,2 kg/m² sin frenar el ciclo por agallas.</w:t>
+            </w:r>
+          </w:p>
+        </w:tc>
+      </w:tr>
+      <w:tr>
+        <w:tc>
+          <w:tcPr>
+            <w:tcW w:type="dxa" w:w="2340"/>
+            <w:shd w:fill="F9FBFD"/>
+            <w:tcMar>
+              <w:top w:w="100" w:type="dxa"/>
+              <w:bottom w:w="100" w:type="dxa"/>
+              <w:left w:w="100" w:type="dxa"/>
+              <w:right w:w="100" w:type="dxa"/>
+            </w:tcMar>
+          </w:tcPr>
+          <w:p>
+            <w:r>
+              <w:rPr>
+                <w:sz w:val="18"/>
+              </w:rPr>
+              <w:t>Ingreso bruto con tomate mayorista a $500 ARS/kg</w:t>
+            </w:r>
+          </w:p>
+        </w:tc>
+        <w:tc>
+          <w:tcPr>
+            <w:tcW w:type="dxa" w:w="2340"/>
+            <w:shd w:fill="F9FBFD"/>
+            <w:tcMar>
+              <w:top w:w="100" w:type="dxa"/>
+              <w:bottom w:w="100" w:type="dxa"/>
+              <w:left w:w="100" w:type="dxa"/>
+              <w:right w:w="100" w:type="dxa"/>
+            </w:tcMar>
+          </w:tcPr>
+          <w:p>
+            <w:r>
+              <w:rPr>
+                <w:sz w:val="18"/>
+              </w:rPr>
+              <w:t>$4.000 ARS/m²</w:t>
+            </w:r>
+          </w:p>
+        </w:tc>
+        <w:tc>
+          <w:tcPr>
+            <w:tcW w:type="dxa" w:w="2340"/>
+            <w:shd w:fill="F9FBFD"/>
+            <w:tcMar>
+              <w:top w:w="100" w:type="dxa"/>
+              <w:bottom w:w="100" w:type="dxa"/>
+              <w:left w:w="100" w:type="dxa"/>
+              <w:right w:w="100" w:type="dxa"/>
+            </w:tcMar>
+          </w:tcPr>
+          <w:p>
+            <w:r>
+              <w:rPr>
+                <w:sz w:val="18"/>
+              </w:rPr>
+              <w:t>$5.600 ARS/m²</w:t>
+            </w:r>
+          </w:p>
+        </w:tc>
+        <w:tc>
+          <w:tcPr>
+            <w:tcW w:type="dxa" w:w="2340"/>
+            <w:shd w:fill="F9FBFD"/>
+            <w:tcMar>
+              <w:top w:w="100" w:type="dxa"/>
+              <w:bottom w:w="100" w:type="dxa"/>
+              <w:left w:w="100" w:type="dxa"/>
+              <w:right w:w="100" w:type="dxa"/>
+            </w:tcMar>
+          </w:tcPr>
+          <w:p>
+            <w:r>
+              <w:rPr>
+                <w:sz w:val="18"/>
+              </w:rPr>
+              <w:t>Ingreso bruto extra de $1.600 ARS/m², $16.000.000 ARS/ha.</w:t>
+            </w:r>
+          </w:p>
+        </w:tc>
+      </w:tr>
+      <w:tr>
+        <w:tc>
+          <w:tcPr>
+            <w:tcW w:type="dxa" w:w="2340"/>
+            <w:shd w:fill="FFFFFF"/>
+            <w:tcMar>
+              <w:top w:w="100" w:type="dxa"/>
+              <w:bottom w:w="100" w:type="dxa"/>
+              <w:left w:w="100" w:type="dxa"/>
+              <w:right w:w="100" w:type="dxa"/>
+            </w:tcMar>
+          </w:tcPr>
+          <w:p>
+            <w:r>
+              <w:rPr>
+                <w:sz w:val="18"/>
+              </w:rPr>
+              <w:t>Con Fase 2 de biosolarización a $750 ARS/m²</w:t>
+            </w:r>
+          </w:p>
+        </w:tc>
+        <w:tc>
+          <w:tcPr>
+            <w:tcW w:type="dxa" w:w="2340"/>
+            <w:shd w:fill="FFFFFF"/>
+            <w:tcMar>
+              <w:top w:w="100" w:type="dxa"/>
+              <w:bottom w:w="100" w:type="dxa"/>
+              <w:left w:w="100" w:type="dxa"/>
+              <w:right w:w="100" w:type="dxa"/>
+            </w:tcMar>
+          </w:tcPr>
+          <w:p>
+            <w:r>
+              <w:rPr>
+                <w:sz w:val="18"/>
+              </w:rPr>
+              <w:t>Suelo sin desinfección</w:t>
+            </w:r>
+          </w:p>
+        </w:tc>
+        <w:tc>
+          <w:tcPr>
+            <w:tcW w:type="dxa" w:w="2340"/>
+            <w:shd w:fill="FFFFFF"/>
+            <w:tcMar>
+              <w:top w:w="100" w:type="dxa"/>
+              <w:bottom w:w="100" w:type="dxa"/>
+              <w:left w:w="100" w:type="dxa"/>
+              <w:right w:w="100" w:type="dxa"/>
+            </w:tcMar>
+          </w:tcPr>
+          <w:p>
+            <w:r>
+              <w:rPr>
+                <w:sz w:val="18"/>
+              </w:rPr>
+              <w:t>Inversión combinada de $3.250 ARS/m² en suelo más plantín</w:t>
+            </w:r>
+          </w:p>
+        </w:tc>
+        <w:tc>
+          <w:tcPr>
+            <w:tcW w:type="dxa" w:w="2340"/>
+            <w:shd w:fill="FFFFFF"/>
+            <w:tcMar>
+              <w:top w:w="100" w:type="dxa"/>
+              <w:bottom w:w="100" w:type="dxa"/>
+              <w:left w:w="100" w:type="dxa"/>
+              <w:right w:w="100" w:type="dxa"/>
+            </w:tcMar>
+          </w:tcPr>
+          <w:p>
+            <w:r>
+              <w:rPr>
+                <w:sz w:val="18"/>
+              </w:rPr>
+              <w:t>Rinde superior a 12,5 kg/m², repaga el servicio y deja más de $1.500 ARS/m² netos adicionales.</w:t>
+            </w:r>
+          </w:p>
+        </w:tc>
+      </w:tr>
+    </w:tbl>
+    <w:p>
+      <w:pPr>
+        <w:spacing w:after="80"/>
+      </w:pPr>
     </w:p>
     <w:p>
       <w:pPr>
@@ -4342,7 +6399,7 @@
           <w:color w:val="282828"/>
           <w:sz w:val="22"/>
         </w:rPr>
-        <w:t>A diferencia de las semillas o los agroquímicos, un plantín injertado tiene una ventana óptima de trasplante de 5 a 7 días luego de su rustificación y requiere entre 45 y 55 días previos de cultivo en vivero. Por esta restricción biológica no es viable producir para estocar en comercios revendedores. Además, las agronomías tradicionales aplican márgenes de reventa del 25% al 35%, lo que llevaría el precio al productor a $2.600 ARS, y carecen de invernaderos climatizados con fertirriego para mantener las bandejas sin deshidratación ni ahilamiento.</w:t>
+        <w:t>Un plantín injertado tiene una ventana óptima de trasplante de 5 a 7 días luego de su rustificación y requiere entre 45 y 55 días previos de cultivo en vivero. Por esta restricción biológica no es viable producir para estocar en comercios revendedores. Además, las agronomías tradicionales aplican márgenes de reventa del 25% al 35%, lo que llevaría el precio al productor a $2.600 ARS, y carecen de invernaderos climatizados con fertirriego para mantener las bandejas sin deshidratación ni ahilamiento.</w:t>
       </w:r>
     </w:p>
     <w:p>
@@ -4452,7 +6509,7 @@
           <w:color w:val="282828"/>
           <w:sz w:val="22"/>
         </w:rPr>
-        <w:t>Al contar con inscripción en RENFO e INASE, la empresa califica como proveedor formal ante el programa PAR Hortícola de Río Negro y el Centro PyME-ADENEU de Neuquén. Esto permite captar a los productores que financian la seña o la totalidad de la compra con créditos provinciales subsidiados, a los cuales los plantineros informales no pueden acceder.</w:t>
+        <w:t>Al contar con inscripción en RENFO e INASE, la empresa califica como proveedor formal ante el programa PAR Hortícola de Río Negro y el Centro PyME-ADENEU de Neuquén [S33][S34][S35]. Esto permite captar a los productores que financian la seña o la totalidad de la compra con créditos provinciales subsidiados, a los cuales los plantineros informales no pueden acceder.</w:t>
       </w:r>
     </w:p>
     <w:tbl>
@@ -5810,7 +7867,7 @@
           <w:color w:val="282828"/>
           <w:sz w:val="22"/>
         </w:rPr>
-        <w:t>Desplazar la oferta de Mendoza y La Plata demostrando en parcelas locales que la conducción a dos guías iguala el costo de implantación por hectárea del cultivo franco y duplica la productividad en suelos infestados.</w:t>
+        <w:t>Desplazar la oferta de Mendoza y La Plata demostrando en parcelas locales que la conducción a dos guías iguala el costo de implantación por hectárea del cultivo franco y eleva el rendimiento en suelos infestados sin exponer la reputación del plantín gracias al análisis previo del lote.</w:t>
       </w:r>
     </w:p>
     <w:p>
@@ -5888,7 +7945,7 @@
           <w:color w:val="282828"/>
           <w:sz w:val="22"/>
         </w:rPr>
-        <w:t>La cámara climatizada de 18 m² equipada con racks de 4 niveles procesa hasta 25.000 plantines por tanda de cicatrización de 7 días.</w:t>
+        <w:t>La cámara climatizada de 18 m² equipada con 4 racks de 4 niveles aloja hasta 384 bandejas simultáneas de 128 celdas y procesa una capacidad operativa de 25.000 plantines comerciales por tanda de cicatrización de 7 días.</w:t>
       </w:r>
     </w:p>
     <w:p>
@@ -5912,7 +7969,7 @@
           <w:color w:val="282828"/>
           <w:sz w:val="22"/>
         </w:rPr>
-        <w:t>Se producen 20.000 plantines anuales en un ciclo comercial concentrado en la ventana de julio a septiembre, con un piso asegurado en preventa de 12.000 unidades.</w:t>
+        <w:t>Se producen 20.000 plantines anuales en la ventana principal de julio a septiembre a razón de 2.500 a 3.500 plantines vendibles por semana durante 8 semanas operativas, con un piso asegurado en preventa de 12.000 unidades.</w:t>
       </w:r>
     </w:p>
     <w:p>
@@ -5975,7 +8032,7 @@
           <w:color w:val="2980B9"/>
           <w:sz w:val="26"/>
         </w:rPr>
-        <w:t>2.2. Localización del proyecto</w:t>
+        <w:t>2.2. Localización e ingeniería técnica de las Fases 1 y 2</w:t>
       </w:r>
     </w:p>
     <w:p>
@@ -5989,7 +8046,79 @@
           <w:color w:val="282828"/>
           <w:sz w:val="22"/>
         </w:rPr>
-        <w:t>La matriz ponderada de localización determinó la ubicación del vivero en el municipio de Allen, provincia de Río Negro. Esta localidad se ubica en el baricentro vial de las Rutas Nacionales 22 y 151 y la Ruta Provincial 65, a menos de 25 km de General Roca y Cipolletti y a menos de 45 km de Centenario y Vista Alegre, además de concentrar en su parque industrial las jugueras y sidreras que proveen el orujo de manzana fresco para la Fase 2.</w:t>
+        <w:t>Una planta procesadora de insumos biológicos debe ubicarse donde están las materias primas críticas y los nodos viales de despacho sin cargar con estructuras ociosas. La matriz ponderada de localización seleccionó al municipio de Allen, provincia de Río Negro, por tres razones técnicas:</w:t>
+      </w:r>
+    </w:p>
+    <w:p>
+      <w:pPr>
+        <w:pStyle w:val="ListBullet"/>
+        <w:spacing w:before="0" w:after="60" w:line="276" w:lineRule="auto"/>
+      </w:pPr>
+      <w:r>
+        <w:rPr>
+          <w:rFonts w:ascii="Calibri" w:hAnsi="Calibri"/>
+          <w:b/>
+          <w:color w:val="1E1E1E"/>
+          <w:sz w:val="22"/>
+        </w:rPr>
+        <w:t xml:space="preserve">Proximidad a la materia prima de Fase 2. </w:t>
+      </w:r>
+      <w:r>
+        <w:rPr>
+          <w:rFonts w:ascii="Calibri" w:hAnsi="Calibri"/>
+          <w:i w:val="0"/>
+          <w:color w:val="282828"/>
+          <w:sz w:val="22"/>
+        </w:rPr>
+        <w:t>Allen y General Roca concentran las jugueras y sidreras que generan más de 115.000 toneladas anuales de orujo húmedo de manzana [S16], ubicadas a menos de 15 km de las bodegas productoras de orujo de uva de Neuquén y Río Negro [S19][S20]. Esto reduce al mínimo el flete del subproducto pesado hacia el predio de acopio.</w:t>
+      </w:r>
+    </w:p>
+    <w:p>
+      <w:pPr>
+        <w:pStyle w:val="ListBullet"/>
+        <w:spacing w:before="0" w:after="60" w:line="276" w:lineRule="auto"/>
+      </w:pPr>
+      <w:r>
+        <w:rPr>
+          <w:rFonts w:ascii="Calibri" w:hAnsi="Calibri"/>
+          <w:b/>
+          <w:color w:val="1E1E1E"/>
+          <w:sz w:val="22"/>
+        </w:rPr>
+        <w:t xml:space="preserve">Centralidad logística para Fase 1. </w:t>
+      </w:r>
+      <w:r>
+        <w:rPr>
+          <w:rFonts w:ascii="Calibri" w:hAnsi="Calibri"/>
+          <w:i w:val="0"/>
+          <w:color w:val="282828"/>
+          <w:sz w:val="22"/>
+        </w:rPr>
+        <w:t>Allen se sitúa en el cruce de las Rutas Nacionales 22 y 151 y la Ruta Provincial 65, a menos de 25 km de General Roca y Cipolletti y a menos de 45 km de Centenario y Vista Alegre.</w:t>
+      </w:r>
+    </w:p>
+    <w:p>
+      <w:pPr>
+        <w:pStyle w:val="ListBullet"/>
+        <w:spacing w:before="0" w:after="60" w:line="276" w:lineRule="auto"/>
+      </w:pPr>
+      <w:r>
+        <w:rPr>
+          <w:rFonts w:ascii="Calibri" w:hAnsi="Calibri"/>
+          <w:b/>
+          <w:color w:val="1E1E1E"/>
+          <w:sz w:val="22"/>
+        </w:rPr>
+        <w:t xml:space="preserve">Resolución de la estacionalidad del orujo mediante ensilado anaeróbico. </w:t>
+      </w:r>
+      <w:r>
+        <w:rPr>
+          <w:rFonts w:ascii="Calibri" w:hAnsi="Calibri"/>
+          <w:i w:val="0"/>
+          <w:color w:val="282828"/>
+          <w:sz w:val="22"/>
+        </w:rPr>
+        <w:t>La molienda de manzana y la vendimia ocurren entre febrero y abril, mientras que la biosolarización en invernadero requiere alta radiación entre noviembre y marzo. Para conservar la enmienda sin degradación, el orujo fresco recibido en otoño se compacta mecánicamente en bolsas plásticas tubulares de polietileno de alta densidad sin oxígeno [S30]. La fermentación láctica natural baja el pH por debajo de 4,0 en pocos días y estabiliza la biomasa durante 10 a 12 meses. Al abrir el silo bolsa e incorporar de 2,5 a 4,0 kg de orujo ensilado por m² a 15 o 20 cm de profundidad bajo film transparente de 50 a 100 micrones regado a capacidad de campo, los ácidos orgánicos acumulados potencian la liberación de compuestos volátiles nematicidas durante el calentamiento solar [S13][S14][S17][S18]. Durante el año 1 se validan en 0,30 ha piloto las proporciones de mezcla de orujo de manzana y uva, partiendo de la relación 3 a 1 ensayada por la Universidad de Maryland [S17], para calibrar la dosis según cada textura de suelo del valle.</w:t>
       </w:r>
     </w:p>
     <w:p>
@@ -6004,7 +8133,7 @@
           <w:color w:val="2980B9"/>
           <w:sz w:val="26"/>
         </w:rPr>
-        <w:t>2.3. Estructura de costos y punto de equilibrio operativo</w:t>
+        <w:t>2.3. Estructura de costos variables, costos fijos de estructura y punto de equilibrio</w:t>
       </w:r>
     </w:p>
     <w:p>
@@ -6018,7 +8147,2551 @@
           <w:color w:val="282828"/>
           <w:sz w:val="22"/>
         </w:rPr>
-        <w:t>El modelo económico separa los costos fijos anuales de la estructura técnica y comercial respecto de los costos variables directos de propagación y entrega por plantín:</w:t>
+        <w:t>El modelo económico separa los costos variables por unidad producida o superficie tratada respecto de los costos fijos anuales de recursos humanos, administración, ventas, marketing, logística, tecnología, comunicaciones y amortizaciones.</w:t>
+      </w:r>
+    </w:p>
+    <w:p>
+      <w:pPr>
+        <w:keepNext/>
+        <w:spacing w:before="200" w:after="40"/>
+      </w:pPr>
+      <w:r>
+        <w:rPr>
+          <w:rFonts w:ascii="Arial" w:hAnsi="Arial"/>
+          <w:b/>
+          <w:color w:val="333333"/>
+          <w:sz w:val="22"/>
+        </w:rPr>
+        <w:t>Ficha técnica del costo variable unitario en Fase 1 con fuentes de referencia</w:t>
+      </w:r>
+    </w:p>
+    <w:p>
+      <w:pPr>
+        <w:spacing w:before="0" w:after="120" w:line="276" w:lineRule="auto"/>
+      </w:pPr>
+      <w:r>
+        <w:rPr>
+          <w:rFonts w:ascii="Calibri" w:hAnsi="Calibri"/>
+          <w:i w:val="0"/>
+          <w:color w:val="282828"/>
+          <w:sz w:val="22"/>
+        </w:rPr>
+        <w:t>El costo variable unitario se calcula por plantín comercial efectivamente entregado en la finca del productor. Sobre una bandeja de 128 celdas se contempla un prendimiento comercial del 80% y un 20% de descarte por cicatrización y selección de diámetro:</w:t>
+      </w:r>
+    </w:p>
+    <w:tbl>
+      <w:tblPr>
+        <w:tblW w:type="auto" w:w="0"/>
+        <w:jc w:val="center"/>
+        <w:tblLook w:firstColumn="1" w:firstRow="1" w:lastColumn="0" w:lastRow="0" w:noHBand="0" w:noVBand="1" w:val="04A0"/>
+        <w:tblBorders>
+          <w:top w:val="single" w:sz="4" w:space="0" w:color="D3D3D3"/>
+          <w:bottom w:val="single" w:sz="4" w:space="0" w:color="D3D3D3"/>
+          <w:insideH w:val="single" w:sz="4" w:space="0" w:color="D3D3D3"/>
+          <w:insideV w:val="none"/>
+          <w:left w:val="none"/>
+          <w:right w:val="none"/>
+        </w:tblBorders>
+      </w:tblPr>
+      <w:tblGrid>
+        <w:gridCol w:w="1872"/>
+        <w:gridCol w:w="1872"/>
+        <w:gridCol w:w="1872"/>
+        <w:gridCol w:w="1872"/>
+        <w:gridCol w:w="1872"/>
+      </w:tblGrid>
+      <w:tr>
+        <w:tc>
+          <w:tcPr>
+            <w:tcW w:type="dxa" w:w="2060"/>
+            <w:shd w:fill="003366"/>
+            <w:tcMar>
+              <w:top w:w="120" w:type="dxa"/>
+              <w:bottom w:w="120" w:type="dxa"/>
+              <w:left w:w="120" w:type="dxa"/>
+              <w:right w:w="120" w:type="dxa"/>
+            </w:tcMar>
+          </w:tcPr>
+          <w:p>
+            <w:r>
+              <w:rPr>
+                <w:b/>
+                <w:color w:val="FFFFFF"/>
+                <w:sz w:val="19"/>
+              </w:rPr>
+              <w:t>Rubro variable por plantín entregado</w:t>
+            </w:r>
+          </w:p>
+        </w:tc>
+        <w:tc>
+          <w:tcPr>
+            <w:tcW w:type="dxa" w:w="2250"/>
+            <w:shd w:fill="003366"/>
+            <w:tcMar>
+              <w:top w:w="120" w:type="dxa"/>
+              <w:bottom w:w="120" w:type="dxa"/>
+              <w:left w:w="120" w:type="dxa"/>
+              <w:right w:w="120" w:type="dxa"/>
+            </w:tcMar>
+          </w:tcPr>
+          <w:p>
+            <w:r>
+              <w:rPr>
+                <w:b/>
+                <w:color w:val="FFFFFF"/>
+                <w:sz w:val="19"/>
+              </w:rPr>
+              <w:t>Especificación técnica e insumo</w:t>
+            </w:r>
+          </w:p>
+        </w:tc>
+        <w:tc>
+          <w:tcPr>
+            <w:tcW w:type="dxa" w:w="1220"/>
+            <w:shd w:fill="003366"/>
+            <w:tcMar>
+              <w:top w:w="120" w:type="dxa"/>
+              <w:bottom w:w="120" w:type="dxa"/>
+              <w:left w:w="120" w:type="dxa"/>
+              <w:right w:w="120" w:type="dxa"/>
+            </w:tcMar>
+          </w:tcPr>
+          <w:p>
+            <w:r>
+              <w:rPr>
+                <w:b/>
+                <w:color w:val="FFFFFF"/>
+                <w:sz w:val="19"/>
+              </w:rPr>
+              <w:t>Costo unitario en ARS</w:t>
+            </w:r>
+          </w:p>
+        </w:tc>
+        <w:tc>
+          <w:tcPr>
+            <w:tcW w:type="dxa" w:w="1220"/>
+            <w:shd w:fill="003366"/>
+            <w:tcMar>
+              <w:top w:w="120" w:type="dxa"/>
+              <w:bottom w:w="120" w:type="dxa"/>
+              <w:left w:w="120" w:type="dxa"/>
+              <w:right w:w="120" w:type="dxa"/>
+            </w:tcMar>
+          </w:tcPr>
+          <w:p>
+            <w:r>
+              <w:rPr>
+                <w:b/>
+                <w:color w:val="FFFFFF"/>
+                <w:sz w:val="19"/>
+              </w:rPr>
+              <w:t>Incidencia</w:t>
+            </w:r>
+          </w:p>
+        </w:tc>
+        <w:tc>
+          <w:tcPr>
+            <w:tcW w:type="dxa" w:w="2610"/>
+            <w:shd w:fill="003366"/>
+            <w:tcMar>
+              <w:top w:w="120" w:type="dxa"/>
+              <w:bottom w:w="120" w:type="dxa"/>
+              <w:left w:w="120" w:type="dxa"/>
+              <w:right w:w="120" w:type="dxa"/>
+            </w:tcMar>
+          </w:tcPr>
+          <w:p>
+            <w:r>
+              <w:rPr>
+                <w:b/>
+                <w:color w:val="FFFFFF"/>
+                <w:sz w:val="19"/>
+              </w:rPr>
+              <w:t>Fuente y base de cotización</w:t>
+            </w:r>
+          </w:p>
+        </w:tc>
+      </w:tr>
+      <w:tr>
+        <w:tc>
+          <w:tcPr>
+            <w:tcW w:type="dxa" w:w="2060"/>
+            <w:shd w:fill="F9FBFD"/>
+            <w:tcMar>
+              <w:top w:w="100" w:type="dxa"/>
+              <w:bottom w:w="100" w:type="dxa"/>
+              <w:left w:w="100" w:type="dxa"/>
+              <w:right w:w="100" w:type="dxa"/>
+            </w:tcMar>
+          </w:tcPr>
+          <w:p>
+            <w:r>
+              <w:rPr>
+                <w:sz w:val="18"/>
+              </w:rPr>
+              <w:t>Semilla de portainjerto</w:t>
+            </w:r>
+          </w:p>
+        </w:tc>
+        <w:tc>
+          <w:tcPr>
+            <w:tcW w:type="dxa" w:w="2250"/>
+            <w:shd w:fill="F9FBFD"/>
+            <w:tcMar>
+              <w:top w:w="100" w:type="dxa"/>
+              <w:bottom w:w="100" w:type="dxa"/>
+              <w:left w:w="100" w:type="dxa"/>
+              <w:right w:w="100" w:type="dxa"/>
+            </w:tcMar>
+          </w:tcPr>
+          <w:p>
+            <w:r>
+              <w:rPr>
+                <w:sz w:val="18"/>
+              </w:rPr>
+              <w:t>Híbrido interespecífico Maxifort F1 en sobre de 1.000 semillas</w:t>
+            </w:r>
+          </w:p>
+        </w:tc>
+        <w:tc>
+          <w:tcPr>
+            <w:tcW w:type="dxa" w:w="1220"/>
+            <w:shd w:fill="F9FBFD"/>
+            <w:tcMar>
+              <w:top w:w="100" w:type="dxa"/>
+              <w:bottom w:w="100" w:type="dxa"/>
+              <w:left w:w="100" w:type="dxa"/>
+              <w:right w:w="100" w:type="dxa"/>
+            </w:tcMar>
+          </w:tcPr>
+          <w:p>
+            <w:r>
+              <w:rPr>
+                <w:sz w:val="18"/>
+              </w:rPr>
+              <w:t>$210,00</w:t>
+            </w:r>
+          </w:p>
+        </w:tc>
+        <w:tc>
+          <w:tcPr>
+            <w:tcW w:type="dxa" w:w="1220"/>
+            <w:shd w:fill="F9FBFD"/>
+            <w:tcMar>
+              <w:top w:w="100" w:type="dxa"/>
+              <w:bottom w:w="100" w:type="dxa"/>
+              <w:left w:w="100" w:type="dxa"/>
+              <w:right w:w="100" w:type="dxa"/>
+            </w:tcMar>
+          </w:tcPr>
+          <w:p>
+            <w:r>
+              <w:rPr>
+                <w:sz w:val="18"/>
+              </w:rPr>
+              <w:t>28,0%</w:t>
+            </w:r>
+          </w:p>
+        </w:tc>
+        <w:tc>
+          <w:tcPr>
+            <w:tcW w:type="dxa" w:w="2610"/>
+            <w:shd w:fill="F9FBFD"/>
+            <w:tcMar>
+              <w:top w:w="100" w:type="dxa"/>
+              <w:bottom w:w="100" w:type="dxa"/>
+              <w:left w:w="100" w:type="dxa"/>
+              <w:right w:w="100" w:type="dxa"/>
+            </w:tcMar>
+          </w:tcPr>
+          <w:p>
+            <w:r>
+              <w:rPr>
+                <w:sz w:val="18"/>
+              </w:rPr>
+              <w:t>Catálogo De Ruiter Bayer y distribuidores oficiales al dólar oficial de $1.550 ARS [S10][S28][S31].</w:t>
+            </w:r>
+          </w:p>
+        </w:tc>
+      </w:tr>
+      <w:tr>
+        <w:tc>
+          <w:tcPr>
+            <w:tcW w:type="dxa" w:w="2060"/>
+            <w:shd w:fill="FFFFFF"/>
+            <w:tcMar>
+              <w:top w:w="100" w:type="dxa"/>
+              <w:bottom w:w="100" w:type="dxa"/>
+              <w:left w:w="100" w:type="dxa"/>
+              <w:right w:w="100" w:type="dxa"/>
+            </w:tcMar>
+          </w:tcPr>
+          <w:p>
+            <w:r>
+              <w:rPr>
+                <w:sz w:val="18"/>
+              </w:rPr>
+              <w:t>Semilla de copa comercial</w:t>
+            </w:r>
+          </w:p>
+        </w:tc>
+        <w:tc>
+          <w:tcPr>
+            <w:tcW w:type="dxa" w:w="2250"/>
+            <w:shd w:fill="FFFFFF"/>
+            <w:tcMar>
+              <w:top w:w="100" w:type="dxa"/>
+              <w:bottom w:w="100" w:type="dxa"/>
+              <w:left w:w="100" w:type="dxa"/>
+              <w:right w:w="100" w:type="dxa"/>
+            </w:tcMar>
+          </w:tcPr>
+          <w:p>
+            <w:r>
+              <w:rPr>
+                <w:sz w:val="18"/>
+              </w:rPr>
+              <w:t>Híbrido de tomate indeterminado o pimiento de primera línea</w:t>
+            </w:r>
+          </w:p>
+        </w:tc>
+        <w:tc>
+          <w:tcPr>
+            <w:tcW w:type="dxa" w:w="1220"/>
+            <w:shd w:fill="FFFFFF"/>
+            <w:tcMar>
+              <w:top w:w="100" w:type="dxa"/>
+              <w:bottom w:w="100" w:type="dxa"/>
+              <w:left w:w="100" w:type="dxa"/>
+              <w:right w:w="100" w:type="dxa"/>
+            </w:tcMar>
+          </w:tcPr>
+          <w:p>
+            <w:r>
+              <w:rPr>
+                <w:sz w:val="18"/>
+              </w:rPr>
+              <w:t>$150,00</w:t>
+            </w:r>
+          </w:p>
+        </w:tc>
+        <w:tc>
+          <w:tcPr>
+            <w:tcW w:type="dxa" w:w="1220"/>
+            <w:shd w:fill="FFFFFF"/>
+            <w:tcMar>
+              <w:top w:w="100" w:type="dxa"/>
+              <w:bottom w:w="100" w:type="dxa"/>
+              <w:left w:w="100" w:type="dxa"/>
+              <w:right w:w="100" w:type="dxa"/>
+            </w:tcMar>
+          </w:tcPr>
+          <w:p>
+            <w:r>
+              <w:rPr>
+                <w:sz w:val="18"/>
+              </w:rPr>
+              <w:t>20,0%</w:t>
+            </w:r>
+          </w:p>
+        </w:tc>
+        <w:tc>
+          <w:tcPr>
+            <w:tcW w:type="dxa" w:w="2610"/>
+            <w:shd w:fill="FFFFFF"/>
+            <w:tcMar>
+              <w:top w:w="100" w:type="dxa"/>
+              <w:bottom w:w="100" w:type="dxa"/>
+              <w:left w:w="100" w:type="dxa"/>
+              <w:right w:w="100" w:type="dxa"/>
+            </w:tcMar>
+          </w:tcPr>
+          <w:p>
+            <w:r>
+              <w:rPr>
+                <w:sz w:val="18"/>
+              </w:rPr>
+              <w:t>Listas de precios de semilleras hortícolas para productores B2B [S12][S26].</w:t>
+            </w:r>
+          </w:p>
+        </w:tc>
+      </w:tr>
+      <w:tr>
+        <w:tc>
+          <w:tcPr>
+            <w:tcW w:type="dxa" w:w="2060"/>
+            <w:shd w:fill="F9FBFD"/>
+            <w:tcMar>
+              <w:top w:w="100" w:type="dxa"/>
+              <w:bottom w:w="100" w:type="dxa"/>
+              <w:left w:w="100" w:type="dxa"/>
+              <w:right w:w="100" w:type="dxa"/>
+            </w:tcMar>
+          </w:tcPr>
+          <w:p>
+            <w:r>
+              <w:rPr>
+                <w:sz w:val="18"/>
+              </w:rPr>
+              <w:t>Clip de injerto de silicona</w:t>
+            </w:r>
+          </w:p>
+        </w:tc>
+        <w:tc>
+          <w:tcPr>
+            <w:tcW w:type="dxa" w:w="2250"/>
+            <w:shd w:fill="F9FBFD"/>
+            <w:tcMar>
+              <w:top w:w="100" w:type="dxa"/>
+              <w:bottom w:w="100" w:type="dxa"/>
+              <w:left w:w="100" w:type="dxa"/>
+              <w:right w:w="100" w:type="dxa"/>
+            </w:tcMar>
+          </w:tcPr>
+          <w:p>
+            <w:r>
+              <w:rPr>
+                <w:sz w:val="18"/>
+              </w:rPr>
+              <w:t>Clip flexible transparente de 2,0 mm para unión en bisel</w:t>
+            </w:r>
+          </w:p>
+        </w:tc>
+        <w:tc>
+          <w:tcPr>
+            <w:tcW w:type="dxa" w:w="1220"/>
+            <w:shd w:fill="F9FBFD"/>
+            <w:tcMar>
+              <w:top w:w="100" w:type="dxa"/>
+              <w:bottom w:w="100" w:type="dxa"/>
+              <w:left w:w="100" w:type="dxa"/>
+              <w:right w:w="100" w:type="dxa"/>
+            </w:tcMar>
+          </w:tcPr>
+          <w:p>
+            <w:r>
+              <w:rPr>
+                <w:sz w:val="18"/>
+              </w:rPr>
+              <w:t>$35,00</w:t>
+            </w:r>
+          </w:p>
+        </w:tc>
+        <w:tc>
+          <w:tcPr>
+            <w:tcW w:type="dxa" w:w="1220"/>
+            <w:shd w:fill="F9FBFD"/>
+            <w:tcMar>
+              <w:top w:w="100" w:type="dxa"/>
+              <w:bottom w:w="100" w:type="dxa"/>
+              <w:left w:w="100" w:type="dxa"/>
+              <w:right w:w="100" w:type="dxa"/>
+            </w:tcMar>
+          </w:tcPr>
+          <w:p>
+            <w:r>
+              <w:rPr>
+                <w:sz w:val="18"/>
+              </w:rPr>
+              <w:t>4,7%</w:t>
+            </w:r>
+          </w:p>
+        </w:tc>
+        <w:tc>
+          <w:tcPr>
+            <w:tcW w:type="dxa" w:w="2610"/>
+            <w:shd w:fill="F9FBFD"/>
+            <w:tcMar>
+              <w:top w:w="100" w:type="dxa"/>
+              <w:bottom w:w="100" w:type="dxa"/>
+              <w:left w:w="100" w:type="dxa"/>
+              <w:right w:w="100" w:type="dxa"/>
+            </w:tcMar>
+          </w:tcPr>
+          <w:p>
+            <w:r>
+              <w:rPr>
+                <w:sz w:val="18"/>
+              </w:rPr>
+              <w:t>Cotización de importadores de insumos de vivero en lotes de 25.000 unidades [S26].</w:t>
+            </w:r>
+          </w:p>
+        </w:tc>
+      </w:tr>
+      <w:tr>
+        <w:tc>
+          <w:tcPr>
+            <w:tcW w:type="dxa" w:w="2060"/>
+            <w:shd w:fill="FFFFFF"/>
+            <w:tcMar>
+              <w:top w:w="100" w:type="dxa"/>
+              <w:bottom w:w="100" w:type="dxa"/>
+              <w:left w:w="100" w:type="dxa"/>
+              <w:right w:w="100" w:type="dxa"/>
+            </w:tcMar>
+          </w:tcPr>
+          <w:p>
+            <w:r>
+              <w:rPr>
+                <w:sz w:val="18"/>
+              </w:rPr>
+              <w:t>Sustrato y celda de cultivo</w:t>
+            </w:r>
+          </w:p>
+        </w:tc>
+        <w:tc>
+          <w:tcPr>
+            <w:tcW w:type="dxa" w:w="2250"/>
+            <w:shd w:fill="FFFFFF"/>
+            <w:tcMar>
+              <w:top w:w="100" w:type="dxa"/>
+              <w:bottom w:w="100" w:type="dxa"/>
+              <w:left w:w="100" w:type="dxa"/>
+              <w:right w:w="100" w:type="dxa"/>
+            </w:tcMar>
+          </w:tcPr>
+          <w:p>
+            <w:r>
+              <w:rPr>
+                <w:sz w:val="18"/>
+              </w:rPr>
+              <w:t>Turba rubia profesional clasificada con perlita y celda en bandeja de 128</w:t>
+            </w:r>
+          </w:p>
+        </w:tc>
+        <w:tc>
+          <w:tcPr>
+            <w:tcW w:type="dxa" w:w="1220"/>
+            <w:shd w:fill="FFFFFF"/>
+            <w:tcMar>
+              <w:top w:w="100" w:type="dxa"/>
+              <w:bottom w:w="100" w:type="dxa"/>
+              <w:left w:w="100" w:type="dxa"/>
+              <w:right w:w="100" w:type="dxa"/>
+            </w:tcMar>
+          </w:tcPr>
+          <w:p>
+            <w:r>
+              <w:rPr>
+                <w:sz w:val="18"/>
+              </w:rPr>
+              <w:t>$65,00</w:t>
+            </w:r>
+          </w:p>
+        </w:tc>
+        <w:tc>
+          <w:tcPr>
+            <w:tcW w:type="dxa" w:w="1220"/>
+            <w:shd w:fill="FFFFFF"/>
+            <w:tcMar>
+              <w:top w:w="100" w:type="dxa"/>
+              <w:bottom w:w="100" w:type="dxa"/>
+              <w:left w:w="100" w:type="dxa"/>
+              <w:right w:w="100" w:type="dxa"/>
+            </w:tcMar>
+          </w:tcPr>
+          <w:p>
+            <w:r>
+              <w:rPr>
+                <w:sz w:val="18"/>
+              </w:rPr>
+              <w:t>8,7%</w:t>
+            </w:r>
+          </w:p>
+        </w:tc>
+        <w:tc>
+          <w:tcPr>
+            <w:tcW w:type="dxa" w:w="2610"/>
+            <w:shd w:fill="FFFFFF"/>
+            <w:tcMar>
+              <w:top w:w="100" w:type="dxa"/>
+              <w:bottom w:w="100" w:type="dxa"/>
+              <w:left w:w="100" w:type="dxa"/>
+              <w:right w:w="100" w:type="dxa"/>
+            </w:tcMar>
+          </w:tcPr>
+          <w:p>
+            <w:r>
+              <w:rPr>
+                <w:sz w:val="18"/>
+              </w:rPr>
+              <w:t>Proveedores de sustratos profesionales e insumos de propagación en Alto Valle [S3][S12].</w:t>
+            </w:r>
+          </w:p>
+        </w:tc>
+      </w:tr>
+      <w:tr>
+        <w:tc>
+          <w:tcPr>
+            <w:tcW w:type="dxa" w:w="2060"/>
+            <w:shd w:fill="F9FBFD"/>
+            <w:tcMar>
+              <w:top w:w="100" w:type="dxa"/>
+              <w:bottom w:w="100" w:type="dxa"/>
+              <w:left w:w="100" w:type="dxa"/>
+              <w:right w:w="100" w:type="dxa"/>
+            </w:tcMar>
+          </w:tcPr>
+          <w:p>
+            <w:r>
+              <w:rPr>
+                <w:sz w:val="18"/>
+              </w:rPr>
+              <w:t>Mano de obra directa de injerto</w:t>
+            </w:r>
+          </w:p>
+        </w:tc>
+        <w:tc>
+          <w:tcPr>
+            <w:tcW w:type="dxa" w:w="2250"/>
+            <w:shd w:fill="F9FBFD"/>
+            <w:tcMar>
+              <w:top w:w="100" w:type="dxa"/>
+              <w:bottom w:w="100" w:type="dxa"/>
+              <w:left w:w="100" w:type="dxa"/>
+              <w:right w:w="100" w:type="dxa"/>
+            </w:tcMar>
+          </w:tcPr>
+          <w:p>
+            <w:r>
+              <w:rPr>
+                <w:sz w:val="18"/>
+              </w:rPr>
+              <w:t>Operario injertador calificado a un ritmo de 120 plantas por hora</w:t>
+            </w:r>
+          </w:p>
+        </w:tc>
+        <w:tc>
+          <w:tcPr>
+            <w:tcW w:type="dxa" w:w="1220"/>
+            <w:shd w:fill="F9FBFD"/>
+            <w:tcMar>
+              <w:top w:w="100" w:type="dxa"/>
+              <w:bottom w:w="100" w:type="dxa"/>
+              <w:left w:w="100" w:type="dxa"/>
+              <w:right w:w="100" w:type="dxa"/>
+            </w:tcMar>
+          </w:tcPr>
+          <w:p>
+            <w:r>
+              <w:rPr>
+                <w:sz w:val="18"/>
+              </w:rPr>
+              <w:t>$50,00</w:t>
+            </w:r>
+          </w:p>
+        </w:tc>
+        <w:tc>
+          <w:tcPr>
+            <w:tcW w:type="dxa" w:w="1220"/>
+            <w:shd w:fill="F9FBFD"/>
+            <w:tcMar>
+              <w:top w:w="100" w:type="dxa"/>
+              <w:bottom w:w="100" w:type="dxa"/>
+              <w:left w:w="100" w:type="dxa"/>
+              <w:right w:w="100" w:type="dxa"/>
+            </w:tcMar>
+          </w:tcPr>
+          <w:p>
+            <w:r>
+              <w:rPr>
+                <w:sz w:val="18"/>
+              </w:rPr>
+              <w:t>6,7%</w:t>
+            </w:r>
+          </w:p>
+        </w:tc>
+        <w:tc>
+          <w:tcPr>
+            <w:tcW w:type="dxa" w:w="2610"/>
+            <w:shd w:fill="F9FBFD"/>
+            <w:tcMar>
+              <w:top w:w="100" w:type="dxa"/>
+              <w:bottom w:w="100" w:type="dxa"/>
+              <w:left w:w="100" w:type="dxa"/>
+              <w:right w:w="100" w:type="dxa"/>
+            </w:tcMar>
+          </w:tcPr>
+          <w:p>
+            <w:r>
+              <w:rPr>
+                <w:sz w:val="18"/>
+              </w:rPr>
+              <w:t>Escala salarial vigente de UATRE para personal especializado en viveros [S32].</w:t>
+            </w:r>
+          </w:p>
+        </w:tc>
+      </w:tr>
+      <w:tr>
+        <w:tc>
+          <w:tcPr>
+            <w:tcW w:type="dxa" w:w="2060"/>
+            <w:shd w:fill="FFFFFF"/>
+            <w:tcMar>
+              <w:top w:w="100" w:type="dxa"/>
+              <w:bottom w:w="100" w:type="dxa"/>
+              <w:left w:w="100" w:type="dxa"/>
+              <w:right w:w="100" w:type="dxa"/>
+            </w:tcMar>
+          </w:tcPr>
+          <w:p>
+            <w:r>
+              <w:rPr>
+                <w:sz w:val="18"/>
+              </w:rPr>
+              <w:t>Energía eléctrica de cámara</w:t>
+            </w:r>
+          </w:p>
+        </w:tc>
+        <w:tc>
+          <w:tcPr>
+            <w:tcW w:type="dxa" w:w="2250"/>
+            <w:shd w:fill="FFFFFF"/>
+            <w:tcMar>
+              <w:top w:w="100" w:type="dxa"/>
+              <w:bottom w:w="100" w:type="dxa"/>
+              <w:left w:w="100" w:type="dxa"/>
+              <w:right w:w="100" w:type="dxa"/>
+            </w:tcMar>
+          </w:tcPr>
+          <w:p>
+            <w:r>
+              <w:rPr>
+                <w:sz w:val="18"/>
+              </w:rPr>
+              <w:t>Climatización split inverter, nebulización ultrasónica y paneles LED</w:t>
+            </w:r>
+          </w:p>
+        </w:tc>
+        <w:tc>
+          <w:tcPr>
+            <w:tcW w:type="dxa" w:w="1220"/>
+            <w:shd w:fill="FFFFFF"/>
+            <w:tcMar>
+              <w:top w:w="100" w:type="dxa"/>
+              <w:bottom w:w="100" w:type="dxa"/>
+              <w:left w:w="100" w:type="dxa"/>
+              <w:right w:w="100" w:type="dxa"/>
+            </w:tcMar>
+          </w:tcPr>
+          <w:p>
+            <w:r>
+              <w:rPr>
+                <w:sz w:val="18"/>
+              </w:rPr>
+              <w:t>$30,00</w:t>
+            </w:r>
+          </w:p>
+        </w:tc>
+        <w:tc>
+          <w:tcPr>
+            <w:tcW w:type="dxa" w:w="1220"/>
+            <w:shd w:fill="FFFFFF"/>
+            <w:tcMar>
+              <w:top w:w="100" w:type="dxa"/>
+              <w:bottom w:w="100" w:type="dxa"/>
+              <w:left w:w="100" w:type="dxa"/>
+              <w:right w:w="100" w:type="dxa"/>
+            </w:tcMar>
+          </w:tcPr>
+          <w:p>
+            <w:r>
+              <w:rPr>
+                <w:sz w:val="18"/>
+              </w:rPr>
+              <w:t>4,0%</w:t>
+            </w:r>
+          </w:p>
+        </w:tc>
+        <w:tc>
+          <w:tcPr>
+            <w:tcW w:type="dxa" w:w="2610"/>
+            <w:shd w:fill="FFFFFF"/>
+            <w:tcMar>
+              <w:top w:w="100" w:type="dxa"/>
+              <w:bottom w:w="100" w:type="dxa"/>
+              <w:left w:w="100" w:type="dxa"/>
+              <w:right w:w="100" w:type="dxa"/>
+            </w:tcMar>
+          </w:tcPr>
+          <w:p>
+            <w:r>
+              <w:rPr>
+                <w:sz w:val="18"/>
+              </w:rPr>
+              <w:t>Cuadro tarifario comercial de EdERSA Río Negro para demanda de 18 m² climatizados.</w:t>
+            </w:r>
+          </w:p>
+        </w:tc>
+      </w:tr>
+      <w:tr>
+        <w:tc>
+          <w:tcPr>
+            <w:tcW w:type="dxa" w:w="2060"/>
+            <w:shd w:fill="F9FBFD"/>
+            <w:tcMar>
+              <w:top w:w="100" w:type="dxa"/>
+              <w:bottom w:w="100" w:type="dxa"/>
+              <w:left w:w="100" w:type="dxa"/>
+              <w:right w:w="100" w:type="dxa"/>
+            </w:tcMar>
+          </w:tcPr>
+          <w:p>
+            <w:r>
+              <w:rPr>
+                <w:sz w:val="18"/>
+              </w:rPr>
+              <w:t>Merma y descarte técnico del 20%</w:t>
+            </w:r>
+          </w:p>
+        </w:tc>
+        <w:tc>
+          <w:tcPr>
+            <w:tcW w:type="dxa" w:w="2250"/>
+            <w:shd w:fill="F9FBFD"/>
+            <w:tcMar>
+              <w:top w:w="100" w:type="dxa"/>
+              <w:bottom w:w="100" w:type="dxa"/>
+              <w:left w:w="100" w:type="dxa"/>
+              <w:right w:w="100" w:type="dxa"/>
+            </w:tcMar>
+          </w:tcPr>
+          <w:p>
+            <w:r>
+              <w:rPr>
+                <w:sz w:val="18"/>
+              </w:rPr>
+              <w:t>Sobresiembra de pie y copa y descarte de plantas fuera de estándar</w:t>
+            </w:r>
+          </w:p>
+        </w:tc>
+        <w:tc>
+          <w:tcPr>
+            <w:tcW w:type="dxa" w:w="1220"/>
+            <w:shd w:fill="F9FBFD"/>
+            <w:tcMar>
+              <w:top w:w="100" w:type="dxa"/>
+              <w:bottom w:w="100" w:type="dxa"/>
+              <w:left w:w="100" w:type="dxa"/>
+              <w:right w:w="100" w:type="dxa"/>
+            </w:tcMar>
+          </w:tcPr>
+          <w:p>
+            <w:r>
+              <w:rPr>
+                <w:sz w:val="18"/>
+              </w:rPr>
+              <w:t>$147,50</w:t>
+            </w:r>
+          </w:p>
+        </w:tc>
+        <w:tc>
+          <w:tcPr>
+            <w:tcW w:type="dxa" w:w="1220"/>
+            <w:shd w:fill="F9FBFD"/>
+            <w:tcMar>
+              <w:top w:w="100" w:type="dxa"/>
+              <w:bottom w:w="100" w:type="dxa"/>
+              <w:left w:w="100" w:type="dxa"/>
+              <w:right w:w="100" w:type="dxa"/>
+            </w:tcMar>
+          </w:tcPr>
+          <w:p>
+            <w:r>
+              <w:rPr>
+                <w:sz w:val="18"/>
+              </w:rPr>
+              <w:t>19,6%</w:t>
+            </w:r>
+          </w:p>
+        </w:tc>
+        <w:tc>
+          <w:tcPr>
+            <w:tcW w:type="dxa" w:w="2610"/>
+            <w:shd w:fill="F9FBFD"/>
+            <w:tcMar>
+              <w:top w:w="100" w:type="dxa"/>
+              <w:bottom w:w="100" w:type="dxa"/>
+              <w:left w:w="100" w:type="dxa"/>
+              <w:right w:w="100" w:type="dxa"/>
+            </w:tcMar>
+          </w:tcPr>
+          <w:p>
+            <w:r>
+              <w:rPr>
+                <w:sz w:val="18"/>
+              </w:rPr>
+              <w:t>Estándar técnico de supervivencia del 80% en ensayos de INTA y UNLP [S5][S26].</w:t>
+            </w:r>
+          </w:p>
+        </w:tc>
+      </w:tr>
+      <w:tr>
+        <w:tc>
+          <w:tcPr>
+            <w:tcW w:type="dxa" w:w="2060"/>
+            <w:shd w:fill="FFFFFF"/>
+            <w:tcMar>
+              <w:top w:w="100" w:type="dxa"/>
+              <w:bottom w:w="100" w:type="dxa"/>
+              <w:left w:w="100" w:type="dxa"/>
+              <w:right w:w="100" w:type="dxa"/>
+            </w:tcMar>
+          </w:tcPr>
+          <w:p>
+            <w:r>
+              <w:rPr>
+                <w:sz w:val="18"/>
+              </w:rPr>
+              <w:t>Acondicionamiento y packaging</w:t>
+            </w:r>
+          </w:p>
+        </w:tc>
+        <w:tc>
+          <w:tcPr>
+            <w:tcW w:type="dxa" w:w="2250"/>
+            <w:shd w:fill="FFFFFF"/>
+            <w:tcMar>
+              <w:top w:w="100" w:type="dxa"/>
+              <w:bottom w:w="100" w:type="dxa"/>
+              <w:left w:w="100" w:type="dxa"/>
+              <w:right w:w="100" w:type="dxa"/>
+            </w:tcMar>
+          </w:tcPr>
+          <w:p>
+            <w:r>
+              <w:rPr>
+                <w:sz w:val="18"/>
+              </w:rPr>
+              <w:t>Funda microperforada biodegradable, esquineros y etiqueta QR</w:t>
+            </w:r>
+          </w:p>
+        </w:tc>
+        <w:tc>
+          <w:tcPr>
+            <w:tcW w:type="dxa" w:w="1220"/>
+            <w:shd w:fill="FFFFFF"/>
+            <w:tcMar>
+              <w:top w:w="100" w:type="dxa"/>
+              <w:bottom w:w="100" w:type="dxa"/>
+              <w:left w:w="100" w:type="dxa"/>
+              <w:right w:w="100" w:type="dxa"/>
+            </w:tcMar>
+          </w:tcPr>
+          <w:p>
+            <w:r>
+              <w:rPr>
+                <w:sz w:val="18"/>
+              </w:rPr>
+              <w:t>$37,50</w:t>
+            </w:r>
+          </w:p>
+        </w:tc>
+        <w:tc>
+          <w:tcPr>
+            <w:tcW w:type="dxa" w:w="1220"/>
+            <w:shd w:fill="FFFFFF"/>
+            <w:tcMar>
+              <w:top w:w="100" w:type="dxa"/>
+              <w:bottom w:w="100" w:type="dxa"/>
+              <w:left w:w="100" w:type="dxa"/>
+              <w:right w:w="100" w:type="dxa"/>
+            </w:tcMar>
+          </w:tcPr>
+          <w:p>
+            <w:r>
+              <w:rPr>
+                <w:sz w:val="18"/>
+              </w:rPr>
+              <w:t>5,0%</w:t>
+            </w:r>
+          </w:p>
+        </w:tc>
+        <w:tc>
+          <w:tcPr>
+            <w:tcW w:type="dxa" w:w="2610"/>
+            <w:shd w:fill="FFFFFF"/>
+            <w:tcMar>
+              <w:top w:w="100" w:type="dxa"/>
+              <w:bottom w:w="100" w:type="dxa"/>
+              <w:left w:w="100" w:type="dxa"/>
+              <w:right w:w="100" w:type="dxa"/>
+            </w:tcMar>
+          </w:tcPr>
+          <w:p>
+            <w:r>
+              <w:rPr>
+                <w:sz w:val="18"/>
+              </w:rPr>
+              <w:t>Cotización de papelera industrial e imprenta zonal a razón de $3.825 ARS por bandeja.</w:t>
+            </w:r>
+          </w:p>
+        </w:tc>
+      </w:tr>
+      <w:tr>
+        <w:tc>
+          <w:tcPr>
+            <w:tcW w:type="dxa" w:w="2060"/>
+            <w:shd w:fill="F9FBFD"/>
+            <w:tcMar>
+              <w:top w:w="100" w:type="dxa"/>
+              <w:bottom w:w="100" w:type="dxa"/>
+              <w:left w:w="100" w:type="dxa"/>
+              <w:right w:w="100" w:type="dxa"/>
+            </w:tcMar>
+          </w:tcPr>
+          <w:p>
+            <w:r>
+              <w:rPr>
+                <w:sz w:val="18"/>
+              </w:rPr>
+              <w:t>Flete refrigerado de última milla</w:t>
+            </w:r>
+          </w:p>
+        </w:tc>
+        <w:tc>
+          <w:tcPr>
+            <w:tcW w:type="dxa" w:w="2250"/>
+            <w:shd w:fill="F9FBFD"/>
+            <w:tcMar>
+              <w:top w:w="100" w:type="dxa"/>
+              <w:bottom w:w="100" w:type="dxa"/>
+              <w:left w:w="100" w:type="dxa"/>
+              <w:right w:w="100" w:type="dxa"/>
+            </w:tcMar>
+          </w:tcPr>
+          <w:p>
+            <w:r>
+              <w:rPr>
+                <w:sz w:val="18"/>
+              </w:rPr>
+              <w:t>Entrega directa en utilitario térmico a 18-22 °C en radio de 60 km</w:t>
+            </w:r>
+          </w:p>
+        </w:tc>
+        <w:tc>
+          <w:tcPr>
+            <w:tcW w:type="dxa" w:w="1220"/>
+            <w:shd w:fill="F9FBFD"/>
+            <w:tcMar>
+              <w:top w:w="100" w:type="dxa"/>
+              <w:bottom w:w="100" w:type="dxa"/>
+              <w:left w:w="100" w:type="dxa"/>
+              <w:right w:w="100" w:type="dxa"/>
+            </w:tcMar>
+          </w:tcPr>
+          <w:p>
+            <w:r>
+              <w:rPr>
+                <w:sz w:val="18"/>
+              </w:rPr>
+              <w:t>$25,00</w:t>
+            </w:r>
+          </w:p>
+        </w:tc>
+        <w:tc>
+          <w:tcPr>
+            <w:tcW w:type="dxa" w:w="1220"/>
+            <w:shd w:fill="F9FBFD"/>
+            <w:tcMar>
+              <w:top w:w="100" w:type="dxa"/>
+              <w:bottom w:w="100" w:type="dxa"/>
+              <w:left w:w="100" w:type="dxa"/>
+              <w:right w:w="100" w:type="dxa"/>
+            </w:tcMar>
+          </w:tcPr>
+          <w:p>
+            <w:r>
+              <w:rPr>
+                <w:sz w:val="18"/>
+              </w:rPr>
+              <w:t>3,3%</w:t>
+            </w:r>
+          </w:p>
+        </w:tc>
+        <w:tc>
+          <w:tcPr>
+            <w:tcW w:type="dxa" w:w="2610"/>
+            <w:shd w:fill="F9FBFD"/>
+            <w:tcMar>
+              <w:top w:w="100" w:type="dxa"/>
+              <w:bottom w:w="100" w:type="dxa"/>
+              <w:left w:w="100" w:type="dxa"/>
+              <w:right w:w="100" w:type="dxa"/>
+            </w:tcMar>
+          </w:tcPr>
+          <w:p>
+            <w:r>
+              <w:rPr>
+                <w:sz w:val="18"/>
+              </w:rPr>
+              <w:t>Costeo propio de 10 viajes consolidados de 85 km a $50.000 ARS por viaje con gasoil YPF.</w:t>
+            </w:r>
+          </w:p>
+        </w:tc>
+      </w:tr>
+      <w:tr>
+        <w:tc>
+          <w:tcPr>
+            <w:tcW w:type="dxa" w:w="2060"/>
+            <w:shd w:fill="FFFFFF"/>
+            <w:tcMar>
+              <w:top w:w="100" w:type="dxa"/>
+              <w:bottom w:w="100" w:type="dxa"/>
+              <w:left w:w="100" w:type="dxa"/>
+              <w:right w:w="100" w:type="dxa"/>
+            </w:tcMar>
+          </w:tcPr>
+          <w:p>
+            <w:r>
+              <w:rPr>
+                <w:sz w:val="18"/>
+              </w:rPr>
+              <w:t>Costo variable unitario total, CVU</w:t>
+            </w:r>
+          </w:p>
+        </w:tc>
+        <w:tc>
+          <w:tcPr>
+            <w:tcW w:type="dxa" w:w="2250"/>
+            <w:shd w:fill="FFFFFF"/>
+            <w:tcMar>
+              <w:top w:w="100" w:type="dxa"/>
+              <w:bottom w:w="100" w:type="dxa"/>
+              <w:left w:w="100" w:type="dxa"/>
+              <w:right w:w="100" w:type="dxa"/>
+            </w:tcMar>
+          </w:tcPr>
+          <w:p>
+            <w:r>
+              <w:rPr>
+                <w:sz w:val="18"/>
+              </w:rPr>
+              <w:t>Total por plantín injertado comercial puesto en finca</w:t>
+            </w:r>
+          </w:p>
+        </w:tc>
+        <w:tc>
+          <w:tcPr>
+            <w:tcW w:type="dxa" w:w="1220"/>
+            <w:shd w:fill="FFFFFF"/>
+            <w:tcMar>
+              <w:top w:w="100" w:type="dxa"/>
+              <w:bottom w:w="100" w:type="dxa"/>
+              <w:left w:w="100" w:type="dxa"/>
+              <w:right w:w="100" w:type="dxa"/>
+            </w:tcMar>
+          </w:tcPr>
+          <w:p>
+            <w:r>
+              <w:rPr>
+                <w:sz w:val="18"/>
+              </w:rPr>
+              <w:t>$750,00</w:t>
+            </w:r>
+          </w:p>
+        </w:tc>
+        <w:tc>
+          <w:tcPr>
+            <w:tcW w:type="dxa" w:w="1220"/>
+            <w:shd w:fill="FFFFFF"/>
+            <w:tcMar>
+              <w:top w:w="100" w:type="dxa"/>
+              <w:bottom w:w="100" w:type="dxa"/>
+              <w:left w:w="100" w:type="dxa"/>
+              <w:right w:w="100" w:type="dxa"/>
+            </w:tcMar>
+          </w:tcPr>
+          <w:p>
+            <w:r>
+              <w:rPr>
+                <w:sz w:val="18"/>
+              </w:rPr>
+              <w:t>100,0%</w:t>
+            </w:r>
+          </w:p>
+        </w:tc>
+        <w:tc>
+          <w:tcPr>
+            <w:tcW w:type="dxa" w:w="2610"/>
+            <w:shd w:fill="FFFFFF"/>
+            <w:tcMar>
+              <w:top w:w="100" w:type="dxa"/>
+              <w:bottom w:w="100" w:type="dxa"/>
+              <w:left w:w="100" w:type="dxa"/>
+              <w:right w:w="100" w:type="dxa"/>
+            </w:tcMar>
+          </w:tcPr>
+          <w:p>
+            <w:r>
+              <w:rPr>
+                <w:sz w:val="18"/>
+              </w:rPr>
+              <w:t>Suma verificada de insumos de vivero, mano de obra, merma, envase y logística.</w:t>
+            </w:r>
+          </w:p>
+        </w:tc>
+      </w:tr>
+    </w:tbl>
+    <w:p>
+      <w:pPr>
+        <w:spacing w:after="80"/>
+      </w:pPr>
+    </w:p>
+    <w:p>
+      <w:pPr>
+        <w:spacing w:before="0" w:after="120" w:line="276" w:lineRule="auto"/>
+      </w:pPr>
+      <w:r>
+        <w:rPr>
+          <w:rFonts w:ascii="Calibri" w:hAnsi="Calibri"/>
+          <w:i w:val="0"/>
+          <w:color w:val="282828"/>
+          <w:sz w:val="22"/>
+        </w:rPr>
+        <w:t>Para el servicio de biosolarización de la Fase 2, que se comercializa a una tarifa de $750 ARS por m², el costo variable operativo es de $450 ARS por m², dejando un margen de contribución de $300 ARS por m² equivalente al 40%:</w:t>
+      </w:r>
+    </w:p>
+    <w:tbl>
+      <w:tblPr>
+        <w:tblW w:type="auto" w:w="0"/>
+        <w:jc w:val="center"/>
+        <w:tblLook w:firstColumn="1" w:firstRow="1" w:lastColumn="0" w:lastRow="0" w:noHBand="0" w:noVBand="1" w:val="04A0"/>
+        <w:tblBorders>
+          <w:top w:val="single" w:sz="4" w:space="0" w:color="D3D3D3"/>
+          <w:bottom w:val="single" w:sz="4" w:space="0" w:color="D3D3D3"/>
+          <w:insideH w:val="single" w:sz="4" w:space="0" w:color="D3D3D3"/>
+          <w:insideV w:val="none"/>
+          <w:left w:val="none"/>
+          <w:right w:val="none"/>
+        </w:tblBorders>
+      </w:tblPr>
+      <w:tblGrid>
+        <w:gridCol w:w="2340"/>
+        <w:gridCol w:w="2340"/>
+        <w:gridCol w:w="2340"/>
+        <w:gridCol w:w="2340"/>
+      </w:tblGrid>
+      <w:tr>
+        <w:tc>
+          <w:tcPr>
+            <w:tcW w:type="dxa" w:w="2340"/>
+            <w:shd w:fill="003366"/>
+            <w:tcMar>
+              <w:top w:w="120" w:type="dxa"/>
+              <w:bottom w:w="120" w:type="dxa"/>
+              <w:left w:w="120" w:type="dxa"/>
+              <w:right w:w="120" w:type="dxa"/>
+            </w:tcMar>
+          </w:tcPr>
+          <w:p>
+            <w:r>
+              <w:rPr>
+                <w:b/>
+                <w:color w:val="FFFFFF"/>
+                <w:sz w:val="19"/>
+              </w:rPr>
+              <w:t>Rubro variable de Fase 2 por m² tratado</w:t>
+            </w:r>
+          </w:p>
+        </w:tc>
+        <w:tc>
+          <w:tcPr>
+            <w:tcW w:type="dxa" w:w="2340"/>
+            <w:shd w:fill="003366"/>
+            <w:tcMar>
+              <w:top w:w="120" w:type="dxa"/>
+              <w:bottom w:w="120" w:type="dxa"/>
+              <w:left w:w="120" w:type="dxa"/>
+              <w:right w:w="120" w:type="dxa"/>
+            </w:tcMar>
+          </w:tcPr>
+          <w:p>
+            <w:r>
+              <w:rPr>
+                <w:b/>
+                <w:color w:val="FFFFFF"/>
+                <w:sz w:val="19"/>
+              </w:rPr>
+              <w:t>Detalle operativo y de recursos humanos e insumos</w:t>
+            </w:r>
+          </w:p>
+        </w:tc>
+        <w:tc>
+          <w:tcPr>
+            <w:tcW w:type="dxa" w:w="2340"/>
+            <w:shd w:fill="003366"/>
+            <w:tcMar>
+              <w:top w:w="120" w:type="dxa"/>
+              <w:bottom w:w="120" w:type="dxa"/>
+              <w:left w:w="120" w:type="dxa"/>
+              <w:right w:w="120" w:type="dxa"/>
+            </w:tcMar>
+          </w:tcPr>
+          <w:p>
+            <w:r>
+              <w:rPr>
+                <w:b/>
+                <w:color w:val="FFFFFF"/>
+                <w:sz w:val="19"/>
+              </w:rPr>
+              <w:t>Costo por m² en ARS</w:t>
+            </w:r>
+          </w:p>
+        </w:tc>
+        <w:tc>
+          <w:tcPr>
+            <w:tcW w:type="dxa" w:w="2340"/>
+            <w:shd w:fill="003366"/>
+            <w:tcMar>
+              <w:top w:w="120" w:type="dxa"/>
+              <w:bottom w:w="120" w:type="dxa"/>
+              <w:left w:w="120" w:type="dxa"/>
+              <w:right w:w="120" w:type="dxa"/>
+            </w:tcMar>
+          </w:tcPr>
+          <w:p>
+            <w:r>
+              <w:rPr>
+                <w:b/>
+                <w:color w:val="FFFFFF"/>
+                <w:sz w:val="19"/>
+              </w:rPr>
+              <w:t>Fuente de referencia</w:t>
+            </w:r>
+          </w:p>
+        </w:tc>
+      </w:tr>
+      <w:tr>
+        <w:tc>
+          <w:tcPr>
+            <w:tcW w:type="dxa" w:w="2340"/>
+            <w:shd w:fill="F9FBFD"/>
+            <w:tcMar>
+              <w:top w:w="100" w:type="dxa"/>
+              <w:bottom w:w="100" w:type="dxa"/>
+              <w:left w:w="100" w:type="dxa"/>
+              <w:right w:w="100" w:type="dxa"/>
+            </w:tcMar>
+          </w:tcPr>
+          <w:p>
+            <w:r>
+              <w:rPr>
+                <w:sz w:val="18"/>
+              </w:rPr>
+              <w:t>Retiro, flete corto y acopio de orujo</w:t>
+            </w:r>
+          </w:p>
+        </w:tc>
+        <w:tc>
+          <w:tcPr>
+            <w:tcW w:type="dxa" w:w="2340"/>
+            <w:shd w:fill="F9FBFD"/>
+            <w:tcMar>
+              <w:top w:w="100" w:type="dxa"/>
+              <w:bottom w:w="100" w:type="dxa"/>
+              <w:left w:w="100" w:type="dxa"/>
+              <w:right w:w="100" w:type="dxa"/>
+            </w:tcMar>
+          </w:tcPr>
+          <w:p>
+            <w:r>
+              <w:rPr>
+                <w:sz w:val="18"/>
+              </w:rPr>
+              <w:t>Traslado desde jugueras de Allen y bodegas a razón de 2,5 a 4,0 kg/m²</w:t>
+            </w:r>
+          </w:p>
+        </w:tc>
+        <w:tc>
+          <w:tcPr>
+            <w:tcW w:type="dxa" w:w="2340"/>
+            <w:shd w:fill="F9FBFD"/>
+            <w:tcMar>
+              <w:top w:w="100" w:type="dxa"/>
+              <w:bottom w:w="100" w:type="dxa"/>
+              <w:left w:w="100" w:type="dxa"/>
+              <w:right w:w="100" w:type="dxa"/>
+            </w:tcMar>
+          </w:tcPr>
+          <w:p>
+            <w:r>
+              <w:rPr>
+                <w:sz w:val="18"/>
+              </w:rPr>
+              <w:t>$110,00</w:t>
+            </w:r>
+          </w:p>
+        </w:tc>
+        <w:tc>
+          <w:tcPr>
+            <w:tcW w:type="dxa" w:w="2340"/>
+            <w:shd w:fill="F9FBFD"/>
+            <w:tcMar>
+              <w:top w:w="100" w:type="dxa"/>
+              <w:bottom w:w="100" w:type="dxa"/>
+              <w:left w:w="100" w:type="dxa"/>
+              <w:right w:w="100" w:type="dxa"/>
+            </w:tcMar>
+          </w:tcPr>
+          <w:p>
+            <w:r>
+              <w:rPr>
+                <w:sz w:val="18"/>
+              </w:rPr>
+              <w:t>Convenios con sidreras locales y tarifa de flete corto en chasis volquete [S16][S19].</w:t>
+            </w:r>
+          </w:p>
+        </w:tc>
+      </w:tr>
+      <w:tr>
+        <w:tc>
+          <w:tcPr>
+            <w:tcW w:type="dxa" w:w="2340"/>
+            <w:shd w:fill="FFFFFF"/>
+            <w:tcMar>
+              <w:top w:w="100" w:type="dxa"/>
+              <w:bottom w:w="100" w:type="dxa"/>
+              <w:left w:w="100" w:type="dxa"/>
+              <w:right w:w="100" w:type="dxa"/>
+            </w:tcMar>
+          </w:tcPr>
+          <w:p>
+            <w:r>
+              <w:rPr>
+                <w:sz w:val="18"/>
+              </w:rPr>
+              <w:t>Ensilado anaeróbico en silo bolsa</w:t>
+            </w:r>
+          </w:p>
+        </w:tc>
+        <w:tc>
+          <w:tcPr>
+            <w:tcW w:type="dxa" w:w="2340"/>
+            <w:shd w:fill="FFFFFF"/>
+            <w:tcMar>
+              <w:top w:w="100" w:type="dxa"/>
+              <w:bottom w:w="100" w:type="dxa"/>
+              <w:left w:w="100" w:type="dxa"/>
+              <w:right w:w="100" w:type="dxa"/>
+            </w:tcMar>
+          </w:tcPr>
+          <w:p>
+            <w:r>
+              <w:rPr>
+                <w:sz w:val="18"/>
+              </w:rPr>
+              <w:t>Proporcional de bolsa tubular de polietileno de alta densidad y compactado</w:t>
+            </w:r>
+          </w:p>
+        </w:tc>
+        <w:tc>
+          <w:tcPr>
+            <w:tcW w:type="dxa" w:w="2340"/>
+            <w:shd w:fill="FFFFFF"/>
+            <w:tcMar>
+              <w:top w:w="100" w:type="dxa"/>
+              <w:bottom w:w="100" w:type="dxa"/>
+              <w:left w:w="100" w:type="dxa"/>
+              <w:right w:w="100" w:type="dxa"/>
+            </w:tcMar>
+          </w:tcPr>
+          <w:p>
+            <w:r>
+              <w:rPr>
+                <w:sz w:val="18"/>
+              </w:rPr>
+              <w:t>$50,00</w:t>
+            </w:r>
+          </w:p>
+        </w:tc>
+        <w:tc>
+          <w:tcPr>
+            <w:tcW w:type="dxa" w:w="2340"/>
+            <w:shd w:fill="FFFFFF"/>
+            <w:tcMar>
+              <w:top w:w="100" w:type="dxa"/>
+              <w:bottom w:w="100" w:type="dxa"/>
+              <w:left w:w="100" w:type="dxa"/>
+              <w:right w:w="100" w:type="dxa"/>
+            </w:tcMar>
+          </w:tcPr>
+          <w:p>
+            <w:r>
+              <w:rPr>
+                <w:sz w:val="18"/>
+              </w:rPr>
+              <w:t>Manual técnico de ensilado de orujo de manzana del INTA Alto Valle [S30].</w:t>
+            </w:r>
+          </w:p>
+        </w:tc>
+      </w:tr>
+      <w:tr>
+        <w:tc>
+          <w:tcPr>
+            <w:tcW w:type="dxa" w:w="2340"/>
+            <w:shd w:fill="F9FBFD"/>
+            <w:tcMar>
+              <w:top w:w="100" w:type="dxa"/>
+              <w:bottom w:w="100" w:type="dxa"/>
+              <w:left w:w="100" w:type="dxa"/>
+              <w:right w:w="100" w:type="dxa"/>
+            </w:tcMar>
+          </w:tcPr>
+          <w:p>
+            <w:r>
+              <w:rPr>
+                <w:sz w:val="18"/>
+              </w:rPr>
+              <w:t>Film de polietileno para solarización</w:t>
+            </w:r>
+          </w:p>
+        </w:tc>
+        <w:tc>
+          <w:tcPr>
+            <w:tcW w:type="dxa" w:w="2340"/>
+            <w:shd w:fill="F9FBFD"/>
+            <w:tcMar>
+              <w:top w:w="100" w:type="dxa"/>
+              <w:bottom w:w="100" w:type="dxa"/>
+              <w:left w:w="100" w:type="dxa"/>
+              <w:right w:w="100" w:type="dxa"/>
+            </w:tcMar>
+          </w:tcPr>
+          <w:p>
+            <w:r>
+              <w:rPr>
+                <w:sz w:val="18"/>
+              </w:rPr>
+              <w:t>Lámina virgen transparente térmica de 50 a 100 micrones de espesor</w:t>
+            </w:r>
+          </w:p>
+        </w:tc>
+        <w:tc>
+          <w:tcPr>
+            <w:tcW w:type="dxa" w:w="2340"/>
+            <w:shd w:fill="F9FBFD"/>
+            <w:tcMar>
+              <w:top w:w="100" w:type="dxa"/>
+              <w:bottom w:w="100" w:type="dxa"/>
+              <w:left w:w="100" w:type="dxa"/>
+              <w:right w:w="100" w:type="dxa"/>
+            </w:tcMar>
+          </w:tcPr>
+          <w:p>
+            <w:r>
+              <w:rPr>
+                <w:sz w:val="18"/>
+              </w:rPr>
+              <w:t>$140,00</w:t>
+            </w:r>
+          </w:p>
+        </w:tc>
+        <w:tc>
+          <w:tcPr>
+            <w:tcW w:type="dxa" w:w="2340"/>
+            <w:shd w:fill="F9FBFD"/>
+            <w:tcMar>
+              <w:top w:w="100" w:type="dxa"/>
+              <w:bottom w:w="100" w:type="dxa"/>
+              <w:left w:w="100" w:type="dxa"/>
+              <w:right w:w="100" w:type="dxa"/>
+            </w:tcMar>
+          </w:tcPr>
+          <w:p>
+            <w:r>
+              <w:rPr>
+                <w:sz w:val="18"/>
+              </w:rPr>
+              <w:t>Proveedores de plásticos agrícolas de General Roca y Neuquén [S13][S14].</w:t>
+            </w:r>
+          </w:p>
+        </w:tc>
+      </w:tr>
+      <w:tr>
+        <w:tc>
+          <w:tcPr>
+            <w:tcW w:type="dxa" w:w="2340"/>
+            <w:shd w:fill="FFFFFF"/>
+            <w:tcMar>
+              <w:top w:w="100" w:type="dxa"/>
+              <w:bottom w:w="100" w:type="dxa"/>
+              <w:left w:w="100" w:type="dxa"/>
+              <w:right w:w="100" w:type="dxa"/>
+            </w:tcMar>
+          </w:tcPr>
+          <w:p>
+            <w:r>
+              <w:rPr>
+                <w:sz w:val="18"/>
+              </w:rPr>
+              <w:t>Mano de obra e incorporación mecánica</w:t>
+            </w:r>
+          </w:p>
+        </w:tc>
+        <w:tc>
+          <w:tcPr>
+            <w:tcW w:type="dxa" w:w="2340"/>
+            <w:shd w:fill="FFFFFF"/>
+            <w:tcMar>
+              <w:top w:w="100" w:type="dxa"/>
+              <w:bottom w:w="100" w:type="dxa"/>
+              <w:left w:w="100" w:type="dxa"/>
+              <w:right w:w="100" w:type="dxa"/>
+            </w:tcMar>
+          </w:tcPr>
+          <w:p>
+            <w:r>
+              <w:rPr>
+                <w:sz w:val="18"/>
+              </w:rPr>
+              <w:t>Cuadrilla rural UATRE, minitractor con rotovator y tendido de plástico</w:t>
+            </w:r>
+          </w:p>
+        </w:tc>
+        <w:tc>
+          <w:tcPr>
+            <w:tcW w:type="dxa" w:w="2340"/>
+            <w:shd w:fill="FFFFFF"/>
+            <w:tcMar>
+              <w:top w:w="100" w:type="dxa"/>
+              <w:bottom w:w="100" w:type="dxa"/>
+              <w:left w:w="100" w:type="dxa"/>
+              <w:right w:w="100" w:type="dxa"/>
+            </w:tcMar>
+          </w:tcPr>
+          <w:p>
+            <w:r>
+              <w:rPr>
+                <w:sz w:val="18"/>
+              </w:rPr>
+              <w:t>$100,00</w:t>
+            </w:r>
+          </w:p>
+        </w:tc>
+        <w:tc>
+          <w:tcPr>
+            <w:tcW w:type="dxa" w:w="2340"/>
+            <w:shd w:fill="FFFFFF"/>
+            <w:tcMar>
+              <w:top w:w="100" w:type="dxa"/>
+              <w:bottom w:w="100" w:type="dxa"/>
+              <w:left w:w="100" w:type="dxa"/>
+              <w:right w:w="100" w:type="dxa"/>
+            </w:tcMar>
+          </w:tcPr>
+          <w:p>
+            <w:r>
+              <w:rPr>
+                <w:sz w:val="18"/>
+              </w:rPr>
+              <w:t>Escala salarial UATRE y tarifa horaria de contratistas de labranza bajo cubierta [S32].</w:t>
+            </w:r>
+          </w:p>
+        </w:tc>
+      </w:tr>
+      <w:tr>
+        <w:tc>
+          <w:tcPr>
+            <w:tcW w:type="dxa" w:w="2340"/>
+            <w:shd w:fill="F9FBFD"/>
+            <w:tcMar>
+              <w:top w:w="100" w:type="dxa"/>
+              <w:bottom w:w="100" w:type="dxa"/>
+              <w:left w:w="100" w:type="dxa"/>
+              <w:right w:w="100" w:type="dxa"/>
+            </w:tcMar>
+          </w:tcPr>
+          <w:p>
+            <w:r>
+              <w:rPr>
+                <w:sz w:val="18"/>
+              </w:rPr>
+              <w:t>Laboratorio pre y post y monitoreo</w:t>
+            </w:r>
+          </w:p>
+        </w:tc>
+        <w:tc>
+          <w:tcPr>
+            <w:tcW w:type="dxa" w:w="2340"/>
+            <w:shd w:fill="F9FBFD"/>
+            <w:tcMar>
+              <w:top w:w="100" w:type="dxa"/>
+              <w:bottom w:w="100" w:type="dxa"/>
+              <w:left w:w="100" w:type="dxa"/>
+              <w:right w:w="100" w:type="dxa"/>
+            </w:tcMar>
+          </w:tcPr>
+          <w:p>
+            <w:r>
+              <w:rPr>
+                <w:sz w:val="18"/>
+              </w:rPr>
+              <w:t>Extracción de muestras de control y amortización de sondas térmicas</w:t>
+            </w:r>
+          </w:p>
+        </w:tc>
+        <w:tc>
+          <w:tcPr>
+            <w:tcW w:type="dxa" w:w="2340"/>
+            <w:shd w:fill="F9FBFD"/>
+            <w:tcMar>
+              <w:top w:w="100" w:type="dxa"/>
+              <w:bottom w:w="100" w:type="dxa"/>
+              <w:left w:w="100" w:type="dxa"/>
+              <w:right w:w="100" w:type="dxa"/>
+            </w:tcMar>
+          </w:tcPr>
+          <w:p>
+            <w:r>
+              <w:rPr>
+                <w:sz w:val="18"/>
+              </w:rPr>
+              <w:t>$50,00</w:t>
+            </w:r>
+          </w:p>
+        </w:tc>
+        <w:tc>
+          <w:tcPr>
+            <w:tcW w:type="dxa" w:w="2340"/>
+            <w:shd w:fill="F9FBFD"/>
+            <w:tcMar>
+              <w:top w:w="100" w:type="dxa"/>
+              <w:bottom w:w="100" w:type="dxa"/>
+              <w:left w:w="100" w:type="dxa"/>
+              <w:right w:w="100" w:type="dxa"/>
+            </w:tcMar>
+          </w:tcPr>
+          <w:p>
+            <w:r>
+              <w:rPr>
+                <w:sz w:val="18"/>
+              </w:rPr>
+              <w:t>Aranceles de laboratorio fitopatológico regional INTA y UNCo Cinco Saltos [S12][S15].</w:t>
+            </w:r>
+          </w:p>
+        </w:tc>
+      </w:tr>
+      <w:tr>
+        <w:tc>
+          <w:tcPr>
+            <w:tcW w:type="dxa" w:w="2340"/>
+            <w:shd w:fill="FFFFFF"/>
+            <w:tcMar>
+              <w:top w:w="100" w:type="dxa"/>
+              <w:bottom w:w="100" w:type="dxa"/>
+              <w:left w:w="100" w:type="dxa"/>
+              <w:right w:w="100" w:type="dxa"/>
+            </w:tcMar>
+          </w:tcPr>
+          <w:p>
+            <w:r>
+              <w:rPr>
+                <w:sz w:val="18"/>
+              </w:rPr>
+              <w:t>Costo variable unitario Fase 2</w:t>
+            </w:r>
+          </w:p>
+        </w:tc>
+        <w:tc>
+          <w:tcPr>
+            <w:tcW w:type="dxa" w:w="2340"/>
+            <w:shd w:fill="FFFFFF"/>
+            <w:tcMar>
+              <w:top w:w="100" w:type="dxa"/>
+              <w:bottom w:w="100" w:type="dxa"/>
+              <w:left w:w="100" w:type="dxa"/>
+              <w:right w:w="100" w:type="dxa"/>
+            </w:tcMar>
+          </w:tcPr>
+          <w:p>
+            <w:r>
+              <w:rPr>
+                <w:sz w:val="18"/>
+              </w:rPr>
+              <w:t>Total operativo por m² tratado en invernadero</w:t>
+            </w:r>
+          </w:p>
+        </w:tc>
+        <w:tc>
+          <w:tcPr>
+            <w:tcW w:type="dxa" w:w="2340"/>
+            <w:shd w:fill="FFFFFF"/>
+            <w:tcMar>
+              <w:top w:w="100" w:type="dxa"/>
+              <w:bottom w:w="100" w:type="dxa"/>
+              <w:left w:w="100" w:type="dxa"/>
+              <w:right w:w="100" w:type="dxa"/>
+            </w:tcMar>
+          </w:tcPr>
+          <w:p>
+            <w:r>
+              <w:rPr>
+                <w:sz w:val="18"/>
+              </w:rPr>
+              <w:t>$450,00</w:t>
+            </w:r>
+          </w:p>
+        </w:tc>
+        <w:tc>
+          <w:tcPr>
+            <w:tcW w:type="dxa" w:w="2340"/>
+            <w:shd w:fill="FFFFFF"/>
+            <w:tcMar>
+              <w:top w:w="100" w:type="dxa"/>
+              <w:bottom w:w="100" w:type="dxa"/>
+              <w:left w:w="100" w:type="dxa"/>
+              <w:right w:w="100" w:type="dxa"/>
+            </w:tcMar>
+          </w:tcPr>
+          <w:p>
+            <w:r>
+              <w:rPr>
+                <w:sz w:val="18"/>
+              </w:rPr>
+              <w:t>Equivalente a $450.000 ARS por nave estándar de 1.000 m² bajo cubierta.</w:t>
+            </w:r>
+          </w:p>
+        </w:tc>
+      </w:tr>
+    </w:tbl>
+    <w:p>
+      <w:pPr>
+        <w:spacing w:after="80"/>
+      </w:pPr>
+    </w:p>
+    <w:p>
+      <w:pPr>
+        <w:keepNext/>
+        <w:spacing w:before="200" w:after="40"/>
+      </w:pPr>
+      <w:r>
+        <w:rPr>
+          <w:rFonts w:ascii="Arial" w:hAnsi="Arial"/>
+          <w:b/>
+          <w:color w:val="333333"/>
+          <w:sz w:val="22"/>
+        </w:rPr>
+        <w:t>Estructura de costos fijos anuales y recursos humanos involucrados</w:t>
+      </w:r>
+    </w:p>
+    <w:p>
+      <w:pPr>
+        <w:spacing w:before="0" w:after="120" w:line="276" w:lineRule="auto"/>
+      </w:pPr>
+      <w:r>
+        <w:rPr>
+          <w:rFonts w:ascii="Calibri" w:hAnsi="Calibri"/>
+          <w:i w:val="0"/>
+          <w:color w:val="282828"/>
+          <w:sz w:val="22"/>
+        </w:rPr>
+        <w:t>La estructura fija anual de $8.800.000 ARS cubre los recursos humanos técnicos y comerciales, la administración, las comunicaciones, el soporte tecnológico, la logística de prospección, el marketing y las amortizaciones:</w:t>
+      </w:r>
+    </w:p>
+    <w:tbl>
+      <w:tblPr>
+        <w:tblW w:type="auto" w:w="0"/>
+        <w:jc w:val="center"/>
+        <w:tblLook w:firstColumn="1" w:firstRow="1" w:lastColumn="0" w:lastRow="0" w:noHBand="0" w:noVBand="1" w:val="04A0"/>
+        <w:tblBorders>
+          <w:top w:val="single" w:sz="4" w:space="0" w:color="D3D3D3"/>
+          <w:bottom w:val="single" w:sz="4" w:space="0" w:color="D3D3D3"/>
+          <w:insideH w:val="single" w:sz="4" w:space="0" w:color="D3D3D3"/>
+          <w:insideV w:val="none"/>
+          <w:left w:val="none"/>
+          <w:right w:val="none"/>
+        </w:tblBorders>
+      </w:tblPr>
+      <w:tblGrid>
+        <w:gridCol w:w="2340"/>
+        <w:gridCol w:w="2340"/>
+        <w:gridCol w:w="2340"/>
+        <w:gridCol w:w="2340"/>
+      </w:tblGrid>
+      <w:tr>
+        <w:tc>
+          <w:tcPr>
+            <w:tcW w:type="dxa" w:w="2340"/>
+            <w:shd w:fill="003366"/>
+            <w:tcMar>
+              <w:top w:w="120" w:type="dxa"/>
+              <w:bottom w:w="120" w:type="dxa"/>
+              <w:left w:w="120" w:type="dxa"/>
+              <w:right w:w="120" w:type="dxa"/>
+            </w:tcMar>
+          </w:tcPr>
+          <w:p>
+            <w:r>
+              <w:rPr>
+                <w:b/>
+                <w:color w:val="FFFFFF"/>
+                <w:sz w:val="19"/>
+              </w:rPr>
+              <w:t>Rubro de estructura fija anual</w:t>
+            </w:r>
+          </w:p>
+        </w:tc>
+        <w:tc>
+          <w:tcPr>
+            <w:tcW w:type="dxa" w:w="2340"/>
+            <w:shd w:fill="003366"/>
+            <w:tcMar>
+              <w:top w:w="120" w:type="dxa"/>
+              <w:bottom w:w="120" w:type="dxa"/>
+              <w:left w:w="120" w:type="dxa"/>
+              <w:right w:w="120" w:type="dxa"/>
+            </w:tcMar>
+          </w:tcPr>
+          <w:p>
+            <w:r>
+              <w:rPr>
+                <w:b/>
+                <w:color w:val="FFFFFF"/>
+                <w:sz w:val="19"/>
+              </w:rPr>
+              <w:t>Funciones cubiertas, personal y servicios involucrados</w:t>
+            </w:r>
+          </w:p>
+        </w:tc>
+        <w:tc>
+          <w:tcPr>
+            <w:tcW w:type="dxa" w:w="2340"/>
+            <w:shd w:fill="003366"/>
+            <w:tcMar>
+              <w:top w:w="120" w:type="dxa"/>
+              <w:bottom w:w="120" w:type="dxa"/>
+              <w:left w:w="120" w:type="dxa"/>
+              <w:right w:w="120" w:type="dxa"/>
+            </w:tcMar>
+          </w:tcPr>
+          <w:p>
+            <w:r>
+              <w:rPr>
+                <w:b/>
+                <w:color w:val="FFFFFF"/>
+                <w:sz w:val="19"/>
+              </w:rPr>
+              <w:t>Monto anual en ARS</w:t>
+            </w:r>
+          </w:p>
+        </w:tc>
+        <w:tc>
+          <w:tcPr>
+            <w:tcW w:type="dxa" w:w="2340"/>
+            <w:shd w:fill="003366"/>
+            <w:tcMar>
+              <w:top w:w="120" w:type="dxa"/>
+              <w:bottom w:w="120" w:type="dxa"/>
+              <w:left w:w="120" w:type="dxa"/>
+              <w:right w:w="120" w:type="dxa"/>
+            </w:tcMar>
+          </w:tcPr>
+          <w:p>
+            <w:r>
+              <w:rPr>
+                <w:b/>
+                <w:color w:val="FFFFFF"/>
+                <w:sz w:val="19"/>
+              </w:rPr>
+              <w:t>Fuente y criterio de asignación</w:t>
+            </w:r>
+          </w:p>
+        </w:tc>
+      </w:tr>
+      <w:tr>
+        <w:tc>
+          <w:tcPr>
+            <w:tcW w:type="dxa" w:w="2340"/>
+            <w:shd w:fill="F9FBFD"/>
+            <w:tcMar>
+              <w:top w:w="100" w:type="dxa"/>
+              <w:bottom w:w="100" w:type="dxa"/>
+              <w:left w:w="100" w:type="dxa"/>
+              <w:right w:w="100" w:type="dxa"/>
+            </w:tcMar>
+          </w:tcPr>
+          <w:p>
+            <w:r>
+              <w:rPr>
+                <w:sz w:val="18"/>
+              </w:rPr>
+              <w:t>Recursos humanos de dirección técnica y ventas</w:t>
+            </w:r>
+          </w:p>
+        </w:tc>
+        <w:tc>
+          <w:tcPr>
+            <w:tcW w:type="dxa" w:w="2340"/>
+            <w:shd w:fill="F9FBFD"/>
+            <w:tcMar>
+              <w:top w:w="100" w:type="dxa"/>
+              <w:bottom w:w="100" w:type="dxa"/>
+              <w:left w:w="100" w:type="dxa"/>
+              <w:right w:w="100" w:type="dxa"/>
+            </w:tcMar>
+          </w:tcPr>
+          <w:p>
+            <w:r>
+              <w:rPr>
+                <w:sz w:val="18"/>
+              </w:rPr>
+              <w:t>Ingeniero agrónomo matriculado responsable ante INASE y SENASA, supervisión de cámara, visitas técnicas y cierre de ventas B2B</w:t>
+            </w:r>
+          </w:p>
+        </w:tc>
+        <w:tc>
+          <w:tcPr>
+            <w:tcW w:type="dxa" w:w="2340"/>
+            <w:shd w:fill="F9FBFD"/>
+            <w:tcMar>
+              <w:top w:w="100" w:type="dxa"/>
+              <w:bottom w:w="100" w:type="dxa"/>
+              <w:left w:w="100" w:type="dxa"/>
+              <w:right w:w="100" w:type="dxa"/>
+            </w:tcMar>
+          </w:tcPr>
+          <w:p>
+            <w:r>
+              <w:rPr>
+                <w:sz w:val="18"/>
+              </w:rPr>
+              <w:t>$3.600.000</w:t>
+            </w:r>
+          </w:p>
+        </w:tc>
+        <w:tc>
+          <w:tcPr>
+            <w:tcW w:type="dxa" w:w="2340"/>
+            <w:shd w:fill="F9FBFD"/>
+            <w:tcMar>
+              <w:top w:w="100" w:type="dxa"/>
+              <w:bottom w:w="100" w:type="dxa"/>
+              <w:left w:w="100" w:type="dxa"/>
+              <w:right w:w="100" w:type="dxa"/>
+            </w:tcMar>
+          </w:tcPr>
+          <w:p>
+            <w:r>
+              <w:rPr>
+                <w:sz w:val="18"/>
+              </w:rPr>
+              <w:t>Honorarios profesionales por dedicación parcial especializada a $300.000 ARS/mes promedio [S32][S34].</w:t>
+            </w:r>
+          </w:p>
+        </w:tc>
+      </w:tr>
+      <w:tr>
+        <w:tc>
+          <w:tcPr>
+            <w:tcW w:type="dxa" w:w="2340"/>
+            <w:shd w:fill="FFFFFF"/>
+            <w:tcMar>
+              <w:top w:w="100" w:type="dxa"/>
+              <w:bottom w:w="100" w:type="dxa"/>
+              <w:left w:w="100" w:type="dxa"/>
+              <w:right w:w="100" w:type="dxa"/>
+            </w:tcMar>
+          </w:tcPr>
+          <w:p>
+            <w:r>
+              <w:rPr>
+                <w:sz w:val="18"/>
+              </w:rPr>
+              <w:t>Administración, contabilidad y comunicaciones</w:t>
+            </w:r>
+          </w:p>
+        </w:tc>
+        <w:tc>
+          <w:tcPr>
+            <w:tcW w:type="dxa" w:w="2340"/>
+            <w:shd w:fill="FFFFFF"/>
+            <w:tcMar>
+              <w:top w:w="100" w:type="dxa"/>
+              <w:bottom w:w="100" w:type="dxa"/>
+              <w:left w:w="100" w:type="dxa"/>
+              <w:right w:w="100" w:type="dxa"/>
+            </w:tcMar>
+          </w:tcPr>
+          <w:p>
+            <w:r>
+              <w:rPr>
+                <w:sz w:val="18"/>
+              </w:rPr>
+              <w:t>Estudio contable externo para SAS, liquidación de jornales UATRE, facturación, emisión de DTV-e, telefonía móvil e internet de fibra óptica</w:t>
+            </w:r>
+          </w:p>
+        </w:tc>
+        <w:tc>
+          <w:tcPr>
+            <w:tcW w:type="dxa" w:w="2340"/>
+            <w:shd w:fill="FFFFFF"/>
+            <w:tcMar>
+              <w:top w:w="100" w:type="dxa"/>
+              <w:bottom w:w="100" w:type="dxa"/>
+              <w:left w:w="100" w:type="dxa"/>
+              <w:right w:w="100" w:type="dxa"/>
+            </w:tcMar>
+          </w:tcPr>
+          <w:p>
+            <w:r>
+              <w:rPr>
+                <w:sz w:val="18"/>
+              </w:rPr>
+              <w:t>$600.000</w:t>
+            </w:r>
+          </w:p>
+        </w:tc>
+        <w:tc>
+          <w:tcPr>
+            <w:tcW w:type="dxa" w:w="2340"/>
+            <w:shd w:fill="FFFFFF"/>
+            <w:tcMar>
+              <w:top w:w="100" w:type="dxa"/>
+              <w:bottom w:w="100" w:type="dxa"/>
+              <w:left w:w="100" w:type="dxa"/>
+              <w:right w:w="100" w:type="dxa"/>
+            </w:tcMar>
+          </w:tcPr>
+          <w:p>
+            <w:r>
+              <w:rPr>
+                <w:sz w:val="18"/>
+              </w:rPr>
+              <w:t>Abono mensual de $50.000 ARS por servicio administrativo tercerizado y conectividad de planta.</w:t>
+            </w:r>
+          </w:p>
+        </w:tc>
+      </w:tr>
+      <w:tr>
+        <w:tc>
+          <w:tcPr>
+            <w:tcW w:type="dxa" w:w="2340"/>
+            <w:shd w:fill="F9FBFD"/>
+            <w:tcMar>
+              <w:top w:w="100" w:type="dxa"/>
+              <w:bottom w:w="100" w:type="dxa"/>
+              <w:left w:w="100" w:type="dxa"/>
+              <w:right w:w="100" w:type="dxa"/>
+            </w:tcMar>
+          </w:tcPr>
+          <w:p>
+            <w:r>
+              <w:rPr>
+                <w:sz w:val="18"/>
+              </w:rPr>
+              <w:t>Tecnología IoT, energía base y habilitaciones</w:t>
+            </w:r>
+          </w:p>
+        </w:tc>
+        <w:tc>
+          <w:tcPr>
+            <w:tcW w:type="dxa" w:w="2340"/>
+            <w:shd w:fill="F9FBFD"/>
+            <w:tcMar>
+              <w:top w:w="100" w:type="dxa"/>
+              <w:bottom w:w="100" w:type="dxa"/>
+              <w:left w:w="100" w:type="dxa"/>
+              <w:right w:w="100" w:type="dxa"/>
+            </w:tcMar>
+          </w:tcPr>
+          <w:p>
+            <w:r>
+              <w:rPr>
+                <w:sz w:val="18"/>
+              </w:rPr>
+              <w:t>Plataforma cloud de telemetría y alertas de cámara, calibración de sensores, potencia eléctrica contratada, seguro y tasas anuales RENFO e INASE</w:t>
+            </w:r>
+          </w:p>
+        </w:tc>
+        <w:tc>
+          <w:tcPr>
+            <w:tcW w:type="dxa" w:w="2340"/>
+            <w:shd w:fill="F9FBFD"/>
+            <w:tcMar>
+              <w:top w:w="100" w:type="dxa"/>
+              <w:bottom w:w="100" w:type="dxa"/>
+              <w:left w:w="100" w:type="dxa"/>
+              <w:right w:w="100" w:type="dxa"/>
+            </w:tcMar>
+          </w:tcPr>
+          <w:p>
+            <w:r>
+              <w:rPr>
+                <w:sz w:val="18"/>
+              </w:rPr>
+              <w:t>$600.000</w:t>
+            </w:r>
+          </w:p>
+        </w:tc>
+        <w:tc>
+          <w:tcPr>
+            <w:tcW w:type="dxa" w:w="2340"/>
+            <w:shd w:fill="F9FBFD"/>
+            <w:tcMar>
+              <w:top w:w="100" w:type="dxa"/>
+              <w:bottom w:w="100" w:type="dxa"/>
+              <w:left w:w="100" w:type="dxa"/>
+              <w:right w:w="100" w:type="dxa"/>
+            </w:tcMar>
+          </w:tcPr>
+          <w:p>
+            <w:r>
+              <w:rPr>
+                <w:sz w:val="18"/>
+              </w:rPr>
+              <w:t>Partida mensual de $50.000 ARS según aranceles de SENASA e INASE y mantenimiento preventivo [S33][S34].</w:t>
+            </w:r>
+          </w:p>
+        </w:tc>
+      </w:tr>
+      <w:tr>
+        <w:tc>
+          <w:tcPr>
+            <w:tcW w:type="dxa" w:w="2340"/>
+            <w:shd w:fill="FFFFFF"/>
+            <w:tcMar>
+              <w:top w:w="100" w:type="dxa"/>
+              <w:bottom w:w="100" w:type="dxa"/>
+              <w:left w:w="100" w:type="dxa"/>
+              <w:right w:w="100" w:type="dxa"/>
+            </w:tcMar>
+          </w:tcPr>
+          <w:p>
+            <w:r>
+              <w:rPr>
+                <w:sz w:val="18"/>
+              </w:rPr>
+              <w:t>Logística fija de prospección y laboratorio</w:t>
+            </w:r>
+          </w:p>
+        </w:tc>
+        <w:tc>
+          <w:tcPr>
+            <w:tcW w:type="dxa" w:w="2340"/>
+            <w:shd w:fill="FFFFFF"/>
+            <w:tcMar>
+              <w:top w:w="100" w:type="dxa"/>
+              <w:bottom w:w="100" w:type="dxa"/>
+              <w:left w:w="100" w:type="dxa"/>
+              <w:right w:w="100" w:type="dxa"/>
+            </w:tcMar>
+          </w:tcPr>
+          <w:p>
+            <w:r>
+              <w:rPr>
+                <w:sz w:val="18"/>
+              </w:rPr>
+              <w:t>Combustible y movilidad de 25 salidas comerciales por 1.750 km más 30 análisis nematológicos de captación en laboratorio</w:t>
+            </w:r>
+          </w:p>
+        </w:tc>
+        <w:tc>
+          <w:tcPr>
+            <w:tcW w:type="dxa" w:w="2340"/>
+            <w:shd w:fill="FFFFFF"/>
+            <w:tcMar>
+              <w:top w:w="100" w:type="dxa"/>
+              <w:bottom w:w="100" w:type="dxa"/>
+              <w:left w:w="100" w:type="dxa"/>
+              <w:right w:w="100" w:type="dxa"/>
+            </w:tcMar>
+          </w:tcPr>
+          <w:p>
+            <w:r>
+              <w:rPr>
+                <w:sz w:val="18"/>
+              </w:rPr>
+              <w:t>$800.000</w:t>
+            </w:r>
+          </w:p>
+        </w:tc>
+        <w:tc>
+          <w:tcPr>
+            <w:tcW w:type="dxa" w:w="2340"/>
+            <w:shd w:fill="FFFFFF"/>
+            <w:tcMar>
+              <w:top w:w="100" w:type="dxa"/>
+              <w:bottom w:w="100" w:type="dxa"/>
+              <w:left w:w="100" w:type="dxa"/>
+              <w:right w:w="100" w:type="dxa"/>
+            </w:tcMar>
+          </w:tcPr>
+          <w:p>
+            <w:r>
+              <w:rPr>
+                <w:sz w:val="18"/>
+              </w:rPr>
+              <w:t>$290.000 ARS de movilidad en campo y $510.000 ARS por 30 muestras a $17.000 ARS en INTA/UNCo.</w:t>
+            </w:r>
+          </w:p>
+        </w:tc>
+      </w:tr>
+      <w:tr>
+        <w:tc>
+          <w:tcPr>
+            <w:tcW w:type="dxa" w:w="2340"/>
+            <w:shd w:fill="F9FBFD"/>
+            <w:tcMar>
+              <w:top w:w="100" w:type="dxa"/>
+              <w:bottom w:w="100" w:type="dxa"/>
+              <w:left w:w="100" w:type="dxa"/>
+              <w:right w:w="100" w:type="dxa"/>
+            </w:tcMar>
+          </w:tcPr>
+          <w:p>
+            <w:r>
+              <w:rPr>
+                <w:sz w:val="18"/>
+              </w:rPr>
+              <w:t>Marketing B2B y difusión técnica</w:t>
+            </w:r>
+          </w:p>
+        </w:tc>
+        <w:tc>
+          <w:tcPr>
+            <w:tcW w:type="dxa" w:w="2340"/>
+            <w:shd w:fill="F9FBFD"/>
+            <w:tcMar>
+              <w:top w:w="100" w:type="dxa"/>
+              <w:bottom w:w="100" w:type="dxa"/>
+              <w:left w:w="100" w:type="dxa"/>
+              <w:right w:w="100" w:type="dxa"/>
+            </w:tcMar>
+          </w:tcPr>
+          <w:p>
+            <w:r>
+              <w:rPr>
+                <w:sz w:val="18"/>
+              </w:rPr>
+              <w:t>Cartelería en 3 parcelas demostrativas, 2 jornadas técnicas con INTA y pauta digital geolocalizada con CRM WhatsApp Business</w:t>
+            </w:r>
+          </w:p>
+        </w:tc>
+        <w:tc>
+          <w:tcPr>
+            <w:tcW w:type="dxa" w:w="2340"/>
+            <w:shd w:fill="F9FBFD"/>
+            <w:tcMar>
+              <w:top w:w="100" w:type="dxa"/>
+              <w:bottom w:w="100" w:type="dxa"/>
+              <w:left w:w="100" w:type="dxa"/>
+              <w:right w:w="100" w:type="dxa"/>
+            </w:tcMar>
+          </w:tcPr>
+          <w:p>
+            <w:r>
+              <w:rPr>
+                <w:sz w:val="18"/>
+              </w:rPr>
+              <w:t>$400.000</w:t>
+            </w:r>
+          </w:p>
+        </w:tc>
+        <w:tc>
+          <w:tcPr>
+            <w:tcW w:type="dxa" w:w="2340"/>
+            <w:shd w:fill="F9FBFD"/>
+            <w:tcMar>
+              <w:top w:w="100" w:type="dxa"/>
+              <w:bottom w:w="100" w:type="dxa"/>
+              <w:left w:w="100" w:type="dxa"/>
+              <w:right w:w="100" w:type="dxa"/>
+            </w:tcMar>
+          </w:tcPr>
+          <w:p>
+            <w:r>
+              <w:rPr>
+                <w:sz w:val="18"/>
+              </w:rPr>
+              <w:t>Presupuesto anual comercial para captación y retención de las 15 a 40 cuentas B2B.</w:t>
+            </w:r>
+          </w:p>
+        </w:tc>
+      </w:tr>
+      <w:tr>
+        <w:tc>
+          <w:tcPr>
+            <w:tcW w:type="dxa" w:w="2340"/>
+            <w:shd w:fill="FFFFFF"/>
+            <w:tcMar>
+              <w:top w:w="100" w:type="dxa"/>
+              <w:bottom w:w="100" w:type="dxa"/>
+              <w:left w:w="100" w:type="dxa"/>
+              <w:right w:w="100" w:type="dxa"/>
+            </w:tcMar>
+          </w:tcPr>
+          <w:p>
+            <w:r>
+              <w:rPr>
+                <w:sz w:val="18"/>
+              </w:rPr>
+              <w:t>Amortización de activos específicos</w:t>
+            </w:r>
+          </w:p>
+        </w:tc>
+        <w:tc>
+          <w:tcPr>
+            <w:tcW w:type="dxa" w:w="2340"/>
+            <w:shd w:fill="FFFFFF"/>
+            <w:tcMar>
+              <w:top w:w="100" w:type="dxa"/>
+              <w:bottom w:w="100" w:type="dxa"/>
+              <w:left w:w="100" w:type="dxa"/>
+              <w:right w:w="100" w:type="dxa"/>
+            </w:tcMar>
+          </w:tcPr>
+          <w:p>
+            <w:r>
+              <w:rPr>
+                <w:sz w:val="18"/>
+              </w:rPr>
+              <w:t>Depreciación lineal a 5 años de la inversión inicial de $14.000.000 ARS en cámara de cicatrización, puesto de injerto e instrumental</w:t>
+            </w:r>
+          </w:p>
+        </w:tc>
+        <w:tc>
+          <w:tcPr>
+            <w:tcW w:type="dxa" w:w="2340"/>
+            <w:shd w:fill="FFFFFF"/>
+            <w:tcMar>
+              <w:top w:w="100" w:type="dxa"/>
+              <w:bottom w:w="100" w:type="dxa"/>
+              <w:left w:w="100" w:type="dxa"/>
+              <w:right w:w="100" w:type="dxa"/>
+            </w:tcMar>
+          </w:tcPr>
+          <w:p>
+            <w:r>
+              <w:rPr>
+                <w:sz w:val="18"/>
+              </w:rPr>
+              <w:t>$2.800.000</w:t>
+            </w:r>
+          </w:p>
+        </w:tc>
+        <w:tc>
+          <w:tcPr>
+            <w:tcW w:type="dxa" w:w="2340"/>
+            <w:shd w:fill="FFFFFF"/>
+            <w:tcMar>
+              <w:top w:w="100" w:type="dxa"/>
+              <w:bottom w:w="100" w:type="dxa"/>
+              <w:left w:w="100" w:type="dxa"/>
+              <w:right w:w="100" w:type="dxa"/>
+            </w:tcMar>
+          </w:tcPr>
+          <w:p>
+            <w:r>
+              <w:rPr>
+                <w:sz w:val="18"/>
+              </w:rPr>
+              <w:t>Cuota anual del 20% sobre activos fijos incorporados en el año 0.</w:t>
+            </w:r>
+          </w:p>
+        </w:tc>
+      </w:tr>
+      <w:tr>
+        <w:tc>
+          <w:tcPr>
+            <w:tcW w:type="dxa" w:w="2340"/>
+            <w:shd w:fill="F9FBFD"/>
+            <w:tcMar>
+              <w:top w:w="100" w:type="dxa"/>
+              <w:bottom w:w="100" w:type="dxa"/>
+              <w:left w:w="100" w:type="dxa"/>
+              <w:right w:w="100" w:type="dxa"/>
+            </w:tcMar>
+          </w:tcPr>
+          <w:p>
+            <w:r>
+              <w:rPr>
+                <w:sz w:val="18"/>
+              </w:rPr>
+              <w:t>Total costos fijos anuales, CF</w:t>
+            </w:r>
+          </w:p>
+        </w:tc>
+        <w:tc>
+          <w:tcPr>
+            <w:tcW w:type="dxa" w:w="2340"/>
+            <w:shd w:fill="F9FBFD"/>
+            <w:tcMar>
+              <w:top w:w="100" w:type="dxa"/>
+              <w:bottom w:w="100" w:type="dxa"/>
+              <w:left w:w="100" w:type="dxa"/>
+              <w:right w:w="100" w:type="dxa"/>
+            </w:tcMar>
+          </w:tcPr>
+          <w:p>
+            <w:r>
+              <w:rPr>
+                <w:sz w:val="18"/>
+              </w:rPr>
+              <w:t>Estructura fija integral de operación de la empresa en Allen</w:t>
+            </w:r>
+          </w:p>
+        </w:tc>
+        <w:tc>
+          <w:tcPr>
+            <w:tcW w:type="dxa" w:w="2340"/>
+            <w:shd w:fill="F9FBFD"/>
+            <w:tcMar>
+              <w:top w:w="100" w:type="dxa"/>
+              <w:bottom w:w="100" w:type="dxa"/>
+              <w:left w:w="100" w:type="dxa"/>
+              <w:right w:w="100" w:type="dxa"/>
+            </w:tcMar>
+          </w:tcPr>
+          <w:p>
+            <w:r>
+              <w:rPr>
+                <w:sz w:val="18"/>
+              </w:rPr>
+              <w:t>$8.800.000</w:t>
+            </w:r>
+          </w:p>
+        </w:tc>
+        <w:tc>
+          <w:tcPr>
+            <w:tcW w:type="dxa" w:w="2340"/>
+            <w:shd w:fill="F9FBFD"/>
+            <w:tcMar>
+              <w:top w:w="100" w:type="dxa"/>
+              <w:bottom w:w="100" w:type="dxa"/>
+              <w:left w:w="100" w:type="dxa"/>
+              <w:right w:w="100" w:type="dxa"/>
+            </w:tcMar>
+          </w:tcPr>
+          <w:p>
+            <w:r>
+              <w:rPr>
+                <w:sz w:val="18"/>
+              </w:rPr>
+              <w:t>Cubierto con la venta de 7.040 plantines anuales de Fase 1.</w:t>
+            </w:r>
+          </w:p>
+        </w:tc>
+      </w:tr>
+    </w:tbl>
+    <w:p>
+      <w:pPr>
+        <w:spacing w:after="80"/>
+      </w:pPr>
+    </w:p>
+    <w:p>
+      <w:pPr>
+        <w:keepNext/>
+        <w:spacing w:before="200" w:after="40"/>
+      </w:pPr>
+      <w:r>
+        <w:rPr>
+          <w:rFonts w:ascii="Arial" w:hAnsi="Arial"/>
+          <w:b/>
+          <w:color w:val="333333"/>
+          <w:sz w:val="22"/>
+        </w:rPr>
+        <w:t>Síntesis del punto de equilibrio operativo</w:t>
       </w:r>
     </w:p>
     <w:tbl>
@@ -6059,7 +10732,7 @@
                 <w:color w:val="FFFFFF"/>
                 <w:sz w:val="19"/>
               </w:rPr>
-              <w:t>Categoría de costo</w:t>
+              <w:t>Indicador de equilibrio en el año 1</w:t>
             </w:r>
           </w:p>
         </w:tc>
@@ -6081,7 +10754,7 @@
                 <w:color w:val="FFFFFF"/>
                 <w:sz w:val="19"/>
               </w:rPr>
-              <w:t>Detalle de rubros incluidos</w:t>
+              <w:t>Fórmula y base de cálculo</w:t>
             </w:r>
           </w:p>
         </w:tc>
@@ -6103,7 +10776,7 @@
                 <w:color w:val="FFFFFF"/>
                 <w:sz w:val="19"/>
               </w:rPr>
-              <w:t>Monto o valor</w:t>
+              <w:t>Resultado operativo</w:t>
             </w:r>
           </w:p>
         </w:tc>
@@ -6125,7 +10798,7 @@
               <w:rPr>
                 <w:sz w:val="18"/>
               </w:rPr>
-              <w:t>Costo variable unitario, CVU</w:t>
+              <w:t>Precio de venta unitario en tomate, P</w:t>
             </w:r>
           </w:p>
         </w:tc>
@@ -6145,7 +10818,7 @@
               <w:rPr>
                 <w:sz w:val="18"/>
               </w:rPr>
-              <w:t>Semilla patrón Maxifort F1, semilla copa, clips de silicona, sustrato, mano de obra de injerto, packaging de $37,50, flete local de $25,00 y 20% de merma técnica</w:t>
+              <w:t>Plantín injertado y cicatrizado entregado en finca</w:t>
             </w:r>
           </w:p>
         </w:tc>
@@ -6165,7 +10838,7 @@
               <w:rPr>
                 <w:sz w:val="18"/>
               </w:rPr>
-              <w:t>$750 ARS por plantín</w:t>
+              <w:t>$2.000 ARS por plantín</w:t>
             </w:r>
           </w:p>
         </w:tc>
@@ -6187,7 +10860,7 @@
               <w:rPr>
                 <w:sz w:val="18"/>
               </w:rPr>
-              <w:t>Precio de venta unitario, P</w:t>
+              <w:t>Costo variable unitario total, CVU</w:t>
             </w:r>
           </w:p>
         </w:tc>
@@ -6207,7 +10880,7 @@
               <w:rPr>
                 <w:sz w:val="18"/>
               </w:rPr>
-              <w:t>Plantín injertado y cicatrizado entregado en finca con 45 a 55 días de desarrollo</w:t>
+              <w:t>Insumos, mano de obra UATRE, 20% merma, packaging y flete local</w:t>
             </w:r>
           </w:p>
         </w:tc>
@@ -6227,7 +10900,7 @@
               <w:rPr>
                 <w:sz w:val="18"/>
               </w:rPr>
-              <w:t>$2.000 ARS por plantín</w:t>
+              <w:t>$750 ARS por plantín</w:t>
             </w:r>
           </w:p>
         </w:tc>
@@ -6269,7 +10942,7 @@
               <w:rPr>
                 <w:sz w:val="18"/>
               </w:rPr>
-              <w:t>Diferencia entre el precio de venta de $2.000 ARS y el costo variable unitario de $750 ARS</w:t>
+              <w:t>Diferencia entre el precio de $2.000 ARS y el CVU de $750 ARS</w:t>
             </w:r>
           </w:p>
         </w:tc>
@@ -6311,7 +10984,7 @@
               <w:rPr>
                 <w:sz w:val="18"/>
               </w:rPr>
-              <w:t>Costos fijos anuales, CF</w:t>
+              <w:t>Costos fijos anuales de estructura, CF</w:t>
             </w:r>
           </w:p>
         </w:tc>
@@ -6331,7 +11004,7 @@
               <w:rPr>
                 <w:sz w:val="18"/>
               </w:rPr>
-              <w:t>Amortización de equipos por $2.800.000, honorarios del director técnico por $3.600.000, registros e insumos fijos por $1.200.000, muestreos por $800.000 y marketing por $400.000</w:t>
+              <w:t>RRHH técnicos y comerciales, administración, tecnología, logística fija, marketing y amortización</w:t>
             </w:r>
           </w:p>
         </w:tc>
@@ -6393,7 +11066,7 @@
               <w:rPr>
                 <w:sz w:val="18"/>
               </w:rPr>
-              <w:t>Cociente entre los costos fijos anuales de $8.800.000 ARS y el margen unitario de $1.250 ARS</w:t>
+              <w:t>Cociente entre $8.800.000 ARS de costos fijos y $1.250 ARS de margen unitario</w:t>
             </w:r>
           </w:p>
         </w:tc>
@@ -6413,7 +11086,7 @@
               <w:rPr>
                 <w:sz w:val="18"/>
               </w:rPr>
-              <w:t>7.040 plantines por año</w:t>
+              <w:t>7.040 plantines por año, 35,2% de la meta</w:t>
             </w:r>
           </w:p>
         </w:tc>
@@ -6435,7 +11108,7 @@
               <w:rPr>
                 <w:sz w:val="18"/>
               </w:rPr>
-              <w:t>Ventas aseguradas en preventa</w:t>
+              <w:t>Cobertura mediante preventa contractual</w:t>
             </w:r>
           </w:p>
         </w:tc>
@@ -6455,7 +11128,7 @@
               <w:rPr>
                 <w:sz w:val="18"/>
               </w:rPr>
-              <w:t>60% de la capacidad operativa anual de 20.000 unidades contratadas con 40% de seña previa</w:t>
+              <w:t>60% de la capacidad anual de 20.000 unidades contratadas con 40% de seña previa</w:t>
             </w:r>
           </w:p>
         </w:tc>
@@ -6522,7 +11195,7 @@
           <w:color w:val="282828"/>
           <w:sz w:val="22"/>
         </w:rPr>
-        <w:t>Inscripción obligatoria bajo la Resolución SENASA 64/2026 como operador de material de propagación vegetal.</w:t>
+        <w:t>Inscripción obligatoria bajo la Resolución SENASA 64/2026 como operador de material de propagación vegetal [S33].</w:t>
       </w:r>
     </w:p>
     <w:p>
@@ -6546,7 +11219,7 @@
           <w:color w:val="282828"/>
           <w:sz w:val="22"/>
         </w:rPr>
-        <w:t>Emisión digital obligatoria para respaldar la trazabilidad en cada envío hacia fincas de Río Negro y el cruce interprovincial hacia Neuquén.</w:t>
+        <w:t>Emisión digital obligatoria para respaldar la trazabilidad en cada envío hacia fincas de Río Negro y el cruce interprovincial hacia Neuquén [S33].</w:t>
       </w:r>
     </w:p>
     <w:p>
@@ -6570,7 +11243,7 @@
           <w:color w:val="282828"/>
           <w:sz w:val="22"/>
         </w:rPr>
-        <w:t>Habilitación en la categoría Vivero Hortícola bajo la responsabilidad profesional del director técnico ingeniero agrónomo matriculado.</w:t>
+        <w:t>Habilitación en la categoría Vivero Hortícola bajo la responsabilidad profesional del director técnico ingeniero agrónomo matriculado [S34].</w:t>
       </w:r>
     </w:p>
     <w:p>
@@ -6624,7 +11297,7 @@
           <w:color w:val="2980B9"/>
           <w:sz w:val="26"/>
         </w:rPr>
-        <w:t>3.1. Presupuesto de inversión inicial</w:t>
+        <w:t>3.1. Presupuesto de inversión inicial y fuentes de cotización</w:t>
       </w:r>
     </w:p>
     <w:p>
@@ -6638,104 +11311,534 @@
           <w:color w:val="282828"/>
           <w:sz w:val="22"/>
         </w:rPr>
-        <w:t>La inversión inicial asciende a $14.000.000 ARS distribuidos en cuatro rubros de activos y puesta en marcha:</w:t>
+        <w:t>La inversión inicial asciende a $14.000.000 ARS en activos específicos e intangibles preoperativos, valorizados según cotizaciones de proveedores regionales y catálogos al tipo de cambio oficial de $1.550 ARS por dólar [S28]:</w:t>
       </w:r>
     </w:p>
+    <w:tbl>
+      <w:tblPr>
+        <w:tblW w:type="auto" w:w="0"/>
+        <w:jc w:val="center"/>
+        <w:tblLook w:firstColumn="1" w:firstRow="1" w:lastColumn="0" w:lastRow="0" w:noHBand="0" w:noVBand="1" w:val="04A0"/>
+        <w:tblBorders>
+          <w:top w:val="single" w:sz="4" w:space="0" w:color="D3D3D3"/>
+          <w:bottom w:val="single" w:sz="4" w:space="0" w:color="D3D3D3"/>
+          <w:insideH w:val="single" w:sz="4" w:space="0" w:color="D3D3D3"/>
+          <w:insideV w:val="none"/>
+          <w:left w:val="none"/>
+          <w:right w:val="none"/>
+        </w:tblBorders>
+      </w:tblPr>
+      <w:tblGrid>
+        <w:gridCol w:w="2340"/>
+        <w:gridCol w:w="2340"/>
+        <w:gridCol w:w="2340"/>
+        <w:gridCol w:w="2340"/>
+      </w:tblGrid>
+      <w:tr>
+        <w:tc>
+          <w:tcPr>
+            <w:tcW w:type="dxa" w:w="2340"/>
+            <w:shd w:fill="003366"/>
+            <w:tcMar>
+              <w:top w:w="120" w:type="dxa"/>
+              <w:bottom w:w="120" w:type="dxa"/>
+              <w:left w:w="120" w:type="dxa"/>
+              <w:right w:w="120" w:type="dxa"/>
+            </w:tcMar>
+          </w:tcPr>
+          <w:p>
+            <w:r>
+              <w:rPr>
+                <w:b/>
+                <w:color w:val="FFFFFF"/>
+                <w:sz w:val="19"/>
+              </w:rPr>
+              <w:t>Rubro de inversión inicial</w:t>
+            </w:r>
+          </w:p>
+        </w:tc>
+        <w:tc>
+          <w:tcPr>
+            <w:tcW w:type="dxa" w:w="2340"/>
+            <w:shd w:fill="003366"/>
+            <w:tcMar>
+              <w:top w:w="120" w:type="dxa"/>
+              <w:bottom w:w="120" w:type="dxa"/>
+              <w:left w:w="120" w:type="dxa"/>
+              <w:right w:w="120" w:type="dxa"/>
+            </w:tcMar>
+          </w:tcPr>
+          <w:p>
+            <w:r>
+              <w:rPr>
+                <w:b/>
+                <w:color w:val="FFFFFF"/>
+                <w:sz w:val="19"/>
+              </w:rPr>
+              <w:t>Desglose de componentes y cantidades</w:t>
+            </w:r>
+          </w:p>
+        </w:tc>
+        <w:tc>
+          <w:tcPr>
+            <w:tcW w:type="dxa" w:w="2340"/>
+            <w:shd w:fill="003366"/>
+            <w:tcMar>
+              <w:top w:w="120" w:type="dxa"/>
+              <w:bottom w:w="120" w:type="dxa"/>
+              <w:left w:w="120" w:type="dxa"/>
+              <w:right w:w="120" w:type="dxa"/>
+            </w:tcMar>
+          </w:tcPr>
+          <w:p>
+            <w:r>
+              <w:rPr>
+                <w:b/>
+                <w:color w:val="FFFFFF"/>
+                <w:sz w:val="19"/>
+              </w:rPr>
+              <w:t>Monto en ARS</w:t>
+            </w:r>
+          </w:p>
+        </w:tc>
+        <w:tc>
+          <w:tcPr>
+            <w:tcW w:type="dxa" w:w="2340"/>
+            <w:shd w:fill="003366"/>
+            <w:tcMar>
+              <w:top w:w="120" w:type="dxa"/>
+              <w:bottom w:w="120" w:type="dxa"/>
+              <w:left w:w="120" w:type="dxa"/>
+              <w:right w:w="120" w:type="dxa"/>
+            </w:tcMar>
+          </w:tcPr>
+          <w:p>
+            <w:r>
+              <w:rPr>
+                <w:b/>
+                <w:color w:val="FFFFFF"/>
+                <w:sz w:val="19"/>
+              </w:rPr>
+              <w:t>Fuente de cotización y proveedor de referencia</w:t>
+            </w:r>
+          </w:p>
+        </w:tc>
+      </w:tr>
+      <w:tr>
+        <w:tc>
+          <w:tcPr>
+            <w:tcW w:type="dxa" w:w="2340"/>
+            <w:shd w:fill="F9FBFD"/>
+            <w:tcMar>
+              <w:top w:w="100" w:type="dxa"/>
+              <w:bottom w:w="100" w:type="dxa"/>
+              <w:left w:w="100" w:type="dxa"/>
+              <w:right w:w="100" w:type="dxa"/>
+            </w:tcMar>
+          </w:tcPr>
+          <w:p>
+            <w:r>
+              <w:rPr>
+                <w:sz w:val="18"/>
+              </w:rPr>
+              <w:t>1. Cámara de cicatrización climatizada de 18 m²</w:t>
+            </w:r>
+          </w:p>
+        </w:tc>
+        <w:tc>
+          <w:tcPr>
+            <w:tcW w:type="dxa" w:w="2340"/>
+            <w:shd w:fill="F9FBFD"/>
+            <w:tcMar>
+              <w:top w:w="100" w:type="dxa"/>
+              <w:bottom w:w="100" w:type="dxa"/>
+              <w:left w:w="100" w:type="dxa"/>
+              <w:right w:w="100" w:type="dxa"/>
+            </w:tcMar>
+          </w:tcPr>
+          <w:p>
+            <w:r>
+              <w:rPr>
+                <w:sz w:val="18"/>
+              </w:rPr>
+              <w:t>Paneles modulares térmicos de poliuretano de 60 mm por $4.600.000, equipo split inverter de 4.500 frigorías por $1.450.000, humidificador ultrasónico industrial para más de 90% HR por $1.350.000, 4 racks galvanizados de 4 niveles para 384 bandejas por $1.600.000 y luminarias LED vegetativas IP65 por $1.200.000</w:t>
+            </w:r>
+          </w:p>
+        </w:tc>
+        <w:tc>
+          <w:tcPr>
+            <w:tcW w:type="dxa" w:w="2340"/>
+            <w:shd w:fill="F9FBFD"/>
+            <w:tcMar>
+              <w:top w:w="100" w:type="dxa"/>
+              <w:bottom w:w="100" w:type="dxa"/>
+              <w:left w:w="100" w:type="dxa"/>
+              <w:right w:w="100" w:type="dxa"/>
+            </w:tcMar>
+          </w:tcPr>
+          <w:p>
+            <w:r>
+              <w:rPr>
+                <w:sz w:val="18"/>
+              </w:rPr>
+              <w:t>$10.200.000</w:t>
+            </w:r>
+          </w:p>
+        </w:tc>
+        <w:tc>
+          <w:tcPr>
+            <w:tcW w:type="dxa" w:w="2340"/>
+            <w:shd w:fill="F9FBFD"/>
+            <w:tcMar>
+              <w:top w:w="100" w:type="dxa"/>
+              <w:bottom w:w="100" w:type="dxa"/>
+              <w:left w:w="100" w:type="dxa"/>
+              <w:right w:w="100" w:type="dxa"/>
+            </w:tcMar>
+          </w:tcPr>
+          <w:p>
+            <w:r>
+              <w:rPr>
+                <w:sz w:val="18"/>
+              </w:rPr>
+              <w:t>Listas de precios de fabricantes de paneles aislantes Arneg y Friolatina, climatización comercial BGH y Surrey, metalúrgica zonal de Allen e importadores de luminotecnia hortícola a USD 774 oficiales [S12][S26][S28].</w:t>
+            </w:r>
+          </w:p>
+        </w:tc>
+      </w:tr>
+      <w:tr>
+        <w:tc>
+          <w:tcPr>
+            <w:tcW w:type="dxa" w:w="2340"/>
+            <w:shd w:fill="FFFFFF"/>
+            <w:tcMar>
+              <w:top w:w="100" w:type="dxa"/>
+              <w:bottom w:w="100" w:type="dxa"/>
+              <w:left w:w="100" w:type="dxa"/>
+              <w:right w:w="100" w:type="dxa"/>
+            </w:tcMar>
+          </w:tcPr>
+          <w:p>
+            <w:r>
+              <w:rPr>
+                <w:sz w:val="18"/>
+              </w:rPr>
+              <w:t>2. Puesto de injerto e instrumental</w:t>
+            </w:r>
+          </w:p>
+        </w:tc>
+        <w:tc>
+          <w:tcPr>
+            <w:tcW w:type="dxa" w:w="2340"/>
+            <w:shd w:fill="FFFFFF"/>
+            <w:tcMar>
+              <w:top w:w="100" w:type="dxa"/>
+              <w:bottom w:w="100" w:type="dxa"/>
+              <w:left w:w="100" w:type="dxa"/>
+              <w:right w:w="100" w:type="dxa"/>
+            </w:tcMar>
+          </w:tcPr>
+          <w:p>
+            <w:r>
+              <w:rPr>
+                <w:sz w:val="18"/>
+              </w:rPr>
+              <w:t>Dos mesadas de acero inoxidable AISI 304 de 2,0 m por $580.000, mangos y hojas de bisturí quirúrgico descartables más pinzas por $140.000, y pulverizadores de presión previa con bandejas de desinfección por $180.000</w:t>
+            </w:r>
+          </w:p>
+        </w:tc>
+        <w:tc>
+          <w:tcPr>
+            <w:tcW w:type="dxa" w:w="2340"/>
+            <w:shd w:fill="FFFFFF"/>
+            <w:tcMar>
+              <w:top w:w="100" w:type="dxa"/>
+              <w:bottom w:w="100" w:type="dxa"/>
+              <w:left w:w="100" w:type="dxa"/>
+              <w:right w:w="100" w:type="dxa"/>
+            </w:tcMar>
+          </w:tcPr>
+          <w:p>
+            <w:r>
+              <w:rPr>
+                <w:sz w:val="18"/>
+              </w:rPr>
+              <w:t>$900.000</w:t>
+            </w:r>
+          </w:p>
+        </w:tc>
+        <w:tc>
+          <w:tcPr>
+            <w:tcW w:type="dxa" w:w="2340"/>
+            <w:shd w:fill="FFFFFF"/>
+            <w:tcMar>
+              <w:top w:w="100" w:type="dxa"/>
+              <w:bottom w:w="100" w:type="dxa"/>
+              <w:left w:w="100" w:type="dxa"/>
+              <w:right w:w="100" w:type="dxa"/>
+            </w:tcMar>
+          </w:tcPr>
+          <w:p>
+            <w:r>
+              <w:rPr>
+                <w:sz w:val="18"/>
+              </w:rPr>
+              <w:t>Cotizaciones de proveedores de equipamiento de acero inoxidable e instrumental médico de Neuquén y agroquímicas de General Roca [S12][S26].</w:t>
+            </w:r>
+          </w:p>
+        </w:tc>
+      </w:tr>
+      <w:tr>
+        <w:tc>
+          <w:tcPr>
+            <w:tcW w:type="dxa" w:w="2340"/>
+            <w:shd w:fill="F9FBFD"/>
+            <w:tcMar>
+              <w:top w:w="100" w:type="dxa"/>
+              <w:bottom w:w="100" w:type="dxa"/>
+              <w:left w:w="100" w:type="dxa"/>
+              <w:right w:w="100" w:type="dxa"/>
+            </w:tcMar>
+          </w:tcPr>
+          <w:p>
+            <w:r>
+              <w:rPr>
+                <w:sz w:val="18"/>
+              </w:rPr>
+              <w:t>3. Instrumental de diagnóstico y monitoreo Fase 2</w:t>
+            </w:r>
+          </w:p>
+        </w:tc>
+        <w:tc>
+          <w:tcPr>
+            <w:tcW w:type="dxa" w:w="2340"/>
+            <w:shd w:fill="F9FBFD"/>
+            <w:tcMar>
+              <w:top w:w="100" w:type="dxa"/>
+              <w:bottom w:w="100" w:type="dxa"/>
+              <w:left w:w="100" w:type="dxa"/>
+              <w:right w:w="100" w:type="dxa"/>
+            </w:tcMar>
+          </w:tcPr>
+          <w:p>
+            <w:r>
+              <w:rPr>
+                <w:sz w:val="18"/>
+              </w:rPr>
+              <w:t>Seis sensores dataloggers térmicos sumergibles IP68 con sonda de suelo por $720.000, barreno calador de acero forjado de 30 cm por $340.000, y refractómetro óptico más medidor digital de pH y conductividad para control de ensilado por $240.000</w:t>
+            </w:r>
+          </w:p>
+        </w:tc>
+        <w:tc>
+          <w:tcPr>
+            <w:tcW w:type="dxa" w:w="2340"/>
+            <w:shd w:fill="F9FBFD"/>
+            <w:tcMar>
+              <w:top w:w="100" w:type="dxa"/>
+              <w:bottom w:w="100" w:type="dxa"/>
+              <w:left w:w="100" w:type="dxa"/>
+              <w:right w:w="100" w:type="dxa"/>
+            </w:tcMar>
+          </w:tcPr>
+          <w:p>
+            <w:r>
+              <w:rPr>
+                <w:sz w:val="18"/>
+              </w:rPr>
+              <w:t>$1.300.000</w:t>
+            </w:r>
+          </w:p>
+        </w:tc>
+        <w:tc>
+          <w:tcPr>
+            <w:tcW w:type="dxa" w:w="2340"/>
+            <w:shd w:fill="F9FBFD"/>
+            <w:tcMar>
+              <w:top w:w="100" w:type="dxa"/>
+              <w:bottom w:w="100" w:type="dxa"/>
+              <w:left w:w="100" w:type="dxa"/>
+              <w:right w:w="100" w:type="dxa"/>
+            </w:tcMar>
+          </w:tcPr>
+          <w:p>
+            <w:r>
+              <w:rPr>
+                <w:sz w:val="18"/>
+              </w:rPr>
+              <w:t>Catálogos de instrumental Hobo y Elitech por USD 465 oficiales [S13][S14][S28], proveedores de muestreo edáfico [S15] y protocolo de control de silo bolsa de INTA Alto Valle [S30].</w:t>
+            </w:r>
+          </w:p>
+        </w:tc>
+      </w:tr>
+      <w:tr>
+        <w:tc>
+          <w:tcPr>
+            <w:tcW w:type="dxa" w:w="2340"/>
+            <w:shd w:fill="FFFFFF"/>
+            <w:tcMar>
+              <w:top w:w="100" w:type="dxa"/>
+              <w:bottom w:w="100" w:type="dxa"/>
+              <w:left w:w="100" w:type="dxa"/>
+              <w:right w:w="100" w:type="dxa"/>
+            </w:tcMar>
+          </w:tcPr>
+          <w:p>
+            <w:r>
+              <w:rPr>
+                <w:sz w:val="18"/>
+              </w:rPr>
+              <w:t>4. Gastos preoperativos y capacitación</w:t>
+            </w:r>
+          </w:p>
+        </w:tc>
+        <w:tc>
+          <w:tcPr>
+            <w:tcW w:type="dxa" w:w="2340"/>
+            <w:shd w:fill="FFFFFF"/>
+            <w:tcMar>
+              <w:top w:w="100" w:type="dxa"/>
+              <w:bottom w:w="100" w:type="dxa"/>
+              <w:left w:w="100" w:type="dxa"/>
+              <w:right w:w="100" w:type="dxa"/>
+            </w:tcMar>
+          </w:tcPr>
+          <w:p>
+            <w:r>
+              <w:rPr>
+                <w:sz w:val="18"/>
+              </w:rPr>
+              <w:t>Semillas, sustrato y bandejas para 3 lotes piloto de calibración por $650.000, entrenamiento práctico de 2 operarios injertadores durante 3 semanas por $600.000, y tasas de inscripción en RENFO, INASE y constitución de SAS por $350.000</w:t>
+            </w:r>
+          </w:p>
+        </w:tc>
+        <w:tc>
+          <w:tcPr>
+            <w:tcW w:type="dxa" w:w="2340"/>
+            <w:shd w:fill="FFFFFF"/>
+            <w:tcMar>
+              <w:top w:w="100" w:type="dxa"/>
+              <w:bottom w:w="100" w:type="dxa"/>
+              <w:left w:w="100" w:type="dxa"/>
+              <w:right w:w="100" w:type="dxa"/>
+            </w:tcMar>
+          </w:tcPr>
+          <w:p>
+            <w:r>
+              <w:rPr>
+                <w:sz w:val="18"/>
+              </w:rPr>
+              <w:t>$1.600.000</w:t>
+            </w:r>
+          </w:p>
+        </w:tc>
+        <w:tc>
+          <w:tcPr>
+            <w:tcW w:type="dxa" w:w="2340"/>
+            <w:shd w:fill="FFFFFF"/>
+            <w:tcMar>
+              <w:top w:w="100" w:type="dxa"/>
+              <w:bottom w:w="100" w:type="dxa"/>
+              <w:left w:w="100" w:type="dxa"/>
+              <w:right w:w="100" w:type="dxa"/>
+            </w:tcMar>
+          </w:tcPr>
+          <w:p>
+            <w:r>
+              <w:rPr>
+                <w:sz w:val="18"/>
+              </w:rPr>
+              <w:t>Costos de insumos según semilleras [S10][S31], jornales de capacitación bajo convenio UATRE [S32] y aranceles vigentes de registros públicos [S33][S34].</w:t>
+            </w:r>
+          </w:p>
+        </w:tc>
+      </w:tr>
+      <w:tr>
+        <w:tc>
+          <w:tcPr>
+            <w:tcW w:type="dxa" w:w="2340"/>
+            <w:shd w:fill="F9FBFD"/>
+            <w:tcMar>
+              <w:top w:w="100" w:type="dxa"/>
+              <w:bottom w:w="100" w:type="dxa"/>
+              <w:left w:w="100" w:type="dxa"/>
+              <w:right w:w="100" w:type="dxa"/>
+            </w:tcMar>
+          </w:tcPr>
+          <w:p>
+            <w:r>
+              <w:rPr>
+                <w:sz w:val="18"/>
+              </w:rPr>
+              <w:t>Total inversión inicial requerida</w:t>
+            </w:r>
+          </w:p>
+        </w:tc>
+        <w:tc>
+          <w:tcPr>
+            <w:tcW w:type="dxa" w:w="2340"/>
+            <w:shd w:fill="F9FBFD"/>
+            <w:tcMar>
+              <w:top w:w="100" w:type="dxa"/>
+              <w:bottom w:w="100" w:type="dxa"/>
+              <w:left w:w="100" w:type="dxa"/>
+              <w:right w:w="100" w:type="dxa"/>
+            </w:tcMar>
+          </w:tcPr>
+          <w:p>
+            <w:r>
+              <w:rPr>
+                <w:sz w:val="18"/>
+              </w:rPr>
+              <w:t>Activos específicos, instrumental de campo y puesta en marcha</w:t>
+            </w:r>
+          </w:p>
+        </w:tc>
+        <w:tc>
+          <w:tcPr>
+            <w:tcW w:type="dxa" w:w="2340"/>
+            <w:shd w:fill="F9FBFD"/>
+            <w:tcMar>
+              <w:top w:w="100" w:type="dxa"/>
+              <w:bottom w:w="100" w:type="dxa"/>
+              <w:left w:w="100" w:type="dxa"/>
+              <w:right w:w="100" w:type="dxa"/>
+            </w:tcMar>
+          </w:tcPr>
+          <w:p>
+            <w:r>
+              <w:rPr>
+                <w:sz w:val="18"/>
+              </w:rPr>
+              <w:t>$14.000.000</w:t>
+            </w:r>
+          </w:p>
+        </w:tc>
+        <w:tc>
+          <w:tcPr>
+            <w:tcW w:type="dxa" w:w="2340"/>
+            <w:shd w:fill="F9FBFD"/>
+            <w:tcMar>
+              <w:top w:w="100" w:type="dxa"/>
+              <w:bottom w:w="100" w:type="dxa"/>
+              <w:left w:w="100" w:type="dxa"/>
+              <w:right w:w="100" w:type="dxa"/>
+            </w:tcMar>
+          </w:tcPr>
+          <w:p>
+            <w:r>
+              <w:rPr>
+                <w:sz w:val="18"/>
+              </w:rPr>
+              <w:t>Financiado en un 60% con capital privado SAS y un 40% con crédito provincial PAR.</w:t>
+            </w:r>
+          </w:p>
+        </w:tc>
+      </w:tr>
+    </w:tbl>
     <w:p>
       <w:pPr>
-        <w:pStyle w:val="ListBullet"/>
-        <w:spacing w:before="0" w:after="60" w:line="276" w:lineRule="auto"/>
+        <w:spacing w:after="80"/>
       </w:pPr>
-      <w:r>
-        <w:rPr>
-          <w:rFonts w:ascii="Calibri" w:hAnsi="Calibri"/>
-          <w:b/>
-          <w:color w:val="1E1E1E"/>
-          <w:sz w:val="22"/>
-        </w:rPr>
-        <w:t xml:space="preserve">Cámara de cicatrización de 18 m². </w:t>
-      </w:r>
-      <w:r>
-        <w:rPr>
-          <w:rFonts w:ascii="Calibri" w:hAnsi="Calibri"/>
-          <w:i w:val="0"/>
-          <w:color w:val="282828"/>
-          <w:sz w:val="22"/>
-        </w:rPr>
-        <w:t>$10.200.000 ARS destinados a paneles aislantes de poliuretano, equipo climatizador split inverter de 4.500 frigorías, humidificador ultrasónico para mantener más del 90% de humedad relativa, racks metálicos de 4 niveles e iluminación LED vegetativa.</w:t>
-      </w:r>
-    </w:p>
-    <w:p>
-      <w:pPr>
-        <w:pStyle w:val="ListBullet"/>
-        <w:spacing w:before="0" w:after="60" w:line="276" w:lineRule="auto"/>
-      </w:pPr>
-      <w:r>
-        <w:rPr>
-          <w:rFonts w:ascii="Calibri" w:hAnsi="Calibri"/>
-          <w:b/>
-          <w:color w:val="1E1E1E"/>
-          <w:sz w:val="22"/>
-        </w:rPr>
-        <w:t xml:space="preserve">Puesto de injerto e instrumental. </w:t>
-      </w:r>
-      <w:r>
-        <w:rPr>
-          <w:rFonts w:ascii="Calibri" w:hAnsi="Calibri"/>
-          <w:i w:val="0"/>
-          <w:color w:val="282828"/>
-          <w:sz w:val="22"/>
-        </w:rPr>
-        <w:t>$900.000 ARS para mesadas de acero inoxidable, bisturís quirúrgicos, clips de silicona de 2 mm y pulverizadores de desinfección.</w:t>
-      </w:r>
-    </w:p>
-    <w:p>
-      <w:pPr>
-        <w:pStyle w:val="ListBullet"/>
-        <w:spacing w:before="0" w:after="60" w:line="276" w:lineRule="auto"/>
-      </w:pPr>
-      <w:r>
-        <w:rPr>
-          <w:rFonts w:ascii="Calibri" w:hAnsi="Calibri"/>
-          <w:b/>
-          <w:color w:val="1E1E1E"/>
-          <w:sz w:val="22"/>
-        </w:rPr>
-        <w:t xml:space="preserve">Instrumental de diagnóstico y campo. </w:t>
-      </w:r>
-      <w:r>
-        <w:rPr>
-          <w:rFonts w:ascii="Calibri" w:hAnsi="Calibri"/>
-          <w:i w:val="0"/>
-          <w:color w:val="282828"/>
-          <w:sz w:val="22"/>
-        </w:rPr>
-        <w:t>$1.300.000 ARS en barreno calador de acero, sensores dataloggers térmicos sumergibles para control de solarización y refractómetro.</w:t>
-      </w:r>
-    </w:p>
-    <w:p>
-      <w:pPr>
-        <w:pStyle w:val="ListBullet"/>
-        <w:spacing w:before="0" w:after="60" w:line="276" w:lineRule="auto"/>
-      </w:pPr>
-      <w:r>
-        <w:rPr>
-          <w:rFonts w:ascii="Calibri" w:hAnsi="Calibri"/>
-          <w:b/>
-          <w:color w:val="1E1E1E"/>
-          <w:sz w:val="22"/>
-        </w:rPr>
-        <w:t xml:space="preserve">Gastos preoperativos y capacitación. </w:t>
-      </w:r>
-      <w:r>
-        <w:rPr>
-          <w:rFonts w:ascii="Calibri" w:hAnsi="Calibri"/>
-          <w:i w:val="0"/>
-          <w:color w:val="282828"/>
-          <w:sz w:val="22"/>
-        </w:rPr>
-        <w:t>$1.600.000 ARS asignados a ensayos de calibración climática, lotes iniciales de prueba y entrenamiento práctico de los injertadores.</w:t>
-      </w:r>
     </w:p>
     <w:p>
       <w:pPr>
@@ -6859,7 +11962,7 @@
           <w:color w:val="282828"/>
           <w:sz w:val="22"/>
         </w:rPr>
-        <w:t>60% integrado mediante capital propio de los socios de la SAS por $8.400.000 ARS y 40% cubierto con crédito a tasa bonificada del programa provincial PAR Agroquímicos y Maquinaria de Río Negro por $5.600.000 ARS.</w:t>
+        <w:t>60% integrado mediante capital propio de los socios de la SAS por $8.400.000 ARS y 40% cubierto con crédito a tasa bonificada del programa provincial PAR Agroquímicos y Maquinaria de Río Negro por $5.600.000 ARS [S35].</w:t>
       </w:r>
     </w:p>
     <w:p>
@@ -6976,7 +12079,31 @@
           <w:color w:val="2980B9"/>
           <w:sz w:val="26"/>
         </w:rPr>
-        <w:t>4.2. Matriz de mitigación de riesgos</w:t>
+        <w:t>4.2. Matriz de mitigación de riesgos y hoja de validación</w:t>
+      </w:r>
+    </w:p>
+    <w:p>
+      <w:pPr>
+        <w:pStyle w:val="ListBullet"/>
+        <w:spacing w:before="0" w:after="60" w:line="276" w:lineRule="auto"/>
+      </w:pPr>
+      <w:r>
+        <w:rPr>
+          <w:rFonts w:ascii="Calibri" w:hAnsi="Calibri"/>
+          <w:b/>
+          <w:color w:val="1E1E1E"/>
+          <w:sz w:val="22"/>
+        </w:rPr>
+        <w:t xml:space="preserve">Riesgo de desprestigio comercial por fallas en suelos degradados. </w:t>
+      </w:r>
+      <w:r>
+        <w:rPr>
+          <w:rFonts w:ascii="Calibri" w:hAnsi="Calibri"/>
+          <w:i w:val="0"/>
+          <w:color w:val="282828"/>
+          <w:sz w:val="22"/>
+        </w:rPr>
+        <w:t>Muestreo nematológico obligatorio previo a la venta para informar por escrito al productor el rinde proyectado en su lote y recomendar la Fase 2 cuando el nivel de infestación supera el umbral de tolerancia del portainjerto.</w:t>
       </w:r>
     </w:p>
     <w:p>
@@ -7000,7 +12127,7 @@
           <w:color w:val="282828"/>
           <w:sz w:val="22"/>
         </w:rPr>
-        <w:t>Control automatizado de temperatura y humedad con sensores IoT, alarma remota al teléfono del director técnico y margen del 20% de capacidad reservado para resiembra.</w:t>
+        <w:t>Control automatizado de temperatura y humedad con sensores IoT, alarma remota al teléfono del director técnico, entrenamiento previo de dos operarios con tres lotes piloto y margen del 20% de capacidad reservado para resiembra.</w:t>
       </w:r>
     </w:p>
     <w:p>
@@ -7039,7 +12166,7 @@
           <w:color w:val="1E1E1E"/>
           <w:sz w:val="22"/>
         </w:rPr>
-        <w:t xml:space="preserve">Riesgo de abastecimiento de orujo en Fase 2. </w:t>
+        <w:t xml:space="preserve">Riesgo de abastecimiento y estacionalidad del orujo en Fase 2. </w:t>
       </w:r>
       <w:r>
         <w:rPr>
@@ -7048,7 +12175,7 @@
           <w:color w:val="282828"/>
           <w:sz w:val="22"/>
         </w:rPr>
-        <w:t>Acuerdos de retiro programado con jugueras y sidreras de Allen y bodegas de San Patricio del Chañar durante la ventana de molienda de febrero a abril, conservando el subproducto mediante ensilado anaeróbico en bolsas plásticas.</w:t>
+        <w:t>Acuerdos de retiro programado con jugueras y sidreras de Allen y bodegas de San Patricio del Chañar durante la molienda de febrero a abril, conservando el subproducto hasta 12 meses mediante ensilado anaeróbico en bolsas plásticas a pH menor a 4,0 [S30].</w:t>
       </w:r>
     </w:p>
     <w:p>
@@ -7077,7 +12204,7 @@
           <w:color w:val="282828"/>
           <w:sz w:val="22"/>
         </w:rPr>
-        <w:t>A continuación se listan las 37 fuentes consultadas para formular el estudio de inversión:</w:t>
+        <w:t>A continuación se listan las 35 fuentes consultadas para formular el estudio de inversión:</w:t>
       </w:r>
     </w:p>
     <w:p>
@@ -7572,7 +12699,7 @@
           <w:color w:val="282828"/>
           <w:sz w:val="22"/>
         </w:rPr>
-        <w:t>[S33] Cátedra Sistemas de Gestión, UTN FRBA. «Guía Resumen PEP, Proyecto de Evaluación de Proyectos de Inversión, formato oficial de presentación». 2026.</w:t>
+        <w:t>[S33] SENASA. «Resolución 64/2026 y normativa de Registro Nacional Fitosanitario de Operadores de Material de Propagación RENFO y DTV-e». 2026.</w:t>
       </w:r>
     </w:p>
     <w:p>
@@ -7587,7 +12714,7 @@
           <w:color w:val="282828"/>
           <w:sz w:val="22"/>
         </w:rPr>
-        <w:t>[S34] Prof. José. «Devolución oral y observaciones técnico-comerciales al TP v2.4, audio y transcripción de cátedra». Octubre 2026.</w:t>
+        <w:t>[S34] INASE. «Registro Nacional de Comercio y Fiscalización de Semillas RNCyFS, Categoría Vivero Hortícola y Dirección Técnica Matriculada». 2026.</w:t>
       </w:r>
     </w:p>
     <w:p>
@@ -7602,37 +12729,7 @@
           <w:color w:val="282828"/>
           <w:sz w:val="22"/>
         </w:rPr>
-        <w:t>[S35] SENASA. «Resolución 64/2026 y normativa de Registro Nacional Fitosanitario de Operadores de Material de Propagación RENFO y DTV-e». 2026.</w:t>
-      </w:r>
-    </w:p>
-    <w:p>
-      <w:pPr>
-        <w:pStyle w:val="ListBullet"/>
-        <w:spacing w:before="0" w:after="60" w:line="276" w:lineRule="auto"/>
-      </w:pPr>
-      <w:r>
-        <w:rPr>
-          <w:rFonts w:ascii="Calibri" w:hAnsi="Calibri"/>
-          <w:i w:val="0"/>
-          <w:color w:val="282828"/>
-          <w:sz w:val="22"/>
-        </w:rPr>
-        <w:t>[S36] INASE. «Registro Nacional de Comercio y Fiscalización de Semillas RNCyFS, Categoría Vivero Hortícola y Dirección Técnica Matriculada». 2026.</w:t>
-      </w:r>
-    </w:p>
-    <w:p>
-      <w:pPr>
-        <w:pStyle w:val="ListBullet"/>
-        <w:spacing w:before="0" w:after="60" w:line="276" w:lineRule="auto"/>
-      </w:pPr>
-      <w:r>
-        <w:rPr>
-          <w:rFonts w:ascii="Calibri" w:hAnsi="Calibri"/>
-          <w:i w:val="0"/>
-          <w:color w:val="282828"/>
-          <w:sz w:val="22"/>
-        </w:rPr>
-        <w:t>[S37] Ministerio de Desarrollo Económico y Productivo de Río Negro y Centro PyME-ADENEU. «Programas PAR Agroquímicos y Maquinaria y Régimen de Crédito Fiscal para Inversiones Productivas». 2026.</w:t>
+        <w:t>[S35] Ministerio de Desarrollo Económico y Productivo de Río Negro y Centro PyME-ADENEU. «Programas PAR Agroquímicos y Maquinaria y Régimen de Crédito Fiscal para Inversiones Productivas». 2026.</w:t>
       </w:r>
     </w:p>
     <w:sectPr>
